--- a/отчеты 3-5/Интегрирование ассетов в движок.docx
+++ b/отчеты 3-5/Интегрирование ассетов в движок.docx
@@ -409,27 +409,7 @@
           <w:lang w:eastAsia="ru-RU"/>
         </w:rPr>
         <w:br/>
-        <w:t xml:space="preserve">на тему: «Интегрирование </w:t>
-      </w:r>
-      <w:proofErr w:type="spellStart"/>
-      <w:r>
-        <w:rPr>
-          <w:rFonts w:ascii="Times New Roman" w:eastAsia="Times New Roman" w:hAnsi="Times New Roman" w:cs="Times New Roman"/>
-          <w:sz w:val="28"/>
-          <w:szCs w:val="20"/>
-          <w:lang w:eastAsia="ru-RU"/>
-        </w:rPr>
-        <w:t>ассетов</w:t>
-      </w:r>
-      <w:proofErr w:type="spellEnd"/>
-      <w:r>
-        <w:rPr>
-          <w:rFonts w:ascii="Times New Roman" w:eastAsia="Times New Roman" w:hAnsi="Times New Roman" w:cs="Times New Roman"/>
-          <w:sz w:val="28"/>
-          <w:szCs w:val="20"/>
-          <w:lang w:eastAsia="ru-RU"/>
-        </w:rPr>
-        <w:t xml:space="preserve"> в игру/движок и настройка коллизий»</w:t>
+        <w:t>на тему: «Интегрирование ассетов в игру/движок и настройка коллизий»</w:t>
       </w:r>
     </w:p>
     <w:p>
@@ -527,7 +507,6 @@
           <w:lang w:eastAsia="ru-RU"/>
         </w:rPr>
       </w:pPr>
-      <w:proofErr w:type="spellStart"/>
       <w:r>
         <w:rPr>
           <w:rFonts w:ascii="Times New Roman" w:eastAsia="Times New Roman" w:hAnsi="Times New Roman" w:cs="Times New Roman"/>
@@ -535,17 +514,7 @@
           <w:szCs w:val="20"/>
           <w:lang w:eastAsia="ru-RU"/>
         </w:rPr>
-        <w:t>Стасенок</w:t>
-      </w:r>
-      <w:proofErr w:type="spellEnd"/>
-      <w:r>
-        <w:rPr>
-          <w:rFonts w:ascii="Times New Roman" w:eastAsia="Times New Roman" w:hAnsi="Times New Roman" w:cs="Times New Roman"/>
-          <w:sz w:val="28"/>
-          <w:szCs w:val="20"/>
-          <w:lang w:eastAsia="ru-RU"/>
-        </w:rPr>
-        <w:t xml:space="preserve"> Юлия Анатольевна</w:t>
+        <w:t>Стасенок Юлия Анатольевна</w:t>
       </w:r>
     </w:p>
     <w:p>
@@ -742,7 +711,7 @@
           <w:bCs/>
           <w:sz w:val="28"/>
           <w:szCs w:val="20"/>
-          <w:lang w:val="en-US" w:eastAsia="ru-RU"/>
+          <w:lang w:eastAsia="ru-RU"/>
         </w:rPr>
         <w:t>5</w:t>
       </w:r>
@@ -762,7 +731,7 @@
       <w:pPr>
         <w:sectPr>
           <w:pgSz w:w="11906" w:h="16838"/>
-          <w:pgMar w:top="1134" w:right="851" w:bottom="709" w:left="1701" w:header="0" w:footer="0" w:gutter="0"/>
+          <w:pgMar w:top="1134" w:right="567" w:bottom="1134" w:left="1701" w:header="0" w:footer="0" w:gutter="0"/>
           <w:pgNumType w:start="3"/>
           <w:cols w:space="720"/>
           <w:formProt w:val="0"/>
@@ -771,8 +740,8 @@
       </w:pPr>
     </w:p>
     <w:bookmarkStart w:id="1" w:name="_Hlk196259071" w:displacedByCustomXml="next"/>
-    <w:bookmarkStart w:id="2" w:name="_Toc193221076" w:displacedByCustomXml="next"/>
-    <w:bookmarkStart w:id="3" w:name="_Toc196256196" w:displacedByCustomXml="next"/>
+    <w:bookmarkStart w:id="2" w:name="_Toc196256196" w:displacedByCustomXml="next"/>
+    <w:bookmarkStart w:id="3" w:name="_Toc193221076" w:displacedByCustomXml="next"/>
     <w:sdt>
       <w:sdtPr>
         <w:rPr>
@@ -797,7 +766,7 @@
         <w:p>
           <w:pPr>
             <w:pStyle w:val="TOCHeading"/>
-            <w:ind w:firstLine="0"/>
+            <w:ind w:right="-427" w:hanging="993"/>
             <w:jc w:val="center"/>
           </w:pPr>
           <w:r>
@@ -808,7 +777,8 @@
           <w:pPr>
             <w:pStyle w:val="TOC1"/>
             <w:tabs>
-              <w:tab w:val="right" w:leader="dot" w:pos="9630"/>
+              <w:tab w:val="clear" w:pos="9448"/>
+              <w:tab w:val="right" w:leader="dot" w:pos="9875"/>
             </w:tabs>
             <w:rPr>
               <w:rFonts w:asciiTheme="minorHAnsi" w:eastAsiaTheme="minorEastAsia" w:hAnsiTheme="minorHAnsi" w:cstheme="minorBidi"/>
@@ -816,7 +786,8 @@
               <w:kern w:val="2"/>
               <w:sz w:val="24"/>
               <w:szCs w:val="24"/>
-              <w:lang w:eastAsia="ru-RU"/>
+              <w:lang w:val="en-US"/>
+              <w14:ligatures w14:val="standardContextual"/>
             </w:rPr>
           </w:pPr>
           <w:r>
@@ -828,7 +799,7 @@
           <w:r>
             <w:fldChar w:fldCharType="separate"/>
           </w:r>
-          <w:hyperlink w:anchor="_Toc196256651" w:history="1">
+          <w:hyperlink w:anchor="_Toc196264969" w:history="1">
             <w:r>
               <w:rPr>
                 <w:rStyle w:val="Hyperlink"/>
@@ -855,7 +826,7 @@
                 <w:noProof/>
                 <w:webHidden/>
               </w:rPr>
-              <w:instrText xml:space="preserve"> PAGEREF _Toc196256651 \h </w:instrText>
+              <w:instrText xml:space="preserve"> PAGEREF _Toc196264969 \h </w:instrText>
             </w:r>
             <w:r>
               <w:rPr>
@@ -890,7 +861,8 @@
           <w:pPr>
             <w:pStyle w:val="TOC1"/>
             <w:tabs>
-              <w:tab w:val="right" w:leader="dot" w:pos="9630"/>
+              <w:tab w:val="clear" w:pos="9448"/>
+              <w:tab w:val="right" w:leader="dot" w:pos="9875"/>
             </w:tabs>
             <w:rPr>
               <w:rFonts w:asciiTheme="minorHAnsi" w:eastAsiaTheme="minorEastAsia" w:hAnsiTheme="minorHAnsi" w:cstheme="minorBidi"/>
@@ -898,10 +870,11 @@
               <w:kern w:val="2"/>
               <w:sz w:val="24"/>
               <w:szCs w:val="24"/>
-              <w:lang w:eastAsia="ru-RU"/>
+              <w:lang w:val="en-US"/>
+              <w14:ligatures w14:val="standardContextual"/>
             </w:rPr>
           </w:pPr>
-          <w:hyperlink w:anchor="_Toc196256652" w:history="1">
+          <w:hyperlink w:anchor="_Toc196264970" w:history="1">
             <w:r>
               <w:rPr>
                 <w:rStyle w:val="Hyperlink"/>
@@ -928,7 +901,7 @@
                 <w:noProof/>
                 <w:webHidden/>
               </w:rPr>
-              <w:instrText xml:space="preserve"> PAGEREF _Toc196256652 \h </w:instrText>
+              <w:instrText xml:space="preserve"> PAGEREF _Toc196264970 \h </w:instrText>
             </w:r>
             <w:r>
               <w:rPr>
@@ -963,7 +936,8 @@
           <w:pPr>
             <w:pStyle w:val="TOC1"/>
             <w:tabs>
-              <w:tab w:val="right" w:leader="dot" w:pos="9630"/>
+              <w:tab w:val="clear" w:pos="9448"/>
+              <w:tab w:val="right" w:leader="dot" w:pos="9875"/>
             </w:tabs>
             <w:rPr>
               <w:rFonts w:asciiTheme="minorHAnsi" w:eastAsiaTheme="minorEastAsia" w:hAnsiTheme="minorHAnsi" w:cstheme="minorBidi"/>
@@ -971,10 +945,11 @@
               <w:kern w:val="2"/>
               <w:sz w:val="24"/>
               <w:szCs w:val="24"/>
-              <w:lang w:eastAsia="ru-RU"/>
+              <w:lang w:val="en-US"/>
+              <w14:ligatures w14:val="standardContextual"/>
             </w:rPr>
           </w:pPr>
-          <w:hyperlink w:anchor="_Toc196256653" w:history="1">
+          <w:hyperlink w:anchor="_Toc196264971" w:history="1">
             <w:r>
               <w:rPr>
                 <w:rStyle w:val="Hyperlink"/>
@@ -1001,7 +976,7 @@
                 <w:noProof/>
                 <w:webHidden/>
               </w:rPr>
-              <w:instrText xml:space="preserve"> PAGEREF _Toc196256653 \h </w:instrText>
+              <w:instrText xml:space="preserve"> PAGEREF _Toc196264971 \h </w:instrText>
             </w:r>
             <w:r>
               <w:rPr>
@@ -1036,7 +1011,8 @@
           <w:pPr>
             <w:pStyle w:val="TOC1"/>
             <w:tabs>
-              <w:tab w:val="right" w:leader="dot" w:pos="9630"/>
+              <w:tab w:val="clear" w:pos="9448"/>
+              <w:tab w:val="right" w:leader="dot" w:pos="9875"/>
             </w:tabs>
             <w:rPr>
               <w:rFonts w:asciiTheme="minorHAnsi" w:eastAsiaTheme="minorEastAsia" w:hAnsiTheme="minorHAnsi" w:cstheme="minorBidi"/>
@@ -1044,10 +1020,11 @@
               <w:kern w:val="2"/>
               <w:sz w:val="24"/>
               <w:szCs w:val="24"/>
-              <w:lang w:eastAsia="ru-RU"/>
+              <w:lang w:val="en-US"/>
+              <w14:ligatures w14:val="standardContextual"/>
             </w:rPr>
           </w:pPr>
-          <w:hyperlink w:anchor="_Toc196256654" w:history="1">
+          <w:hyperlink w:anchor="_Toc196264972" w:history="1">
             <w:r>
               <w:rPr>
                 <w:rStyle w:val="Hyperlink"/>
@@ -1074,7 +1051,7 @@
                 <w:noProof/>
                 <w:webHidden/>
               </w:rPr>
-              <w:instrText xml:space="preserve"> PAGEREF _Toc196256654 \h </w:instrText>
+              <w:instrText xml:space="preserve"> PAGEREF _Toc196264972 \h </w:instrText>
             </w:r>
             <w:r>
               <w:rPr>
@@ -1109,7 +1086,8 @@
           <w:pPr>
             <w:pStyle w:val="TOC1"/>
             <w:tabs>
-              <w:tab w:val="right" w:leader="dot" w:pos="9630"/>
+              <w:tab w:val="clear" w:pos="9448"/>
+              <w:tab w:val="right" w:leader="dot" w:pos="9875"/>
             </w:tabs>
             <w:rPr>
               <w:rFonts w:asciiTheme="minorHAnsi" w:eastAsiaTheme="minorEastAsia" w:hAnsiTheme="minorHAnsi" w:cstheme="minorBidi"/>
@@ -1117,10 +1095,11 @@
               <w:kern w:val="2"/>
               <w:sz w:val="24"/>
               <w:szCs w:val="24"/>
-              <w:lang w:eastAsia="ru-RU"/>
+              <w:lang w:val="en-US"/>
+              <w14:ligatures w14:val="standardContextual"/>
             </w:rPr>
           </w:pPr>
-          <w:hyperlink w:anchor="_Toc196256655" w:history="1">
+          <w:hyperlink w:anchor="_Toc196264973" w:history="1">
             <w:r>
               <w:rPr>
                 <w:rStyle w:val="Hyperlink"/>
@@ -1147,7 +1126,7 @@
                 <w:noProof/>
                 <w:webHidden/>
               </w:rPr>
-              <w:instrText xml:space="preserve"> PAGEREF _Toc196256655 \h </w:instrText>
+              <w:instrText xml:space="preserve"> PAGEREF _Toc196264973 \h </w:instrText>
             </w:r>
             <w:r>
               <w:rPr>
@@ -1182,7 +1161,8 @@
           <w:pPr>
             <w:pStyle w:val="TOC1"/>
             <w:tabs>
-              <w:tab w:val="right" w:leader="dot" w:pos="9630"/>
+              <w:tab w:val="clear" w:pos="9448"/>
+              <w:tab w:val="right" w:leader="dot" w:pos="9875"/>
             </w:tabs>
             <w:rPr>
               <w:rFonts w:asciiTheme="minorHAnsi" w:eastAsiaTheme="minorEastAsia" w:hAnsiTheme="minorHAnsi" w:cstheme="minorBidi"/>
@@ -1190,10 +1170,11 @@
               <w:kern w:val="2"/>
               <w:sz w:val="24"/>
               <w:szCs w:val="24"/>
-              <w:lang w:eastAsia="ru-RU"/>
+              <w:lang w:val="en-US"/>
+              <w14:ligatures w14:val="standardContextual"/>
             </w:rPr>
           </w:pPr>
-          <w:hyperlink w:anchor="_Toc196256656" w:history="1">
+          <w:hyperlink w:anchor="_Toc196264974" w:history="1">
             <w:r>
               <w:rPr>
                 <w:rStyle w:val="Hyperlink"/>
@@ -1220,7 +1201,7 @@
                 <w:noProof/>
                 <w:webHidden/>
               </w:rPr>
-              <w:instrText xml:space="preserve"> PAGEREF _Toc196256656 \h </w:instrText>
+              <w:instrText xml:space="preserve"> PAGEREF _Toc196264974 \h </w:instrText>
             </w:r>
             <w:r>
               <w:rPr>
@@ -1254,8 +1235,9 @@
         <w:p>
           <w:r>
             <w:rPr>
-              <w:b/>
-              <w:bCs/>
+              <w:rFonts w:ascii="Times New Roman" w:hAnsi="Times New Roman" w:cs="Times New Roman"/>
+              <w:sz w:val="28"/>
+              <w:szCs w:val="28"/>
             </w:rPr>
             <w:fldChar w:fldCharType="end"/>
           </w:r>
@@ -1287,7 +1269,7 @@
         <w:ind w:right="10"/>
       </w:pPr>
       <w:bookmarkStart w:id="4" w:name="_Toc196256250"/>
-      <w:bookmarkStart w:id="5" w:name="_Toc196256651"/>
+      <w:bookmarkStart w:id="5" w:name="_Toc196264969"/>
       <w:r>
         <w:lastRenderedPageBreak/>
         <w:t>Цель работы</w:t>
@@ -1306,15 +1288,7 @@
         <w:ind w:right="10"/>
       </w:pPr>
       <w:r>
-        <w:t xml:space="preserve">Цель работы состоит в том, чтобы интегрировать подготовленные </w:t>
-      </w:r>
-      <w:proofErr w:type="spellStart"/>
-      <w:r>
-        <w:t>ассеты</w:t>
-      </w:r>
-      <w:proofErr w:type="spellEnd"/>
-      <w:r>
-        <w:t xml:space="preserve"> в игру/движок и настроить для них коллизии.</w:t>
+        <w:t>Цель работы состоит в том, чтобы интегрировать подготовленные ассеты в игру/движок и настроить для них коллизии.</w:t>
       </w:r>
     </w:p>
     <w:p>
@@ -1327,7 +1301,7 @@
       </w:pPr>
       <w:bookmarkStart w:id="6" w:name="_Toc196256197"/>
       <w:bookmarkStart w:id="7" w:name="_Toc196256251"/>
-      <w:bookmarkStart w:id="8" w:name="_Toc196256652"/>
+      <w:bookmarkStart w:id="8" w:name="_Toc196264970"/>
       <w:r>
         <w:t>Задание</w:t>
       </w:r>
@@ -1344,15 +1318,7 @@
         <w:ind w:right="10"/>
       </w:pPr>
       <w:r>
-        <w:t xml:space="preserve">В ходе практического задания необходимо интегрировать в движок подобранный </w:t>
-      </w:r>
-      <w:proofErr w:type="spellStart"/>
-      <w:r>
-        <w:t>ассет</w:t>
-      </w:r>
-      <w:proofErr w:type="spellEnd"/>
-      <w:r>
-        <w:t xml:space="preserve"> и выполнить следующие пункты: </w:t>
+        <w:t xml:space="preserve">В ходе практического задания необходимо интегрировать в движок подобранный ассет и выполнить следующие пункты: </w:t>
       </w:r>
     </w:p>
     <w:p>
@@ -1376,15 +1342,7 @@
         <w:ind w:right="10"/>
       </w:pPr>
       <w:r>
-        <w:t xml:space="preserve">2. внедрить выбранный </w:t>
-      </w:r>
-      <w:proofErr w:type="spellStart"/>
-      <w:r>
-        <w:t>ассет</w:t>
-      </w:r>
-      <w:proofErr w:type="spellEnd"/>
-      <w:r>
-        <w:t xml:space="preserve">; </w:t>
+        <w:t xml:space="preserve">2. внедрить выбранный ассет; </w:t>
       </w:r>
     </w:p>
     <w:p>
@@ -1546,7 +1504,7 @@
       <w:bookmarkStart w:id="9" w:name="_Toc193221077"/>
       <w:bookmarkStart w:id="10" w:name="_Toc196256198"/>
       <w:bookmarkStart w:id="11" w:name="_Toc196256252"/>
-      <w:bookmarkStart w:id="12" w:name="_Toc196256653"/>
+      <w:bookmarkStart w:id="12" w:name="_Toc196264971"/>
       <w:r>
         <w:t>Теоретическая часть</w:t>
       </w:r>
@@ -1584,11 +1542,9 @@
         </w:rPr>
         <w:t xml:space="preserve"> </w:t>
       </w:r>
-      <w:proofErr w:type="spellStart"/>
       <w:r>
         <w:t>ассета</w:t>
       </w:r>
-      <w:proofErr w:type="spellEnd"/>
       <w:r>
         <w:rPr>
           <w:spacing w:val="40"/>
@@ -1632,15 +1588,7 @@
         <w:t xml:space="preserve"> </w:t>
       </w:r>
       <w:r>
-        <w:t>Windows-</w:t>
-      </w:r>
-      <w:proofErr w:type="spellStart"/>
-      <w:r>
-        <w:t>Package</w:t>
-      </w:r>
-      <w:proofErr w:type="spellEnd"/>
-      <w:r>
-        <w:t xml:space="preserve"> Manager (см. рис. </w:t>
+        <w:t xml:space="preserve">Windows-Package Manager (см. рис. </w:t>
       </w:r>
       <w:r>
         <w:t>4.</w:t>
@@ -1784,23 +1732,7 @@
       </w:pPr>
       <w:r>
         <w:lastRenderedPageBreak/>
-        <w:t xml:space="preserve">После открытия </w:t>
-      </w:r>
-      <w:proofErr w:type="spellStart"/>
-      <w:r>
-        <w:t>Package</w:t>
-      </w:r>
-      <w:proofErr w:type="spellEnd"/>
-      <w:r>
-        <w:t xml:space="preserve"> Manager на экране будут отображаться добавленные ранее </w:t>
-      </w:r>
-      <w:proofErr w:type="spellStart"/>
-      <w:r>
-        <w:t>ассеты</w:t>
-      </w:r>
-      <w:proofErr w:type="spellEnd"/>
-      <w:r>
-        <w:t>.</w:t>
+        <w:t>После открытия Package Manager на экране будут отображаться добавленные ранее ассеты.</w:t>
       </w:r>
     </w:p>
     <w:p>
@@ -1813,15 +1745,7 @@
       </w:r>
       <w:r>
         <w:tab/>
-        <w:t xml:space="preserve">ранее </w:t>
-      </w:r>
-      <w:proofErr w:type="spellStart"/>
-      <w:r>
-        <w:t>ассеты</w:t>
-      </w:r>
-      <w:proofErr w:type="spellEnd"/>
-      <w:r>
-        <w:t xml:space="preserve"> не добавлялись, то необходимо выполнить следующие действия:</w:t>
+        <w:t>ранее ассеты не добавлялись, то необходимо выполнить следующие действия:</w:t>
       </w:r>
     </w:p>
     <w:p>
@@ -1846,21 +1770,7 @@
         <w:rPr>
           <w:rStyle w:val="a1"/>
         </w:rPr>
-        <w:t xml:space="preserve">страницу с подобранным </w:t>
-      </w:r>
-      <w:proofErr w:type="spellStart"/>
-      <w:r>
-        <w:rPr>
-          <w:rStyle w:val="a1"/>
-        </w:rPr>
-        <w:t>ассетом</w:t>
-      </w:r>
-      <w:proofErr w:type="spellEnd"/>
-      <w:r>
-        <w:rPr>
-          <w:rStyle w:val="a1"/>
-        </w:rPr>
-        <w:t xml:space="preserve"> (к примеру: https://assetstore.unity.com/packages/3d/vegetation/trees/free-trees-103208);</w:t>
+        <w:t>страницу с подобранным ассетом (к примеру: https://assetstore.unity.com/packages/3d/vegetation/trees/free-trees-103208);</w:t>
       </w:r>
     </w:p>
     <w:p>
@@ -1981,7 +1891,6 @@
         </w:rPr>
         <w:t xml:space="preserve"> </w:t>
       </w:r>
-      <w:proofErr w:type="spellStart"/>
       <w:r>
         <w:rPr>
           <w:rFonts w:ascii="Times New Roman" w:hAnsi="Times New Roman"/>
@@ -1991,7 +1900,6 @@
         </w:rPr>
         <w:t>ассета</w:t>
       </w:r>
-      <w:proofErr w:type="spellEnd"/>
     </w:p>
     <w:p>
       <w:pPr>
@@ -2020,11 +1928,9 @@
         </w:rPr>
         <w:t xml:space="preserve"> </w:t>
       </w:r>
-      <w:proofErr w:type="spellStart"/>
       <w:r>
         <w:t>Add</w:t>
       </w:r>
-      <w:proofErr w:type="spellEnd"/>
       <w:r>
         <w:rPr>
           <w:spacing w:val="80"/>
@@ -2049,11 +1955,9 @@
         </w:rPr>
         <w:t xml:space="preserve"> </w:t>
       </w:r>
-      <w:proofErr w:type="spellStart"/>
       <w:r>
         <w:t>Assets</w:t>
       </w:r>
-      <w:proofErr w:type="spellEnd"/>
       <w:r>
         <w:rPr>
           <w:spacing w:val="80"/>
@@ -2210,7 +2114,6 @@
         </w:rPr>
         <w:t xml:space="preserve"> </w:t>
       </w:r>
-      <w:proofErr w:type="spellStart"/>
       <w:r>
         <w:rPr>
           <w:rFonts w:ascii="Times New Roman" w:hAnsi="Times New Roman"/>
@@ -2219,7 +2122,6 @@
         </w:rPr>
         <w:t>in</w:t>
       </w:r>
-      <w:proofErr w:type="spellEnd"/>
       <w:r>
         <w:rPr>
           <w:rFonts w:ascii="Times New Roman" w:hAnsi="Times New Roman"/>
@@ -2229,7 +2131,6 @@
         </w:rPr>
         <w:t xml:space="preserve"> </w:t>
       </w:r>
-      <w:proofErr w:type="spellStart"/>
       <w:r>
         <w:rPr>
           <w:rFonts w:ascii="Times New Roman" w:hAnsi="Times New Roman"/>
@@ -2238,7 +2139,6 @@
         </w:rPr>
         <w:t>Unity</w:t>
       </w:r>
-      <w:proofErr w:type="spellEnd"/>
       <w:r>
         <w:rPr>
           <w:rFonts w:ascii="Times New Roman" w:hAnsi="Times New Roman"/>
@@ -2308,9 +2208,9 @@
           <w:noProof/>
         </w:rPr>
         <w:drawing>
-          <wp:inline distT="0" distB="0" distL="0" distR="0" wp14:anchorId="05CAB361" wp14:editId="39D30FFE">
-            <wp:extent cx="4853696" cy="2619375"/>
-            <wp:effectExtent l="0" t="0" r="0" b="0"/>
+          <wp:inline distT="0" distB="0" distL="0" distR="0" wp14:anchorId="05CAB361" wp14:editId="763E7F04">
+            <wp:extent cx="5399259" cy="2913797"/>
+            <wp:effectExtent l="0" t="0" r="0" b="1270"/>
             <wp:docPr id="4" name="Image 4"/>
             <wp:cNvGraphicFramePr>
               <a:graphicFrameLocks xmlns:a="http://schemas.openxmlformats.org/drawingml/2006/main" noChangeAspect="1"/>
@@ -2339,7 +2239,7 @@
                   <pic:spPr bwMode="auto">
                     <a:xfrm>
                       <a:off x="0" y="0"/>
-                      <a:ext cx="4879247" cy="2633164"/>
+                      <a:ext cx="5436026" cy="2933639"/>
                     </a:xfrm>
                     <a:prstGeom prst="rect">
                       <a:avLst/>
@@ -2416,7 +2316,6 @@
         </w:rPr>
         <w:t xml:space="preserve"> </w:t>
       </w:r>
-      <w:proofErr w:type="spellStart"/>
       <w:r>
         <w:rPr>
           <w:rFonts w:ascii="Times New Roman" w:hAnsi="Times New Roman"/>
@@ -2426,7 +2325,6 @@
         </w:rPr>
         <w:t>ассет</w:t>
       </w:r>
-      <w:proofErr w:type="spellEnd"/>
     </w:p>
     <w:p>
       <w:pPr>
@@ -2525,30 +2423,8 @@
         <w:rPr>
           <w:rStyle w:val="a1"/>
         </w:rPr>
-        <w:t xml:space="preserve">исунок 4.4. Добавление </w:t>
-      </w:r>
-      <w:proofErr w:type="spellStart"/>
-      <w:r>
-        <w:rPr>
-          <w:rStyle w:val="a1"/>
-        </w:rPr>
-        <w:t>ассета</w:t>
-      </w:r>
-      <w:proofErr w:type="spellEnd"/>
-      <w:r>
-        <w:rPr>
-          <w:rStyle w:val="a1"/>
-        </w:rPr>
-        <w:t xml:space="preserve"> в </w:t>
-      </w:r>
-      <w:proofErr w:type="spellStart"/>
-      <w:r>
-        <w:rPr>
-          <w:rStyle w:val="a1"/>
-        </w:rPr>
-        <w:t>Unity</w:t>
-      </w:r>
-      <w:proofErr w:type="spellEnd"/>
+        <w:t>исунок 4.4. Добавление ассета в Unity</w:t>
+      </w:r>
     </w:p>
     <w:p>
       <w:pPr>
@@ -2589,11 +2465,9 @@
         </w:rPr>
         <w:t xml:space="preserve"> </w:t>
       </w:r>
-      <w:proofErr w:type="spellStart"/>
       <w:r>
         <w:t>Download</w:t>
       </w:r>
-      <w:proofErr w:type="spellEnd"/>
       <w:r>
         <w:rPr>
           <w:spacing w:val="-5"/>
@@ -2634,31 +2508,7 @@
         <w:ind w:right="100"/>
       </w:pPr>
       <w:r>
-        <w:t xml:space="preserve">Если необходимый </w:t>
-      </w:r>
-      <w:proofErr w:type="spellStart"/>
-      <w:r>
-        <w:t>ассет</w:t>
-      </w:r>
-      <w:proofErr w:type="spellEnd"/>
-      <w:r>
-        <w:t xml:space="preserve"> был ранее установлен в </w:t>
-      </w:r>
-      <w:proofErr w:type="spellStart"/>
-      <w:r>
-        <w:t>Unity</w:t>
-      </w:r>
-      <w:proofErr w:type="spellEnd"/>
-      <w:r>
-        <w:t xml:space="preserve">, то нужно найти его в списке и нажатием выбрать его. После этого нажать на кнопку </w:t>
-      </w:r>
-      <w:proofErr w:type="spellStart"/>
-      <w:r>
-        <w:t>Download</w:t>
-      </w:r>
-      <w:proofErr w:type="spellEnd"/>
-      <w:r>
-        <w:t xml:space="preserve"> и произвести скачивание. На рисунке </w:t>
+        <w:t xml:space="preserve">Если необходимый ассет был ранее установлен в Unity, то нужно найти его в списке и нажатием выбрать его. После этого нажать на кнопку Download и произвести скачивание. На рисунке </w:t>
       </w:r>
       <w:r>
         <w:t>4.</w:t>
@@ -2667,15 +2517,7 @@
         <w:t>5</w:t>
       </w:r>
       <w:r>
-        <w:t xml:space="preserve"> представлен скриншот добавления </w:t>
-      </w:r>
-      <w:proofErr w:type="spellStart"/>
-      <w:r>
-        <w:t>ассета</w:t>
-      </w:r>
-      <w:proofErr w:type="spellEnd"/>
-      <w:r>
-        <w:t>.</w:t>
+        <w:t xml:space="preserve"> представлен скриншот добавления ассета.</w:t>
       </w:r>
     </w:p>
     <w:p>
@@ -2757,21 +2599,8 @@
           <w:sz w:val="28"/>
           <w:szCs w:val="28"/>
         </w:rPr>
-        <w:t xml:space="preserve">Рисунок 4.5. Добавление </w:t>
-      </w:r>
-      <w:proofErr w:type="spellStart"/>
-      <w:r>
-        <w:rPr>
-          <w:rFonts w:ascii="Times New Roman" w:hAnsi="Times New Roman" w:cs="Times New Roman"/>
-          <w:i w:val="0"/>
-          <w:iCs w:val="0"/>
-          <w:color w:val="000000" w:themeColor="text1"/>
-          <w:sz w:val="28"/>
-          <w:szCs w:val="28"/>
-        </w:rPr>
-        <w:t>ассета</w:t>
-      </w:r>
-      <w:proofErr w:type="spellEnd"/>
+        <w:t>Рисунок 4.5. Добавление ассета</w:t>
+      </w:r>
     </w:p>
     <w:p>
       <w:pPr>
@@ -2837,15 +2666,7 @@
         <w:t xml:space="preserve"> </w:t>
       </w:r>
       <w:r>
-        <w:t xml:space="preserve">кнопка </w:t>
-      </w:r>
-      <w:proofErr w:type="spellStart"/>
-      <w:r>
-        <w:t>import</w:t>
-      </w:r>
-      <w:proofErr w:type="spellEnd"/>
-      <w:r>
-        <w:t>,</w:t>
+        <w:t>кнопка import,</w:t>
       </w:r>
       <w:r>
         <w:rPr>
@@ -2854,15 +2675,7 @@
         <w:t xml:space="preserve"> </w:t>
       </w:r>
       <w:r>
-        <w:t xml:space="preserve">после нажатия на данную кнопку будет открыто окно для переноса </w:t>
-      </w:r>
-      <w:proofErr w:type="spellStart"/>
-      <w:r>
-        <w:t>ассета</w:t>
-      </w:r>
-      <w:proofErr w:type="spellEnd"/>
-      <w:r>
-        <w:t xml:space="preserve"> в папку проекта (см. рис. </w:t>
+        <w:t xml:space="preserve">после нажатия на данную кнопку будет открыто окно для переноса ассета в папку проекта (см. рис. </w:t>
       </w:r>
       <w:r>
         <w:t>4.</w:t>
@@ -2965,11 +2778,9 @@
         </w:rPr>
         <w:t xml:space="preserve"> </w:t>
       </w:r>
-      <w:proofErr w:type="spellStart"/>
       <w:r>
         <w:t>ассета</w:t>
       </w:r>
-      <w:proofErr w:type="spellEnd"/>
       <w:r>
         <w:rPr>
           <w:spacing w:val="-3"/>
@@ -3010,15 +2821,7 @@
         <w:ind w:right="100"/>
       </w:pPr>
       <w:r>
-        <w:t xml:space="preserve">После импорта файловой директиве проекта появится папка с добавленным </w:t>
-      </w:r>
-      <w:proofErr w:type="spellStart"/>
-      <w:r>
-        <w:t>ассетом</w:t>
-      </w:r>
-      <w:proofErr w:type="spellEnd"/>
-      <w:r>
-        <w:t xml:space="preserve"> (см. рис. </w:t>
+        <w:t xml:space="preserve">После импорта файловой директиве проекта появится папка с добавленным ассетом (см. рис. </w:t>
       </w:r>
       <w:r>
         <w:t>4.</w:t>
@@ -3117,15 +2920,7 @@
         <w:ind w:right="100"/>
       </w:pPr>
       <w:r>
-        <w:t xml:space="preserve">Далее, при помощи правой кнопки мыши на окно </w:t>
-      </w:r>
-      <w:proofErr w:type="spellStart"/>
-      <w:r>
-        <w:t>Hierarchy</w:t>
-      </w:r>
-      <w:proofErr w:type="spellEnd"/>
-      <w:r>
-        <w:t xml:space="preserve"> вызывается окно</w:t>
+        <w:t>Далее, при помощи правой кнопки мыши на окно Hierarchy вызывается окно</w:t>
       </w:r>
       <w:r>
         <w:rPr>
@@ -3206,15 +3001,7 @@
         <w:t xml:space="preserve"> </w:t>
       </w:r>
       <w:r>
-        <w:t xml:space="preserve">3D Object – </w:t>
-      </w:r>
-      <w:proofErr w:type="spellStart"/>
-      <w:r>
-        <w:t>Cube</w:t>
-      </w:r>
-      <w:proofErr w:type="spellEnd"/>
-      <w:r>
-        <w:t xml:space="preserve"> (см. рис. </w:t>
+        <w:t xml:space="preserve">3D Object – Cube (см. рис. </w:t>
       </w:r>
       <w:r>
         <w:t>4.</w:t>
@@ -3252,8 +3039,8 @@
           <w:noProof/>
         </w:rPr>
         <w:drawing>
-          <wp:inline distT="0" distB="0" distL="0" distR="0" wp14:anchorId="735693CE" wp14:editId="61488564">
-            <wp:extent cx="2860158" cy="1603113"/>
+          <wp:inline distT="0" distB="0" distL="0" distR="0" wp14:anchorId="735693CE" wp14:editId="512076C3">
+            <wp:extent cx="3619683" cy="2028825"/>
             <wp:effectExtent l="0" t="0" r="0" b="0"/>
             <wp:docPr id="57211138" name="Image 9"/>
             <wp:cNvGraphicFramePr>
@@ -3277,7 +3064,7 @@
                   <pic:spPr bwMode="auto">
                     <a:xfrm flipH="1">
                       <a:off x="0" y="0"/>
-                      <a:ext cx="2999511" cy="1681220"/>
+                      <a:ext cx="3821976" cy="2142210"/>
                     </a:xfrm>
                     <a:prstGeom prst="rect">
                       <a:avLst/>
@@ -3333,37 +3120,13 @@
       </w:pPr>
       <w:r>
         <w:lastRenderedPageBreak/>
-        <w:t xml:space="preserve">Далее при помощи панели </w:t>
-      </w:r>
-      <w:proofErr w:type="spellStart"/>
-      <w:r>
-        <w:t>Inspector</w:t>
-      </w:r>
-      <w:proofErr w:type="spellEnd"/>
-      <w:r>
-        <w:t xml:space="preserve">, необходимо изменить размерность созданной фигуры. Для создания пола, необходимо в панели </w:t>
-      </w:r>
-      <w:proofErr w:type="spellStart"/>
-      <w:r>
-        <w:t>Inspector</w:t>
-      </w:r>
-      <w:proofErr w:type="spellEnd"/>
-      <w:r>
-        <w:t xml:space="preserve"> (поля настройки </w:t>
+        <w:t xml:space="preserve">Далее при помощи панели Inspector, необходимо изменить размерность созданной фигуры. Для создания пола, необходимо в панели Inspector (поля настройки </w:t>
       </w:r>
       <w:r>
         <w:t>–</w:t>
       </w:r>
       <w:r>
-        <w:t xml:space="preserve"> </w:t>
-      </w:r>
-      <w:proofErr w:type="spellStart"/>
-      <w:r>
-        <w:t>Scale</w:t>
-      </w:r>
-      <w:proofErr w:type="spellEnd"/>
-      <w:r>
-        <w:t xml:space="preserve">) установить значения 10 x 0.1 x 10 (см. рис. </w:t>
+        <w:t xml:space="preserve"> Scale) установить значения 10 x 0.1 x 10 (см. рис. </w:t>
       </w:r>
       <w:r>
         <w:t>4.</w:t>
@@ -3466,14 +3229,12 @@
         </w:rPr>
         <w:t xml:space="preserve"> </w:t>
       </w:r>
-      <w:proofErr w:type="spellStart"/>
       <w:r>
         <w:rPr>
           <w:spacing w:val="-2"/>
         </w:rPr>
         <w:t>Inspector</w:t>
       </w:r>
-      <w:proofErr w:type="spellEnd"/>
     </w:p>
     <w:p>
       <w:pPr>
@@ -3556,15 +3317,7 @@
         <w:t xml:space="preserve"> </w:t>
       </w:r>
       <w:r>
-        <w:t xml:space="preserve">Box </w:t>
-      </w:r>
-      <w:proofErr w:type="spellStart"/>
-      <w:r>
-        <w:t>Collider</w:t>
-      </w:r>
-      <w:proofErr w:type="spellEnd"/>
-      <w:r>
-        <w:t>. Данный компонент позволяет другим физическим объектам понимать, что это твердое тело и нельзя проходить сквозь него.</w:t>
+        <w:t>Box Collider. Данный компонент позволяет другим физическим объектам понимать, что это твердое тело и нельзя проходить сквозь него.</w:t>
       </w:r>
     </w:p>
     <w:p>
@@ -3741,7 +3494,6 @@
         </w:rPr>
         <w:t xml:space="preserve"> </w:t>
       </w:r>
-      <w:proofErr w:type="spellStart"/>
       <w:r>
         <w:rPr>
           <w:rFonts w:ascii="Times New Roman" w:hAnsi="Times New Roman" w:cs="Times New Roman"/>
@@ -3751,7 +3503,6 @@
         </w:rPr>
         <w:t>Collider</w:t>
       </w:r>
-      <w:proofErr w:type="spellEnd"/>
     </w:p>
     <w:p>
       <w:pPr>
@@ -3763,29 +3514,13 @@
       </w:pPr>
       <w:r>
         <w:lastRenderedPageBreak/>
-        <w:t xml:space="preserve">Далее при помощи мышки переносится объект из папки </w:t>
-      </w:r>
-      <w:proofErr w:type="spellStart"/>
-      <w:r>
-        <w:t>Prefabs</w:t>
-      </w:r>
-      <w:proofErr w:type="spellEnd"/>
-      <w:r>
-        <w:t xml:space="preserve"> на созданное пространство пола (см. рис. </w:t>
+        <w:t xml:space="preserve">Далее при помощи мышки переносится объект из папки Prefabs на созданное пространство пола (см. рис. </w:t>
       </w:r>
       <w:r>
         <w:t>4.</w:t>
       </w:r>
       <w:r>
-        <w:t xml:space="preserve">11). Папка </w:t>
-      </w:r>
-      <w:proofErr w:type="spellStart"/>
-      <w:r>
-        <w:t>Prefabs</w:t>
-      </w:r>
-      <w:proofErr w:type="spellEnd"/>
-      <w:r>
-        <w:t xml:space="preserve"> является универсальной</w:t>
+        <w:t>11). Папка Prefabs является универсальной</w:t>
       </w:r>
       <w:r>
         <w:rPr>
@@ -3811,13 +3546,8 @@
         </w:rPr>
         <w:t xml:space="preserve"> </w:t>
       </w:r>
-      <w:proofErr w:type="spellStart"/>
-      <w:r>
-        <w:t>ассетов</w:t>
-      </w:r>
-      <w:proofErr w:type="spellEnd"/>
-      <w:r>
-        <w:t>,</w:t>
+      <w:r>
+        <w:t>ассетов,</w:t>
       </w:r>
       <w:r>
         <w:rPr>
@@ -3999,7 +3729,6 @@
         </w:rPr>
         <w:t xml:space="preserve"> </w:t>
       </w:r>
-      <w:proofErr w:type="spellStart"/>
       <w:r>
         <w:rPr>
           <w:rFonts w:ascii="Times New Roman" w:hAnsi="Times New Roman"/>
@@ -4008,7 +3737,6 @@
         </w:rPr>
         <w:t>Prefabs</w:t>
       </w:r>
-      <w:proofErr w:type="spellEnd"/>
       <w:r>
         <w:rPr>
           <w:rFonts w:ascii="Times New Roman" w:hAnsi="Times New Roman"/>
@@ -4033,19 +3761,8 @@
           <w:sz w:val="28"/>
           <w:szCs w:val="28"/>
         </w:rPr>
-        <w:t xml:space="preserve"> </w:t>
-      </w:r>
-      <w:proofErr w:type="spellStart"/>
-      <w:r>
-        <w:rPr>
-          <w:rFonts w:ascii="Times New Roman" w:hAnsi="Times New Roman"/>
-          <w:spacing w:val="-2"/>
-          <w:sz w:val="28"/>
-          <w:szCs w:val="28"/>
-        </w:rPr>
-        <w:t>ассет</w:t>
-      </w:r>
-      <w:proofErr w:type="spellEnd"/>
+        <w:t xml:space="preserve"> ассет</w:t>
+      </w:r>
     </w:p>
     <w:p>
       <w:pPr>
@@ -4118,11 +3835,9 @@
         </w:rPr>
         <w:t xml:space="preserve"> </w:t>
       </w:r>
-      <w:proofErr w:type="spellStart"/>
       <w:r>
         <w:t>Hierarchy</w:t>
       </w:r>
-      <w:proofErr w:type="spellEnd"/>
       <w:r>
         <w:rPr>
           <w:spacing w:val="-17"/>
@@ -4156,13 +3871,8 @@
         </w:rPr>
         <w:t xml:space="preserve"> </w:t>
       </w:r>
-      <w:proofErr w:type="spellStart"/>
-      <w:r>
-        <w:t>Scene</w:t>
-      </w:r>
-      <w:proofErr w:type="spellEnd"/>
-      <w:r>
-        <w:t>, объект будет выделен и теперь можно добавлять на него компоненты.</w:t>
+      <w:r>
+        <w:t>Scene, объект будет выделен и теперь можно добавлять на него компоненты.</w:t>
       </w:r>
     </w:p>
     <w:p>
@@ -4307,23 +4017,7 @@
         <w:ind w:right="100"/>
       </w:pPr>
       <w:r>
-        <w:t xml:space="preserve">В </w:t>
-      </w:r>
-      <w:proofErr w:type="spellStart"/>
-      <w:r>
-        <w:t>Unity</w:t>
-      </w:r>
-      <w:proofErr w:type="spellEnd"/>
-      <w:r>
-        <w:t xml:space="preserve"> используется встроенный физический движок </w:t>
-      </w:r>
-      <w:proofErr w:type="spellStart"/>
-      <w:r>
-        <w:t>PhysX</w:t>
-      </w:r>
-      <w:proofErr w:type="spellEnd"/>
-      <w:r>
-        <w:t xml:space="preserve"> для 3D и Box 2D для 2D, который имитирует силы, гравитацию и столкновения.</w:t>
+        <w:t>В Unity используется встроенный физический движок PhysX для 3D и Box 2D для 2D, который имитирует силы, гравитацию и столкновения.</w:t>
       </w:r>
     </w:p>
     <w:p>
@@ -4343,11 +4037,9 @@
         </w:rPr>
         <w:t xml:space="preserve"> </w:t>
       </w:r>
-      <w:proofErr w:type="spellStart"/>
       <w:r>
         <w:t>Rigidbody</w:t>
       </w:r>
-      <w:proofErr w:type="spellEnd"/>
       <w:r>
         <w:rPr>
           <w:spacing w:val="-3"/>
@@ -4381,11 +4073,9 @@
         </w:rPr>
         <w:t xml:space="preserve"> </w:t>
       </w:r>
-      <w:proofErr w:type="spellStart"/>
       <w:r>
         <w:t>Collider</w:t>
       </w:r>
-      <w:proofErr w:type="spellEnd"/>
       <w:r>
         <w:rPr>
           <w:spacing w:val="-2"/>
@@ -4393,46 +4083,1260 @@
         <w:t xml:space="preserve"> </w:t>
       </w:r>
       <w:r>
-        <w:t xml:space="preserve">который задаёт форму для столкновений. Есть примитивные формы (Box, </w:t>
-      </w:r>
-      <w:proofErr w:type="spellStart"/>
-      <w:r>
-        <w:t>Sphere</w:t>
-      </w:r>
-      <w:proofErr w:type="spellEnd"/>
+        <w:t xml:space="preserve">который задаёт форму для столкновений. Есть примитивные формы (Box, Sphere, Capsule) и </w:t>
+      </w:r>
+      <w:r>
+        <w:lastRenderedPageBreak/>
+        <w:t xml:space="preserve">сложные (MeshCollider). Если Rigidbody отсутствует, объект считается статичным и может взаимодействовать только с динамическими </w:t>
+      </w:r>
+      <w:r>
+        <w:rPr>
+          <w:spacing w:val="-2"/>
+        </w:rPr>
+        <w:t>телами.</w:t>
+      </w:r>
+    </w:p>
+    <w:p>
+      <w:pPr>
+        <w:pStyle w:val="a2"/>
+        <w:tabs>
+          <w:tab w:val="left" w:pos="9540"/>
+        </w:tabs>
+        <w:ind w:right="100"/>
+      </w:pPr>
+      <w:r>
+        <w:t>Все эти концепции позволяют создавать как простые, так и весьма сложные физические взаимодействия в игре.</w:t>
+      </w:r>
+    </w:p>
+    <w:p>
+      <w:pPr>
+        <w:pStyle w:val="a2"/>
+        <w:tabs>
+          <w:tab w:val="left" w:pos="9540"/>
+        </w:tabs>
+        <w:ind w:right="100"/>
+      </w:pPr>
+      <w:r>
+        <w:rPr>
+          <w:bCs/>
+        </w:rPr>
+        <w:t>Коллизия</w:t>
+      </w:r>
+      <w:r>
+        <w:rPr>
+          <w:b/>
+        </w:rPr>
+        <w:t xml:space="preserve"> </w:t>
+      </w:r>
+      <w:r>
+        <w:t>— это упрощённая геометрия объекта, которая позволяет взаимодействовать</w:t>
+      </w:r>
+      <w:r>
+        <w:rPr>
+          <w:spacing w:val="-4"/>
+        </w:rPr>
+        <w:t xml:space="preserve"> </w:t>
+      </w:r>
+      <w:r>
+        <w:t>с</w:t>
+      </w:r>
+      <w:r>
+        <w:rPr>
+          <w:spacing w:val="-2"/>
+        </w:rPr>
+        <w:t xml:space="preserve"> </w:t>
+      </w:r>
+      <w:r>
+        <w:t>другими</w:t>
+      </w:r>
+      <w:r>
+        <w:rPr>
+          <w:spacing w:val="-1"/>
+        </w:rPr>
+        <w:t xml:space="preserve"> </w:t>
+      </w:r>
+      <w:r>
+        <w:t>объектами:</w:t>
+      </w:r>
+      <w:r>
+        <w:rPr>
+          <w:spacing w:val="-1"/>
+        </w:rPr>
+        <w:t xml:space="preserve"> </w:t>
+      </w:r>
+      <w:r>
+        <w:t>столкновения,</w:t>
+      </w:r>
+      <w:r>
+        <w:rPr>
+          <w:spacing w:val="-2"/>
+        </w:rPr>
+        <w:t xml:space="preserve"> </w:t>
+      </w:r>
+      <w:r>
+        <w:t>выстрелы,</w:t>
+      </w:r>
+      <w:r>
+        <w:rPr>
+          <w:spacing w:val="-2"/>
+        </w:rPr>
+        <w:t xml:space="preserve"> </w:t>
+      </w:r>
+      <w:r>
+        <w:t>навигация ИИ</w:t>
+      </w:r>
+      <w:r>
+        <w:rPr>
+          <w:spacing w:val="-7"/>
+        </w:rPr>
+        <w:t xml:space="preserve"> </w:t>
+      </w:r>
+      <w:r>
+        <w:t>(противники</w:t>
+      </w:r>
+      <w:r>
+        <w:rPr>
+          <w:spacing w:val="-5"/>
+        </w:rPr>
+        <w:t xml:space="preserve"> </w:t>
+      </w:r>
+      <w:r>
+        <w:t>должны</w:t>
+      </w:r>
+      <w:r>
+        <w:rPr>
+          <w:spacing w:val="-7"/>
+        </w:rPr>
+        <w:t xml:space="preserve"> </w:t>
+      </w:r>
+      <w:r>
+        <w:t>обходить</w:t>
+      </w:r>
+      <w:r>
+        <w:rPr>
+          <w:spacing w:val="-7"/>
+        </w:rPr>
+        <w:t xml:space="preserve"> </w:t>
+      </w:r>
+      <w:r>
+        <w:t>объекты</w:t>
+      </w:r>
+      <w:r>
+        <w:rPr>
+          <w:spacing w:val="-5"/>
+        </w:rPr>
+        <w:t xml:space="preserve"> </w:t>
+      </w:r>
+      <w:r>
+        <w:t>с</w:t>
+      </w:r>
+      <w:r>
+        <w:rPr>
+          <w:spacing w:val="-5"/>
+        </w:rPr>
+        <w:t xml:space="preserve"> </w:t>
+      </w:r>
+      <w:r>
+        <w:t>коллизией)</w:t>
+      </w:r>
+      <w:r>
+        <w:rPr>
+          <w:spacing w:val="-5"/>
+        </w:rPr>
+        <w:t xml:space="preserve"> </w:t>
+      </w:r>
+      <w:r>
+        <w:t>и</w:t>
+      </w:r>
+      <w:r>
+        <w:rPr>
+          <w:spacing w:val="-7"/>
+        </w:rPr>
+        <w:t xml:space="preserve"> </w:t>
+      </w:r>
+      <w:r>
+        <w:t>прочее.</w:t>
+      </w:r>
+      <w:r>
+        <w:rPr>
+          <w:spacing w:val="-6"/>
+        </w:rPr>
+        <w:t xml:space="preserve"> </w:t>
+      </w:r>
+      <w:r>
+        <w:t>Например, если</w:t>
+      </w:r>
+      <w:r>
+        <w:rPr>
+          <w:spacing w:val="12"/>
+        </w:rPr>
+        <w:t xml:space="preserve"> </w:t>
+      </w:r>
+      <w:r>
+        <w:t>отключить</w:t>
+      </w:r>
+      <w:r>
+        <w:rPr>
+          <w:spacing w:val="14"/>
+        </w:rPr>
+        <w:t xml:space="preserve"> </w:t>
+      </w:r>
+      <w:r>
+        <w:t>коллизию</w:t>
+      </w:r>
+      <w:r>
+        <w:rPr>
+          <w:spacing w:val="14"/>
+        </w:rPr>
+        <w:t xml:space="preserve"> </w:t>
+      </w:r>
+      <w:r>
+        <w:t>в</w:t>
+      </w:r>
+      <w:r>
+        <w:rPr>
+          <w:spacing w:val="14"/>
+        </w:rPr>
+        <w:t xml:space="preserve"> </w:t>
+      </w:r>
+      <w:r>
+        <w:t>3D-шутере,</w:t>
+      </w:r>
+      <w:r>
+        <w:rPr>
+          <w:spacing w:val="12"/>
+        </w:rPr>
+        <w:t xml:space="preserve"> </w:t>
+      </w:r>
+      <w:r>
+        <w:t>игрок</w:t>
+      </w:r>
+      <w:r>
+        <w:rPr>
+          <w:spacing w:val="15"/>
+        </w:rPr>
+        <w:t xml:space="preserve"> </w:t>
+      </w:r>
+      <w:r>
+        <w:t>просто</w:t>
+      </w:r>
+      <w:r>
+        <w:rPr>
+          <w:spacing w:val="16"/>
+        </w:rPr>
+        <w:t xml:space="preserve"> </w:t>
+      </w:r>
+      <w:r>
+        <w:t>провалится</w:t>
+      </w:r>
+      <w:r>
+        <w:rPr>
+          <w:spacing w:val="15"/>
+        </w:rPr>
+        <w:t xml:space="preserve"> </w:t>
+      </w:r>
+      <w:r>
+        <w:t>под</w:t>
+      </w:r>
+      <w:r>
+        <w:rPr>
+          <w:spacing w:val="16"/>
+        </w:rPr>
+        <w:t xml:space="preserve"> </w:t>
+      </w:r>
+      <w:r>
+        <w:rPr>
+          <w:spacing w:val="-2"/>
+        </w:rPr>
+        <w:t>землю</w:t>
+      </w:r>
       <w:r>
         <w:t xml:space="preserve">, </w:t>
       </w:r>
-      <w:proofErr w:type="spellStart"/>
+      <w:r>
+        <w:t>персонаж</w:t>
+      </w:r>
+      <w:r>
+        <w:rPr>
+          <w:spacing w:val="-7"/>
+        </w:rPr>
+        <w:t xml:space="preserve"> </w:t>
+      </w:r>
+      <w:r>
+        <w:t>и</w:t>
+      </w:r>
+      <w:r>
+        <w:rPr>
+          <w:spacing w:val="-7"/>
+        </w:rPr>
+        <w:t xml:space="preserve"> </w:t>
+      </w:r>
+      <w:r>
+        <w:t>поверхность</w:t>
+      </w:r>
+      <w:r>
+        <w:rPr>
+          <w:spacing w:val="-9"/>
+        </w:rPr>
+        <w:t xml:space="preserve"> </w:t>
+      </w:r>
+      <w:r>
+        <w:t>не</w:t>
+      </w:r>
+      <w:r>
+        <w:rPr>
+          <w:spacing w:val="-8"/>
+        </w:rPr>
+        <w:t xml:space="preserve"> </w:t>
+      </w:r>
+      <w:r>
+        <w:t>будут</w:t>
+      </w:r>
+      <w:r>
+        <w:rPr>
+          <w:spacing w:val="-8"/>
+        </w:rPr>
+        <w:t xml:space="preserve"> </w:t>
+      </w:r>
+      <w:r>
+        <w:t>взаимодействовать,</w:t>
+      </w:r>
+      <w:r>
+        <w:rPr>
+          <w:spacing w:val="-8"/>
+        </w:rPr>
+        <w:t xml:space="preserve"> </w:t>
+      </w:r>
+      <w:r>
+        <w:t>то</w:t>
+      </w:r>
+      <w:r>
+        <w:rPr>
+          <w:spacing w:val="-9"/>
+        </w:rPr>
+        <w:t xml:space="preserve"> </w:t>
+      </w:r>
+      <w:r>
+        <w:t>есть</w:t>
+      </w:r>
+      <w:r>
+        <w:rPr>
+          <w:spacing w:val="-8"/>
+        </w:rPr>
+        <w:t xml:space="preserve"> </w:t>
+      </w:r>
+      <w:r>
+        <w:t xml:space="preserve">сталкиваться. </w:t>
+      </w:r>
+    </w:p>
+    <w:p>
+      <w:pPr>
+        <w:pStyle w:val="a2"/>
+        <w:tabs>
+          <w:tab w:val="left" w:pos="9540"/>
+        </w:tabs>
+        <w:ind w:right="100"/>
+      </w:pPr>
+      <w:r>
+        <w:t>Для</w:t>
+      </w:r>
+      <w:r>
+        <w:rPr>
+          <w:spacing w:val="27"/>
+        </w:rPr>
+        <w:t xml:space="preserve"> </w:t>
+      </w:r>
+      <w:r>
+        <w:t>того,</w:t>
+      </w:r>
+      <w:r>
+        <w:rPr>
+          <w:spacing w:val="24"/>
+        </w:rPr>
+        <w:t xml:space="preserve"> </w:t>
+      </w:r>
+      <w:r>
+        <w:t>чтобы</w:t>
+      </w:r>
+      <w:r>
+        <w:rPr>
+          <w:spacing w:val="26"/>
+        </w:rPr>
+        <w:t xml:space="preserve"> </w:t>
+      </w:r>
+      <w:r>
+        <w:t>пользователь/игрок</w:t>
+      </w:r>
+      <w:r>
+        <w:rPr>
+          <w:spacing w:val="25"/>
+        </w:rPr>
+        <w:t xml:space="preserve"> </w:t>
+      </w:r>
+      <w:r>
+        <w:t>не</w:t>
+      </w:r>
+      <w:r>
+        <w:rPr>
+          <w:spacing w:val="25"/>
+        </w:rPr>
+        <w:t xml:space="preserve"> </w:t>
+      </w:r>
+      <w:r>
+        <w:t>мог</w:t>
+      </w:r>
+      <w:r>
+        <w:rPr>
+          <w:spacing w:val="25"/>
+        </w:rPr>
+        <w:t xml:space="preserve"> </w:t>
+      </w:r>
+      <w:r>
+        <w:t>проходить</w:t>
+      </w:r>
+      <w:r>
+        <w:rPr>
+          <w:spacing w:val="26"/>
+        </w:rPr>
+        <w:t xml:space="preserve"> </w:t>
+      </w:r>
+      <w:r>
+        <w:t>сквозь</w:t>
+      </w:r>
+      <w:r>
+        <w:rPr>
+          <w:spacing w:val="26"/>
+        </w:rPr>
+        <w:t xml:space="preserve"> </w:t>
+      </w:r>
+      <w:r>
+        <w:t>дерево</w:t>
+      </w:r>
+      <w:r>
+        <w:rPr>
+          <w:spacing w:val="36"/>
+        </w:rPr>
+        <w:t xml:space="preserve">, </w:t>
+      </w:r>
+      <w:r>
+        <w:t>необходимо</w:t>
+      </w:r>
+      <w:r>
+        <w:rPr>
+          <w:spacing w:val="-10"/>
+        </w:rPr>
+        <w:t xml:space="preserve"> </w:t>
+      </w:r>
+      <w:r>
+        <w:t>на</w:t>
+      </w:r>
+      <w:r>
+        <w:rPr>
+          <w:spacing w:val="-6"/>
+        </w:rPr>
+        <w:t xml:space="preserve"> </w:t>
+      </w:r>
+      <w:r>
+        <w:t>созданный</w:t>
+      </w:r>
+      <w:r>
+        <w:rPr>
+          <w:spacing w:val="-5"/>
+        </w:rPr>
+        <w:t xml:space="preserve"> </w:t>
+      </w:r>
+      <w:r>
+        <w:t>объект</w:t>
+      </w:r>
+      <w:r>
+        <w:rPr>
+          <w:spacing w:val="-5"/>
+        </w:rPr>
+        <w:t xml:space="preserve"> </w:t>
+      </w:r>
+      <w:r>
+        <w:t>повесить</w:t>
+      </w:r>
+      <w:r>
+        <w:rPr>
+          <w:spacing w:val="-6"/>
+        </w:rPr>
+        <w:t xml:space="preserve"> </w:t>
+      </w:r>
+      <w:r>
+        <w:t>компонент</w:t>
+      </w:r>
+      <w:r>
+        <w:rPr>
+          <w:spacing w:val="-6"/>
+        </w:rPr>
+        <w:t xml:space="preserve"> </w:t>
+      </w:r>
+      <w:r>
+        <w:t>с</w:t>
+      </w:r>
+      <w:r>
+        <w:rPr>
+          <w:spacing w:val="-5"/>
+        </w:rPr>
+        <w:t xml:space="preserve"> </w:t>
+      </w:r>
+      <w:r>
+        <w:rPr>
+          <w:spacing w:val="-2"/>
+        </w:rPr>
+        <w:t>коллизией.</w:t>
+      </w:r>
+    </w:p>
+    <w:p>
+      <w:pPr>
+        <w:pStyle w:val="a2"/>
+        <w:tabs>
+          <w:tab w:val="left" w:pos="9540"/>
+        </w:tabs>
+        <w:ind w:right="100"/>
+      </w:pPr>
+      <w:r>
+        <w:t>Существует</w:t>
+      </w:r>
+      <w:r>
+        <w:rPr>
+          <w:spacing w:val="-10"/>
+        </w:rPr>
+        <w:t xml:space="preserve"> </w:t>
+      </w:r>
+      <w:r>
+        <w:t>несколько</w:t>
+      </w:r>
+      <w:r>
+        <w:rPr>
+          <w:spacing w:val="-6"/>
+        </w:rPr>
+        <w:t xml:space="preserve"> </w:t>
+      </w:r>
+      <w:r>
+        <w:t>типов</w:t>
+      </w:r>
+      <w:r>
+        <w:rPr>
+          <w:spacing w:val="-7"/>
+        </w:rPr>
+        <w:t xml:space="preserve"> </w:t>
+      </w:r>
+      <w:r>
+        <w:rPr>
+          <w:spacing w:val="-2"/>
+        </w:rPr>
+        <w:t>коллайдеров:</w:t>
+      </w:r>
+    </w:p>
+    <w:p>
+      <w:pPr>
+        <w:pStyle w:val="a2"/>
+        <w:tabs>
+          <w:tab w:val="left" w:pos="9540"/>
+        </w:tabs>
+        <w:ind w:right="100"/>
+      </w:pPr>
+      <w:r>
+        <w:t>Box</w:t>
+      </w:r>
+      <w:r>
+        <w:rPr>
+          <w:spacing w:val="-14"/>
+        </w:rPr>
+        <w:t xml:space="preserve"> </w:t>
+      </w:r>
+      <w:r>
+        <w:t>Collider</w:t>
+      </w:r>
+      <w:r>
+        <w:rPr>
+          <w:spacing w:val="-14"/>
+        </w:rPr>
+        <w:t xml:space="preserve"> </w:t>
+      </w:r>
+      <w:r>
+        <w:t>(коллайдер</w:t>
+      </w:r>
+      <w:r>
+        <w:rPr>
+          <w:spacing w:val="-14"/>
+        </w:rPr>
+        <w:t xml:space="preserve"> </w:t>
+      </w:r>
+      <w:r>
+        <w:t>коробки)</w:t>
+      </w:r>
+      <w:r>
+        <w:rPr>
+          <w:spacing w:val="-13"/>
+        </w:rPr>
+        <w:t xml:space="preserve"> </w:t>
+      </w:r>
+      <w:r>
+        <w:t>–</w:t>
+      </w:r>
+      <w:r>
+        <w:rPr>
+          <w:spacing w:val="-14"/>
+        </w:rPr>
+        <w:t xml:space="preserve"> </w:t>
+      </w:r>
+      <w:r>
+        <w:t>это</w:t>
+      </w:r>
+      <w:r>
+        <w:rPr>
+          <w:spacing w:val="-14"/>
+        </w:rPr>
+        <w:t xml:space="preserve"> </w:t>
+      </w:r>
+      <w:r>
+        <w:t>коллайдер,</w:t>
+      </w:r>
+      <w:r>
+        <w:rPr>
+          <w:spacing w:val="-15"/>
+        </w:rPr>
+        <w:t xml:space="preserve"> </w:t>
+      </w:r>
+      <w:r>
+        <w:t>который</w:t>
+      </w:r>
+      <w:r>
+        <w:rPr>
+          <w:spacing w:val="-16"/>
+        </w:rPr>
+        <w:t xml:space="preserve"> </w:t>
+      </w:r>
+      <w:r>
+        <w:t>представляет собой параллелепипед с фиксированным размером и ориентацией. Он используется для объектов, которые могут быть описаны прямоугольником, такими как стены, полы, двери и другие предметы.</w:t>
+      </w:r>
+    </w:p>
+    <w:p>
+      <w:pPr>
+        <w:pStyle w:val="a2"/>
+        <w:tabs>
+          <w:tab w:val="left" w:pos="9540"/>
+        </w:tabs>
+        <w:ind w:right="100"/>
+      </w:pPr>
+      <w:r>
+        <w:t xml:space="preserve">Sphere Collider (коллайдер сферы) </w:t>
+      </w:r>
+      <w:r>
+        <w:t>–</w:t>
+      </w:r>
+      <w:r>
+        <w:t xml:space="preserve"> это коллайдер, который представляет собой сферу с фиксированным радиусом. Он используется для объектов, которые имеют сферическую форму, таких как шары, головы персонажей и т.д.</w:t>
+      </w:r>
+    </w:p>
+    <w:p>
+      <w:pPr>
+        <w:pStyle w:val="a2"/>
+        <w:tabs>
+          <w:tab w:val="left" w:pos="9540"/>
+        </w:tabs>
+        <w:ind w:right="100"/>
+      </w:pPr>
+      <w:r>
+        <w:t xml:space="preserve">Capsule Collider (коллайдер капсулы) </w:t>
+      </w:r>
+      <w:r>
+        <w:t>–</w:t>
+      </w:r>
+      <w:r>
+        <w:t xml:space="preserve"> это коллайдер, который представляет собой цилиндр, закрытый с двух концов полусферами. Ониспользуется для объектов, которые имеют форму капсулы, таких как </w:t>
+      </w:r>
+      <w:r>
+        <w:rPr>
+          <w:spacing w:val="-2"/>
+        </w:rPr>
+        <w:t>персонажи.</w:t>
+      </w:r>
+    </w:p>
+    <w:p>
+      <w:pPr>
+        <w:pStyle w:val="a2"/>
+        <w:tabs>
+          <w:tab w:val="left" w:pos="9540"/>
+        </w:tabs>
+        <w:ind w:right="100"/>
+      </w:pPr>
+      <w:r>
+        <w:t>Mesh</w:t>
+      </w:r>
+      <w:r>
+        <w:rPr>
+          <w:spacing w:val="39"/>
+        </w:rPr>
+        <w:t xml:space="preserve"> </w:t>
+      </w:r>
+      <w:r>
+        <w:t>Collider</w:t>
+      </w:r>
+      <w:r>
+        <w:rPr>
+          <w:spacing w:val="36"/>
+        </w:rPr>
+        <w:t xml:space="preserve"> </w:t>
+      </w:r>
+      <w:r>
+        <w:t>(коллайдер</w:t>
+      </w:r>
+      <w:r>
+        <w:rPr>
+          <w:spacing w:val="37"/>
+        </w:rPr>
+        <w:t xml:space="preserve"> </w:t>
+      </w:r>
+      <w:r>
+        <w:t>сетки)</w:t>
+      </w:r>
+      <w:r>
+        <w:rPr>
+          <w:spacing w:val="40"/>
+        </w:rPr>
+        <w:t xml:space="preserve"> </w:t>
+      </w:r>
+      <w:r>
+        <w:t>–</w:t>
+      </w:r>
+      <w:r>
+        <w:rPr>
+          <w:spacing w:val="38"/>
+        </w:rPr>
+        <w:t xml:space="preserve"> </w:t>
+      </w:r>
+      <w:r>
+        <w:t>это</w:t>
+      </w:r>
+      <w:r>
+        <w:rPr>
+          <w:spacing w:val="36"/>
+        </w:rPr>
+        <w:t xml:space="preserve"> </w:t>
+      </w:r>
+      <w:r>
+        <w:t>коллайдер,</w:t>
+      </w:r>
+      <w:r>
+        <w:rPr>
+          <w:spacing w:val="38"/>
+        </w:rPr>
+        <w:t xml:space="preserve"> </w:t>
+      </w:r>
+      <w:r>
+        <w:t>который</w:t>
+      </w:r>
+      <w:r>
+        <w:rPr>
+          <w:spacing w:val="37"/>
+        </w:rPr>
+        <w:t xml:space="preserve"> </w:t>
+      </w:r>
+      <w:r>
+        <w:t>использует форму</w:t>
+      </w:r>
+      <w:r>
+        <w:rPr>
+          <w:spacing w:val="80"/>
+        </w:rPr>
+        <w:t xml:space="preserve"> </w:t>
+      </w:r>
+      <w:r>
+        <w:t>сетки</w:t>
+      </w:r>
+      <w:r>
+        <w:rPr>
+          <w:spacing w:val="80"/>
+        </w:rPr>
+        <w:t xml:space="preserve"> </w:t>
+      </w:r>
+      <w:r>
+        <w:t>объекта</w:t>
+      </w:r>
+      <w:r>
+        <w:rPr>
+          <w:spacing w:val="80"/>
+        </w:rPr>
+        <w:t xml:space="preserve"> </w:t>
+      </w:r>
+      <w:r>
+        <w:t>для</w:t>
+      </w:r>
+      <w:r>
+        <w:rPr>
+          <w:spacing w:val="80"/>
+        </w:rPr>
+        <w:t xml:space="preserve"> </w:t>
+      </w:r>
+      <w:r>
+        <w:t>определения</w:t>
+      </w:r>
+      <w:r>
+        <w:rPr>
+          <w:spacing w:val="80"/>
+        </w:rPr>
+        <w:t xml:space="preserve"> </w:t>
+      </w:r>
+      <w:r>
+        <w:t>коллизий.</w:t>
+      </w:r>
+      <w:r>
+        <w:rPr>
+          <w:spacing w:val="80"/>
+        </w:rPr>
+        <w:t xml:space="preserve"> </w:t>
+      </w:r>
+      <w:r>
+        <w:t>Он</w:t>
+      </w:r>
+      <w:r>
+        <w:rPr>
+          <w:spacing w:val="80"/>
+        </w:rPr>
+        <w:t xml:space="preserve"> </w:t>
+      </w:r>
+      <w:r>
+        <w:t>используется</w:t>
+      </w:r>
+      <w:r>
+        <w:rPr>
+          <w:spacing w:val="80"/>
+        </w:rPr>
+        <w:t xml:space="preserve"> </w:t>
+      </w:r>
+      <w:r>
+        <w:t>для</w:t>
+      </w:r>
+      <w:r>
+        <w:rPr>
+          <w:spacing w:val="80"/>
+        </w:rPr>
+        <w:t xml:space="preserve"> </w:t>
+      </w:r>
+      <w:r>
+        <w:t>объектов,</w:t>
+      </w:r>
+      <w:r>
+        <w:rPr>
+          <w:spacing w:val="-3"/>
+        </w:rPr>
+        <w:t xml:space="preserve"> </w:t>
+      </w:r>
+      <w:r>
+        <w:t>которые</w:t>
+      </w:r>
+      <w:r>
+        <w:rPr>
+          <w:spacing w:val="-2"/>
+        </w:rPr>
+        <w:t xml:space="preserve"> </w:t>
+      </w:r>
+      <w:r>
+        <w:t>имеют</w:t>
+      </w:r>
+      <w:r>
+        <w:rPr>
+          <w:spacing w:val="-3"/>
+        </w:rPr>
+        <w:t xml:space="preserve"> </w:t>
+      </w:r>
+      <w:r>
+        <w:t>сложную</w:t>
+      </w:r>
+      <w:r>
+        <w:rPr>
+          <w:spacing w:val="-3"/>
+        </w:rPr>
+        <w:t xml:space="preserve"> </w:t>
+      </w:r>
+      <w:r>
+        <w:t>форму,</w:t>
+      </w:r>
+      <w:r>
+        <w:rPr>
+          <w:spacing w:val="-3"/>
+        </w:rPr>
+        <w:t xml:space="preserve"> </w:t>
+      </w:r>
+      <w:r>
+        <w:t>такие</w:t>
+      </w:r>
+      <w:r>
+        <w:rPr>
+          <w:spacing w:val="-2"/>
+        </w:rPr>
+        <w:t xml:space="preserve"> </w:t>
+      </w:r>
+      <w:r>
+        <w:t>как</w:t>
+      </w:r>
+      <w:r>
+        <w:rPr>
+          <w:spacing w:val="-5"/>
+        </w:rPr>
+        <w:t xml:space="preserve"> </w:t>
+      </w:r>
+      <w:r>
+        <w:t>скалы,</w:t>
+      </w:r>
+      <w:r>
+        <w:rPr>
+          <w:spacing w:val="-5"/>
+        </w:rPr>
+        <w:t xml:space="preserve"> </w:t>
+      </w:r>
+      <w:r>
+        <w:t>деревья</w:t>
+      </w:r>
+      <w:r>
+        <w:rPr>
+          <w:spacing w:val="-2"/>
+        </w:rPr>
+        <w:t xml:space="preserve"> </w:t>
+      </w:r>
+      <w:r>
+        <w:t>и</w:t>
+      </w:r>
+      <w:r>
+        <w:rPr>
+          <w:spacing w:val="-2"/>
+        </w:rPr>
+        <w:t xml:space="preserve"> </w:t>
+      </w:r>
+      <w:r>
+        <w:t xml:space="preserve">здания. </w:t>
+      </w:r>
+      <w:r>
+        <w:rPr>
+          <w:spacing w:val="-2"/>
+        </w:rPr>
+        <w:t>Terrain Collider (коллайдер террейна)</w:t>
+      </w:r>
+      <w:r>
+        <w:rPr>
+          <w:spacing w:val="-2"/>
+        </w:rPr>
+        <w:t xml:space="preserve"> </w:t>
+      </w:r>
+      <w:r>
+        <w:t xml:space="preserve">– </w:t>
+      </w:r>
+      <w:r>
+        <w:rPr>
+          <w:spacing w:val="-4"/>
+        </w:rPr>
+        <w:t xml:space="preserve">это </w:t>
+      </w:r>
+      <w:r>
+        <w:rPr>
+          <w:spacing w:val="-2"/>
+        </w:rPr>
+        <w:t>коллайдер,</w:t>
+      </w:r>
+      <w:r>
+        <w:t xml:space="preserve"> </w:t>
+      </w:r>
+      <w:r>
+        <w:rPr>
+          <w:spacing w:val="-2"/>
+        </w:rPr>
+        <w:t xml:space="preserve">который </w:t>
+      </w:r>
+      <w:r>
+        <w:t>используется</w:t>
+      </w:r>
+      <w:r>
+        <w:rPr>
+          <w:spacing w:val="-1"/>
+        </w:rPr>
+        <w:t xml:space="preserve"> </w:t>
+      </w:r>
+      <w:r>
+        <w:t>для</w:t>
+      </w:r>
+      <w:r>
+        <w:rPr>
+          <w:spacing w:val="1"/>
+        </w:rPr>
+        <w:t xml:space="preserve"> </w:t>
+      </w:r>
+      <w:r>
+        <w:t>террейна</w:t>
+      </w:r>
+      <w:r>
+        <w:rPr>
+          <w:spacing w:val="2"/>
+        </w:rPr>
+        <w:t xml:space="preserve"> </w:t>
+      </w:r>
+      <w:r>
+        <w:t>(ландшафта)</w:t>
+      </w:r>
+      <w:r>
+        <w:rPr>
+          <w:spacing w:val="-1"/>
+        </w:rPr>
+        <w:t xml:space="preserve"> </w:t>
+      </w:r>
+      <w:r>
+        <w:t>и</w:t>
+      </w:r>
+      <w:r>
+        <w:rPr>
+          <w:spacing w:val="2"/>
+        </w:rPr>
+        <w:t xml:space="preserve"> </w:t>
+      </w:r>
+      <w:r>
+        <w:t>определяет</w:t>
+      </w:r>
+      <w:r>
+        <w:rPr>
+          <w:spacing w:val="2"/>
+        </w:rPr>
+        <w:t xml:space="preserve"> </w:t>
+      </w:r>
+      <w:r>
+        <w:t>форму</w:t>
+      </w:r>
+      <w:r>
+        <w:rPr>
+          <w:spacing w:val="2"/>
+        </w:rPr>
+        <w:t xml:space="preserve"> </w:t>
+      </w:r>
+      <w:r>
+        <w:t>его</w:t>
+      </w:r>
+      <w:r>
+        <w:rPr>
+          <w:spacing w:val="1"/>
+        </w:rPr>
+        <w:t xml:space="preserve"> </w:t>
+      </w:r>
+      <w:r>
+        <w:rPr>
+          <w:spacing w:val="-2"/>
+        </w:rPr>
+        <w:t>поверхности</w:t>
+      </w:r>
+      <w:r>
+        <w:t xml:space="preserve"> для</w:t>
+      </w:r>
+      <w:r>
+        <w:rPr>
+          <w:spacing w:val="-6"/>
+        </w:rPr>
+        <w:t xml:space="preserve"> </w:t>
+      </w:r>
+      <w:r>
+        <w:t>обнаружения</w:t>
+      </w:r>
+      <w:r>
+        <w:rPr>
+          <w:spacing w:val="-6"/>
+        </w:rPr>
+        <w:t xml:space="preserve"> </w:t>
+      </w:r>
+      <w:r>
+        <w:rPr>
+          <w:spacing w:val="-2"/>
+        </w:rPr>
+        <w:t>коллизий.</w:t>
+      </w:r>
+    </w:p>
+    <w:p>
+      <w:pPr>
+        <w:pStyle w:val="a2"/>
+        <w:tabs>
+          <w:tab w:val="left" w:pos="9540"/>
+        </w:tabs>
+        <w:ind w:right="100"/>
+      </w:pPr>
       <w:r>
         <w:lastRenderedPageBreak/>
-        <w:t>Capsule</w:t>
-      </w:r>
-      <w:proofErr w:type="spellEnd"/>
-      <w:r>
-        <w:t>) и сложные (</w:t>
-      </w:r>
-      <w:proofErr w:type="spellStart"/>
-      <w:r>
-        <w:t>MeshCollider</w:t>
-      </w:r>
-      <w:proofErr w:type="spellEnd"/>
-      <w:r>
-        <w:t xml:space="preserve">). Если </w:t>
-      </w:r>
-      <w:proofErr w:type="spellStart"/>
-      <w:r>
-        <w:t>Rigidbody</w:t>
-      </w:r>
-      <w:proofErr w:type="spellEnd"/>
-      <w:r>
-        <w:t xml:space="preserve"> отсутствует, объект считается статичным и может взаимодействовать только с динамическими </w:t>
+        <w:t xml:space="preserve">Wheel Collider (коллайдер колеса) </w:t>
+      </w:r>
+      <w:r>
+        <w:t>–</w:t>
+      </w:r>
+      <w:r>
+        <w:t xml:space="preserve"> это коллайдер, который используется</w:t>
+      </w:r>
+      <w:r>
+        <w:rPr>
+          <w:spacing w:val="-13"/>
+        </w:rPr>
+        <w:t xml:space="preserve"> </w:t>
+      </w:r>
+      <w:r>
+        <w:t>для</w:t>
+      </w:r>
+      <w:r>
+        <w:rPr>
+          <w:spacing w:val="-11"/>
+        </w:rPr>
+        <w:t xml:space="preserve"> </w:t>
+      </w:r>
+      <w:r>
+        <w:t>симуляции</w:t>
+      </w:r>
+      <w:r>
+        <w:rPr>
+          <w:spacing w:val="-11"/>
+        </w:rPr>
+        <w:t xml:space="preserve"> </w:t>
+      </w:r>
+      <w:r>
+        <w:t>движения</w:t>
+      </w:r>
+      <w:r>
+        <w:rPr>
+          <w:spacing w:val="-13"/>
+        </w:rPr>
+        <w:t xml:space="preserve"> </w:t>
+      </w:r>
+      <w:r>
+        <w:t>колес.</w:t>
+      </w:r>
+      <w:r>
+        <w:rPr>
+          <w:spacing w:val="-14"/>
+        </w:rPr>
+        <w:t xml:space="preserve"> </w:t>
+      </w:r>
+      <w:r>
+        <w:t>Он</w:t>
+      </w:r>
+      <w:r>
+        <w:rPr>
+          <w:spacing w:val="-13"/>
+        </w:rPr>
+        <w:t xml:space="preserve"> </w:t>
+      </w:r>
+      <w:r>
+        <w:t>может</w:t>
+      </w:r>
+      <w:r>
+        <w:rPr>
+          <w:spacing w:val="-13"/>
+        </w:rPr>
+        <w:t xml:space="preserve"> </w:t>
+      </w:r>
+      <w:r>
+        <w:t>быть</w:t>
+      </w:r>
+      <w:r>
+        <w:rPr>
+          <w:spacing w:val="-12"/>
+        </w:rPr>
+        <w:t xml:space="preserve"> </w:t>
+      </w:r>
+      <w:r>
+        <w:t>использован</w:t>
+      </w:r>
+      <w:r>
+        <w:rPr>
+          <w:spacing w:val="-13"/>
+        </w:rPr>
+        <w:t xml:space="preserve"> </w:t>
+      </w:r>
+      <w:r>
+        <w:t xml:space="preserve">для </w:t>
       </w:r>
       <w:r>
         <w:rPr>
           <w:spacing w:val="-2"/>
         </w:rPr>
-        <w:t>телами.</w:t>
+        <w:t>создания</w:t>
+      </w:r>
+      <w:r>
+        <w:rPr>
+          <w:spacing w:val="-7"/>
+        </w:rPr>
+        <w:t xml:space="preserve"> </w:t>
+      </w:r>
+      <w:r>
+        <w:rPr>
+          <w:spacing w:val="-2"/>
+        </w:rPr>
+        <w:t>реалистичной</w:t>
+      </w:r>
+      <w:r>
+        <w:rPr>
+          <w:spacing w:val="-3"/>
+        </w:rPr>
+        <w:t xml:space="preserve"> </w:t>
+      </w:r>
+      <w:r>
+        <w:rPr>
+          <w:spacing w:val="-2"/>
+        </w:rPr>
+        <w:t>физики</w:t>
+      </w:r>
+      <w:r>
+        <w:rPr>
+          <w:spacing w:val="-7"/>
+        </w:rPr>
+        <w:t xml:space="preserve"> </w:t>
+      </w:r>
+      <w:r>
+        <w:rPr>
+          <w:spacing w:val="-2"/>
+        </w:rPr>
+        <w:t>движения</w:t>
+      </w:r>
+      <w:r>
+        <w:rPr>
+          <w:spacing w:val="-3"/>
+        </w:rPr>
+        <w:t xml:space="preserve"> </w:t>
+      </w:r>
+      <w:r>
+        <w:rPr>
+          <w:spacing w:val="-2"/>
+        </w:rPr>
+        <w:t>автомобилей</w:t>
+      </w:r>
+      <w:r>
+        <w:rPr>
+          <w:spacing w:val="-5"/>
+        </w:rPr>
+        <w:t xml:space="preserve"> </w:t>
+      </w:r>
+      <w:r>
+        <w:rPr>
+          <w:spacing w:val="-2"/>
+        </w:rPr>
+        <w:t>и</w:t>
+      </w:r>
+      <w:r>
+        <w:rPr>
+          <w:spacing w:val="-3"/>
+        </w:rPr>
+        <w:t xml:space="preserve"> </w:t>
+      </w:r>
+      <w:r>
+        <w:rPr>
+          <w:spacing w:val="-2"/>
+        </w:rPr>
+        <w:t>других</w:t>
+      </w:r>
+      <w:r>
+        <w:rPr>
+          <w:spacing w:val="-3"/>
+        </w:rPr>
+        <w:t xml:space="preserve"> </w:t>
+      </w:r>
+      <w:r>
+        <w:rPr>
+          <w:spacing w:val="-2"/>
+        </w:rPr>
+        <w:t>транспортных средств.</w:t>
       </w:r>
     </w:p>
     <w:p>
@@ -4444,7 +5348,7 @@
         <w:ind w:right="100"/>
       </w:pPr>
       <w:r>
-        <w:t>Все эти концепции позволяют создавать как простые, так и весьма сложные физические взаимодействия в игре.</w:t>
+        <w:t>В рассматриваемом примере будет использоваться Mesh Collider, который позволяет полностью повторить форму объекта.</w:t>
       </w:r>
     </w:p>
     <w:p>
@@ -4456,1373 +5360,7 @@
         <w:ind w:right="100"/>
       </w:pPr>
       <w:r>
-        <w:rPr>
-          <w:bCs/>
-        </w:rPr>
-        <w:t>Коллизия</w:t>
-      </w:r>
-      <w:r>
-        <w:rPr>
-          <w:b/>
-        </w:rPr>
-        <w:t xml:space="preserve"> </w:t>
-      </w:r>
-      <w:r>
-        <w:t>— это упрощённая геометрия объекта, которая позволяет взаимодействовать</w:t>
-      </w:r>
-      <w:r>
-        <w:rPr>
-          <w:spacing w:val="-4"/>
-        </w:rPr>
-        <w:t xml:space="preserve"> </w:t>
-      </w:r>
-      <w:r>
-        <w:t>с</w:t>
-      </w:r>
-      <w:r>
-        <w:rPr>
-          <w:spacing w:val="-2"/>
-        </w:rPr>
-        <w:t xml:space="preserve"> </w:t>
-      </w:r>
-      <w:r>
-        <w:t>другими</w:t>
-      </w:r>
-      <w:r>
-        <w:rPr>
-          <w:spacing w:val="-1"/>
-        </w:rPr>
-        <w:t xml:space="preserve"> </w:t>
-      </w:r>
-      <w:r>
-        <w:t>объектами:</w:t>
-      </w:r>
-      <w:r>
-        <w:rPr>
-          <w:spacing w:val="-1"/>
-        </w:rPr>
-        <w:t xml:space="preserve"> </w:t>
-      </w:r>
-      <w:r>
-        <w:t>столкновения,</w:t>
-      </w:r>
-      <w:r>
-        <w:rPr>
-          <w:spacing w:val="-2"/>
-        </w:rPr>
-        <w:t xml:space="preserve"> </w:t>
-      </w:r>
-      <w:r>
-        <w:t>выстрелы,</w:t>
-      </w:r>
-      <w:r>
-        <w:rPr>
-          <w:spacing w:val="-2"/>
-        </w:rPr>
-        <w:t xml:space="preserve"> </w:t>
-      </w:r>
-      <w:r>
-        <w:t>навигация ИИ</w:t>
-      </w:r>
-      <w:r>
-        <w:rPr>
-          <w:spacing w:val="-7"/>
-        </w:rPr>
-        <w:t xml:space="preserve"> </w:t>
-      </w:r>
-      <w:r>
-        <w:t>(противники</w:t>
-      </w:r>
-      <w:r>
-        <w:rPr>
-          <w:spacing w:val="-5"/>
-        </w:rPr>
-        <w:t xml:space="preserve"> </w:t>
-      </w:r>
-      <w:r>
-        <w:t>должны</w:t>
-      </w:r>
-      <w:r>
-        <w:rPr>
-          <w:spacing w:val="-7"/>
-        </w:rPr>
-        <w:t xml:space="preserve"> </w:t>
-      </w:r>
-      <w:r>
-        <w:t>обходить</w:t>
-      </w:r>
-      <w:r>
-        <w:rPr>
-          <w:spacing w:val="-7"/>
-        </w:rPr>
-        <w:t xml:space="preserve"> </w:t>
-      </w:r>
-      <w:r>
-        <w:t>объекты</w:t>
-      </w:r>
-      <w:r>
-        <w:rPr>
-          <w:spacing w:val="-5"/>
-        </w:rPr>
-        <w:t xml:space="preserve"> </w:t>
-      </w:r>
-      <w:r>
-        <w:t>с</w:t>
-      </w:r>
-      <w:r>
-        <w:rPr>
-          <w:spacing w:val="-5"/>
-        </w:rPr>
-        <w:t xml:space="preserve"> </w:t>
-      </w:r>
-      <w:r>
-        <w:t>коллизией)</w:t>
-      </w:r>
-      <w:r>
-        <w:rPr>
-          <w:spacing w:val="-5"/>
-        </w:rPr>
-        <w:t xml:space="preserve"> </w:t>
-      </w:r>
-      <w:r>
-        <w:t>и</w:t>
-      </w:r>
-      <w:r>
-        <w:rPr>
-          <w:spacing w:val="-7"/>
-        </w:rPr>
-        <w:t xml:space="preserve"> </w:t>
-      </w:r>
-      <w:r>
-        <w:t>прочее.</w:t>
-      </w:r>
-      <w:r>
-        <w:rPr>
-          <w:spacing w:val="-6"/>
-        </w:rPr>
-        <w:t xml:space="preserve"> </w:t>
-      </w:r>
-      <w:r>
-        <w:t>Например, если</w:t>
-      </w:r>
-      <w:r>
-        <w:rPr>
-          <w:spacing w:val="12"/>
-        </w:rPr>
-        <w:t xml:space="preserve"> </w:t>
-      </w:r>
-      <w:r>
-        <w:t>отключить</w:t>
-      </w:r>
-      <w:r>
-        <w:rPr>
-          <w:spacing w:val="14"/>
-        </w:rPr>
-        <w:t xml:space="preserve"> </w:t>
-      </w:r>
-      <w:r>
-        <w:t>коллизию</w:t>
-      </w:r>
-      <w:r>
-        <w:rPr>
-          <w:spacing w:val="14"/>
-        </w:rPr>
-        <w:t xml:space="preserve"> </w:t>
-      </w:r>
-      <w:r>
-        <w:t>в</w:t>
-      </w:r>
-      <w:r>
-        <w:rPr>
-          <w:spacing w:val="14"/>
-        </w:rPr>
-        <w:t xml:space="preserve"> </w:t>
-      </w:r>
-      <w:r>
-        <w:t>3D-шутере,</w:t>
-      </w:r>
-      <w:r>
-        <w:rPr>
-          <w:spacing w:val="12"/>
-        </w:rPr>
-        <w:t xml:space="preserve"> </w:t>
-      </w:r>
-      <w:r>
-        <w:t>игрок</w:t>
-      </w:r>
-      <w:r>
-        <w:rPr>
-          <w:spacing w:val="15"/>
-        </w:rPr>
-        <w:t xml:space="preserve"> </w:t>
-      </w:r>
-      <w:r>
-        <w:t>просто</w:t>
-      </w:r>
-      <w:r>
-        <w:rPr>
-          <w:spacing w:val="16"/>
-        </w:rPr>
-        <w:t xml:space="preserve"> </w:t>
-      </w:r>
-      <w:r>
-        <w:t>провалится</w:t>
-      </w:r>
-      <w:r>
-        <w:rPr>
-          <w:spacing w:val="15"/>
-        </w:rPr>
-        <w:t xml:space="preserve"> </w:t>
-      </w:r>
-      <w:r>
-        <w:t>под</w:t>
-      </w:r>
-      <w:r>
-        <w:rPr>
-          <w:spacing w:val="16"/>
-        </w:rPr>
-        <w:t xml:space="preserve"> </w:t>
-      </w:r>
-      <w:r>
-        <w:rPr>
-          <w:spacing w:val="-2"/>
-        </w:rPr>
-        <w:t>землю</w:t>
-      </w:r>
-      <w:r>
-        <w:t xml:space="preserve">, </w:t>
-      </w:r>
-      <w:r>
-        <w:t>персонаж</w:t>
-      </w:r>
-      <w:r>
-        <w:rPr>
-          <w:spacing w:val="-7"/>
-        </w:rPr>
-        <w:t xml:space="preserve"> </w:t>
-      </w:r>
-      <w:r>
-        <w:t>и</w:t>
-      </w:r>
-      <w:r>
-        <w:rPr>
-          <w:spacing w:val="-7"/>
-        </w:rPr>
-        <w:t xml:space="preserve"> </w:t>
-      </w:r>
-      <w:r>
-        <w:t>поверхность</w:t>
-      </w:r>
-      <w:r>
-        <w:rPr>
-          <w:spacing w:val="-9"/>
-        </w:rPr>
-        <w:t xml:space="preserve"> </w:t>
-      </w:r>
-      <w:r>
-        <w:t>не</w:t>
-      </w:r>
-      <w:r>
-        <w:rPr>
-          <w:spacing w:val="-8"/>
-        </w:rPr>
-        <w:t xml:space="preserve"> </w:t>
-      </w:r>
-      <w:r>
-        <w:t>будут</w:t>
-      </w:r>
-      <w:r>
-        <w:rPr>
-          <w:spacing w:val="-8"/>
-        </w:rPr>
-        <w:t xml:space="preserve"> </w:t>
-      </w:r>
-      <w:r>
-        <w:t>взаимодействовать,</w:t>
-      </w:r>
-      <w:r>
-        <w:rPr>
-          <w:spacing w:val="-8"/>
-        </w:rPr>
-        <w:t xml:space="preserve"> </w:t>
-      </w:r>
-      <w:r>
-        <w:t>то</w:t>
-      </w:r>
-      <w:r>
-        <w:rPr>
-          <w:spacing w:val="-9"/>
-        </w:rPr>
-        <w:t xml:space="preserve"> </w:t>
-      </w:r>
-      <w:r>
-        <w:t>есть</w:t>
-      </w:r>
-      <w:r>
-        <w:rPr>
-          <w:spacing w:val="-8"/>
-        </w:rPr>
-        <w:t xml:space="preserve"> </w:t>
-      </w:r>
-      <w:r>
-        <w:t xml:space="preserve">сталкиваться. </w:t>
-      </w:r>
-    </w:p>
-    <w:p>
-      <w:pPr>
-        <w:pStyle w:val="a2"/>
-        <w:tabs>
-          <w:tab w:val="left" w:pos="9540"/>
-        </w:tabs>
-        <w:ind w:right="100"/>
-      </w:pPr>
-      <w:r>
-        <w:t>Для</w:t>
-      </w:r>
-      <w:r>
-        <w:rPr>
-          <w:spacing w:val="27"/>
-        </w:rPr>
-        <w:t xml:space="preserve"> </w:t>
-      </w:r>
-      <w:r>
-        <w:t>того,</w:t>
-      </w:r>
-      <w:r>
-        <w:rPr>
-          <w:spacing w:val="24"/>
-        </w:rPr>
-        <w:t xml:space="preserve"> </w:t>
-      </w:r>
-      <w:r>
-        <w:t>чтобы</w:t>
-      </w:r>
-      <w:r>
-        <w:rPr>
-          <w:spacing w:val="26"/>
-        </w:rPr>
-        <w:t xml:space="preserve"> </w:t>
-      </w:r>
-      <w:r>
-        <w:t>пользователь/игрок</w:t>
-      </w:r>
-      <w:r>
-        <w:rPr>
-          <w:spacing w:val="25"/>
-        </w:rPr>
-        <w:t xml:space="preserve"> </w:t>
-      </w:r>
-      <w:r>
-        <w:t>не</w:t>
-      </w:r>
-      <w:r>
-        <w:rPr>
-          <w:spacing w:val="25"/>
-        </w:rPr>
-        <w:t xml:space="preserve"> </w:t>
-      </w:r>
-      <w:r>
-        <w:t>мог</w:t>
-      </w:r>
-      <w:r>
-        <w:rPr>
-          <w:spacing w:val="25"/>
-        </w:rPr>
-        <w:t xml:space="preserve"> </w:t>
-      </w:r>
-      <w:r>
-        <w:t>проходить</w:t>
-      </w:r>
-      <w:r>
-        <w:rPr>
-          <w:spacing w:val="26"/>
-        </w:rPr>
-        <w:t xml:space="preserve"> </w:t>
-      </w:r>
-      <w:r>
-        <w:t>сквозь</w:t>
-      </w:r>
-      <w:r>
-        <w:rPr>
-          <w:spacing w:val="26"/>
-        </w:rPr>
-        <w:t xml:space="preserve"> </w:t>
-      </w:r>
-      <w:r>
-        <w:t>дерево</w:t>
-      </w:r>
-      <w:r>
-        <w:rPr>
-          <w:spacing w:val="36"/>
-        </w:rPr>
-        <w:t xml:space="preserve">, </w:t>
-      </w:r>
-      <w:r>
-        <w:t>необходимо</w:t>
-      </w:r>
-      <w:r>
-        <w:rPr>
-          <w:spacing w:val="-10"/>
-        </w:rPr>
-        <w:t xml:space="preserve"> </w:t>
-      </w:r>
-      <w:r>
-        <w:t>на</w:t>
-      </w:r>
-      <w:r>
-        <w:rPr>
-          <w:spacing w:val="-6"/>
-        </w:rPr>
-        <w:t xml:space="preserve"> </w:t>
-      </w:r>
-      <w:r>
-        <w:t>созданный</w:t>
-      </w:r>
-      <w:r>
-        <w:rPr>
-          <w:spacing w:val="-5"/>
-        </w:rPr>
-        <w:t xml:space="preserve"> </w:t>
-      </w:r>
-      <w:r>
-        <w:t>объект</w:t>
-      </w:r>
-      <w:r>
-        <w:rPr>
-          <w:spacing w:val="-5"/>
-        </w:rPr>
-        <w:t xml:space="preserve"> </w:t>
-      </w:r>
-      <w:r>
-        <w:t>повесить</w:t>
-      </w:r>
-      <w:r>
-        <w:rPr>
-          <w:spacing w:val="-6"/>
-        </w:rPr>
-        <w:t xml:space="preserve"> </w:t>
-      </w:r>
-      <w:r>
-        <w:t>компонент</w:t>
-      </w:r>
-      <w:r>
-        <w:rPr>
-          <w:spacing w:val="-6"/>
-        </w:rPr>
-        <w:t xml:space="preserve"> </w:t>
-      </w:r>
-      <w:r>
-        <w:t>с</w:t>
-      </w:r>
-      <w:r>
-        <w:rPr>
-          <w:spacing w:val="-5"/>
-        </w:rPr>
-        <w:t xml:space="preserve"> </w:t>
-      </w:r>
-      <w:r>
-        <w:rPr>
-          <w:spacing w:val="-2"/>
-        </w:rPr>
-        <w:t>коллизией.</w:t>
-      </w:r>
-    </w:p>
-    <w:p>
-      <w:pPr>
-        <w:pStyle w:val="a2"/>
-        <w:tabs>
-          <w:tab w:val="left" w:pos="9540"/>
-        </w:tabs>
-        <w:ind w:right="100"/>
-      </w:pPr>
-      <w:r>
-        <w:t>Существует</w:t>
-      </w:r>
-      <w:r>
-        <w:rPr>
-          <w:spacing w:val="-10"/>
-        </w:rPr>
-        <w:t xml:space="preserve"> </w:t>
-      </w:r>
-      <w:r>
-        <w:t>несколько</w:t>
-      </w:r>
-      <w:r>
-        <w:rPr>
-          <w:spacing w:val="-6"/>
-        </w:rPr>
-        <w:t xml:space="preserve"> </w:t>
-      </w:r>
-      <w:r>
-        <w:t>типов</w:t>
-      </w:r>
-      <w:r>
-        <w:rPr>
-          <w:spacing w:val="-7"/>
-        </w:rPr>
-        <w:t xml:space="preserve"> </w:t>
-      </w:r>
-      <w:r>
-        <w:rPr>
-          <w:spacing w:val="-2"/>
-        </w:rPr>
-        <w:t>коллайдеров:</w:t>
-      </w:r>
-    </w:p>
-    <w:p>
-      <w:pPr>
-        <w:pStyle w:val="a2"/>
-        <w:tabs>
-          <w:tab w:val="left" w:pos="9540"/>
-        </w:tabs>
-        <w:ind w:right="100"/>
-      </w:pPr>
-      <w:r>
-        <w:t>Box</w:t>
-      </w:r>
-      <w:r>
-        <w:rPr>
-          <w:spacing w:val="-14"/>
-        </w:rPr>
-        <w:t xml:space="preserve"> </w:t>
-      </w:r>
-      <w:proofErr w:type="spellStart"/>
-      <w:r>
-        <w:t>Collider</w:t>
-      </w:r>
-      <w:proofErr w:type="spellEnd"/>
-      <w:r>
-        <w:rPr>
-          <w:spacing w:val="-14"/>
-        </w:rPr>
-        <w:t xml:space="preserve"> </w:t>
-      </w:r>
-      <w:r>
-        <w:t>(коллайдер</w:t>
-      </w:r>
-      <w:r>
-        <w:rPr>
-          <w:spacing w:val="-14"/>
-        </w:rPr>
-        <w:t xml:space="preserve"> </w:t>
-      </w:r>
-      <w:r>
-        <w:t>коробки)</w:t>
-      </w:r>
-      <w:r>
-        <w:rPr>
-          <w:spacing w:val="-13"/>
-        </w:rPr>
-        <w:t xml:space="preserve"> </w:t>
-      </w:r>
-      <w:r>
-        <w:t>–</w:t>
-      </w:r>
-      <w:r>
-        <w:rPr>
-          <w:spacing w:val="-14"/>
-        </w:rPr>
-        <w:t xml:space="preserve"> </w:t>
-      </w:r>
-      <w:r>
-        <w:t>это</w:t>
-      </w:r>
-      <w:r>
-        <w:rPr>
-          <w:spacing w:val="-14"/>
-        </w:rPr>
-        <w:t xml:space="preserve"> </w:t>
-      </w:r>
-      <w:r>
-        <w:t>коллайдер,</w:t>
-      </w:r>
-      <w:r>
-        <w:rPr>
-          <w:spacing w:val="-15"/>
-        </w:rPr>
-        <w:t xml:space="preserve"> </w:t>
-      </w:r>
-      <w:r>
-        <w:t>который</w:t>
-      </w:r>
-      <w:r>
-        <w:rPr>
-          <w:spacing w:val="-16"/>
-        </w:rPr>
-        <w:t xml:space="preserve"> </w:t>
-      </w:r>
-      <w:r>
-        <w:t>представляет собой параллелепипед с фиксированным размером и ориентацией. Он используется для объектов, которые могут быть описаны прямоугольником, такими как стены, полы, двери и другие предметы.</w:t>
-      </w:r>
-    </w:p>
-    <w:p>
-      <w:pPr>
-        <w:pStyle w:val="a2"/>
-        <w:tabs>
-          <w:tab w:val="left" w:pos="9540"/>
-        </w:tabs>
-        <w:ind w:right="100"/>
-      </w:pPr>
-      <w:proofErr w:type="spellStart"/>
-      <w:r>
-        <w:t>Sphere</w:t>
-      </w:r>
-      <w:proofErr w:type="spellEnd"/>
-      <w:r>
-        <w:t xml:space="preserve"> </w:t>
-      </w:r>
-      <w:proofErr w:type="spellStart"/>
-      <w:r>
-        <w:t>Collider</w:t>
-      </w:r>
-      <w:proofErr w:type="spellEnd"/>
-      <w:r>
-        <w:t xml:space="preserve"> (коллайдер сферы) </w:t>
-      </w:r>
-      <w:r>
-        <w:t>–</w:t>
-      </w:r>
-      <w:r>
-        <w:t xml:space="preserve"> это коллайдер, который представляет собой сферу с фиксированным радиусом. Он используется для объектов, которые имеют сферическую форму, таких как шары, головы персонажей и т.д.</w:t>
-      </w:r>
-    </w:p>
-    <w:p>
-      <w:pPr>
-        <w:pStyle w:val="a2"/>
-        <w:tabs>
-          <w:tab w:val="left" w:pos="9540"/>
-        </w:tabs>
-        <w:ind w:right="100"/>
-      </w:pPr>
-      <w:proofErr w:type="spellStart"/>
-      <w:r>
-        <w:t>Capsule</w:t>
-      </w:r>
-      <w:proofErr w:type="spellEnd"/>
-      <w:r>
-        <w:t xml:space="preserve"> </w:t>
-      </w:r>
-      <w:proofErr w:type="spellStart"/>
-      <w:r>
-        <w:t>Collider</w:t>
-      </w:r>
-      <w:proofErr w:type="spellEnd"/>
-      <w:r>
-        <w:t xml:space="preserve"> (коллайдер капсулы) </w:t>
-      </w:r>
-      <w:r>
-        <w:t>–</w:t>
-      </w:r>
-      <w:r>
-        <w:t xml:space="preserve"> это коллайдер, который представляет собой цилиндр, закрытый с двух концов полусферами. </w:t>
-      </w:r>
-      <w:proofErr w:type="spellStart"/>
-      <w:r>
-        <w:t>Ониспользуется</w:t>
-      </w:r>
-      <w:proofErr w:type="spellEnd"/>
-      <w:r>
-        <w:t xml:space="preserve"> для объектов, которые имеют форму капсулы, таких как </w:t>
-      </w:r>
-      <w:r>
-        <w:rPr>
-          <w:spacing w:val="-2"/>
-        </w:rPr>
-        <w:t>персонажи.</w:t>
-      </w:r>
-    </w:p>
-    <w:p>
-      <w:pPr>
-        <w:pStyle w:val="a2"/>
-        <w:tabs>
-          <w:tab w:val="left" w:pos="9540"/>
-        </w:tabs>
-        <w:ind w:right="100"/>
-      </w:pPr>
-      <w:proofErr w:type="spellStart"/>
-      <w:r>
-        <w:t>Mesh</w:t>
-      </w:r>
-      <w:proofErr w:type="spellEnd"/>
-      <w:r>
-        <w:rPr>
-          <w:spacing w:val="39"/>
-        </w:rPr>
-        <w:t xml:space="preserve"> </w:t>
-      </w:r>
-      <w:proofErr w:type="spellStart"/>
-      <w:r>
-        <w:t>Collider</w:t>
-      </w:r>
-      <w:proofErr w:type="spellEnd"/>
-      <w:r>
-        <w:rPr>
-          <w:spacing w:val="36"/>
-        </w:rPr>
-        <w:t xml:space="preserve"> </w:t>
-      </w:r>
-      <w:r>
-        <w:t>(коллайдер</w:t>
-      </w:r>
-      <w:r>
-        <w:rPr>
-          <w:spacing w:val="37"/>
-        </w:rPr>
-        <w:t xml:space="preserve"> </w:t>
-      </w:r>
-      <w:r>
-        <w:t>сетки)</w:t>
-      </w:r>
-      <w:r>
-        <w:rPr>
-          <w:spacing w:val="40"/>
-        </w:rPr>
-        <w:t xml:space="preserve"> </w:t>
-      </w:r>
-      <w:r>
-        <w:t>–</w:t>
-      </w:r>
-      <w:r>
-        <w:rPr>
-          <w:spacing w:val="38"/>
-        </w:rPr>
-        <w:t xml:space="preserve"> </w:t>
-      </w:r>
-      <w:r>
-        <w:t>это</w:t>
-      </w:r>
-      <w:r>
-        <w:rPr>
-          <w:spacing w:val="36"/>
-        </w:rPr>
-        <w:t xml:space="preserve"> </w:t>
-      </w:r>
-      <w:r>
-        <w:t>коллайдер,</w:t>
-      </w:r>
-      <w:r>
-        <w:rPr>
-          <w:spacing w:val="38"/>
-        </w:rPr>
-        <w:t xml:space="preserve"> </w:t>
-      </w:r>
-      <w:r>
-        <w:t>который</w:t>
-      </w:r>
-      <w:r>
-        <w:rPr>
-          <w:spacing w:val="37"/>
-        </w:rPr>
-        <w:t xml:space="preserve"> </w:t>
-      </w:r>
-      <w:r>
-        <w:t>использует форму</w:t>
-      </w:r>
-      <w:r>
-        <w:rPr>
-          <w:spacing w:val="80"/>
-        </w:rPr>
-        <w:t xml:space="preserve"> </w:t>
-      </w:r>
-      <w:r>
-        <w:t>сетки</w:t>
-      </w:r>
-      <w:r>
-        <w:rPr>
-          <w:spacing w:val="80"/>
-        </w:rPr>
-        <w:t xml:space="preserve"> </w:t>
-      </w:r>
-      <w:r>
-        <w:t>объекта</w:t>
-      </w:r>
-      <w:r>
-        <w:rPr>
-          <w:spacing w:val="80"/>
-        </w:rPr>
-        <w:t xml:space="preserve"> </w:t>
-      </w:r>
-      <w:r>
-        <w:t>для</w:t>
-      </w:r>
-      <w:r>
-        <w:rPr>
-          <w:spacing w:val="80"/>
-        </w:rPr>
-        <w:t xml:space="preserve"> </w:t>
-      </w:r>
-      <w:r>
-        <w:t>определения</w:t>
-      </w:r>
-      <w:r>
-        <w:rPr>
-          <w:spacing w:val="80"/>
-        </w:rPr>
-        <w:t xml:space="preserve"> </w:t>
-      </w:r>
-      <w:r>
-        <w:t>коллизий.</w:t>
-      </w:r>
-      <w:r>
-        <w:rPr>
-          <w:spacing w:val="80"/>
-        </w:rPr>
-        <w:t xml:space="preserve"> </w:t>
-      </w:r>
-      <w:r>
-        <w:t>Он</w:t>
-      </w:r>
-      <w:r>
-        <w:rPr>
-          <w:spacing w:val="80"/>
-        </w:rPr>
-        <w:t xml:space="preserve"> </w:t>
-      </w:r>
-      <w:r>
-        <w:t>используется</w:t>
-      </w:r>
-      <w:r>
-        <w:rPr>
-          <w:spacing w:val="80"/>
-        </w:rPr>
-        <w:t xml:space="preserve"> </w:t>
-      </w:r>
-      <w:r>
-        <w:t>для</w:t>
-      </w:r>
-      <w:r>
-        <w:rPr>
-          <w:spacing w:val="80"/>
-        </w:rPr>
-        <w:t xml:space="preserve"> </w:t>
-      </w:r>
-      <w:r>
-        <w:t>объектов,</w:t>
-      </w:r>
-      <w:r>
-        <w:rPr>
-          <w:spacing w:val="-3"/>
-        </w:rPr>
-        <w:t xml:space="preserve"> </w:t>
-      </w:r>
-      <w:r>
-        <w:t>которые</w:t>
-      </w:r>
-      <w:r>
-        <w:rPr>
-          <w:spacing w:val="-2"/>
-        </w:rPr>
-        <w:t xml:space="preserve"> </w:t>
-      </w:r>
-      <w:r>
-        <w:t>имеют</w:t>
-      </w:r>
-      <w:r>
-        <w:rPr>
-          <w:spacing w:val="-3"/>
-        </w:rPr>
-        <w:t xml:space="preserve"> </w:t>
-      </w:r>
-      <w:r>
-        <w:t>сложную</w:t>
-      </w:r>
-      <w:r>
-        <w:rPr>
-          <w:spacing w:val="-3"/>
-        </w:rPr>
-        <w:t xml:space="preserve"> </w:t>
-      </w:r>
-      <w:r>
-        <w:t>форму,</w:t>
-      </w:r>
-      <w:r>
-        <w:rPr>
-          <w:spacing w:val="-3"/>
-        </w:rPr>
-        <w:t xml:space="preserve"> </w:t>
-      </w:r>
-      <w:r>
-        <w:t>такие</w:t>
-      </w:r>
-      <w:r>
-        <w:rPr>
-          <w:spacing w:val="-2"/>
-        </w:rPr>
-        <w:t xml:space="preserve"> </w:t>
-      </w:r>
-      <w:r>
-        <w:t>как</w:t>
-      </w:r>
-      <w:r>
-        <w:rPr>
-          <w:spacing w:val="-5"/>
-        </w:rPr>
-        <w:t xml:space="preserve"> </w:t>
-      </w:r>
-      <w:r>
-        <w:t>скалы,</w:t>
-      </w:r>
-      <w:r>
-        <w:rPr>
-          <w:spacing w:val="-5"/>
-        </w:rPr>
-        <w:t xml:space="preserve"> </w:t>
-      </w:r>
-      <w:r>
-        <w:t>деревья</w:t>
-      </w:r>
-      <w:r>
-        <w:rPr>
-          <w:spacing w:val="-2"/>
-        </w:rPr>
-        <w:t xml:space="preserve"> </w:t>
-      </w:r>
-      <w:r>
-        <w:t>и</w:t>
-      </w:r>
-      <w:r>
-        <w:rPr>
-          <w:spacing w:val="-2"/>
-        </w:rPr>
-        <w:t xml:space="preserve"> </w:t>
-      </w:r>
-      <w:r>
-        <w:t xml:space="preserve">здания. </w:t>
-      </w:r>
-      <w:proofErr w:type="spellStart"/>
-      <w:r>
-        <w:rPr>
-          <w:spacing w:val="-2"/>
-        </w:rPr>
-        <w:t>Terrain</w:t>
-      </w:r>
-      <w:proofErr w:type="spellEnd"/>
-      <w:r>
-        <w:rPr>
-          <w:spacing w:val="-2"/>
-        </w:rPr>
-        <w:t xml:space="preserve"> </w:t>
-      </w:r>
-      <w:proofErr w:type="spellStart"/>
-      <w:r>
-        <w:rPr>
-          <w:spacing w:val="-2"/>
-        </w:rPr>
-        <w:t>Collider</w:t>
-      </w:r>
-      <w:proofErr w:type="spellEnd"/>
-      <w:r>
-        <w:rPr>
-          <w:spacing w:val="-2"/>
-        </w:rPr>
-        <w:t xml:space="preserve"> (коллайдер </w:t>
-      </w:r>
-      <w:proofErr w:type="spellStart"/>
-      <w:r>
-        <w:rPr>
-          <w:spacing w:val="-2"/>
-        </w:rPr>
-        <w:t>террейна</w:t>
-      </w:r>
-      <w:proofErr w:type="spellEnd"/>
-      <w:r>
-        <w:rPr>
-          <w:spacing w:val="-2"/>
-        </w:rPr>
-        <w:t>)</w:t>
-      </w:r>
-      <w:r>
-        <w:rPr>
-          <w:spacing w:val="-2"/>
-        </w:rPr>
-        <w:t xml:space="preserve"> </w:t>
-      </w:r>
-      <w:r>
-        <w:t xml:space="preserve">– </w:t>
-      </w:r>
-      <w:r>
-        <w:rPr>
-          <w:spacing w:val="-4"/>
-        </w:rPr>
-        <w:t xml:space="preserve">это </w:t>
-      </w:r>
-      <w:r>
-        <w:rPr>
-          <w:spacing w:val="-2"/>
-        </w:rPr>
-        <w:t>коллайдер,</w:t>
-      </w:r>
-      <w:r>
-        <w:t xml:space="preserve"> </w:t>
-      </w:r>
-      <w:r>
-        <w:rPr>
-          <w:spacing w:val="-2"/>
-        </w:rPr>
-        <w:t xml:space="preserve">который </w:t>
-      </w:r>
-      <w:r>
-        <w:t>используется</w:t>
-      </w:r>
-      <w:r>
-        <w:rPr>
-          <w:spacing w:val="-1"/>
-        </w:rPr>
-        <w:t xml:space="preserve"> </w:t>
-      </w:r>
-      <w:r>
-        <w:lastRenderedPageBreak/>
-        <w:t>для</w:t>
-      </w:r>
-      <w:r>
-        <w:rPr>
-          <w:spacing w:val="1"/>
-        </w:rPr>
-        <w:t xml:space="preserve"> </w:t>
-      </w:r>
-      <w:proofErr w:type="spellStart"/>
-      <w:r>
-        <w:t>террейна</w:t>
-      </w:r>
-      <w:proofErr w:type="spellEnd"/>
-      <w:r>
-        <w:rPr>
-          <w:spacing w:val="2"/>
-        </w:rPr>
-        <w:t xml:space="preserve"> </w:t>
-      </w:r>
-      <w:r>
-        <w:t>(ландшафта)</w:t>
-      </w:r>
-      <w:r>
-        <w:rPr>
-          <w:spacing w:val="-1"/>
-        </w:rPr>
-        <w:t xml:space="preserve"> </w:t>
-      </w:r>
-      <w:r>
-        <w:t>и</w:t>
-      </w:r>
-      <w:r>
-        <w:rPr>
-          <w:spacing w:val="2"/>
-        </w:rPr>
-        <w:t xml:space="preserve"> </w:t>
-      </w:r>
-      <w:r>
-        <w:t>определяет</w:t>
-      </w:r>
-      <w:r>
-        <w:rPr>
-          <w:spacing w:val="2"/>
-        </w:rPr>
-        <w:t xml:space="preserve"> </w:t>
-      </w:r>
-      <w:r>
-        <w:t>форму</w:t>
-      </w:r>
-      <w:r>
-        <w:rPr>
-          <w:spacing w:val="2"/>
-        </w:rPr>
-        <w:t xml:space="preserve"> </w:t>
-      </w:r>
-      <w:r>
-        <w:t>его</w:t>
-      </w:r>
-      <w:r>
-        <w:rPr>
-          <w:spacing w:val="1"/>
-        </w:rPr>
-        <w:t xml:space="preserve"> </w:t>
-      </w:r>
-      <w:r>
-        <w:rPr>
-          <w:spacing w:val="-2"/>
-        </w:rPr>
-        <w:t>поверхности</w:t>
-      </w:r>
-      <w:r>
-        <w:t xml:space="preserve"> для</w:t>
-      </w:r>
-      <w:r>
-        <w:rPr>
-          <w:spacing w:val="-6"/>
-        </w:rPr>
-        <w:t xml:space="preserve"> </w:t>
-      </w:r>
-      <w:r>
-        <w:t>обнаружения</w:t>
-      </w:r>
-      <w:r>
-        <w:rPr>
-          <w:spacing w:val="-6"/>
-        </w:rPr>
-        <w:t xml:space="preserve"> </w:t>
-      </w:r>
-      <w:r>
-        <w:rPr>
-          <w:spacing w:val="-2"/>
-        </w:rPr>
-        <w:t>коллизий.</w:t>
-      </w:r>
-    </w:p>
-    <w:p>
-      <w:pPr>
-        <w:pStyle w:val="a2"/>
-        <w:tabs>
-          <w:tab w:val="left" w:pos="9540"/>
-        </w:tabs>
-        <w:ind w:right="100"/>
-      </w:pPr>
-      <w:proofErr w:type="spellStart"/>
-      <w:r>
-        <w:t>Wheel</w:t>
-      </w:r>
-      <w:proofErr w:type="spellEnd"/>
-      <w:r>
-        <w:t xml:space="preserve"> </w:t>
-      </w:r>
-      <w:proofErr w:type="spellStart"/>
-      <w:r>
-        <w:t>Collider</w:t>
-      </w:r>
-      <w:proofErr w:type="spellEnd"/>
-      <w:r>
-        <w:t xml:space="preserve"> (коллайдер колеса) </w:t>
-      </w:r>
-      <w:r>
-        <w:t>–</w:t>
-      </w:r>
-      <w:r>
-        <w:t xml:space="preserve"> это коллайдер, который используется</w:t>
-      </w:r>
-      <w:r>
-        <w:rPr>
-          <w:spacing w:val="-13"/>
-        </w:rPr>
-        <w:t xml:space="preserve"> </w:t>
-      </w:r>
-      <w:r>
-        <w:t>для</w:t>
-      </w:r>
-      <w:r>
-        <w:rPr>
-          <w:spacing w:val="-11"/>
-        </w:rPr>
-        <w:t xml:space="preserve"> </w:t>
-      </w:r>
-      <w:r>
-        <w:t>симуляции</w:t>
-      </w:r>
-      <w:r>
-        <w:rPr>
-          <w:spacing w:val="-11"/>
-        </w:rPr>
-        <w:t xml:space="preserve"> </w:t>
-      </w:r>
-      <w:r>
-        <w:t>движения</w:t>
-      </w:r>
-      <w:r>
-        <w:rPr>
-          <w:spacing w:val="-13"/>
-        </w:rPr>
-        <w:t xml:space="preserve"> </w:t>
-      </w:r>
-      <w:r>
-        <w:t>колес.</w:t>
-      </w:r>
-      <w:r>
-        <w:rPr>
-          <w:spacing w:val="-14"/>
-        </w:rPr>
-        <w:t xml:space="preserve"> </w:t>
-      </w:r>
-      <w:r>
-        <w:t>Он</w:t>
-      </w:r>
-      <w:r>
-        <w:rPr>
-          <w:spacing w:val="-13"/>
-        </w:rPr>
-        <w:t xml:space="preserve"> </w:t>
-      </w:r>
-      <w:r>
-        <w:t>может</w:t>
-      </w:r>
-      <w:r>
-        <w:rPr>
-          <w:spacing w:val="-13"/>
-        </w:rPr>
-        <w:t xml:space="preserve"> </w:t>
-      </w:r>
-      <w:r>
-        <w:t>быть</w:t>
-      </w:r>
-      <w:r>
-        <w:rPr>
-          <w:spacing w:val="-12"/>
-        </w:rPr>
-        <w:t xml:space="preserve"> </w:t>
-      </w:r>
-      <w:r>
-        <w:t>использован</w:t>
-      </w:r>
-      <w:r>
-        <w:rPr>
-          <w:spacing w:val="-13"/>
-        </w:rPr>
-        <w:t xml:space="preserve"> </w:t>
-      </w:r>
-      <w:r>
-        <w:t xml:space="preserve">для </w:t>
-      </w:r>
-      <w:r>
-        <w:rPr>
-          <w:spacing w:val="-2"/>
-        </w:rPr>
-        <w:t>создания</w:t>
-      </w:r>
-      <w:r>
-        <w:rPr>
-          <w:spacing w:val="-7"/>
-        </w:rPr>
-        <w:t xml:space="preserve"> </w:t>
-      </w:r>
-      <w:r>
-        <w:rPr>
-          <w:spacing w:val="-2"/>
-        </w:rPr>
-        <w:t>реалистичной</w:t>
-      </w:r>
-      <w:r>
-        <w:rPr>
-          <w:spacing w:val="-3"/>
-        </w:rPr>
-        <w:t xml:space="preserve"> </w:t>
-      </w:r>
-      <w:r>
-        <w:rPr>
-          <w:spacing w:val="-2"/>
-        </w:rPr>
-        <w:t>физики</w:t>
-      </w:r>
-      <w:r>
-        <w:rPr>
-          <w:spacing w:val="-7"/>
-        </w:rPr>
-        <w:t xml:space="preserve"> </w:t>
-      </w:r>
-      <w:r>
-        <w:rPr>
-          <w:spacing w:val="-2"/>
-        </w:rPr>
-        <w:t>движения</w:t>
-      </w:r>
-      <w:r>
-        <w:rPr>
-          <w:spacing w:val="-3"/>
-        </w:rPr>
-        <w:t xml:space="preserve"> </w:t>
-      </w:r>
-      <w:r>
-        <w:rPr>
-          <w:spacing w:val="-2"/>
-        </w:rPr>
-        <w:t>автомобилей</w:t>
-      </w:r>
-      <w:r>
-        <w:rPr>
-          <w:spacing w:val="-5"/>
-        </w:rPr>
-        <w:t xml:space="preserve"> </w:t>
-      </w:r>
-      <w:r>
-        <w:rPr>
-          <w:spacing w:val="-2"/>
-        </w:rPr>
-        <w:t>и</w:t>
-      </w:r>
-      <w:r>
-        <w:rPr>
-          <w:spacing w:val="-3"/>
-        </w:rPr>
-        <w:t xml:space="preserve"> </w:t>
-      </w:r>
-      <w:r>
-        <w:rPr>
-          <w:spacing w:val="-2"/>
-        </w:rPr>
-        <w:t>других</w:t>
-      </w:r>
-      <w:r>
-        <w:rPr>
-          <w:spacing w:val="-3"/>
-        </w:rPr>
-        <w:t xml:space="preserve"> </w:t>
-      </w:r>
-      <w:r>
-        <w:rPr>
-          <w:spacing w:val="-2"/>
-        </w:rPr>
-        <w:t>транспортных средств.</w:t>
-      </w:r>
-    </w:p>
-    <w:p>
-      <w:pPr>
-        <w:pStyle w:val="a2"/>
-        <w:tabs>
-          <w:tab w:val="left" w:pos="9540"/>
-        </w:tabs>
-        <w:ind w:right="100"/>
-      </w:pPr>
-      <w:r>
-        <w:t xml:space="preserve">В рассматриваемом примере будет использоваться </w:t>
-      </w:r>
-      <w:proofErr w:type="spellStart"/>
-      <w:r>
-        <w:t>Mesh</w:t>
-      </w:r>
-      <w:proofErr w:type="spellEnd"/>
-      <w:r>
-        <w:t xml:space="preserve"> </w:t>
-      </w:r>
-      <w:proofErr w:type="spellStart"/>
-      <w:r>
-        <w:t>Collider</w:t>
-      </w:r>
-      <w:proofErr w:type="spellEnd"/>
-      <w:r>
-        <w:t>, который позволяет полностью повторить форму объекта.</w:t>
-      </w:r>
-    </w:p>
-    <w:p>
-      <w:pPr>
-        <w:pStyle w:val="a2"/>
-        <w:tabs>
-          <w:tab w:val="left" w:pos="9540"/>
-        </w:tabs>
-        <w:ind w:right="100"/>
-      </w:pPr>
-      <w:r>
-        <w:t xml:space="preserve">Для добавления компонента необходимо нажать на кнопку </w:t>
-      </w:r>
-      <w:proofErr w:type="spellStart"/>
-      <w:r>
-        <w:t>Add</w:t>
-      </w:r>
-      <w:proofErr w:type="spellEnd"/>
-      <w:r>
-        <w:t xml:space="preserve"> </w:t>
-      </w:r>
-      <w:proofErr w:type="spellStart"/>
-      <w:r>
-        <w:t>Component</w:t>
-      </w:r>
-      <w:proofErr w:type="spellEnd"/>
-      <w:r>
-        <w:t xml:space="preserve"> и найти в поиске подходящий компонент.</w:t>
+        <w:t>Для добавления компонента необходимо нажать на кнопку Add Component и найти в поиске подходящий компонент.</w:t>
       </w:r>
     </w:p>
     <w:p>
@@ -5906,51 +5444,7 @@
         <w:rPr>
           <w:rStyle w:val="a1"/>
         </w:rPr>
-        <w:t xml:space="preserve">Далее необходимо нажать кнопку </w:t>
-      </w:r>
-      <w:proofErr w:type="spellStart"/>
-      <w:r>
-        <w:rPr>
-          <w:rStyle w:val="a1"/>
-        </w:rPr>
-        <w:t>Mesh</w:t>
-      </w:r>
-      <w:proofErr w:type="spellEnd"/>
-      <w:r>
-        <w:rPr>
-          <w:rStyle w:val="a1"/>
-        </w:rPr>
-        <w:t xml:space="preserve"> </w:t>
-      </w:r>
-      <w:proofErr w:type="spellStart"/>
-      <w:r>
-        <w:rPr>
-          <w:rStyle w:val="a1"/>
-        </w:rPr>
-        <w:t>Collider</w:t>
-      </w:r>
-      <w:proofErr w:type="spellEnd"/>
-      <w:r>
-        <w:rPr>
-          <w:rStyle w:val="a1"/>
-        </w:rPr>
-        <w:t xml:space="preserve"> и компонент появляется на выбранном объекте. Теперь объект является частью физического мира </w:t>
-      </w:r>
-      <w:proofErr w:type="spellStart"/>
-      <w:proofErr w:type="gramStart"/>
-      <w:r>
-        <w:rPr>
-          <w:rStyle w:val="a1"/>
-        </w:rPr>
-        <w:t>Unity</w:t>
-      </w:r>
-      <w:proofErr w:type="spellEnd"/>
-      <w:proofErr w:type="gramEnd"/>
-      <w:r>
-        <w:rPr>
-          <w:rStyle w:val="a1"/>
-        </w:rPr>
-        <w:t xml:space="preserve"> и игрок не сможет пройти сквозь него.</w:t>
+        <w:t>Далее необходимо нажать кнопку Mesh Collider и компонент появляется на выбранном объекте. Теперь объект является частью физического мира Unity и игрок не сможет пройти сквозь него.</w:t>
       </w:r>
     </w:p>
     <w:p>
@@ -5973,9 +5467,9 @@
           <w:noProof/>
         </w:rPr>
         <w:drawing>
-          <wp:inline distT="0" distB="0" distL="0" distR="0" wp14:anchorId="2FD089C5" wp14:editId="4FAE6BFE">
-            <wp:extent cx="3371850" cy="1861837"/>
-            <wp:effectExtent l="0" t="0" r="0" b="0"/>
+          <wp:inline distT="0" distB="0" distL="0" distR="0" wp14:anchorId="2FD089C5" wp14:editId="20821F61">
+            <wp:extent cx="5019777" cy="2771775"/>
+            <wp:effectExtent l="0" t="0" r="9525" b="0"/>
             <wp:docPr id="15" name="Image 15"/>
             <wp:cNvGraphicFramePr>
               <a:graphicFrameLocks xmlns:a="http://schemas.openxmlformats.org/drawingml/2006/main" noChangeAspect="1"/>
@@ -5998,7 +5492,7 @@
                   <pic:spPr bwMode="auto">
                     <a:xfrm>
                       <a:off x="0" y="0"/>
-                      <a:ext cx="3381738" cy="1867297"/>
+                      <a:ext cx="5060372" cy="2794190"/>
                     </a:xfrm>
                     <a:prstGeom prst="rect">
                       <a:avLst/>
@@ -6018,7 +5512,7 @@
         <w:tabs>
           <w:tab w:val="left" w:pos="9540"/>
         </w:tabs>
-        <w:ind w:right="100"/>
+        <w:ind w:right="100" w:firstLine="0"/>
         <w:jc w:val="center"/>
       </w:pPr>
       <w:r>
@@ -6036,7 +5530,7 @@
       <w:bookmarkStart w:id="13" w:name="_Toc193221078"/>
       <w:bookmarkStart w:id="14" w:name="_Toc196256199"/>
       <w:bookmarkStart w:id="15" w:name="_Toc196256253"/>
-      <w:bookmarkStart w:id="16" w:name="_Toc196256654"/>
+      <w:bookmarkStart w:id="16" w:name="_Toc196264972"/>
       <w:r>
         <w:lastRenderedPageBreak/>
         <w:t>Ход работы</w:t>
@@ -6055,15 +5549,7 @@
         <w:ind w:right="100"/>
       </w:pPr>
       <w:r>
-        <w:t xml:space="preserve">Сначала выбранный заранее пакет </w:t>
-      </w:r>
-      <w:proofErr w:type="spellStart"/>
-      <w:r>
-        <w:t>ассетов</w:t>
-      </w:r>
-      <w:proofErr w:type="spellEnd"/>
-      <w:r>
-        <w:t xml:space="preserve"> природных объектов был импортирован в движок (см. рис. </w:t>
+        <w:t xml:space="preserve">Сначала выбранный заранее пакет ассетов природных объектов был импортирован в движок (см. рис. </w:t>
       </w:r>
       <w:r>
         <w:t>4.</w:t>
@@ -6088,9 +5574,9 @@
           <w:noProof/>
         </w:rPr>
         <w:drawing>
-          <wp:inline distT="0" distB="0" distL="0" distR="0" wp14:anchorId="7A86FAEF" wp14:editId="2755923F">
-            <wp:extent cx="5151120" cy="1201420"/>
-            <wp:effectExtent l="0" t="0" r="0" b="0"/>
+          <wp:inline distT="0" distB="0" distL="0" distR="0" wp14:anchorId="7A86FAEF" wp14:editId="3C27E564">
+            <wp:extent cx="5962449" cy="1390650"/>
+            <wp:effectExtent l="0" t="0" r="635" b="0"/>
             <wp:docPr id="16" name="Рисунок 45"/>
             <wp:cNvGraphicFramePr>
               <a:graphicFrameLocks xmlns:a="http://schemas.openxmlformats.org/drawingml/2006/main" noChangeAspect="1"/>
@@ -6113,7 +5599,7 @@
                   <pic:spPr bwMode="auto">
                     <a:xfrm>
                       <a:off x="0" y="0"/>
-                      <a:ext cx="5151120" cy="1201420"/>
+                      <a:ext cx="5965711" cy="1391411"/>
                     </a:xfrm>
                     <a:prstGeom prst="rect">
                       <a:avLst/>
@@ -6137,15 +5623,7 @@
         <w:jc w:val="center"/>
       </w:pPr>
       <w:r>
-        <w:t xml:space="preserve">Рисунок 4.17. </w:t>
-      </w:r>
-      <w:proofErr w:type="spellStart"/>
-      <w:r>
-        <w:t>Ассеты</w:t>
-      </w:r>
-      <w:proofErr w:type="spellEnd"/>
-      <w:r>
-        <w:t>, импортированные в движок</w:t>
+        <w:t>Рисунок 4.17. Ассеты, импортированные в движок</w:t>
       </w:r>
     </w:p>
     <w:p>
@@ -6157,45 +5635,13 @@
         <w:ind w:right="100"/>
       </w:pPr>
       <w:r>
-        <w:t xml:space="preserve">Далее выбранный </w:t>
-      </w:r>
-      <w:proofErr w:type="spellStart"/>
-      <w:r>
-        <w:t>ассет</w:t>
-      </w:r>
-      <w:proofErr w:type="spellEnd"/>
-      <w:r>
-        <w:t xml:space="preserve"> (ель) был внедрён вместо </w:t>
-      </w:r>
-      <w:proofErr w:type="spellStart"/>
-      <w:r>
-        <w:t>грейбокса</w:t>
-      </w:r>
-      <w:proofErr w:type="spellEnd"/>
-      <w:r>
-        <w:t xml:space="preserve"> дерева в прототип начальной локации к другим объектам, представленным на рисунке </w:t>
+        <w:t xml:space="preserve">Далее выбранный ассет (ель) был внедрён вместо грейбокса дерева в прототип начальной локации к другим объектам, представленным на рисунке </w:t>
       </w:r>
       <w:r>
         <w:t>4.</w:t>
       </w:r>
       <w:r>
-        <w:t xml:space="preserve">18, добавленным заранее на этапе </w:t>
-      </w:r>
-      <w:proofErr w:type="spellStart"/>
-      <w:r>
-        <w:t>грейбокс</w:t>
-      </w:r>
-      <w:proofErr w:type="spellEnd"/>
-      <w:r>
-        <w:t xml:space="preserve">-разработки. Затем для размещённого на карте </w:t>
-      </w:r>
-      <w:proofErr w:type="spellStart"/>
-      <w:r>
-        <w:t>ассет</w:t>
-      </w:r>
-      <w:proofErr w:type="spellEnd"/>
-      <w:r>
-        <w:t xml:space="preserve">-объекта была подобрана подходящая размерность и добавлен соответствующий коллайдер упрощенной формы </w:t>
+        <w:t xml:space="preserve">18, добавленным заранее на этапе грейбокс-разработки. Затем для размещённого на карте ассет-объекта была подобрана подходящая размерность и добавлен соответствующий коллайдер упрощенной формы </w:t>
       </w:r>
       <w:r>
         <w:rPr>
@@ -6286,16 +5732,8 @@
         <w:rPr>
           <w:color w:val="000000" w:themeColor="text1"/>
         </w:rPr>
-        <w:t xml:space="preserve">Рисунок 4.18. Прототип локации без добавления </w:t>
-      </w:r>
-      <w:proofErr w:type="spellStart"/>
-      <w:r>
-        <w:rPr>
-          <w:color w:val="000000" w:themeColor="text1"/>
-        </w:rPr>
-        <w:t>ассетов</w:t>
-      </w:r>
-      <w:proofErr w:type="spellEnd"/>
+        <w:t>Рисунок 4.18. Прототип локации без добавления ассетов</w:t>
+      </w:r>
     </w:p>
     <w:p>
       <w:pPr>
@@ -6367,15 +5805,7 @@
         <w:jc w:val="center"/>
       </w:pPr>
       <w:r>
-        <w:t xml:space="preserve">Рисунок 4.19. </w:t>
-      </w:r>
-      <w:proofErr w:type="spellStart"/>
-      <w:r>
-        <w:t>Ассет</w:t>
-      </w:r>
-      <w:proofErr w:type="spellEnd"/>
-      <w:r>
-        <w:t xml:space="preserve"> на карте</w:t>
+        <w:t>Рисунок 4.19. Ассет на карте</w:t>
       </w:r>
     </w:p>
     <w:p>
@@ -6389,7 +5819,7 @@
       <w:bookmarkStart w:id="17" w:name="_Toc193221079"/>
       <w:bookmarkStart w:id="18" w:name="_Toc196256200"/>
       <w:bookmarkStart w:id="19" w:name="_Toc196256254"/>
-      <w:bookmarkStart w:id="20" w:name="_Toc196256655"/>
+      <w:bookmarkStart w:id="20" w:name="_Toc196264973"/>
       <w:r>
         <w:lastRenderedPageBreak/>
         <w:t>Выводы</w:t>
@@ -6408,31 +5838,7 @@
         <w:ind w:right="100"/>
       </w:pPr>
       <w:r>
-        <w:t xml:space="preserve">Выбранный пакет </w:t>
-      </w:r>
-      <w:proofErr w:type="spellStart"/>
-      <w:r>
-        <w:t>ассетов</w:t>
-      </w:r>
-      <w:proofErr w:type="spellEnd"/>
-      <w:r>
-        <w:t xml:space="preserve"> окружения (природных объектов) был импортирован в движок. Затем из этого пакета был выбран объект </w:t>
-      </w:r>
-      <w:proofErr w:type="spellStart"/>
-      <w:r>
-        <w:t>префаба</w:t>
-      </w:r>
-      <w:proofErr w:type="spellEnd"/>
-      <w:r>
-        <w:t xml:space="preserve"> дерева. Этот объект был перемещен на сцену и заменил соответствующий ему </w:t>
-      </w:r>
-      <w:proofErr w:type="spellStart"/>
-      <w:r>
-        <w:t>грейбокс</w:t>
-      </w:r>
-      <w:proofErr w:type="spellEnd"/>
-      <w:r>
-        <w:t xml:space="preserve"> объект, который входит в прототип начальной локации.</w:t>
+        <w:t>Выбранный пакет ассетов окружения (природных объектов) был импортирован в движок. Затем из этого пакета был выбран объект префаба дерева. Этот объект был перемещен на сцену и заменил соответствующий ему грейбокс объект, который входит в прототип начальной локации.</w:t>
       </w:r>
     </w:p>
     <w:p>
@@ -6473,7 +5879,7 @@
       <w:bookmarkStart w:id="21" w:name="_Toc193221080"/>
       <w:bookmarkStart w:id="22" w:name="_Toc196256201"/>
       <w:bookmarkStart w:id="23" w:name="_Toc196256255"/>
-      <w:bookmarkStart w:id="24" w:name="_Toc196256656"/>
+      <w:bookmarkStart w:id="24" w:name="_Toc196264974"/>
       <w:r>
         <w:lastRenderedPageBreak/>
         <w:t>Список используемых источников</w:t>
@@ -6494,7 +5900,6 @@
         <w:ind w:left="180" w:right="280" w:firstLine="0"/>
         <w:jc w:val="both"/>
       </w:pPr>
-      <w:proofErr w:type="spellStart"/>
       <w:r>
         <w:rPr>
           <w:sz w:val="28"/>
@@ -6503,7 +5908,6 @@
         </w:rPr>
         <w:t>Sketchfab</w:t>
       </w:r>
-      <w:proofErr w:type="spellEnd"/>
       <w:r>
         <w:rPr>
           <w:sz w:val="28"/>
@@ -6563,7 +5967,6 @@
         </w:rPr>
         <w:t>://</w:t>
       </w:r>
-      <w:proofErr w:type="spellStart"/>
       <w:r>
         <w:rPr>
           <w:sz w:val="28"/>
@@ -6572,7 +5975,6 @@
         </w:rPr>
         <w:t>sketchfab</w:t>
       </w:r>
-      <w:proofErr w:type="spellEnd"/>
       <w:r>
         <w:rPr>
           <w:sz w:val="28"/>
@@ -6635,23 +6037,7 @@
           <w:sz w:val="28"/>
           <w:szCs w:val="28"/>
         </w:rPr>
-        <w:t xml:space="preserve"> – Руководство: Импорт </w:t>
-      </w:r>
-      <w:proofErr w:type="spellStart"/>
-      <w:r>
-        <w:rPr>
-          <w:sz w:val="28"/>
-          <w:szCs w:val="28"/>
-        </w:rPr>
-        <w:t>ассетов</w:t>
-      </w:r>
-      <w:proofErr w:type="spellEnd"/>
-      <w:r>
-        <w:rPr>
-          <w:sz w:val="28"/>
-          <w:szCs w:val="28"/>
-        </w:rPr>
-        <w:t xml:space="preserve"> [Электронный ресурс] </w:t>
+        <w:t xml:space="preserve"> – Руководство: Импорт ассетов [Электронный ресурс] </w:t>
       </w:r>
       <w:r>
         <w:rPr>
@@ -6750,7 +6136,6 @@
         </w:rPr>
         <w:t>/</w:t>
       </w:r>
-      <w:proofErr w:type="spellStart"/>
       <w:r>
         <w:rPr>
           <w:sz w:val="28"/>
@@ -6759,7 +6144,6 @@
         </w:rPr>
         <w:t>ru</w:t>
       </w:r>
-      <w:proofErr w:type="spellEnd"/>
       <w:r>
         <w:rPr>
           <w:sz w:val="28"/>
@@ -6782,7 +6166,6 @@
         </w:rPr>
         <w:t>/</w:t>
       </w:r>
-      <w:proofErr w:type="spellStart"/>
       <w:r>
         <w:rPr>
           <w:sz w:val="28"/>
@@ -6791,7 +6174,6 @@
         </w:rPr>
         <w:t>ImportingAssets</w:t>
       </w:r>
-      <w:proofErr w:type="spellEnd"/>
       <w:r>
         <w:rPr>
           <w:sz w:val="28"/>
@@ -6819,7 +6201,7 @@
       <w:footerReference w:type="even" r:id="rId26"/>
       <w:footerReference w:type="default" r:id="rId27"/>
       <w:pgSz w:w="11906" w:h="16838"/>
-      <w:pgMar w:top="1134" w:right="851" w:bottom="1134" w:left="1701" w:header="0" w:footer="821" w:gutter="0"/>
+      <w:pgMar w:top="1134" w:right="140" w:bottom="1134" w:left="1701" w:header="0" w:footer="821" w:gutter="0"/>
       <w:pgNumType w:start="2"/>
       <w:cols w:space="720"/>
       <w:formProt w:val="0"/>
@@ -8424,8 +7806,11 @@
     <w:autoRedefine/>
     <w:uiPriority w:val="39"/>
     <w:unhideWhenUsed/>
-    <w:rsid w:val="00723273"/>
+    <w:rsid w:val="007746F7"/>
     <w:pPr>
+      <w:tabs>
+        <w:tab w:val="right" w:leader="dot" w:pos="9448"/>
+      </w:tabs>
       <w:spacing w:after="100"/>
       <w:ind w:right="190" w:firstLine="0"/>
     </w:pPr>

--- a/отчеты 3-5/Интегрирование ассетов в движок.docx
+++ b/отчеты 3-5/Интегрирование ассетов в движок.docx
@@ -409,7 +409,27 @@
           <w:lang w:eastAsia="ru-RU"/>
         </w:rPr>
         <w:br/>
-        <w:t>на тему: «Интегрирование ассетов в игру/движок и настройка коллизий»</w:t>
+        <w:t xml:space="preserve">на тему: «Интегрирование </w:t>
+      </w:r>
+      <w:proofErr w:type="spellStart"/>
+      <w:r>
+        <w:rPr>
+          <w:rFonts w:ascii="Times New Roman" w:eastAsia="Times New Roman" w:hAnsi="Times New Roman" w:cs="Times New Roman"/>
+          <w:sz w:val="28"/>
+          <w:szCs w:val="20"/>
+          <w:lang w:eastAsia="ru-RU"/>
+        </w:rPr>
+        <w:t>ассетов</w:t>
+      </w:r>
+      <w:proofErr w:type="spellEnd"/>
+      <w:r>
+        <w:rPr>
+          <w:rFonts w:ascii="Times New Roman" w:eastAsia="Times New Roman" w:hAnsi="Times New Roman" w:cs="Times New Roman"/>
+          <w:sz w:val="28"/>
+          <w:szCs w:val="20"/>
+          <w:lang w:eastAsia="ru-RU"/>
+        </w:rPr>
+        <w:t xml:space="preserve"> в игру/движок и настройка коллизий»</w:t>
       </w:r>
     </w:p>
     <w:p>
@@ -507,6 +527,7 @@
           <w:lang w:eastAsia="ru-RU"/>
         </w:rPr>
       </w:pPr>
+      <w:proofErr w:type="spellStart"/>
       <w:r>
         <w:rPr>
           <w:rFonts w:ascii="Times New Roman" w:eastAsia="Times New Roman" w:hAnsi="Times New Roman" w:cs="Times New Roman"/>
@@ -514,7 +535,17 @@
           <w:szCs w:val="20"/>
           <w:lang w:eastAsia="ru-RU"/>
         </w:rPr>
-        <w:t>Стасенок Юлия Анатольевна</w:t>
+        <w:t>Стасенок</w:t>
+      </w:r>
+      <w:proofErr w:type="spellEnd"/>
+      <w:r>
+        <w:rPr>
+          <w:rFonts w:ascii="Times New Roman" w:eastAsia="Times New Roman" w:hAnsi="Times New Roman" w:cs="Times New Roman"/>
+          <w:sz w:val="28"/>
+          <w:szCs w:val="20"/>
+          <w:lang w:eastAsia="ru-RU"/>
+        </w:rPr>
+        <w:t xml:space="preserve"> Юлия Анатольевна</w:t>
       </w:r>
     </w:p>
     <w:p>
@@ -740,8 +771,8 @@
       </w:pPr>
     </w:p>
     <w:bookmarkStart w:id="1" w:name="_Hlk196259071" w:displacedByCustomXml="next"/>
-    <w:bookmarkStart w:id="2" w:name="_Toc196256196" w:displacedByCustomXml="next"/>
-    <w:bookmarkStart w:id="3" w:name="_Toc193221076" w:displacedByCustomXml="next"/>
+    <w:bookmarkStart w:id="2" w:name="_Toc193221076" w:displacedByCustomXml="next"/>
+    <w:bookmarkStart w:id="3" w:name="_Toc196256196" w:displacedByCustomXml="next"/>
     <w:sdt>
       <w:sdtPr>
         <w:rPr>
@@ -1288,7 +1319,15 @@
         <w:ind w:right="10"/>
       </w:pPr>
       <w:r>
-        <w:t>Цель работы состоит в том, чтобы интегрировать подготовленные ассеты в игру/движок и настроить для них коллизии.</w:t>
+        <w:t xml:space="preserve">Цель работы состоит в том, чтобы интегрировать подготовленные </w:t>
+      </w:r>
+      <w:proofErr w:type="spellStart"/>
+      <w:r>
+        <w:t>ассеты</w:t>
+      </w:r>
+      <w:proofErr w:type="spellEnd"/>
+      <w:r>
+        <w:t xml:space="preserve"> в игру/движок и настроить для них коллизии.</w:t>
       </w:r>
     </w:p>
     <w:p>
@@ -1318,7 +1357,15 @@
         <w:ind w:right="10"/>
       </w:pPr>
       <w:r>
-        <w:t xml:space="preserve">В ходе практического задания необходимо интегрировать в движок подобранный ассет и выполнить следующие пункты: </w:t>
+        <w:t xml:space="preserve">В ходе практического задания необходимо интегрировать в движок подобранный </w:t>
+      </w:r>
+      <w:proofErr w:type="spellStart"/>
+      <w:r>
+        <w:t>ассет</w:t>
+      </w:r>
+      <w:proofErr w:type="spellEnd"/>
+      <w:r>
+        <w:t xml:space="preserve"> и выполнить следующие пункты: </w:t>
       </w:r>
     </w:p>
     <w:p>
@@ -1342,7 +1389,15 @@
         <w:ind w:right="10"/>
       </w:pPr>
       <w:r>
-        <w:t xml:space="preserve">2. внедрить выбранный ассет; </w:t>
+        <w:t xml:space="preserve">2. внедрить выбранный </w:t>
+      </w:r>
+      <w:proofErr w:type="spellStart"/>
+      <w:r>
+        <w:t>ассет</w:t>
+      </w:r>
+      <w:proofErr w:type="spellEnd"/>
+      <w:r>
+        <w:t xml:space="preserve">; </w:t>
       </w:r>
     </w:p>
     <w:p>
@@ -1542,9 +1597,11 @@
         </w:rPr>
         <w:t xml:space="preserve"> </w:t>
       </w:r>
+      <w:proofErr w:type="spellStart"/>
       <w:r>
         <w:t>ассета</w:t>
       </w:r>
+      <w:proofErr w:type="spellEnd"/>
       <w:r>
         <w:rPr>
           <w:spacing w:val="40"/>
@@ -1588,7 +1645,15 @@
         <w:t xml:space="preserve"> </w:t>
       </w:r>
       <w:r>
-        <w:t xml:space="preserve">Windows-Package Manager (см. рис. </w:t>
+        <w:t>Windows-</w:t>
+      </w:r>
+      <w:proofErr w:type="spellStart"/>
+      <w:r>
+        <w:t>Package</w:t>
+      </w:r>
+      <w:proofErr w:type="spellEnd"/>
+      <w:r>
+        <w:t xml:space="preserve"> Manager (см. рис. </w:t>
       </w:r>
       <w:r>
         <w:t>4.</w:t>
@@ -1732,7 +1797,23 @@
       </w:pPr>
       <w:r>
         <w:lastRenderedPageBreak/>
-        <w:t>После открытия Package Manager на экране будут отображаться добавленные ранее ассеты.</w:t>
+        <w:t xml:space="preserve">После открытия </w:t>
+      </w:r>
+      <w:proofErr w:type="spellStart"/>
+      <w:r>
+        <w:t>Package</w:t>
+      </w:r>
+      <w:proofErr w:type="spellEnd"/>
+      <w:r>
+        <w:t xml:space="preserve"> Manager на экране будут отображаться добавленные ранее </w:t>
+      </w:r>
+      <w:proofErr w:type="spellStart"/>
+      <w:r>
+        <w:t>ассеты</w:t>
+      </w:r>
+      <w:proofErr w:type="spellEnd"/>
+      <w:r>
+        <w:t>.</w:t>
       </w:r>
     </w:p>
     <w:p>
@@ -1745,7 +1826,15 @@
       </w:r>
       <w:r>
         <w:tab/>
-        <w:t>ранее ассеты не добавлялись, то необходимо выполнить следующие действия:</w:t>
+        <w:t xml:space="preserve">ранее </w:t>
+      </w:r>
+      <w:proofErr w:type="spellStart"/>
+      <w:r>
+        <w:t>ассеты</w:t>
+      </w:r>
+      <w:proofErr w:type="spellEnd"/>
+      <w:r>
+        <w:t xml:space="preserve"> не добавлялись, то необходимо выполнить следующие действия:</w:t>
       </w:r>
     </w:p>
     <w:p>
@@ -1770,7 +1859,21 @@
         <w:rPr>
           <w:rStyle w:val="a1"/>
         </w:rPr>
-        <w:t>страницу с подобранным ассетом (к примеру: https://assetstore.unity.com/packages/3d/vegetation/trees/free-trees-103208);</w:t>
+        <w:t xml:space="preserve">страницу с подобранным </w:t>
+      </w:r>
+      <w:proofErr w:type="spellStart"/>
+      <w:r>
+        <w:rPr>
+          <w:rStyle w:val="a1"/>
+        </w:rPr>
+        <w:t>ассетом</w:t>
+      </w:r>
+      <w:proofErr w:type="spellEnd"/>
+      <w:r>
+        <w:rPr>
+          <w:rStyle w:val="a1"/>
+        </w:rPr>
+        <w:t xml:space="preserve"> (к примеру: https://assetstore.unity.com/packages/3d/vegetation/trees/free-trees-103208);</w:t>
       </w:r>
     </w:p>
     <w:p>
@@ -1891,6 +1994,7 @@
         </w:rPr>
         <w:t xml:space="preserve"> </w:t>
       </w:r>
+      <w:proofErr w:type="spellStart"/>
       <w:r>
         <w:rPr>
           <w:rFonts w:ascii="Times New Roman" w:hAnsi="Times New Roman"/>
@@ -1900,6 +2004,7 @@
         </w:rPr>
         <w:t>ассета</w:t>
       </w:r>
+      <w:proofErr w:type="spellEnd"/>
     </w:p>
     <w:p>
       <w:pPr>
@@ -1928,9 +2033,11 @@
         </w:rPr>
         <w:t xml:space="preserve"> </w:t>
       </w:r>
+      <w:proofErr w:type="spellStart"/>
       <w:r>
         <w:t>Add</w:t>
       </w:r>
+      <w:proofErr w:type="spellEnd"/>
       <w:r>
         <w:rPr>
           <w:spacing w:val="80"/>
@@ -1955,9 +2062,11 @@
         </w:rPr>
         <w:t xml:space="preserve"> </w:t>
       </w:r>
+      <w:proofErr w:type="spellStart"/>
       <w:r>
         <w:t>Assets</w:t>
       </w:r>
+      <w:proofErr w:type="spellEnd"/>
       <w:r>
         <w:rPr>
           <w:spacing w:val="80"/>
@@ -2114,6 +2223,7 @@
         </w:rPr>
         <w:t xml:space="preserve"> </w:t>
       </w:r>
+      <w:proofErr w:type="spellStart"/>
       <w:r>
         <w:rPr>
           <w:rFonts w:ascii="Times New Roman" w:hAnsi="Times New Roman"/>
@@ -2122,6 +2232,7 @@
         </w:rPr>
         <w:t>in</w:t>
       </w:r>
+      <w:proofErr w:type="spellEnd"/>
       <w:r>
         <w:rPr>
           <w:rFonts w:ascii="Times New Roman" w:hAnsi="Times New Roman"/>
@@ -2131,6 +2242,7 @@
         </w:rPr>
         <w:t xml:space="preserve"> </w:t>
       </w:r>
+      <w:proofErr w:type="spellStart"/>
       <w:r>
         <w:rPr>
           <w:rFonts w:ascii="Times New Roman" w:hAnsi="Times New Roman"/>
@@ -2139,6 +2251,7 @@
         </w:rPr>
         <w:t>Unity</w:t>
       </w:r>
+      <w:proofErr w:type="spellEnd"/>
       <w:r>
         <w:rPr>
           <w:rFonts w:ascii="Times New Roman" w:hAnsi="Times New Roman"/>
@@ -2208,9 +2321,9 @@
           <w:noProof/>
         </w:rPr>
         <w:drawing>
-          <wp:inline distT="0" distB="0" distL="0" distR="0" wp14:anchorId="05CAB361" wp14:editId="763E7F04">
-            <wp:extent cx="5399259" cy="2913797"/>
-            <wp:effectExtent l="0" t="0" r="0" b="1270"/>
+          <wp:inline distT="0" distB="0" distL="0" distR="0" wp14:anchorId="05CAB361" wp14:editId="3D80D607">
+            <wp:extent cx="4953000" cy="2672966"/>
+            <wp:effectExtent l="0" t="0" r="0" b="0"/>
             <wp:docPr id="4" name="Image 4"/>
             <wp:cNvGraphicFramePr>
               <a:graphicFrameLocks xmlns:a="http://schemas.openxmlformats.org/drawingml/2006/main" noChangeAspect="1"/>
@@ -2239,7 +2352,7 @@
                   <pic:spPr bwMode="auto">
                     <a:xfrm>
                       <a:off x="0" y="0"/>
-                      <a:ext cx="5436026" cy="2933639"/>
+                      <a:ext cx="4994632" cy="2695433"/>
                     </a:xfrm>
                     <a:prstGeom prst="rect">
                       <a:avLst/>
@@ -2316,6 +2429,7 @@
         </w:rPr>
         <w:t xml:space="preserve"> </w:t>
       </w:r>
+      <w:proofErr w:type="spellStart"/>
       <w:r>
         <w:rPr>
           <w:rFonts w:ascii="Times New Roman" w:hAnsi="Times New Roman"/>
@@ -2325,6 +2439,7 @@
         </w:rPr>
         <w:t>ассет</w:t>
       </w:r>
+      <w:proofErr w:type="spellEnd"/>
     </w:p>
     <w:p>
       <w:pPr>
@@ -2423,8 +2538,30 @@
         <w:rPr>
           <w:rStyle w:val="a1"/>
         </w:rPr>
-        <w:t>исунок 4.4. Добавление ассета в Unity</w:t>
-      </w:r>
+        <w:t xml:space="preserve">исунок 4.4. Добавление </w:t>
+      </w:r>
+      <w:proofErr w:type="spellStart"/>
+      <w:r>
+        <w:rPr>
+          <w:rStyle w:val="a1"/>
+        </w:rPr>
+        <w:t>ассета</w:t>
+      </w:r>
+      <w:proofErr w:type="spellEnd"/>
+      <w:r>
+        <w:rPr>
+          <w:rStyle w:val="a1"/>
+        </w:rPr>
+        <w:t xml:space="preserve"> в </w:t>
+      </w:r>
+      <w:proofErr w:type="spellStart"/>
+      <w:r>
+        <w:rPr>
+          <w:rStyle w:val="a1"/>
+        </w:rPr>
+        <w:t>Unity</w:t>
+      </w:r>
+      <w:proofErr w:type="spellEnd"/>
     </w:p>
     <w:p>
       <w:pPr>
@@ -2465,9 +2602,11 @@
         </w:rPr>
         <w:t xml:space="preserve"> </w:t>
       </w:r>
+      <w:proofErr w:type="spellStart"/>
       <w:r>
         <w:t>Download</w:t>
       </w:r>
+      <w:proofErr w:type="spellEnd"/>
       <w:r>
         <w:rPr>
           <w:spacing w:val="-5"/>
@@ -2508,7 +2647,31 @@
         <w:ind w:right="100"/>
       </w:pPr>
       <w:r>
-        <w:t xml:space="preserve">Если необходимый ассет был ранее установлен в Unity, то нужно найти его в списке и нажатием выбрать его. После этого нажать на кнопку Download и произвести скачивание. На рисунке </w:t>
+        <w:t xml:space="preserve">Если необходимый </w:t>
+      </w:r>
+      <w:proofErr w:type="spellStart"/>
+      <w:r>
+        <w:t>ассет</w:t>
+      </w:r>
+      <w:proofErr w:type="spellEnd"/>
+      <w:r>
+        <w:t xml:space="preserve"> был ранее установлен в </w:t>
+      </w:r>
+      <w:proofErr w:type="spellStart"/>
+      <w:r>
+        <w:t>Unity</w:t>
+      </w:r>
+      <w:proofErr w:type="spellEnd"/>
+      <w:r>
+        <w:t xml:space="preserve">, то нужно найти его в списке и нажатием выбрать его. После этого нажать на кнопку </w:t>
+      </w:r>
+      <w:proofErr w:type="spellStart"/>
+      <w:r>
+        <w:t>Download</w:t>
+      </w:r>
+      <w:proofErr w:type="spellEnd"/>
+      <w:r>
+        <w:t xml:space="preserve"> и произвести скачивание. На рисунке </w:t>
       </w:r>
       <w:r>
         <w:t>4.</w:t>
@@ -2517,7 +2680,15 @@
         <w:t>5</w:t>
       </w:r>
       <w:r>
-        <w:t xml:space="preserve"> представлен скриншот добавления ассета.</w:t>
+        <w:t xml:space="preserve"> представлен скриншот добавления </w:t>
+      </w:r>
+      <w:proofErr w:type="spellStart"/>
+      <w:r>
+        <w:t>ассета</w:t>
+      </w:r>
+      <w:proofErr w:type="spellEnd"/>
+      <w:r>
+        <w:t>.</w:t>
       </w:r>
     </w:p>
     <w:p>
@@ -2599,8 +2770,21 @@
           <w:sz w:val="28"/>
           <w:szCs w:val="28"/>
         </w:rPr>
-        <w:t>Рисунок 4.5. Добавление ассета</w:t>
-      </w:r>
+        <w:t xml:space="preserve">Рисунок 4.5. Добавление </w:t>
+      </w:r>
+      <w:proofErr w:type="spellStart"/>
+      <w:r>
+        <w:rPr>
+          <w:rFonts w:ascii="Times New Roman" w:hAnsi="Times New Roman" w:cs="Times New Roman"/>
+          <w:i w:val="0"/>
+          <w:iCs w:val="0"/>
+          <w:color w:val="000000" w:themeColor="text1"/>
+          <w:sz w:val="28"/>
+          <w:szCs w:val="28"/>
+        </w:rPr>
+        <w:t>ассета</w:t>
+      </w:r>
+      <w:proofErr w:type="spellEnd"/>
     </w:p>
     <w:p>
       <w:pPr>
@@ -2666,7 +2850,15 @@
         <w:t xml:space="preserve"> </w:t>
       </w:r>
       <w:r>
-        <w:t>кнопка import,</w:t>
+        <w:t xml:space="preserve">кнопка </w:t>
+      </w:r>
+      <w:proofErr w:type="spellStart"/>
+      <w:r>
+        <w:t>import</w:t>
+      </w:r>
+      <w:proofErr w:type="spellEnd"/>
+      <w:r>
+        <w:t>,</w:t>
       </w:r>
       <w:r>
         <w:rPr>
@@ -2675,7 +2867,15 @@
         <w:t xml:space="preserve"> </w:t>
       </w:r>
       <w:r>
-        <w:t xml:space="preserve">после нажатия на данную кнопку будет открыто окно для переноса ассета в папку проекта (см. рис. </w:t>
+        <w:t xml:space="preserve">после нажатия на данную кнопку будет открыто окно для переноса </w:t>
+      </w:r>
+      <w:proofErr w:type="spellStart"/>
+      <w:r>
+        <w:t>ассета</w:t>
+      </w:r>
+      <w:proofErr w:type="spellEnd"/>
+      <w:r>
+        <w:t xml:space="preserve"> в папку проекта (см. рис. </w:t>
       </w:r>
       <w:r>
         <w:t>4.</w:t>
@@ -2778,9 +2978,11 @@
         </w:rPr>
         <w:t xml:space="preserve"> </w:t>
       </w:r>
+      <w:proofErr w:type="spellStart"/>
       <w:r>
         <w:t>ассета</w:t>
       </w:r>
+      <w:proofErr w:type="spellEnd"/>
       <w:r>
         <w:rPr>
           <w:spacing w:val="-3"/>
@@ -2821,7 +3023,15 @@
         <w:ind w:right="100"/>
       </w:pPr>
       <w:r>
-        <w:t xml:space="preserve">После импорта файловой директиве проекта появится папка с добавленным ассетом (см. рис. </w:t>
+        <w:t xml:space="preserve">После импорта файловой директиве проекта появится папка с добавленным </w:t>
+      </w:r>
+      <w:proofErr w:type="spellStart"/>
+      <w:r>
+        <w:t>ассетом</w:t>
+      </w:r>
+      <w:proofErr w:type="spellEnd"/>
+      <w:r>
+        <w:t xml:space="preserve"> (см. рис. </w:t>
       </w:r>
       <w:r>
         <w:t>4.</w:t>
@@ -2920,7 +3130,15 @@
         <w:ind w:right="100"/>
       </w:pPr>
       <w:r>
-        <w:t>Далее, при помощи правой кнопки мыши на окно Hierarchy вызывается окно</w:t>
+        <w:t xml:space="preserve">Далее, при помощи правой кнопки мыши на окно </w:t>
+      </w:r>
+      <w:proofErr w:type="spellStart"/>
+      <w:r>
+        <w:t>Hierarchy</w:t>
+      </w:r>
+      <w:proofErr w:type="spellEnd"/>
+      <w:r>
+        <w:t xml:space="preserve"> вызывается окно</w:t>
       </w:r>
       <w:r>
         <w:rPr>
@@ -3001,7 +3219,15 @@
         <w:t xml:space="preserve"> </w:t>
       </w:r>
       <w:r>
-        <w:t xml:space="preserve">3D Object – Cube (см. рис. </w:t>
+        <w:t xml:space="preserve">3D Object – </w:t>
+      </w:r>
+      <w:proofErr w:type="spellStart"/>
+      <w:r>
+        <w:t>Cube</w:t>
+      </w:r>
+      <w:proofErr w:type="spellEnd"/>
+      <w:r>
+        <w:t xml:space="preserve"> (см. рис. </w:t>
       </w:r>
       <w:r>
         <w:t>4.</w:t>
@@ -3120,13 +3346,37 @@
       </w:pPr>
       <w:r>
         <w:lastRenderedPageBreak/>
-        <w:t xml:space="preserve">Далее при помощи панели Inspector, необходимо изменить размерность созданной фигуры. Для создания пола, необходимо в панели Inspector (поля настройки </w:t>
+        <w:t xml:space="preserve">Далее при помощи панели </w:t>
+      </w:r>
+      <w:proofErr w:type="spellStart"/>
+      <w:r>
+        <w:t>Inspector</w:t>
+      </w:r>
+      <w:proofErr w:type="spellEnd"/>
+      <w:r>
+        <w:t xml:space="preserve">, необходимо изменить размерность созданной фигуры. Для создания пола, необходимо в панели </w:t>
+      </w:r>
+      <w:proofErr w:type="spellStart"/>
+      <w:r>
+        <w:t>Inspector</w:t>
+      </w:r>
+      <w:proofErr w:type="spellEnd"/>
+      <w:r>
+        <w:t xml:space="preserve"> (поля настройки </w:t>
       </w:r>
       <w:r>
         <w:t>–</w:t>
       </w:r>
       <w:r>
-        <w:t xml:space="preserve"> Scale) установить значения 10 x 0.1 x 10 (см. рис. </w:t>
+        <w:t xml:space="preserve"> </w:t>
+      </w:r>
+      <w:proofErr w:type="spellStart"/>
+      <w:r>
+        <w:t>Scale</w:t>
+      </w:r>
+      <w:proofErr w:type="spellEnd"/>
+      <w:r>
+        <w:t xml:space="preserve">) установить значения 10 x 0.1 x 10 (см. рис. </w:t>
       </w:r>
       <w:r>
         <w:t>4.</w:t>
@@ -3229,12 +3479,14 @@
         </w:rPr>
         <w:t xml:space="preserve"> </w:t>
       </w:r>
+      <w:proofErr w:type="spellStart"/>
       <w:r>
         <w:rPr>
           <w:spacing w:val="-2"/>
         </w:rPr>
         <w:t>Inspector</w:t>
       </w:r>
+      <w:proofErr w:type="spellEnd"/>
     </w:p>
     <w:p>
       <w:pPr>
@@ -3317,7 +3569,15 @@
         <w:t xml:space="preserve"> </w:t>
       </w:r>
       <w:r>
-        <w:t>Box Collider. Данный компонент позволяет другим физическим объектам понимать, что это твердое тело и нельзя проходить сквозь него.</w:t>
+        <w:t xml:space="preserve">Box </w:t>
+      </w:r>
+      <w:proofErr w:type="spellStart"/>
+      <w:r>
+        <w:t>Collider</w:t>
+      </w:r>
+      <w:proofErr w:type="spellEnd"/>
+      <w:r>
+        <w:t>. Данный компонент позволяет другим физическим объектам понимать, что это твердое тело и нельзя проходить сквозь него.</w:t>
       </w:r>
     </w:p>
     <w:p>
@@ -3494,6 +3754,7 @@
         </w:rPr>
         <w:t xml:space="preserve"> </w:t>
       </w:r>
+      <w:proofErr w:type="spellStart"/>
       <w:r>
         <w:rPr>
           <w:rFonts w:ascii="Times New Roman" w:hAnsi="Times New Roman" w:cs="Times New Roman"/>
@@ -3503,6 +3764,7 @@
         </w:rPr>
         <w:t>Collider</w:t>
       </w:r>
+      <w:proofErr w:type="spellEnd"/>
     </w:p>
     <w:p>
       <w:pPr>
@@ -3514,13 +3776,29 @@
       </w:pPr>
       <w:r>
         <w:lastRenderedPageBreak/>
-        <w:t xml:space="preserve">Далее при помощи мышки переносится объект из папки Prefabs на созданное пространство пола (см. рис. </w:t>
+        <w:t xml:space="preserve">Далее при помощи мышки переносится объект из папки </w:t>
+      </w:r>
+      <w:proofErr w:type="spellStart"/>
+      <w:r>
+        <w:t>Prefabs</w:t>
+      </w:r>
+      <w:proofErr w:type="spellEnd"/>
+      <w:r>
+        <w:t xml:space="preserve"> на созданное пространство пола (см. рис. </w:t>
       </w:r>
       <w:r>
         <w:t>4.</w:t>
       </w:r>
       <w:r>
-        <w:t>11). Папка Prefabs является универсальной</w:t>
+        <w:t xml:space="preserve">11). Папка </w:t>
+      </w:r>
+      <w:proofErr w:type="spellStart"/>
+      <w:r>
+        <w:t>Prefabs</w:t>
+      </w:r>
+      <w:proofErr w:type="spellEnd"/>
+      <w:r>
+        <w:t xml:space="preserve"> является универсальной</w:t>
       </w:r>
       <w:r>
         <w:rPr>
@@ -3546,8 +3824,13 @@
         </w:rPr>
         <w:t xml:space="preserve"> </w:t>
       </w:r>
-      <w:r>
-        <w:t>ассетов,</w:t>
+      <w:proofErr w:type="spellStart"/>
+      <w:r>
+        <w:t>ассетов</w:t>
+      </w:r>
+      <w:proofErr w:type="spellEnd"/>
+      <w:r>
+        <w:t>,</w:t>
       </w:r>
       <w:r>
         <w:rPr>
@@ -3729,6 +4012,7 @@
         </w:rPr>
         <w:t xml:space="preserve"> </w:t>
       </w:r>
+      <w:proofErr w:type="spellStart"/>
       <w:r>
         <w:rPr>
           <w:rFonts w:ascii="Times New Roman" w:hAnsi="Times New Roman"/>
@@ -3737,6 +4021,7 @@
         </w:rPr>
         <w:t>Prefabs</w:t>
       </w:r>
+      <w:proofErr w:type="spellEnd"/>
       <w:r>
         <w:rPr>
           <w:rFonts w:ascii="Times New Roman" w:hAnsi="Times New Roman"/>
@@ -3761,8 +4046,19 @@
           <w:sz w:val="28"/>
           <w:szCs w:val="28"/>
         </w:rPr>
-        <w:t xml:space="preserve"> ассет</w:t>
-      </w:r>
+        <w:t xml:space="preserve"> </w:t>
+      </w:r>
+      <w:proofErr w:type="spellStart"/>
+      <w:r>
+        <w:rPr>
+          <w:rFonts w:ascii="Times New Roman" w:hAnsi="Times New Roman"/>
+          <w:spacing w:val="-2"/>
+          <w:sz w:val="28"/>
+          <w:szCs w:val="28"/>
+        </w:rPr>
+        <w:t>ассет</w:t>
+      </w:r>
+      <w:proofErr w:type="spellEnd"/>
     </w:p>
     <w:p>
       <w:pPr>
@@ -3835,9 +4131,11 @@
         </w:rPr>
         <w:t xml:space="preserve"> </w:t>
       </w:r>
+      <w:proofErr w:type="spellStart"/>
       <w:r>
         <w:t>Hierarchy</w:t>
       </w:r>
+      <w:proofErr w:type="spellEnd"/>
       <w:r>
         <w:rPr>
           <w:spacing w:val="-17"/>
@@ -3871,8 +4169,13 @@
         </w:rPr>
         <w:t xml:space="preserve"> </w:t>
       </w:r>
-      <w:r>
-        <w:t>Scene, объект будет выделен и теперь можно добавлять на него компоненты.</w:t>
+      <w:proofErr w:type="spellStart"/>
+      <w:r>
+        <w:t>Scene</w:t>
+      </w:r>
+      <w:proofErr w:type="spellEnd"/>
+      <w:r>
+        <w:t>, объект будет выделен и теперь можно добавлять на него компоненты.</w:t>
       </w:r>
     </w:p>
     <w:p>
@@ -4017,7 +4320,23 @@
         <w:ind w:right="100"/>
       </w:pPr>
       <w:r>
-        <w:t>В Unity используется встроенный физический движок PhysX для 3D и Box 2D для 2D, который имитирует силы, гравитацию и столкновения.</w:t>
+        <w:t xml:space="preserve">В </w:t>
+      </w:r>
+      <w:proofErr w:type="spellStart"/>
+      <w:r>
+        <w:t>Unity</w:t>
+      </w:r>
+      <w:proofErr w:type="spellEnd"/>
+      <w:r>
+        <w:t xml:space="preserve"> используется встроенный физический движок </w:t>
+      </w:r>
+      <w:proofErr w:type="spellStart"/>
+      <w:r>
+        <w:t>PhysX</w:t>
+      </w:r>
+      <w:proofErr w:type="spellEnd"/>
+      <w:r>
+        <w:t xml:space="preserve"> для 3D и Box 2D для 2D, который имитирует силы, гравитацию и столкновения.</w:t>
       </w:r>
     </w:p>
     <w:p>
@@ -4037,9 +4356,11 @@
         </w:rPr>
         <w:t xml:space="preserve"> </w:t>
       </w:r>
+      <w:proofErr w:type="spellStart"/>
       <w:r>
         <w:t>Rigidbody</w:t>
       </w:r>
+      <w:proofErr w:type="spellEnd"/>
       <w:r>
         <w:rPr>
           <w:spacing w:val="-3"/>
@@ -4073,9 +4394,11 @@
         </w:rPr>
         <w:t xml:space="preserve"> </w:t>
       </w:r>
+      <w:proofErr w:type="spellStart"/>
       <w:r>
         <w:t>Collider</w:t>
       </w:r>
+      <w:proofErr w:type="spellEnd"/>
       <w:r>
         <w:rPr>
           <w:spacing w:val="-2"/>
@@ -4083,11 +4406,40 @@
         <w:t xml:space="preserve"> </w:t>
       </w:r>
       <w:r>
-        <w:t xml:space="preserve">который задаёт форму для столкновений. Есть примитивные формы (Box, Sphere, Capsule) и </w:t>
-      </w:r>
+        <w:t xml:space="preserve">который задаёт форму для столкновений. Есть примитивные формы (Box, </w:t>
+      </w:r>
+      <w:proofErr w:type="spellStart"/>
+      <w:r>
+        <w:t>Sphere</w:t>
+      </w:r>
+      <w:proofErr w:type="spellEnd"/>
+      <w:r>
+        <w:t xml:space="preserve">, </w:t>
+      </w:r>
+      <w:proofErr w:type="spellStart"/>
       <w:r>
         <w:lastRenderedPageBreak/>
-        <w:t xml:space="preserve">сложные (MeshCollider). Если Rigidbody отсутствует, объект считается статичным и может взаимодействовать только с динамическими </w:t>
+        <w:t>Capsule</w:t>
+      </w:r>
+      <w:proofErr w:type="spellEnd"/>
+      <w:r>
+        <w:t>) и сложные (</w:t>
+      </w:r>
+      <w:proofErr w:type="spellStart"/>
+      <w:r>
+        <w:t>MeshCollider</w:t>
+      </w:r>
+      <w:proofErr w:type="spellEnd"/>
+      <w:r>
+        <w:t xml:space="preserve">). Если </w:t>
+      </w:r>
+      <w:proofErr w:type="spellStart"/>
+      <w:r>
+        <w:t>Rigidbody</w:t>
+      </w:r>
+      <w:proofErr w:type="spellEnd"/>
+      <w:r>
+        <w:t xml:space="preserve"> отсутствует, объект считается статичным и может взаимодействовать только с динамическими </w:t>
       </w:r>
       <w:r>
         <w:rPr>
@@ -4647,9 +4999,11 @@
         </w:rPr>
         <w:t xml:space="preserve"> </w:t>
       </w:r>
+      <w:proofErr w:type="spellStart"/>
       <w:r>
         <w:t>Collider</w:t>
       </w:r>
+      <w:proofErr w:type="spellEnd"/>
       <w:r>
         <w:rPr>
           <w:spacing w:val="-14"/>
@@ -4722,8 +5076,21 @@
         </w:tabs>
         <w:ind w:right="100"/>
       </w:pPr>
-      <w:r>
-        <w:t xml:space="preserve">Sphere Collider (коллайдер сферы) </w:t>
+      <w:proofErr w:type="spellStart"/>
+      <w:r>
+        <w:t>Sphere</w:t>
+      </w:r>
+      <w:proofErr w:type="spellEnd"/>
+      <w:r>
+        <w:t xml:space="preserve"> </w:t>
+      </w:r>
+      <w:proofErr w:type="spellStart"/>
+      <w:r>
+        <w:t>Collider</w:t>
+      </w:r>
+      <w:proofErr w:type="spellEnd"/>
+      <w:r>
+        <w:t xml:space="preserve"> (коллайдер сферы) </w:t>
       </w:r>
       <w:r>
         <w:t>–</w:t>
@@ -4740,14 +5107,35 @@
         </w:tabs>
         <w:ind w:right="100"/>
       </w:pPr>
-      <w:r>
-        <w:t xml:space="preserve">Capsule Collider (коллайдер капсулы) </w:t>
+      <w:proofErr w:type="spellStart"/>
+      <w:r>
+        <w:t>Capsule</w:t>
+      </w:r>
+      <w:proofErr w:type="spellEnd"/>
+      <w:r>
+        <w:t xml:space="preserve"> </w:t>
+      </w:r>
+      <w:proofErr w:type="spellStart"/>
+      <w:r>
+        <w:t>Collider</w:t>
+      </w:r>
+      <w:proofErr w:type="spellEnd"/>
+      <w:r>
+        <w:t xml:space="preserve"> (коллайдер капсулы) </w:t>
       </w:r>
       <w:r>
         <w:t>–</w:t>
       </w:r>
       <w:r>
-        <w:t xml:space="preserve"> это коллайдер, который представляет собой цилиндр, закрытый с двух концов полусферами. Ониспользуется для объектов, которые имеют форму капсулы, таких как </w:t>
+        <w:t xml:space="preserve"> это коллайдер, который представляет собой цилиндр, закрытый с двух концов полусферами. </w:t>
+      </w:r>
+      <w:proofErr w:type="spellStart"/>
+      <w:r>
+        <w:t>Ониспользуется</w:t>
+      </w:r>
+      <w:proofErr w:type="spellEnd"/>
+      <w:r>
+        <w:t xml:space="preserve"> для объектов, которые имеют форму капсулы, таких как </w:t>
       </w:r>
       <w:r>
         <w:rPr>
@@ -4764,18 +5152,22 @@
         </w:tabs>
         <w:ind w:right="100"/>
       </w:pPr>
+      <w:proofErr w:type="spellStart"/>
       <w:r>
         <w:t>Mesh</w:t>
       </w:r>
+      <w:proofErr w:type="spellEnd"/>
       <w:r>
         <w:rPr>
           <w:spacing w:val="39"/>
         </w:rPr>
         <w:t xml:space="preserve"> </w:t>
       </w:r>
+      <w:proofErr w:type="spellStart"/>
       <w:r>
         <w:t>Collider</w:t>
       </w:r>
+      <w:proofErr w:type="spellEnd"/>
       <w:r>
         <w:rPr>
           <w:spacing w:val="36"/>
@@ -5010,18 +5402,54 @@
       <w:r>
         <w:t xml:space="preserve">здания. </w:t>
       </w:r>
+      <w:proofErr w:type="spellStart"/>
       <w:r>
         <w:rPr>
           <w:spacing w:val="-2"/>
         </w:rPr>
-        <w:t>Terrain Collider (коллайдер террейна)</w:t>
-      </w:r>
+        <w:t>Terrain</w:t>
+      </w:r>
+      <w:proofErr w:type="spellEnd"/>
       <w:r>
         <w:rPr>
           <w:spacing w:val="-2"/>
         </w:rPr>
         <w:t xml:space="preserve"> </w:t>
       </w:r>
+      <w:proofErr w:type="spellStart"/>
+      <w:r>
+        <w:rPr>
+          <w:spacing w:val="-2"/>
+        </w:rPr>
+        <w:t>Collider</w:t>
+      </w:r>
+      <w:proofErr w:type="spellEnd"/>
+      <w:r>
+        <w:rPr>
+          <w:spacing w:val="-2"/>
+        </w:rPr>
+        <w:t xml:space="preserve"> (коллайдер </w:t>
+      </w:r>
+      <w:proofErr w:type="spellStart"/>
+      <w:r>
+        <w:rPr>
+          <w:spacing w:val="-2"/>
+        </w:rPr>
+        <w:t>террейна</w:t>
+      </w:r>
+      <w:proofErr w:type="spellEnd"/>
+      <w:r>
+        <w:rPr>
+          <w:spacing w:val="-2"/>
+        </w:rPr>
+        <w:t>)</w:t>
+      </w:r>
+      <w:r>
+        <w:rPr>
+          <w:spacing w:val="-2"/>
+        </w:rPr>
+        <w:t xml:space="preserve"> </w:t>
+      </w:r>
       <w:r>
         <w:t xml:space="preserve">– </w:t>
       </w:r>
@@ -5056,6 +5484,7 @@
         <w:t xml:space="preserve"> </w:t>
       </w:r>
       <w:r>
+        <w:lastRenderedPageBreak/>
         <w:t>для</w:t>
       </w:r>
       <w:r>
@@ -5064,9 +5493,11 @@
         </w:rPr>
         <w:t xml:space="preserve"> </w:t>
       </w:r>
+      <w:proofErr w:type="spellStart"/>
       <w:r>
         <w:t>террейна</w:t>
       </w:r>
+      <w:proofErr w:type="spellEnd"/>
       <w:r>
         <w:rPr>
           <w:spacing w:val="2"/>
@@ -5157,9 +5588,21 @@
         </w:tabs>
         <w:ind w:right="100"/>
       </w:pPr>
-      <w:r>
-        <w:lastRenderedPageBreak/>
-        <w:t xml:space="preserve">Wheel Collider (коллайдер колеса) </w:t>
+      <w:proofErr w:type="spellStart"/>
+      <w:r>
+        <w:t>Wheel</w:t>
+      </w:r>
+      <w:proofErr w:type="spellEnd"/>
+      <w:r>
+        <w:t xml:space="preserve"> </w:t>
+      </w:r>
+      <w:proofErr w:type="spellStart"/>
+      <w:r>
+        <w:t>Collider</w:t>
+      </w:r>
+      <w:proofErr w:type="spellEnd"/>
+      <w:r>
+        <w:t xml:space="preserve"> (коллайдер колеса) </w:t>
       </w:r>
       <w:r>
         <w:t>–</w:t>
@@ -5348,7 +5791,23 @@
         <w:ind w:right="100"/>
       </w:pPr>
       <w:r>
-        <w:t>В рассматриваемом примере будет использоваться Mesh Collider, который позволяет полностью повторить форму объекта.</w:t>
+        <w:t xml:space="preserve">В рассматриваемом примере будет использоваться </w:t>
+      </w:r>
+      <w:proofErr w:type="spellStart"/>
+      <w:r>
+        <w:t>Mesh</w:t>
+      </w:r>
+      <w:proofErr w:type="spellEnd"/>
+      <w:r>
+        <w:t xml:space="preserve"> </w:t>
+      </w:r>
+      <w:proofErr w:type="spellStart"/>
+      <w:r>
+        <w:t>Collider</w:t>
+      </w:r>
+      <w:proofErr w:type="spellEnd"/>
+      <w:r>
+        <w:t>, который позволяет полностью повторить форму объекта.</w:t>
       </w:r>
     </w:p>
     <w:p>
@@ -5360,7 +5819,23 @@
         <w:ind w:right="100"/>
       </w:pPr>
       <w:r>
-        <w:t>Для добавления компонента необходимо нажать на кнопку Add Component и найти в поиске подходящий компонент.</w:t>
+        <w:t xml:space="preserve">Для добавления компонента необходимо нажать на кнопку </w:t>
+      </w:r>
+      <w:proofErr w:type="spellStart"/>
+      <w:r>
+        <w:t>Add</w:t>
+      </w:r>
+      <w:proofErr w:type="spellEnd"/>
+      <w:r>
+        <w:t xml:space="preserve"> </w:t>
+      </w:r>
+      <w:proofErr w:type="spellStart"/>
+      <w:r>
+        <w:t>Component</w:t>
+      </w:r>
+      <w:proofErr w:type="spellEnd"/>
+      <w:r>
+        <w:t xml:space="preserve"> и найти в поиске подходящий компонент.</w:t>
       </w:r>
     </w:p>
     <w:p>
@@ -5377,8 +5852,8 @@
           <w:noProof/>
         </w:rPr>
         <w:drawing>
-          <wp:inline distT="0" distB="0" distL="0" distR="0" wp14:anchorId="2D5480AD" wp14:editId="1459FDD6">
-            <wp:extent cx="4458912" cy="2445488"/>
+          <wp:inline distT="0" distB="0" distL="0" distR="0" wp14:anchorId="2D5480AD" wp14:editId="541B551C">
+            <wp:extent cx="4081278" cy="2238375"/>
             <wp:effectExtent l="0" t="0" r="0" b="0"/>
             <wp:docPr id="14" name="Image 14 Copy 1"/>
             <wp:cNvGraphicFramePr>
@@ -5402,7 +5877,7 @@
                   <pic:spPr bwMode="auto">
                     <a:xfrm>
                       <a:off x="0" y="0"/>
-                      <a:ext cx="4533544" cy="2486420"/>
+                      <a:ext cx="4153977" cy="2278247"/>
                     </a:xfrm>
                     <a:prstGeom prst="rect">
                       <a:avLst/>
@@ -5444,7 +5919,51 @@
         <w:rPr>
           <w:rStyle w:val="a1"/>
         </w:rPr>
-        <w:t>Далее необходимо нажать кнопку Mesh Collider и компонент появляется на выбранном объекте. Теперь объект является частью физического мира Unity и игрок не сможет пройти сквозь него.</w:t>
+        <w:t xml:space="preserve">Далее необходимо нажать кнопку </w:t>
+      </w:r>
+      <w:proofErr w:type="spellStart"/>
+      <w:r>
+        <w:rPr>
+          <w:rStyle w:val="a1"/>
+        </w:rPr>
+        <w:t>Mesh</w:t>
+      </w:r>
+      <w:proofErr w:type="spellEnd"/>
+      <w:r>
+        <w:rPr>
+          <w:rStyle w:val="a1"/>
+        </w:rPr>
+        <w:t xml:space="preserve"> </w:t>
+      </w:r>
+      <w:proofErr w:type="spellStart"/>
+      <w:r>
+        <w:rPr>
+          <w:rStyle w:val="a1"/>
+        </w:rPr>
+        <w:t>Collider</w:t>
+      </w:r>
+      <w:proofErr w:type="spellEnd"/>
+      <w:r>
+        <w:rPr>
+          <w:rStyle w:val="a1"/>
+        </w:rPr>
+        <w:t xml:space="preserve"> и компонент появляется на выбранном объекте. Теперь объект является частью физического мира </w:t>
+      </w:r>
+      <w:proofErr w:type="spellStart"/>
+      <w:proofErr w:type="gramStart"/>
+      <w:r>
+        <w:rPr>
+          <w:rStyle w:val="a1"/>
+        </w:rPr>
+        <w:t>Unity</w:t>
+      </w:r>
+      <w:proofErr w:type="spellEnd"/>
+      <w:proofErr w:type="gramEnd"/>
+      <w:r>
+        <w:rPr>
+          <w:rStyle w:val="a1"/>
+        </w:rPr>
+        <w:t xml:space="preserve"> и игрок не сможет пройти сквозь него.</w:t>
       </w:r>
     </w:p>
     <w:p>
@@ -5467,9 +5986,9 @@
           <w:noProof/>
         </w:rPr>
         <w:drawing>
-          <wp:inline distT="0" distB="0" distL="0" distR="0" wp14:anchorId="2FD089C5" wp14:editId="20821F61">
-            <wp:extent cx="5019777" cy="2771775"/>
-            <wp:effectExtent l="0" t="0" r="9525" b="0"/>
+          <wp:inline distT="0" distB="0" distL="0" distR="0" wp14:anchorId="2FD089C5" wp14:editId="1B8FADBD">
+            <wp:extent cx="3790950" cy="2093252"/>
+            <wp:effectExtent l="0" t="0" r="0" b="2540"/>
             <wp:docPr id="15" name="Image 15"/>
             <wp:cNvGraphicFramePr>
               <a:graphicFrameLocks xmlns:a="http://schemas.openxmlformats.org/drawingml/2006/main" noChangeAspect="1"/>
@@ -5492,7 +6011,7 @@
                   <pic:spPr bwMode="auto">
                     <a:xfrm>
                       <a:off x="0" y="0"/>
-                      <a:ext cx="5060372" cy="2794190"/>
+                      <a:ext cx="3831507" cy="2115646"/>
                     </a:xfrm>
                     <a:prstGeom prst="rect">
                       <a:avLst/>
@@ -5549,7 +6068,15 @@
         <w:ind w:right="100"/>
       </w:pPr>
       <w:r>
-        <w:t xml:space="preserve">Сначала выбранный заранее пакет ассетов природных объектов был импортирован в движок (см. рис. </w:t>
+        <w:t xml:space="preserve">Сначала выбранный заранее пакет </w:t>
+      </w:r>
+      <w:proofErr w:type="spellStart"/>
+      <w:r>
+        <w:t>ассетов</w:t>
+      </w:r>
+      <w:proofErr w:type="spellEnd"/>
+      <w:r>
+        <w:t xml:space="preserve"> природных объектов был импортирован в движок (см. рис. </w:t>
       </w:r>
       <w:r>
         <w:t>4.</w:t>
@@ -5623,7 +6150,15 @@
         <w:jc w:val="center"/>
       </w:pPr>
       <w:r>
-        <w:t>Рисунок 4.17. Ассеты, импортированные в движок</w:t>
+        <w:t xml:space="preserve">Рисунок 4.17. </w:t>
+      </w:r>
+      <w:proofErr w:type="spellStart"/>
+      <w:r>
+        <w:t>Ассеты</w:t>
+      </w:r>
+      <w:proofErr w:type="spellEnd"/>
+      <w:r>
+        <w:t>, импортированные в движок</w:t>
       </w:r>
     </w:p>
     <w:p>
@@ -5635,13 +6170,45 @@
         <w:ind w:right="100"/>
       </w:pPr>
       <w:r>
-        <w:t xml:space="preserve">Далее выбранный ассет (ель) был внедрён вместо грейбокса дерева в прототип начальной локации к другим объектам, представленным на рисунке </w:t>
+        <w:t xml:space="preserve">Далее выбранный </w:t>
+      </w:r>
+      <w:proofErr w:type="spellStart"/>
+      <w:r>
+        <w:t>ассет</w:t>
+      </w:r>
+      <w:proofErr w:type="spellEnd"/>
+      <w:r>
+        <w:t xml:space="preserve"> (ель) был внедрён вместо </w:t>
+      </w:r>
+      <w:proofErr w:type="spellStart"/>
+      <w:r>
+        <w:t>грейбокса</w:t>
+      </w:r>
+      <w:proofErr w:type="spellEnd"/>
+      <w:r>
+        <w:t xml:space="preserve"> дерева в прототип начальной локации к другим объектам, представленным на рисунке </w:t>
       </w:r>
       <w:r>
         <w:t>4.</w:t>
       </w:r>
       <w:r>
-        <w:t xml:space="preserve">18, добавленным заранее на этапе грейбокс-разработки. Затем для размещённого на карте ассет-объекта была подобрана подходящая размерность и добавлен соответствующий коллайдер упрощенной формы </w:t>
+        <w:t xml:space="preserve">18, добавленным заранее на этапе </w:t>
+      </w:r>
+      <w:proofErr w:type="spellStart"/>
+      <w:r>
+        <w:t>грейбокс</w:t>
+      </w:r>
+      <w:proofErr w:type="spellEnd"/>
+      <w:r>
+        <w:t xml:space="preserve">-разработки. Затем для размещённого на карте </w:t>
+      </w:r>
+      <w:proofErr w:type="spellStart"/>
+      <w:r>
+        <w:t>ассет</w:t>
+      </w:r>
+      <w:proofErr w:type="spellEnd"/>
+      <w:r>
+        <w:t xml:space="preserve">-объекта была подобрана подходящая размерность и добавлен соответствующий коллайдер упрощенной формы </w:t>
       </w:r>
       <w:r>
         <w:rPr>
@@ -5732,8 +6299,16 @@
         <w:rPr>
           <w:color w:val="000000" w:themeColor="text1"/>
         </w:rPr>
-        <w:t>Рисунок 4.18. Прототип локации без добавления ассетов</w:t>
-      </w:r>
+        <w:t xml:space="preserve">Рисунок 4.18. Прототип локации без добавления </w:t>
+      </w:r>
+      <w:proofErr w:type="spellStart"/>
+      <w:r>
+        <w:rPr>
+          <w:color w:val="000000" w:themeColor="text1"/>
+        </w:rPr>
+        <w:t>ассетов</w:t>
+      </w:r>
+      <w:proofErr w:type="spellEnd"/>
     </w:p>
     <w:p>
       <w:pPr>
@@ -5805,7 +6380,15 @@
         <w:jc w:val="center"/>
       </w:pPr>
       <w:r>
-        <w:t>Рисунок 4.19. Ассет на карте</w:t>
+        <w:t xml:space="preserve">Рисунок 4.19. </w:t>
+      </w:r>
+      <w:proofErr w:type="spellStart"/>
+      <w:r>
+        <w:t>Ассет</w:t>
+      </w:r>
+      <w:proofErr w:type="spellEnd"/>
+      <w:r>
+        <w:t xml:space="preserve"> на карте</w:t>
       </w:r>
     </w:p>
     <w:p>
@@ -5838,7 +6421,31 @@
         <w:ind w:right="100"/>
       </w:pPr>
       <w:r>
-        <w:t>Выбранный пакет ассетов окружения (природных объектов) был импортирован в движок. Затем из этого пакета был выбран объект префаба дерева. Этот объект был перемещен на сцену и заменил соответствующий ему грейбокс объект, который входит в прототип начальной локации.</w:t>
+        <w:t xml:space="preserve">Выбранный пакет </w:t>
+      </w:r>
+      <w:proofErr w:type="spellStart"/>
+      <w:r>
+        <w:t>ассетов</w:t>
+      </w:r>
+      <w:proofErr w:type="spellEnd"/>
+      <w:r>
+        <w:t xml:space="preserve"> окружения (природных объектов) был импортирован в движок. Затем из этого пакета был выбран объект </w:t>
+      </w:r>
+      <w:proofErr w:type="spellStart"/>
+      <w:r>
+        <w:t>префаба</w:t>
+      </w:r>
+      <w:proofErr w:type="spellEnd"/>
+      <w:r>
+        <w:t xml:space="preserve"> дерева. Этот объект был перемещен на сцену и заменил соответствующий ему </w:t>
+      </w:r>
+      <w:proofErr w:type="spellStart"/>
+      <w:r>
+        <w:t>грейбокс</w:t>
+      </w:r>
+      <w:proofErr w:type="spellEnd"/>
+      <w:r>
+        <w:t xml:space="preserve"> объект, который входит в прототип начальной локации.</w:t>
       </w:r>
     </w:p>
     <w:p>
@@ -5900,6 +6507,7 @@
         <w:ind w:left="180" w:right="280" w:firstLine="0"/>
         <w:jc w:val="both"/>
       </w:pPr>
+      <w:proofErr w:type="spellStart"/>
       <w:r>
         <w:rPr>
           <w:sz w:val="28"/>
@@ -5908,6 +6516,7 @@
         </w:rPr>
         <w:t>Sketchfab</w:t>
       </w:r>
+      <w:proofErr w:type="spellEnd"/>
       <w:r>
         <w:rPr>
           <w:sz w:val="28"/>
@@ -5967,6 +6576,7 @@
         </w:rPr>
         <w:t>://</w:t>
       </w:r>
+      <w:proofErr w:type="spellStart"/>
       <w:r>
         <w:rPr>
           <w:sz w:val="28"/>
@@ -5975,6 +6585,7 @@
         </w:rPr>
         <w:t>sketchfab</w:t>
       </w:r>
+      <w:proofErr w:type="spellEnd"/>
       <w:r>
         <w:rPr>
           <w:sz w:val="28"/>
@@ -6037,7 +6648,23 @@
           <w:sz w:val="28"/>
           <w:szCs w:val="28"/>
         </w:rPr>
-        <w:t xml:space="preserve"> – Руководство: Импорт ассетов [Электронный ресурс] </w:t>
+        <w:t xml:space="preserve"> – Руководство: Импорт </w:t>
+      </w:r>
+      <w:proofErr w:type="spellStart"/>
+      <w:r>
+        <w:rPr>
+          <w:sz w:val="28"/>
+          <w:szCs w:val="28"/>
+        </w:rPr>
+        <w:t>ассетов</w:t>
+      </w:r>
+      <w:proofErr w:type="spellEnd"/>
+      <w:r>
+        <w:rPr>
+          <w:sz w:val="28"/>
+          <w:szCs w:val="28"/>
+        </w:rPr>
+        <w:t xml:space="preserve"> [Электронный ресурс] </w:t>
       </w:r>
       <w:r>
         <w:rPr>
@@ -6136,6 +6763,7 @@
         </w:rPr>
         <w:t>/</w:t>
       </w:r>
+      <w:proofErr w:type="spellStart"/>
       <w:r>
         <w:rPr>
           <w:sz w:val="28"/>
@@ -6144,6 +6772,7 @@
         </w:rPr>
         <w:t>ru</w:t>
       </w:r>
+      <w:proofErr w:type="spellEnd"/>
       <w:r>
         <w:rPr>
           <w:sz w:val="28"/>
@@ -6166,6 +6795,7 @@
         </w:rPr>
         <w:t>/</w:t>
       </w:r>
+      <w:proofErr w:type="spellStart"/>
       <w:r>
         <w:rPr>
           <w:sz w:val="28"/>
@@ -6174,6 +6804,7 @@
         </w:rPr>
         <w:t>ImportingAssets</w:t>
       </w:r>
+      <w:proofErr w:type="spellEnd"/>
       <w:r>
         <w:rPr>
           <w:sz w:val="28"/>
@@ -6201,7 +6832,7 @@
       <w:footerReference w:type="even" r:id="rId26"/>
       <w:footerReference w:type="default" r:id="rId27"/>
       <w:pgSz w:w="11906" w:h="16838"/>
-      <w:pgMar w:top="1134" w:right="140" w:bottom="1134" w:left="1701" w:header="0" w:footer="821" w:gutter="0"/>
+      <w:pgMar w:top="1134" w:right="851" w:bottom="1134" w:left="1701" w:header="0" w:footer="822" w:gutter="0"/>
       <w:pgNumType w:start="2"/>
       <w:cols w:space="720"/>
       <w:formProt w:val="0"/>

--- a/отчеты 3-5/Интегрирование ассетов в движок.docx
+++ b/отчеты 3-5/Интегрирование ассетов в движок.docx
@@ -409,27 +409,7 @@
           <w:lang w:eastAsia="ru-RU"/>
         </w:rPr>
         <w:br/>
-        <w:t xml:space="preserve">на тему: «Интегрирование </w:t>
-      </w:r>
-      <w:proofErr w:type="spellStart"/>
-      <w:r>
-        <w:rPr>
-          <w:rFonts w:ascii="Times New Roman" w:eastAsia="Times New Roman" w:hAnsi="Times New Roman" w:cs="Times New Roman"/>
-          <w:sz w:val="28"/>
-          <w:szCs w:val="20"/>
-          <w:lang w:eastAsia="ru-RU"/>
-        </w:rPr>
-        <w:t>ассетов</w:t>
-      </w:r>
-      <w:proofErr w:type="spellEnd"/>
-      <w:r>
-        <w:rPr>
-          <w:rFonts w:ascii="Times New Roman" w:eastAsia="Times New Roman" w:hAnsi="Times New Roman" w:cs="Times New Roman"/>
-          <w:sz w:val="28"/>
-          <w:szCs w:val="20"/>
-          <w:lang w:eastAsia="ru-RU"/>
-        </w:rPr>
-        <w:t xml:space="preserve"> в игру/движок и настройка коллизий»</w:t>
+        <w:t>на тему: «Интегрирование ассетов в игру/движок и настройка коллизий»</w:t>
       </w:r>
     </w:p>
     <w:p>
@@ -527,7 +507,6 @@
           <w:lang w:eastAsia="ru-RU"/>
         </w:rPr>
       </w:pPr>
-      <w:proofErr w:type="spellStart"/>
       <w:r>
         <w:rPr>
           <w:rFonts w:ascii="Times New Roman" w:eastAsia="Times New Roman" w:hAnsi="Times New Roman" w:cs="Times New Roman"/>
@@ -535,17 +514,7 @@
           <w:szCs w:val="20"/>
           <w:lang w:eastAsia="ru-RU"/>
         </w:rPr>
-        <w:t>Стасенок</w:t>
-      </w:r>
-      <w:proofErr w:type="spellEnd"/>
-      <w:r>
-        <w:rPr>
-          <w:rFonts w:ascii="Times New Roman" w:eastAsia="Times New Roman" w:hAnsi="Times New Roman" w:cs="Times New Roman"/>
-          <w:sz w:val="28"/>
-          <w:szCs w:val="20"/>
-          <w:lang w:eastAsia="ru-RU"/>
-        </w:rPr>
-        <w:t xml:space="preserve"> Юлия Анатольевна</w:t>
+        <w:t>Стасенок Юлия Анатольевна</w:t>
       </w:r>
     </w:p>
     <w:p>
@@ -771,8 +740,8 @@
       </w:pPr>
     </w:p>
     <w:bookmarkStart w:id="1" w:name="_Hlk196259071" w:displacedByCustomXml="next"/>
-    <w:bookmarkStart w:id="2" w:name="_Toc193221076" w:displacedByCustomXml="next"/>
-    <w:bookmarkStart w:id="3" w:name="_Toc196256196" w:displacedByCustomXml="next"/>
+    <w:bookmarkStart w:id="2" w:name="_Toc196256196" w:displacedByCustomXml="next"/>
+    <w:bookmarkStart w:id="3" w:name="_Toc193221076" w:displacedByCustomXml="next"/>
     <w:sdt>
       <w:sdtPr>
         <w:rPr>
@@ -1319,15 +1288,7 @@
         <w:ind w:right="10"/>
       </w:pPr>
       <w:r>
-        <w:t xml:space="preserve">Цель работы состоит в том, чтобы интегрировать подготовленные </w:t>
-      </w:r>
-      <w:proofErr w:type="spellStart"/>
-      <w:r>
-        <w:t>ассеты</w:t>
-      </w:r>
-      <w:proofErr w:type="spellEnd"/>
-      <w:r>
-        <w:t xml:space="preserve"> в игру/движок и настроить для них коллизии.</w:t>
+        <w:t>Цель работы состоит в том, чтобы интегрировать подготовленные ассеты в игру/движок и настроить для них коллизии.</w:t>
       </w:r>
     </w:p>
     <w:p>
@@ -1357,15 +1318,7 @@
         <w:ind w:right="10"/>
       </w:pPr>
       <w:r>
-        <w:t xml:space="preserve">В ходе практического задания необходимо интегрировать в движок подобранный </w:t>
-      </w:r>
-      <w:proofErr w:type="spellStart"/>
-      <w:r>
-        <w:t>ассет</w:t>
-      </w:r>
-      <w:proofErr w:type="spellEnd"/>
-      <w:r>
-        <w:t xml:space="preserve"> и выполнить следующие пункты: </w:t>
+        <w:t xml:space="preserve">В ходе практического задания необходимо интегрировать в движок подобранный ассет и выполнить следующие пункты: </w:t>
       </w:r>
     </w:p>
     <w:p>
@@ -1389,15 +1342,7 @@
         <w:ind w:right="10"/>
       </w:pPr>
       <w:r>
-        <w:t xml:space="preserve">2. внедрить выбранный </w:t>
-      </w:r>
-      <w:proofErr w:type="spellStart"/>
-      <w:r>
-        <w:t>ассет</w:t>
-      </w:r>
-      <w:proofErr w:type="spellEnd"/>
-      <w:r>
-        <w:t xml:space="preserve">; </w:t>
+        <w:t xml:space="preserve">2. внедрить выбранный ассет; </w:t>
       </w:r>
     </w:p>
     <w:p>
@@ -1597,11 +1542,9 @@
         </w:rPr>
         <w:t xml:space="preserve"> </w:t>
       </w:r>
-      <w:proofErr w:type="spellStart"/>
       <w:r>
         <w:t>ассета</w:t>
       </w:r>
-      <w:proofErr w:type="spellEnd"/>
       <w:r>
         <w:rPr>
           <w:spacing w:val="40"/>
@@ -1645,15 +1588,7 @@
         <w:t xml:space="preserve"> </w:t>
       </w:r>
       <w:r>
-        <w:t>Windows-</w:t>
-      </w:r>
-      <w:proofErr w:type="spellStart"/>
-      <w:r>
-        <w:t>Package</w:t>
-      </w:r>
-      <w:proofErr w:type="spellEnd"/>
-      <w:r>
-        <w:t xml:space="preserve"> Manager (см. рис. </w:t>
+        <w:t xml:space="preserve">Windows-Package Manager (см. рис. </w:t>
       </w:r>
       <w:r>
         <w:t>4.</w:t>
@@ -1797,23 +1732,7 @@
       </w:pPr>
       <w:r>
         <w:lastRenderedPageBreak/>
-        <w:t xml:space="preserve">После открытия </w:t>
-      </w:r>
-      <w:proofErr w:type="spellStart"/>
-      <w:r>
-        <w:t>Package</w:t>
-      </w:r>
-      <w:proofErr w:type="spellEnd"/>
-      <w:r>
-        <w:t xml:space="preserve"> Manager на экране будут отображаться добавленные ранее </w:t>
-      </w:r>
-      <w:proofErr w:type="spellStart"/>
-      <w:r>
-        <w:t>ассеты</w:t>
-      </w:r>
-      <w:proofErr w:type="spellEnd"/>
-      <w:r>
-        <w:t>.</w:t>
+        <w:t>После открытия Package Manager на экране будут отображаться добавленные ранее ассеты.</w:t>
       </w:r>
     </w:p>
     <w:p>
@@ -1826,15 +1745,7 @@
       </w:r>
       <w:r>
         <w:tab/>
-        <w:t xml:space="preserve">ранее </w:t>
-      </w:r>
-      <w:proofErr w:type="spellStart"/>
-      <w:r>
-        <w:t>ассеты</w:t>
-      </w:r>
-      <w:proofErr w:type="spellEnd"/>
-      <w:r>
-        <w:t xml:space="preserve"> не добавлялись, то необходимо выполнить следующие действия:</w:t>
+        <w:t>ранее ассеты не добавлялись, то необходимо выполнить следующие действия:</w:t>
       </w:r>
     </w:p>
     <w:p>
@@ -1859,21 +1770,7 @@
         <w:rPr>
           <w:rStyle w:val="a1"/>
         </w:rPr>
-        <w:t xml:space="preserve">страницу с подобранным </w:t>
-      </w:r>
-      <w:proofErr w:type="spellStart"/>
-      <w:r>
-        <w:rPr>
-          <w:rStyle w:val="a1"/>
-        </w:rPr>
-        <w:t>ассетом</w:t>
-      </w:r>
-      <w:proofErr w:type="spellEnd"/>
-      <w:r>
-        <w:rPr>
-          <w:rStyle w:val="a1"/>
-        </w:rPr>
-        <w:t xml:space="preserve"> (к примеру: https://assetstore.unity.com/packages/3d/vegetation/trees/free-trees-103208);</w:t>
+        <w:t>страницу с подобранным ассетом (к примеру: https://assetstore.unity.com/packages/3d/vegetation/trees/free-trees-103208);</w:t>
       </w:r>
     </w:p>
     <w:p>
@@ -1994,7 +1891,6 @@
         </w:rPr>
         <w:t xml:space="preserve"> </w:t>
       </w:r>
-      <w:proofErr w:type="spellStart"/>
       <w:r>
         <w:rPr>
           <w:rFonts w:ascii="Times New Roman" w:hAnsi="Times New Roman"/>
@@ -2004,7 +1900,6 @@
         </w:rPr>
         <w:t>ассета</w:t>
       </w:r>
-      <w:proofErr w:type="spellEnd"/>
     </w:p>
     <w:p>
       <w:pPr>
@@ -2033,11 +1928,9 @@
         </w:rPr>
         <w:t xml:space="preserve"> </w:t>
       </w:r>
-      <w:proofErr w:type="spellStart"/>
       <w:r>
         <w:t>Add</w:t>
       </w:r>
-      <w:proofErr w:type="spellEnd"/>
       <w:r>
         <w:rPr>
           <w:spacing w:val="80"/>
@@ -2062,11 +1955,9 @@
         </w:rPr>
         <w:t xml:space="preserve"> </w:t>
       </w:r>
-      <w:proofErr w:type="spellStart"/>
       <w:r>
         <w:t>Assets</w:t>
       </w:r>
-      <w:proofErr w:type="spellEnd"/>
       <w:r>
         <w:rPr>
           <w:spacing w:val="80"/>
@@ -2223,7 +2114,6 @@
         </w:rPr>
         <w:t xml:space="preserve"> </w:t>
       </w:r>
-      <w:proofErr w:type="spellStart"/>
       <w:r>
         <w:rPr>
           <w:rFonts w:ascii="Times New Roman" w:hAnsi="Times New Roman"/>
@@ -2232,7 +2122,6 @@
         </w:rPr>
         <w:t>in</w:t>
       </w:r>
-      <w:proofErr w:type="spellEnd"/>
       <w:r>
         <w:rPr>
           <w:rFonts w:ascii="Times New Roman" w:hAnsi="Times New Roman"/>
@@ -2242,7 +2131,6 @@
         </w:rPr>
         <w:t xml:space="preserve"> </w:t>
       </w:r>
-      <w:proofErr w:type="spellStart"/>
       <w:r>
         <w:rPr>
           <w:rFonts w:ascii="Times New Roman" w:hAnsi="Times New Roman"/>
@@ -2251,7 +2139,6 @@
         </w:rPr>
         <w:t>Unity</w:t>
       </w:r>
-      <w:proofErr w:type="spellEnd"/>
       <w:r>
         <w:rPr>
           <w:rFonts w:ascii="Times New Roman" w:hAnsi="Times New Roman"/>
@@ -2321,9 +2208,9 @@
           <w:noProof/>
         </w:rPr>
         <w:drawing>
-          <wp:inline distT="0" distB="0" distL="0" distR="0" wp14:anchorId="05CAB361" wp14:editId="3D80D607">
-            <wp:extent cx="4953000" cy="2672966"/>
-            <wp:effectExtent l="0" t="0" r="0" b="0"/>
+          <wp:inline distT="0" distB="0" distL="0" distR="0" wp14:anchorId="05CAB361" wp14:editId="763E7F04">
+            <wp:extent cx="5399259" cy="2913797"/>
+            <wp:effectExtent l="0" t="0" r="0" b="1270"/>
             <wp:docPr id="4" name="Image 4"/>
             <wp:cNvGraphicFramePr>
               <a:graphicFrameLocks xmlns:a="http://schemas.openxmlformats.org/drawingml/2006/main" noChangeAspect="1"/>
@@ -2352,7 +2239,7 @@
                   <pic:spPr bwMode="auto">
                     <a:xfrm>
                       <a:off x="0" y="0"/>
-                      <a:ext cx="4994632" cy="2695433"/>
+                      <a:ext cx="5436026" cy="2933639"/>
                     </a:xfrm>
                     <a:prstGeom prst="rect">
                       <a:avLst/>
@@ -2429,7 +2316,6 @@
         </w:rPr>
         <w:t xml:space="preserve"> </w:t>
       </w:r>
-      <w:proofErr w:type="spellStart"/>
       <w:r>
         <w:rPr>
           <w:rFonts w:ascii="Times New Roman" w:hAnsi="Times New Roman"/>
@@ -2439,7 +2325,6 @@
         </w:rPr>
         <w:t>ассет</w:t>
       </w:r>
-      <w:proofErr w:type="spellEnd"/>
     </w:p>
     <w:p>
       <w:pPr>
@@ -2538,30 +2423,8 @@
         <w:rPr>
           <w:rStyle w:val="a1"/>
         </w:rPr>
-        <w:t xml:space="preserve">исунок 4.4. Добавление </w:t>
-      </w:r>
-      <w:proofErr w:type="spellStart"/>
-      <w:r>
-        <w:rPr>
-          <w:rStyle w:val="a1"/>
-        </w:rPr>
-        <w:t>ассета</w:t>
-      </w:r>
-      <w:proofErr w:type="spellEnd"/>
-      <w:r>
-        <w:rPr>
-          <w:rStyle w:val="a1"/>
-        </w:rPr>
-        <w:t xml:space="preserve"> в </w:t>
-      </w:r>
-      <w:proofErr w:type="spellStart"/>
-      <w:r>
-        <w:rPr>
-          <w:rStyle w:val="a1"/>
-        </w:rPr>
-        <w:t>Unity</w:t>
-      </w:r>
-      <w:proofErr w:type="spellEnd"/>
+        <w:t>исунок 4.4. Добавление ассета в Unity</w:t>
+      </w:r>
     </w:p>
     <w:p>
       <w:pPr>
@@ -2602,11 +2465,9 @@
         </w:rPr>
         <w:t xml:space="preserve"> </w:t>
       </w:r>
-      <w:proofErr w:type="spellStart"/>
       <w:r>
         <w:t>Download</w:t>
       </w:r>
-      <w:proofErr w:type="spellEnd"/>
       <w:r>
         <w:rPr>
           <w:spacing w:val="-5"/>
@@ -2647,31 +2508,7 @@
         <w:ind w:right="100"/>
       </w:pPr>
       <w:r>
-        <w:t xml:space="preserve">Если необходимый </w:t>
-      </w:r>
-      <w:proofErr w:type="spellStart"/>
-      <w:r>
-        <w:t>ассет</w:t>
-      </w:r>
-      <w:proofErr w:type="spellEnd"/>
-      <w:r>
-        <w:t xml:space="preserve"> был ранее установлен в </w:t>
-      </w:r>
-      <w:proofErr w:type="spellStart"/>
-      <w:r>
-        <w:t>Unity</w:t>
-      </w:r>
-      <w:proofErr w:type="spellEnd"/>
-      <w:r>
-        <w:t xml:space="preserve">, то нужно найти его в списке и нажатием выбрать его. После этого нажать на кнопку </w:t>
-      </w:r>
-      <w:proofErr w:type="spellStart"/>
-      <w:r>
-        <w:t>Download</w:t>
-      </w:r>
-      <w:proofErr w:type="spellEnd"/>
-      <w:r>
-        <w:t xml:space="preserve"> и произвести скачивание. На рисунке </w:t>
+        <w:t xml:space="preserve">Если необходимый ассет был ранее установлен в Unity, то нужно найти его в списке и нажатием выбрать его. После этого нажать на кнопку Download и произвести скачивание. На рисунке </w:t>
       </w:r>
       <w:r>
         <w:t>4.</w:t>
@@ -2680,15 +2517,7 @@
         <w:t>5</w:t>
       </w:r>
       <w:r>
-        <w:t xml:space="preserve"> представлен скриншот добавления </w:t>
-      </w:r>
-      <w:proofErr w:type="spellStart"/>
-      <w:r>
-        <w:t>ассета</w:t>
-      </w:r>
-      <w:proofErr w:type="spellEnd"/>
-      <w:r>
-        <w:t>.</w:t>
+        <w:t xml:space="preserve"> представлен скриншот добавления ассета.</w:t>
       </w:r>
     </w:p>
     <w:p>
@@ -2770,21 +2599,8 @@
           <w:sz w:val="28"/>
           <w:szCs w:val="28"/>
         </w:rPr>
-        <w:t xml:space="preserve">Рисунок 4.5. Добавление </w:t>
-      </w:r>
-      <w:proofErr w:type="spellStart"/>
-      <w:r>
-        <w:rPr>
-          <w:rFonts w:ascii="Times New Roman" w:hAnsi="Times New Roman" w:cs="Times New Roman"/>
-          <w:i w:val="0"/>
-          <w:iCs w:val="0"/>
-          <w:color w:val="000000" w:themeColor="text1"/>
-          <w:sz w:val="28"/>
-          <w:szCs w:val="28"/>
-        </w:rPr>
-        <w:t>ассета</w:t>
-      </w:r>
-      <w:proofErr w:type="spellEnd"/>
+        <w:t>Рисунок 4.5. Добавление ассета</w:t>
+      </w:r>
     </w:p>
     <w:p>
       <w:pPr>
@@ -2850,15 +2666,7 @@
         <w:t xml:space="preserve"> </w:t>
       </w:r>
       <w:r>
-        <w:t xml:space="preserve">кнопка </w:t>
-      </w:r>
-      <w:proofErr w:type="spellStart"/>
-      <w:r>
-        <w:t>import</w:t>
-      </w:r>
-      <w:proofErr w:type="spellEnd"/>
-      <w:r>
-        <w:t>,</w:t>
+        <w:t>кнопка import,</w:t>
       </w:r>
       <w:r>
         <w:rPr>
@@ -2867,15 +2675,7 @@
         <w:t xml:space="preserve"> </w:t>
       </w:r>
       <w:r>
-        <w:t xml:space="preserve">после нажатия на данную кнопку будет открыто окно для переноса </w:t>
-      </w:r>
-      <w:proofErr w:type="spellStart"/>
-      <w:r>
-        <w:t>ассета</w:t>
-      </w:r>
-      <w:proofErr w:type="spellEnd"/>
-      <w:r>
-        <w:t xml:space="preserve"> в папку проекта (см. рис. </w:t>
+        <w:t xml:space="preserve">после нажатия на данную кнопку будет открыто окно для переноса ассета в папку проекта (см. рис. </w:t>
       </w:r>
       <w:r>
         <w:t>4.</w:t>
@@ -2978,11 +2778,9 @@
         </w:rPr>
         <w:t xml:space="preserve"> </w:t>
       </w:r>
-      <w:proofErr w:type="spellStart"/>
       <w:r>
         <w:t>ассета</w:t>
       </w:r>
-      <w:proofErr w:type="spellEnd"/>
       <w:r>
         <w:rPr>
           <w:spacing w:val="-3"/>
@@ -3023,15 +2821,7 @@
         <w:ind w:right="100"/>
       </w:pPr>
       <w:r>
-        <w:t xml:space="preserve">После импорта файловой директиве проекта появится папка с добавленным </w:t>
-      </w:r>
-      <w:proofErr w:type="spellStart"/>
-      <w:r>
-        <w:t>ассетом</w:t>
-      </w:r>
-      <w:proofErr w:type="spellEnd"/>
-      <w:r>
-        <w:t xml:space="preserve"> (см. рис. </w:t>
+        <w:t xml:space="preserve">После импорта файловой директиве проекта появится папка с добавленным ассетом (см. рис. </w:t>
       </w:r>
       <w:r>
         <w:t>4.</w:t>
@@ -3130,15 +2920,7 @@
         <w:ind w:right="100"/>
       </w:pPr>
       <w:r>
-        <w:t xml:space="preserve">Далее, при помощи правой кнопки мыши на окно </w:t>
-      </w:r>
-      <w:proofErr w:type="spellStart"/>
-      <w:r>
-        <w:t>Hierarchy</w:t>
-      </w:r>
-      <w:proofErr w:type="spellEnd"/>
-      <w:r>
-        <w:t xml:space="preserve"> вызывается окно</w:t>
+        <w:t>Далее, при помощи правой кнопки мыши на окно Hierarchy вызывается окно</w:t>
       </w:r>
       <w:r>
         <w:rPr>
@@ -3219,15 +3001,7 @@
         <w:t xml:space="preserve"> </w:t>
       </w:r>
       <w:r>
-        <w:t xml:space="preserve">3D Object – </w:t>
-      </w:r>
-      <w:proofErr w:type="spellStart"/>
-      <w:r>
-        <w:t>Cube</w:t>
-      </w:r>
-      <w:proofErr w:type="spellEnd"/>
-      <w:r>
-        <w:t xml:space="preserve"> (см. рис. </w:t>
+        <w:t xml:space="preserve">3D Object – Cube (см. рис. </w:t>
       </w:r>
       <w:r>
         <w:t>4.</w:t>
@@ -3346,37 +3120,13 @@
       </w:pPr>
       <w:r>
         <w:lastRenderedPageBreak/>
-        <w:t xml:space="preserve">Далее при помощи панели </w:t>
-      </w:r>
-      <w:proofErr w:type="spellStart"/>
-      <w:r>
-        <w:t>Inspector</w:t>
-      </w:r>
-      <w:proofErr w:type="spellEnd"/>
-      <w:r>
-        <w:t xml:space="preserve">, необходимо изменить размерность созданной фигуры. Для создания пола, необходимо в панели </w:t>
-      </w:r>
-      <w:proofErr w:type="spellStart"/>
-      <w:r>
-        <w:t>Inspector</w:t>
-      </w:r>
-      <w:proofErr w:type="spellEnd"/>
-      <w:r>
-        <w:t xml:space="preserve"> (поля настройки </w:t>
+        <w:t xml:space="preserve">Далее при помощи панели Inspector, необходимо изменить размерность созданной фигуры. Для создания пола, необходимо в панели Inspector (поля настройки </w:t>
       </w:r>
       <w:r>
         <w:t>–</w:t>
       </w:r>
       <w:r>
-        <w:t xml:space="preserve"> </w:t>
-      </w:r>
-      <w:proofErr w:type="spellStart"/>
-      <w:r>
-        <w:t>Scale</w:t>
-      </w:r>
-      <w:proofErr w:type="spellEnd"/>
-      <w:r>
-        <w:t xml:space="preserve">) установить значения 10 x 0.1 x 10 (см. рис. </w:t>
+        <w:t xml:space="preserve"> Scale) установить значения 10 x 0.1 x 10 (см. рис. </w:t>
       </w:r>
       <w:r>
         <w:t>4.</w:t>
@@ -3479,14 +3229,12 @@
         </w:rPr>
         <w:t xml:space="preserve"> </w:t>
       </w:r>
-      <w:proofErr w:type="spellStart"/>
       <w:r>
         <w:rPr>
           <w:spacing w:val="-2"/>
         </w:rPr>
         <w:t>Inspector</w:t>
       </w:r>
-      <w:proofErr w:type="spellEnd"/>
     </w:p>
     <w:p>
       <w:pPr>
@@ -3569,15 +3317,7 @@
         <w:t xml:space="preserve"> </w:t>
       </w:r>
       <w:r>
-        <w:t xml:space="preserve">Box </w:t>
-      </w:r>
-      <w:proofErr w:type="spellStart"/>
-      <w:r>
-        <w:t>Collider</w:t>
-      </w:r>
-      <w:proofErr w:type="spellEnd"/>
-      <w:r>
-        <w:t>. Данный компонент позволяет другим физическим объектам понимать, что это твердое тело и нельзя проходить сквозь него.</w:t>
+        <w:t>Box Collider. Данный компонент позволяет другим физическим объектам понимать, что это твердое тело и нельзя проходить сквозь него.</w:t>
       </w:r>
     </w:p>
     <w:p>
@@ -3754,7 +3494,6 @@
         </w:rPr>
         <w:t xml:space="preserve"> </w:t>
       </w:r>
-      <w:proofErr w:type="spellStart"/>
       <w:r>
         <w:rPr>
           <w:rFonts w:ascii="Times New Roman" w:hAnsi="Times New Roman" w:cs="Times New Roman"/>
@@ -3764,7 +3503,6 @@
         </w:rPr>
         <w:t>Collider</w:t>
       </w:r>
-      <w:proofErr w:type="spellEnd"/>
     </w:p>
     <w:p>
       <w:pPr>
@@ -3776,29 +3514,13 @@
       </w:pPr>
       <w:r>
         <w:lastRenderedPageBreak/>
-        <w:t xml:space="preserve">Далее при помощи мышки переносится объект из папки </w:t>
-      </w:r>
-      <w:proofErr w:type="spellStart"/>
-      <w:r>
-        <w:t>Prefabs</w:t>
-      </w:r>
-      <w:proofErr w:type="spellEnd"/>
-      <w:r>
-        <w:t xml:space="preserve"> на созданное пространство пола (см. рис. </w:t>
+        <w:t xml:space="preserve">Далее при помощи мышки переносится объект из папки Prefabs на созданное пространство пола (см. рис. </w:t>
       </w:r>
       <w:r>
         <w:t>4.</w:t>
       </w:r>
       <w:r>
-        <w:t xml:space="preserve">11). Папка </w:t>
-      </w:r>
-      <w:proofErr w:type="spellStart"/>
-      <w:r>
-        <w:t>Prefabs</w:t>
-      </w:r>
-      <w:proofErr w:type="spellEnd"/>
-      <w:r>
-        <w:t xml:space="preserve"> является универсальной</w:t>
+        <w:t>11). Папка Prefabs является универсальной</w:t>
       </w:r>
       <w:r>
         <w:rPr>
@@ -3824,13 +3546,8 @@
         </w:rPr>
         <w:t xml:space="preserve"> </w:t>
       </w:r>
-      <w:proofErr w:type="spellStart"/>
-      <w:r>
-        <w:t>ассетов</w:t>
-      </w:r>
-      <w:proofErr w:type="spellEnd"/>
-      <w:r>
-        <w:t>,</w:t>
+      <w:r>
+        <w:t>ассетов,</w:t>
       </w:r>
       <w:r>
         <w:rPr>
@@ -4012,7 +3729,6 @@
         </w:rPr>
         <w:t xml:space="preserve"> </w:t>
       </w:r>
-      <w:proofErr w:type="spellStart"/>
       <w:r>
         <w:rPr>
           <w:rFonts w:ascii="Times New Roman" w:hAnsi="Times New Roman"/>
@@ -4021,7 +3737,6 @@
         </w:rPr>
         <w:t>Prefabs</w:t>
       </w:r>
-      <w:proofErr w:type="spellEnd"/>
       <w:r>
         <w:rPr>
           <w:rFonts w:ascii="Times New Roman" w:hAnsi="Times New Roman"/>
@@ -4046,19 +3761,8 @@
           <w:sz w:val="28"/>
           <w:szCs w:val="28"/>
         </w:rPr>
-        <w:t xml:space="preserve"> </w:t>
-      </w:r>
-      <w:proofErr w:type="spellStart"/>
-      <w:r>
-        <w:rPr>
-          <w:rFonts w:ascii="Times New Roman" w:hAnsi="Times New Roman"/>
-          <w:spacing w:val="-2"/>
-          <w:sz w:val="28"/>
-          <w:szCs w:val="28"/>
-        </w:rPr>
-        <w:t>ассет</w:t>
-      </w:r>
-      <w:proofErr w:type="spellEnd"/>
+        <w:t xml:space="preserve"> ассет</w:t>
+      </w:r>
     </w:p>
     <w:p>
       <w:pPr>
@@ -4131,11 +3835,9 @@
         </w:rPr>
         <w:t xml:space="preserve"> </w:t>
       </w:r>
-      <w:proofErr w:type="spellStart"/>
       <w:r>
         <w:t>Hierarchy</w:t>
       </w:r>
-      <w:proofErr w:type="spellEnd"/>
       <w:r>
         <w:rPr>
           <w:spacing w:val="-17"/>
@@ -4169,13 +3871,8 @@
         </w:rPr>
         <w:t xml:space="preserve"> </w:t>
       </w:r>
-      <w:proofErr w:type="spellStart"/>
-      <w:r>
-        <w:t>Scene</w:t>
-      </w:r>
-      <w:proofErr w:type="spellEnd"/>
-      <w:r>
-        <w:t>, объект будет выделен и теперь можно добавлять на него компоненты.</w:t>
+      <w:r>
+        <w:t>Scene, объект будет выделен и теперь можно добавлять на него компоненты.</w:t>
       </w:r>
     </w:p>
     <w:p>
@@ -4320,23 +4017,7 @@
         <w:ind w:right="100"/>
       </w:pPr>
       <w:r>
-        <w:t xml:space="preserve">В </w:t>
-      </w:r>
-      <w:proofErr w:type="spellStart"/>
-      <w:r>
-        <w:t>Unity</w:t>
-      </w:r>
-      <w:proofErr w:type="spellEnd"/>
-      <w:r>
-        <w:t xml:space="preserve"> используется встроенный физический движок </w:t>
-      </w:r>
-      <w:proofErr w:type="spellStart"/>
-      <w:r>
-        <w:t>PhysX</w:t>
-      </w:r>
-      <w:proofErr w:type="spellEnd"/>
-      <w:r>
-        <w:t xml:space="preserve"> для 3D и Box 2D для 2D, который имитирует силы, гравитацию и столкновения.</w:t>
+        <w:t>В Unity используется встроенный физический движок PhysX для 3D и Box 2D для 2D, который имитирует силы, гравитацию и столкновения.</w:t>
       </w:r>
     </w:p>
     <w:p>
@@ -4356,11 +4037,9 @@
         </w:rPr>
         <w:t xml:space="preserve"> </w:t>
       </w:r>
-      <w:proofErr w:type="spellStart"/>
       <w:r>
         <w:t>Rigidbody</w:t>
       </w:r>
-      <w:proofErr w:type="spellEnd"/>
       <w:r>
         <w:rPr>
           <w:spacing w:val="-3"/>
@@ -4394,11 +4073,9 @@
         </w:rPr>
         <w:t xml:space="preserve"> </w:t>
       </w:r>
-      <w:proofErr w:type="spellStart"/>
       <w:r>
         <w:t>Collider</w:t>
       </w:r>
-      <w:proofErr w:type="spellEnd"/>
       <w:r>
         <w:rPr>
           <w:spacing w:val="-2"/>
@@ -4406,46 +4083,1260 @@
         <w:t xml:space="preserve"> </w:t>
       </w:r>
       <w:r>
-        <w:t xml:space="preserve">который задаёт форму для столкновений. Есть примитивные формы (Box, </w:t>
-      </w:r>
-      <w:proofErr w:type="spellStart"/>
-      <w:r>
-        <w:t>Sphere</w:t>
-      </w:r>
-      <w:proofErr w:type="spellEnd"/>
+        <w:t xml:space="preserve">который задаёт форму для столкновений. Есть примитивные формы (Box, Sphere, Capsule) и </w:t>
+      </w:r>
+      <w:r>
+        <w:lastRenderedPageBreak/>
+        <w:t xml:space="preserve">сложные (MeshCollider). Если Rigidbody отсутствует, объект считается статичным и может взаимодействовать только с динамическими </w:t>
+      </w:r>
+      <w:r>
+        <w:rPr>
+          <w:spacing w:val="-2"/>
+        </w:rPr>
+        <w:t>телами.</w:t>
+      </w:r>
+    </w:p>
+    <w:p>
+      <w:pPr>
+        <w:pStyle w:val="a2"/>
+        <w:tabs>
+          <w:tab w:val="left" w:pos="9540"/>
+        </w:tabs>
+        <w:ind w:right="100"/>
+      </w:pPr>
+      <w:r>
+        <w:t>Все эти концепции позволяют создавать как простые, так и весьма сложные физические взаимодействия в игре.</w:t>
+      </w:r>
+    </w:p>
+    <w:p>
+      <w:pPr>
+        <w:pStyle w:val="a2"/>
+        <w:tabs>
+          <w:tab w:val="left" w:pos="9540"/>
+        </w:tabs>
+        <w:ind w:right="100"/>
+      </w:pPr>
+      <w:r>
+        <w:rPr>
+          <w:bCs/>
+        </w:rPr>
+        <w:t>Коллизия</w:t>
+      </w:r>
+      <w:r>
+        <w:rPr>
+          <w:b/>
+        </w:rPr>
+        <w:t xml:space="preserve"> </w:t>
+      </w:r>
+      <w:r>
+        <w:t>— это упрощённая геометрия объекта, которая позволяет взаимодействовать</w:t>
+      </w:r>
+      <w:r>
+        <w:rPr>
+          <w:spacing w:val="-4"/>
+        </w:rPr>
+        <w:t xml:space="preserve"> </w:t>
+      </w:r>
+      <w:r>
+        <w:t>с</w:t>
+      </w:r>
+      <w:r>
+        <w:rPr>
+          <w:spacing w:val="-2"/>
+        </w:rPr>
+        <w:t xml:space="preserve"> </w:t>
+      </w:r>
+      <w:r>
+        <w:t>другими</w:t>
+      </w:r>
+      <w:r>
+        <w:rPr>
+          <w:spacing w:val="-1"/>
+        </w:rPr>
+        <w:t xml:space="preserve"> </w:t>
+      </w:r>
+      <w:r>
+        <w:t>объектами:</w:t>
+      </w:r>
+      <w:r>
+        <w:rPr>
+          <w:spacing w:val="-1"/>
+        </w:rPr>
+        <w:t xml:space="preserve"> </w:t>
+      </w:r>
+      <w:r>
+        <w:t>столкновения,</w:t>
+      </w:r>
+      <w:r>
+        <w:rPr>
+          <w:spacing w:val="-2"/>
+        </w:rPr>
+        <w:t xml:space="preserve"> </w:t>
+      </w:r>
+      <w:r>
+        <w:t>выстрелы,</w:t>
+      </w:r>
+      <w:r>
+        <w:rPr>
+          <w:spacing w:val="-2"/>
+        </w:rPr>
+        <w:t xml:space="preserve"> </w:t>
+      </w:r>
+      <w:r>
+        <w:t>навигация ИИ</w:t>
+      </w:r>
+      <w:r>
+        <w:rPr>
+          <w:spacing w:val="-7"/>
+        </w:rPr>
+        <w:t xml:space="preserve"> </w:t>
+      </w:r>
+      <w:r>
+        <w:t>(противники</w:t>
+      </w:r>
+      <w:r>
+        <w:rPr>
+          <w:spacing w:val="-5"/>
+        </w:rPr>
+        <w:t xml:space="preserve"> </w:t>
+      </w:r>
+      <w:r>
+        <w:t>должны</w:t>
+      </w:r>
+      <w:r>
+        <w:rPr>
+          <w:spacing w:val="-7"/>
+        </w:rPr>
+        <w:t xml:space="preserve"> </w:t>
+      </w:r>
+      <w:r>
+        <w:t>обходить</w:t>
+      </w:r>
+      <w:r>
+        <w:rPr>
+          <w:spacing w:val="-7"/>
+        </w:rPr>
+        <w:t xml:space="preserve"> </w:t>
+      </w:r>
+      <w:r>
+        <w:t>объекты</w:t>
+      </w:r>
+      <w:r>
+        <w:rPr>
+          <w:spacing w:val="-5"/>
+        </w:rPr>
+        <w:t xml:space="preserve"> </w:t>
+      </w:r>
+      <w:r>
+        <w:t>с</w:t>
+      </w:r>
+      <w:r>
+        <w:rPr>
+          <w:spacing w:val="-5"/>
+        </w:rPr>
+        <w:t xml:space="preserve"> </w:t>
+      </w:r>
+      <w:r>
+        <w:t>коллизией)</w:t>
+      </w:r>
+      <w:r>
+        <w:rPr>
+          <w:spacing w:val="-5"/>
+        </w:rPr>
+        <w:t xml:space="preserve"> </w:t>
+      </w:r>
+      <w:r>
+        <w:t>и</w:t>
+      </w:r>
+      <w:r>
+        <w:rPr>
+          <w:spacing w:val="-7"/>
+        </w:rPr>
+        <w:t xml:space="preserve"> </w:t>
+      </w:r>
+      <w:r>
+        <w:t>прочее.</w:t>
+      </w:r>
+      <w:r>
+        <w:rPr>
+          <w:spacing w:val="-6"/>
+        </w:rPr>
+        <w:t xml:space="preserve"> </w:t>
+      </w:r>
+      <w:r>
+        <w:t>Например, если</w:t>
+      </w:r>
+      <w:r>
+        <w:rPr>
+          <w:spacing w:val="12"/>
+        </w:rPr>
+        <w:t xml:space="preserve"> </w:t>
+      </w:r>
+      <w:r>
+        <w:t>отключить</w:t>
+      </w:r>
+      <w:r>
+        <w:rPr>
+          <w:spacing w:val="14"/>
+        </w:rPr>
+        <w:t xml:space="preserve"> </w:t>
+      </w:r>
+      <w:r>
+        <w:t>коллизию</w:t>
+      </w:r>
+      <w:r>
+        <w:rPr>
+          <w:spacing w:val="14"/>
+        </w:rPr>
+        <w:t xml:space="preserve"> </w:t>
+      </w:r>
+      <w:r>
+        <w:t>в</w:t>
+      </w:r>
+      <w:r>
+        <w:rPr>
+          <w:spacing w:val="14"/>
+        </w:rPr>
+        <w:t xml:space="preserve"> </w:t>
+      </w:r>
+      <w:r>
+        <w:t>3D-шутере,</w:t>
+      </w:r>
+      <w:r>
+        <w:rPr>
+          <w:spacing w:val="12"/>
+        </w:rPr>
+        <w:t xml:space="preserve"> </w:t>
+      </w:r>
+      <w:r>
+        <w:t>игрок</w:t>
+      </w:r>
+      <w:r>
+        <w:rPr>
+          <w:spacing w:val="15"/>
+        </w:rPr>
+        <w:t xml:space="preserve"> </w:t>
+      </w:r>
+      <w:r>
+        <w:t>просто</w:t>
+      </w:r>
+      <w:r>
+        <w:rPr>
+          <w:spacing w:val="16"/>
+        </w:rPr>
+        <w:t xml:space="preserve"> </w:t>
+      </w:r>
+      <w:r>
+        <w:t>провалится</w:t>
+      </w:r>
+      <w:r>
+        <w:rPr>
+          <w:spacing w:val="15"/>
+        </w:rPr>
+        <w:t xml:space="preserve"> </w:t>
+      </w:r>
+      <w:r>
+        <w:t>под</w:t>
+      </w:r>
+      <w:r>
+        <w:rPr>
+          <w:spacing w:val="16"/>
+        </w:rPr>
+        <w:t xml:space="preserve"> </w:t>
+      </w:r>
+      <w:r>
+        <w:rPr>
+          <w:spacing w:val="-2"/>
+        </w:rPr>
+        <w:t>землю</w:t>
+      </w:r>
       <w:r>
         <w:t xml:space="preserve">, </w:t>
       </w:r>
-      <w:proofErr w:type="spellStart"/>
+      <w:r>
+        <w:t>персонаж</w:t>
+      </w:r>
+      <w:r>
+        <w:rPr>
+          <w:spacing w:val="-7"/>
+        </w:rPr>
+        <w:t xml:space="preserve"> </w:t>
+      </w:r>
+      <w:r>
+        <w:t>и</w:t>
+      </w:r>
+      <w:r>
+        <w:rPr>
+          <w:spacing w:val="-7"/>
+        </w:rPr>
+        <w:t xml:space="preserve"> </w:t>
+      </w:r>
+      <w:r>
+        <w:t>поверхность</w:t>
+      </w:r>
+      <w:r>
+        <w:rPr>
+          <w:spacing w:val="-9"/>
+        </w:rPr>
+        <w:t xml:space="preserve"> </w:t>
+      </w:r>
+      <w:r>
+        <w:t>не</w:t>
+      </w:r>
+      <w:r>
+        <w:rPr>
+          <w:spacing w:val="-8"/>
+        </w:rPr>
+        <w:t xml:space="preserve"> </w:t>
+      </w:r>
+      <w:r>
+        <w:t>будут</w:t>
+      </w:r>
+      <w:r>
+        <w:rPr>
+          <w:spacing w:val="-8"/>
+        </w:rPr>
+        <w:t xml:space="preserve"> </w:t>
+      </w:r>
+      <w:r>
+        <w:t>взаимодействовать,</w:t>
+      </w:r>
+      <w:r>
+        <w:rPr>
+          <w:spacing w:val="-8"/>
+        </w:rPr>
+        <w:t xml:space="preserve"> </w:t>
+      </w:r>
+      <w:r>
+        <w:t>то</w:t>
+      </w:r>
+      <w:r>
+        <w:rPr>
+          <w:spacing w:val="-9"/>
+        </w:rPr>
+        <w:t xml:space="preserve"> </w:t>
+      </w:r>
+      <w:r>
+        <w:t>есть</w:t>
+      </w:r>
+      <w:r>
+        <w:rPr>
+          <w:spacing w:val="-8"/>
+        </w:rPr>
+        <w:t xml:space="preserve"> </w:t>
+      </w:r>
+      <w:r>
+        <w:t xml:space="preserve">сталкиваться. </w:t>
+      </w:r>
+    </w:p>
+    <w:p>
+      <w:pPr>
+        <w:pStyle w:val="a2"/>
+        <w:tabs>
+          <w:tab w:val="left" w:pos="9540"/>
+        </w:tabs>
+        <w:ind w:right="100"/>
+      </w:pPr>
+      <w:r>
+        <w:t>Для</w:t>
+      </w:r>
+      <w:r>
+        <w:rPr>
+          <w:spacing w:val="27"/>
+        </w:rPr>
+        <w:t xml:space="preserve"> </w:t>
+      </w:r>
+      <w:r>
+        <w:t>того,</w:t>
+      </w:r>
+      <w:r>
+        <w:rPr>
+          <w:spacing w:val="24"/>
+        </w:rPr>
+        <w:t xml:space="preserve"> </w:t>
+      </w:r>
+      <w:r>
+        <w:t>чтобы</w:t>
+      </w:r>
+      <w:r>
+        <w:rPr>
+          <w:spacing w:val="26"/>
+        </w:rPr>
+        <w:t xml:space="preserve"> </w:t>
+      </w:r>
+      <w:r>
+        <w:t>пользователь/игрок</w:t>
+      </w:r>
+      <w:r>
+        <w:rPr>
+          <w:spacing w:val="25"/>
+        </w:rPr>
+        <w:t xml:space="preserve"> </w:t>
+      </w:r>
+      <w:r>
+        <w:t>не</w:t>
+      </w:r>
+      <w:r>
+        <w:rPr>
+          <w:spacing w:val="25"/>
+        </w:rPr>
+        <w:t xml:space="preserve"> </w:t>
+      </w:r>
+      <w:r>
+        <w:t>мог</w:t>
+      </w:r>
+      <w:r>
+        <w:rPr>
+          <w:spacing w:val="25"/>
+        </w:rPr>
+        <w:t xml:space="preserve"> </w:t>
+      </w:r>
+      <w:r>
+        <w:t>проходить</w:t>
+      </w:r>
+      <w:r>
+        <w:rPr>
+          <w:spacing w:val="26"/>
+        </w:rPr>
+        <w:t xml:space="preserve"> </w:t>
+      </w:r>
+      <w:r>
+        <w:t>сквозь</w:t>
+      </w:r>
+      <w:r>
+        <w:rPr>
+          <w:spacing w:val="26"/>
+        </w:rPr>
+        <w:t xml:space="preserve"> </w:t>
+      </w:r>
+      <w:r>
+        <w:t>дерево</w:t>
+      </w:r>
+      <w:r>
+        <w:rPr>
+          <w:spacing w:val="36"/>
+        </w:rPr>
+        <w:t xml:space="preserve">, </w:t>
+      </w:r>
+      <w:r>
+        <w:t>необходимо</w:t>
+      </w:r>
+      <w:r>
+        <w:rPr>
+          <w:spacing w:val="-10"/>
+        </w:rPr>
+        <w:t xml:space="preserve"> </w:t>
+      </w:r>
+      <w:r>
+        <w:t>на</w:t>
+      </w:r>
+      <w:r>
+        <w:rPr>
+          <w:spacing w:val="-6"/>
+        </w:rPr>
+        <w:t xml:space="preserve"> </w:t>
+      </w:r>
+      <w:r>
+        <w:t>созданный</w:t>
+      </w:r>
+      <w:r>
+        <w:rPr>
+          <w:spacing w:val="-5"/>
+        </w:rPr>
+        <w:t xml:space="preserve"> </w:t>
+      </w:r>
+      <w:r>
+        <w:t>объект</w:t>
+      </w:r>
+      <w:r>
+        <w:rPr>
+          <w:spacing w:val="-5"/>
+        </w:rPr>
+        <w:t xml:space="preserve"> </w:t>
+      </w:r>
+      <w:r>
+        <w:t>повесить</w:t>
+      </w:r>
+      <w:r>
+        <w:rPr>
+          <w:spacing w:val="-6"/>
+        </w:rPr>
+        <w:t xml:space="preserve"> </w:t>
+      </w:r>
+      <w:r>
+        <w:t>компонент</w:t>
+      </w:r>
+      <w:r>
+        <w:rPr>
+          <w:spacing w:val="-6"/>
+        </w:rPr>
+        <w:t xml:space="preserve"> </w:t>
+      </w:r>
+      <w:r>
+        <w:t>с</w:t>
+      </w:r>
+      <w:r>
+        <w:rPr>
+          <w:spacing w:val="-5"/>
+        </w:rPr>
+        <w:t xml:space="preserve"> </w:t>
+      </w:r>
+      <w:r>
+        <w:rPr>
+          <w:spacing w:val="-2"/>
+        </w:rPr>
+        <w:t>коллизией.</w:t>
+      </w:r>
+    </w:p>
+    <w:p>
+      <w:pPr>
+        <w:pStyle w:val="a2"/>
+        <w:tabs>
+          <w:tab w:val="left" w:pos="9540"/>
+        </w:tabs>
+        <w:ind w:right="100"/>
+      </w:pPr>
+      <w:r>
+        <w:t>Существует</w:t>
+      </w:r>
+      <w:r>
+        <w:rPr>
+          <w:spacing w:val="-10"/>
+        </w:rPr>
+        <w:t xml:space="preserve"> </w:t>
+      </w:r>
+      <w:r>
+        <w:t>несколько</w:t>
+      </w:r>
+      <w:r>
+        <w:rPr>
+          <w:spacing w:val="-6"/>
+        </w:rPr>
+        <w:t xml:space="preserve"> </w:t>
+      </w:r>
+      <w:r>
+        <w:t>типов</w:t>
+      </w:r>
+      <w:r>
+        <w:rPr>
+          <w:spacing w:val="-7"/>
+        </w:rPr>
+        <w:t xml:space="preserve"> </w:t>
+      </w:r>
+      <w:r>
+        <w:rPr>
+          <w:spacing w:val="-2"/>
+        </w:rPr>
+        <w:t>коллайдеров:</w:t>
+      </w:r>
+    </w:p>
+    <w:p>
+      <w:pPr>
+        <w:pStyle w:val="a2"/>
+        <w:tabs>
+          <w:tab w:val="left" w:pos="9540"/>
+        </w:tabs>
+        <w:ind w:right="100"/>
+      </w:pPr>
+      <w:r>
+        <w:t>Box</w:t>
+      </w:r>
+      <w:r>
+        <w:rPr>
+          <w:spacing w:val="-14"/>
+        </w:rPr>
+        <w:t xml:space="preserve"> </w:t>
+      </w:r>
+      <w:r>
+        <w:t>Collider</w:t>
+      </w:r>
+      <w:r>
+        <w:rPr>
+          <w:spacing w:val="-14"/>
+        </w:rPr>
+        <w:t xml:space="preserve"> </w:t>
+      </w:r>
+      <w:r>
+        <w:t>(коллайдер</w:t>
+      </w:r>
+      <w:r>
+        <w:rPr>
+          <w:spacing w:val="-14"/>
+        </w:rPr>
+        <w:t xml:space="preserve"> </w:t>
+      </w:r>
+      <w:r>
+        <w:t>коробки)</w:t>
+      </w:r>
+      <w:r>
+        <w:rPr>
+          <w:spacing w:val="-13"/>
+        </w:rPr>
+        <w:t xml:space="preserve"> </w:t>
+      </w:r>
+      <w:r>
+        <w:t>–</w:t>
+      </w:r>
+      <w:r>
+        <w:rPr>
+          <w:spacing w:val="-14"/>
+        </w:rPr>
+        <w:t xml:space="preserve"> </w:t>
+      </w:r>
+      <w:r>
+        <w:t>это</w:t>
+      </w:r>
+      <w:r>
+        <w:rPr>
+          <w:spacing w:val="-14"/>
+        </w:rPr>
+        <w:t xml:space="preserve"> </w:t>
+      </w:r>
+      <w:r>
+        <w:t>коллайдер,</w:t>
+      </w:r>
+      <w:r>
+        <w:rPr>
+          <w:spacing w:val="-15"/>
+        </w:rPr>
+        <w:t xml:space="preserve"> </w:t>
+      </w:r>
+      <w:r>
+        <w:t>который</w:t>
+      </w:r>
+      <w:r>
+        <w:rPr>
+          <w:spacing w:val="-16"/>
+        </w:rPr>
+        <w:t xml:space="preserve"> </w:t>
+      </w:r>
+      <w:r>
+        <w:t>представляет собой параллелепипед с фиксированным размером и ориентацией. Он используется для объектов, которые могут быть описаны прямоугольником, такими как стены, полы, двери и другие предметы.</w:t>
+      </w:r>
+    </w:p>
+    <w:p>
+      <w:pPr>
+        <w:pStyle w:val="a2"/>
+        <w:tabs>
+          <w:tab w:val="left" w:pos="9540"/>
+        </w:tabs>
+        <w:ind w:right="100"/>
+      </w:pPr>
+      <w:r>
+        <w:t xml:space="preserve">Sphere Collider (коллайдер сферы) </w:t>
+      </w:r>
+      <w:r>
+        <w:t>–</w:t>
+      </w:r>
+      <w:r>
+        <w:t xml:space="preserve"> это коллайдер, который представляет собой сферу с фиксированным радиусом. Он используется для объектов, которые имеют сферическую форму, таких как шары, головы персонажей и т.д.</w:t>
+      </w:r>
+    </w:p>
+    <w:p>
+      <w:pPr>
+        <w:pStyle w:val="a2"/>
+        <w:tabs>
+          <w:tab w:val="left" w:pos="9540"/>
+        </w:tabs>
+        <w:ind w:right="100"/>
+      </w:pPr>
+      <w:r>
+        <w:t xml:space="preserve">Capsule Collider (коллайдер капсулы) </w:t>
+      </w:r>
+      <w:r>
+        <w:t>–</w:t>
+      </w:r>
+      <w:r>
+        <w:t xml:space="preserve"> это коллайдер, который представляет собой цилиндр, закрытый с двух концов полусферами. Ониспользуется для объектов, которые имеют форму капсулы, таких как </w:t>
+      </w:r>
+      <w:r>
+        <w:rPr>
+          <w:spacing w:val="-2"/>
+        </w:rPr>
+        <w:t>персонажи.</w:t>
+      </w:r>
+    </w:p>
+    <w:p>
+      <w:pPr>
+        <w:pStyle w:val="a2"/>
+        <w:tabs>
+          <w:tab w:val="left" w:pos="9540"/>
+        </w:tabs>
+        <w:ind w:right="100"/>
+      </w:pPr>
+      <w:r>
+        <w:t>Mesh</w:t>
+      </w:r>
+      <w:r>
+        <w:rPr>
+          <w:spacing w:val="39"/>
+        </w:rPr>
+        <w:t xml:space="preserve"> </w:t>
+      </w:r>
+      <w:r>
+        <w:t>Collider</w:t>
+      </w:r>
+      <w:r>
+        <w:rPr>
+          <w:spacing w:val="36"/>
+        </w:rPr>
+        <w:t xml:space="preserve"> </w:t>
+      </w:r>
+      <w:r>
+        <w:t>(коллайдер</w:t>
+      </w:r>
+      <w:r>
+        <w:rPr>
+          <w:spacing w:val="37"/>
+        </w:rPr>
+        <w:t xml:space="preserve"> </w:t>
+      </w:r>
+      <w:r>
+        <w:t>сетки)</w:t>
+      </w:r>
+      <w:r>
+        <w:rPr>
+          <w:spacing w:val="40"/>
+        </w:rPr>
+        <w:t xml:space="preserve"> </w:t>
+      </w:r>
+      <w:r>
+        <w:t>–</w:t>
+      </w:r>
+      <w:r>
+        <w:rPr>
+          <w:spacing w:val="38"/>
+        </w:rPr>
+        <w:t xml:space="preserve"> </w:t>
+      </w:r>
+      <w:r>
+        <w:t>это</w:t>
+      </w:r>
+      <w:r>
+        <w:rPr>
+          <w:spacing w:val="36"/>
+        </w:rPr>
+        <w:t xml:space="preserve"> </w:t>
+      </w:r>
+      <w:r>
+        <w:t>коллайдер,</w:t>
+      </w:r>
+      <w:r>
+        <w:rPr>
+          <w:spacing w:val="38"/>
+        </w:rPr>
+        <w:t xml:space="preserve"> </w:t>
+      </w:r>
+      <w:r>
+        <w:t>который</w:t>
+      </w:r>
+      <w:r>
+        <w:rPr>
+          <w:spacing w:val="37"/>
+        </w:rPr>
+        <w:t xml:space="preserve"> </w:t>
+      </w:r>
+      <w:r>
+        <w:t>использует форму</w:t>
+      </w:r>
+      <w:r>
+        <w:rPr>
+          <w:spacing w:val="80"/>
+        </w:rPr>
+        <w:t xml:space="preserve"> </w:t>
+      </w:r>
+      <w:r>
+        <w:t>сетки</w:t>
+      </w:r>
+      <w:r>
+        <w:rPr>
+          <w:spacing w:val="80"/>
+        </w:rPr>
+        <w:t xml:space="preserve"> </w:t>
+      </w:r>
+      <w:r>
+        <w:t>объекта</w:t>
+      </w:r>
+      <w:r>
+        <w:rPr>
+          <w:spacing w:val="80"/>
+        </w:rPr>
+        <w:t xml:space="preserve"> </w:t>
+      </w:r>
+      <w:r>
+        <w:t>для</w:t>
+      </w:r>
+      <w:r>
+        <w:rPr>
+          <w:spacing w:val="80"/>
+        </w:rPr>
+        <w:t xml:space="preserve"> </w:t>
+      </w:r>
+      <w:r>
+        <w:t>определения</w:t>
+      </w:r>
+      <w:r>
+        <w:rPr>
+          <w:spacing w:val="80"/>
+        </w:rPr>
+        <w:t xml:space="preserve"> </w:t>
+      </w:r>
+      <w:r>
+        <w:t>коллизий.</w:t>
+      </w:r>
+      <w:r>
+        <w:rPr>
+          <w:spacing w:val="80"/>
+        </w:rPr>
+        <w:t xml:space="preserve"> </w:t>
+      </w:r>
+      <w:r>
+        <w:t>Он</w:t>
+      </w:r>
+      <w:r>
+        <w:rPr>
+          <w:spacing w:val="80"/>
+        </w:rPr>
+        <w:t xml:space="preserve"> </w:t>
+      </w:r>
+      <w:r>
+        <w:t>используется</w:t>
+      </w:r>
+      <w:r>
+        <w:rPr>
+          <w:spacing w:val="80"/>
+        </w:rPr>
+        <w:t xml:space="preserve"> </w:t>
+      </w:r>
+      <w:r>
+        <w:t>для</w:t>
+      </w:r>
+      <w:r>
+        <w:rPr>
+          <w:spacing w:val="80"/>
+        </w:rPr>
+        <w:t xml:space="preserve"> </w:t>
+      </w:r>
+      <w:r>
+        <w:t>объектов,</w:t>
+      </w:r>
+      <w:r>
+        <w:rPr>
+          <w:spacing w:val="-3"/>
+        </w:rPr>
+        <w:t xml:space="preserve"> </w:t>
+      </w:r>
+      <w:r>
+        <w:t>которые</w:t>
+      </w:r>
+      <w:r>
+        <w:rPr>
+          <w:spacing w:val="-2"/>
+        </w:rPr>
+        <w:t xml:space="preserve"> </w:t>
+      </w:r>
+      <w:r>
+        <w:t>имеют</w:t>
+      </w:r>
+      <w:r>
+        <w:rPr>
+          <w:spacing w:val="-3"/>
+        </w:rPr>
+        <w:t xml:space="preserve"> </w:t>
+      </w:r>
+      <w:r>
+        <w:t>сложную</w:t>
+      </w:r>
+      <w:r>
+        <w:rPr>
+          <w:spacing w:val="-3"/>
+        </w:rPr>
+        <w:t xml:space="preserve"> </w:t>
+      </w:r>
+      <w:r>
+        <w:t>форму,</w:t>
+      </w:r>
+      <w:r>
+        <w:rPr>
+          <w:spacing w:val="-3"/>
+        </w:rPr>
+        <w:t xml:space="preserve"> </w:t>
+      </w:r>
+      <w:r>
+        <w:t>такие</w:t>
+      </w:r>
+      <w:r>
+        <w:rPr>
+          <w:spacing w:val="-2"/>
+        </w:rPr>
+        <w:t xml:space="preserve"> </w:t>
+      </w:r>
+      <w:r>
+        <w:t>как</w:t>
+      </w:r>
+      <w:r>
+        <w:rPr>
+          <w:spacing w:val="-5"/>
+        </w:rPr>
+        <w:t xml:space="preserve"> </w:t>
+      </w:r>
+      <w:r>
+        <w:t>скалы,</w:t>
+      </w:r>
+      <w:r>
+        <w:rPr>
+          <w:spacing w:val="-5"/>
+        </w:rPr>
+        <w:t xml:space="preserve"> </w:t>
+      </w:r>
+      <w:r>
+        <w:t>деревья</w:t>
+      </w:r>
+      <w:r>
+        <w:rPr>
+          <w:spacing w:val="-2"/>
+        </w:rPr>
+        <w:t xml:space="preserve"> </w:t>
+      </w:r>
+      <w:r>
+        <w:t>и</w:t>
+      </w:r>
+      <w:r>
+        <w:rPr>
+          <w:spacing w:val="-2"/>
+        </w:rPr>
+        <w:t xml:space="preserve"> </w:t>
+      </w:r>
+      <w:r>
+        <w:t xml:space="preserve">здания. </w:t>
+      </w:r>
+      <w:r>
+        <w:rPr>
+          <w:spacing w:val="-2"/>
+        </w:rPr>
+        <w:t>Terrain Collider (коллайдер террейна)</w:t>
+      </w:r>
+      <w:r>
+        <w:rPr>
+          <w:spacing w:val="-2"/>
+        </w:rPr>
+        <w:t xml:space="preserve"> </w:t>
+      </w:r>
+      <w:r>
+        <w:t xml:space="preserve">– </w:t>
+      </w:r>
+      <w:r>
+        <w:rPr>
+          <w:spacing w:val="-4"/>
+        </w:rPr>
+        <w:t xml:space="preserve">это </w:t>
+      </w:r>
+      <w:r>
+        <w:rPr>
+          <w:spacing w:val="-2"/>
+        </w:rPr>
+        <w:t>коллайдер,</w:t>
+      </w:r>
+      <w:r>
+        <w:t xml:space="preserve"> </w:t>
+      </w:r>
+      <w:r>
+        <w:rPr>
+          <w:spacing w:val="-2"/>
+        </w:rPr>
+        <w:t xml:space="preserve">который </w:t>
+      </w:r>
+      <w:r>
+        <w:t>используется</w:t>
+      </w:r>
+      <w:r>
+        <w:rPr>
+          <w:spacing w:val="-1"/>
+        </w:rPr>
+        <w:t xml:space="preserve"> </w:t>
+      </w:r>
+      <w:r>
+        <w:t>для</w:t>
+      </w:r>
+      <w:r>
+        <w:rPr>
+          <w:spacing w:val="1"/>
+        </w:rPr>
+        <w:t xml:space="preserve"> </w:t>
+      </w:r>
+      <w:r>
+        <w:t>террейна</w:t>
+      </w:r>
+      <w:r>
+        <w:rPr>
+          <w:spacing w:val="2"/>
+        </w:rPr>
+        <w:t xml:space="preserve"> </w:t>
+      </w:r>
+      <w:r>
+        <w:t>(ландшафта)</w:t>
+      </w:r>
+      <w:r>
+        <w:rPr>
+          <w:spacing w:val="-1"/>
+        </w:rPr>
+        <w:t xml:space="preserve"> </w:t>
+      </w:r>
+      <w:r>
+        <w:t>и</w:t>
+      </w:r>
+      <w:r>
+        <w:rPr>
+          <w:spacing w:val="2"/>
+        </w:rPr>
+        <w:t xml:space="preserve"> </w:t>
+      </w:r>
+      <w:r>
+        <w:t>определяет</w:t>
+      </w:r>
+      <w:r>
+        <w:rPr>
+          <w:spacing w:val="2"/>
+        </w:rPr>
+        <w:t xml:space="preserve"> </w:t>
+      </w:r>
+      <w:r>
+        <w:t>форму</w:t>
+      </w:r>
+      <w:r>
+        <w:rPr>
+          <w:spacing w:val="2"/>
+        </w:rPr>
+        <w:t xml:space="preserve"> </w:t>
+      </w:r>
+      <w:r>
+        <w:t>его</w:t>
+      </w:r>
+      <w:r>
+        <w:rPr>
+          <w:spacing w:val="1"/>
+        </w:rPr>
+        <w:t xml:space="preserve"> </w:t>
+      </w:r>
+      <w:r>
+        <w:rPr>
+          <w:spacing w:val="-2"/>
+        </w:rPr>
+        <w:t>поверхности</w:t>
+      </w:r>
+      <w:r>
+        <w:t xml:space="preserve"> для</w:t>
+      </w:r>
+      <w:r>
+        <w:rPr>
+          <w:spacing w:val="-6"/>
+        </w:rPr>
+        <w:t xml:space="preserve"> </w:t>
+      </w:r>
+      <w:r>
+        <w:t>обнаружения</w:t>
+      </w:r>
+      <w:r>
+        <w:rPr>
+          <w:spacing w:val="-6"/>
+        </w:rPr>
+        <w:t xml:space="preserve"> </w:t>
+      </w:r>
+      <w:r>
+        <w:rPr>
+          <w:spacing w:val="-2"/>
+        </w:rPr>
+        <w:t>коллизий.</w:t>
+      </w:r>
+    </w:p>
+    <w:p>
+      <w:pPr>
+        <w:pStyle w:val="a2"/>
+        <w:tabs>
+          <w:tab w:val="left" w:pos="9540"/>
+        </w:tabs>
+        <w:ind w:right="100"/>
+      </w:pPr>
       <w:r>
         <w:lastRenderedPageBreak/>
-        <w:t>Capsule</w:t>
-      </w:r>
-      <w:proofErr w:type="spellEnd"/>
-      <w:r>
-        <w:t>) и сложные (</w:t>
-      </w:r>
-      <w:proofErr w:type="spellStart"/>
-      <w:r>
-        <w:t>MeshCollider</w:t>
-      </w:r>
-      <w:proofErr w:type="spellEnd"/>
-      <w:r>
-        <w:t xml:space="preserve">). Если </w:t>
-      </w:r>
-      <w:proofErr w:type="spellStart"/>
-      <w:r>
-        <w:t>Rigidbody</w:t>
-      </w:r>
-      <w:proofErr w:type="spellEnd"/>
-      <w:r>
-        <w:t xml:space="preserve"> отсутствует, объект считается статичным и может взаимодействовать только с динамическими </w:t>
+        <w:t xml:space="preserve">Wheel Collider (коллайдер колеса) </w:t>
+      </w:r>
+      <w:r>
+        <w:t>–</w:t>
+      </w:r>
+      <w:r>
+        <w:t xml:space="preserve"> это коллайдер, который используется</w:t>
+      </w:r>
+      <w:r>
+        <w:rPr>
+          <w:spacing w:val="-13"/>
+        </w:rPr>
+        <w:t xml:space="preserve"> </w:t>
+      </w:r>
+      <w:r>
+        <w:t>для</w:t>
+      </w:r>
+      <w:r>
+        <w:rPr>
+          <w:spacing w:val="-11"/>
+        </w:rPr>
+        <w:t xml:space="preserve"> </w:t>
+      </w:r>
+      <w:r>
+        <w:t>симуляции</w:t>
+      </w:r>
+      <w:r>
+        <w:rPr>
+          <w:spacing w:val="-11"/>
+        </w:rPr>
+        <w:t xml:space="preserve"> </w:t>
+      </w:r>
+      <w:r>
+        <w:t>движения</w:t>
+      </w:r>
+      <w:r>
+        <w:rPr>
+          <w:spacing w:val="-13"/>
+        </w:rPr>
+        <w:t xml:space="preserve"> </w:t>
+      </w:r>
+      <w:r>
+        <w:t>колес.</w:t>
+      </w:r>
+      <w:r>
+        <w:rPr>
+          <w:spacing w:val="-14"/>
+        </w:rPr>
+        <w:t xml:space="preserve"> </w:t>
+      </w:r>
+      <w:r>
+        <w:t>Он</w:t>
+      </w:r>
+      <w:r>
+        <w:rPr>
+          <w:spacing w:val="-13"/>
+        </w:rPr>
+        <w:t xml:space="preserve"> </w:t>
+      </w:r>
+      <w:r>
+        <w:t>может</w:t>
+      </w:r>
+      <w:r>
+        <w:rPr>
+          <w:spacing w:val="-13"/>
+        </w:rPr>
+        <w:t xml:space="preserve"> </w:t>
+      </w:r>
+      <w:r>
+        <w:t>быть</w:t>
+      </w:r>
+      <w:r>
+        <w:rPr>
+          <w:spacing w:val="-12"/>
+        </w:rPr>
+        <w:t xml:space="preserve"> </w:t>
+      </w:r>
+      <w:r>
+        <w:t>использован</w:t>
+      </w:r>
+      <w:r>
+        <w:rPr>
+          <w:spacing w:val="-13"/>
+        </w:rPr>
+        <w:t xml:space="preserve"> </w:t>
+      </w:r>
+      <w:r>
+        <w:t xml:space="preserve">для </w:t>
       </w:r>
       <w:r>
         <w:rPr>
           <w:spacing w:val="-2"/>
         </w:rPr>
-        <w:t>телами.</w:t>
+        <w:t>создания</w:t>
+      </w:r>
+      <w:r>
+        <w:rPr>
+          <w:spacing w:val="-7"/>
+        </w:rPr>
+        <w:t xml:space="preserve"> </w:t>
+      </w:r>
+      <w:r>
+        <w:rPr>
+          <w:spacing w:val="-2"/>
+        </w:rPr>
+        <w:t>реалистичной</w:t>
+      </w:r>
+      <w:r>
+        <w:rPr>
+          <w:spacing w:val="-3"/>
+        </w:rPr>
+        <w:t xml:space="preserve"> </w:t>
+      </w:r>
+      <w:r>
+        <w:rPr>
+          <w:spacing w:val="-2"/>
+        </w:rPr>
+        <w:t>физики</w:t>
+      </w:r>
+      <w:r>
+        <w:rPr>
+          <w:spacing w:val="-7"/>
+        </w:rPr>
+        <w:t xml:space="preserve"> </w:t>
+      </w:r>
+      <w:r>
+        <w:rPr>
+          <w:spacing w:val="-2"/>
+        </w:rPr>
+        <w:t>движения</w:t>
+      </w:r>
+      <w:r>
+        <w:rPr>
+          <w:spacing w:val="-3"/>
+        </w:rPr>
+        <w:t xml:space="preserve"> </w:t>
+      </w:r>
+      <w:r>
+        <w:rPr>
+          <w:spacing w:val="-2"/>
+        </w:rPr>
+        <w:t>автомобилей</w:t>
+      </w:r>
+      <w:r>
+        <w:rPr>
+          <w:spacing w:val="-5"/>
+        </w:rPr>
+        <w:t xml:space="preserve"> </w:t>
+      </w:r>
+      <w:r>
+        <w:rPr>
+          <w:spacing w:val="-2"/>
+        </w:rPr>
+        <w:t>и</w:t>
+      </w:r>
+      <w:r>
+        <w:rPr>
+          <w:spacing w:val="-3"/>
+        </w:rPr>
+        <w:t xml:space="preserve"> </w:t>
+      </w:r>
+      <w:r>
+        <w:rPr>
+          <w:spacing w:val="-2"/>
+        </w:rPr>
+        <w:t>других</w:t>
+      </w:r>
+      <w:r>
+        <w:rPr>
+          <w:spacing w:val="-3"/>
+        </w:rPr>
+        <w:t xml:space="preserve"> </w:t>
+      </w:r>
+      <w:r>
+        <w:rPr>
+          <w:spacing w:val="-2"/>
+        </w:rPr>
+        <w:t>транспортных средств.</w:t>
       </w:r>
     </w:p>
     <w:p>
@@ -4457,7 +5348,7 @@
         <w:ind w:right="100"/>
       </w:pPr>
       <w:r>
-        <w:t>Все эти концепции позволяют создавать как простые, так и весьма сложные физические взаимодействия в игре.</w:t>
+        <w:t>В рассматриваемом примере будет использоваться Mesh Collider, который позволяет полностью повторить форму объекта.</w:t>
       </w:r>
     </w:p>
     <w:p>
@@ -4469,1373 +5360,7 @@
         <w:ind w:right="100"/>
       </w:pPr>
       <w:r>
-        <w:rPr>
-          <w:bCs/>
-        </w:rPr>
-        <w:t>Коллизия</w:t>
-      </w:r>
-      <w:r>
-        <w:rPr>
-          <w:b/>
-        </w:rPr>
-        <w:t xml:space="preserve"> </w:t>
-      </w:r>
-      <w:r>
-        <w:t>— это упрощённая геометрия объекта, которая позволяет взаимодействовать</w:t>
-      </w:r>
-      <w:r>
-        <w:rPr>
-          <w:spacing w:val="-4"/>
-        </w:rPr>
-        <w:t xml:space="preserve"> </w:t>
-      </w:r>
-      <w:r>
-        <w:t>с</w:t>
-      </w:r>
-      <w:r>
-        <w:rPr>
-          <w:spacing w:val="-2"/>
-        </w:rPr>
-        <w:t xml:space="preserve"> </w:t>
-      </w:r>
-      <w:r>
-        <w:t>другими</w:t>
-      </w:r>
-      <w:r>
-        <w:rPr>
-          <w:spacing w:val="-1"/>
-        </w:rPr>
-        <w:t xml:space="preserve"> </w:t>
-      </w:r>
-      <w:r>
-        <w:t>объектами:</w:t>
-      </w:r>
-      <w:r>
-        <w:rPr>
-          <w:spacing w:val="-1"/>
-        </w:rPr>
-        <w:t xml:space="preserve"> </w:t>
-      </w:r>
-      <w:r>
-        <w:t>столкновения,</w:t>
-      </w:r>
-      <w:r>
-        <w:rPr>
-          <w:spacing w:val="-2"/>
-        </w:rPr>
-        <w:t xml:space="preserve"> </w:t>
-      </w:r>
-      <w:r>
-        <w:t>выстрелы,</w:t>
-      </w:r>
-      <w:r>
-        <w:rPr>
-          <w:spacing w:val="-2"/>
-        </w:rPr>
-        <w:t xml:space="preserve"> </w:t>
-      </w:r>
-      <w:r>
-        <w:t>навигация ИИ</w:t>
-      </w:r>
-      <w:r>
-        <w:rPr>
-          <w:spacing w:val="-7"/>
-        </w:rPr>
-        <w:t xml:space="preserve"> </w:t>
-      </w:r>
-      <w:r>
-        <w:t>(противники</w:t>
-      </w:r>
-      <w:r>
-        <w:rPr>
-          <w:spacing w:val="-5"/>
-        </w:rPr>
-        <w:t xml:space="preserve"> </w:t>
-      </w:r>
-      <w:r>
-        <w:t>должны</w:t>
-      </w:r>
-      <w:r>
-        <w:rPr>
-          <w:spacing w:val="-7"/>
-        </w:rPr>
-        <w:t xml:space="preserve"> </w:t>
-      </w:r>
-      <w:r>
-        <w:t>обходить</w:t>
-      </w:r>
-      <w:r>
-        <w:rPr>
-          <w:spacing w:val="-7"/>
-        </w:rPr>
-        <w:t xml:space="preserve"> </w:t>
-      </w:r>
-      <w:r>
-        <w:t>объекты</w:t>
-      </w:r>
-      <w:r>
-        <w:rPr>
-          <w:spacing w:val="-5"/>
-        </w:rPr>
-        <w:t xml:space="preserve"> </w:t>
-      </w:r>
-      <w:r>
-        <w:t>с</w:t>
-      </w:r>
-      <w:r>
-        <w:rPr>
-          <w:spacing w:val="-5"/>
-        </w:rPr>
-        <w:t xml:space="preserve"> </w:t>
-      </w:r>
-      <w:r>
-        <w:t>коллизией)</w:t>
-      </w:r>
-      <w:r>
-        <w:rPr>
-          <w:spacing w:val="-5"/>
-        </w:rPr>
-        <w:t xml:space="preserve"> </w:t>
-      </w:r>
-      <w:r>
-        <w:t>и</w:t>
-      </w:r>
-      <w:r>
-        <w:rPr>
-          <w:spacing w:val="-7"/>
-        </w:rPr>
-        <w:t xml:space="preserve"> </w:t>
-      </w:r>
-      <w:r>
-        <w:t>прочее.</w:t>
-      </w:r>
-      <w:r>
-        <w:rPr>
-          <w:spacing w:val="-6"/>
-        </w:rPr>
-        <w:t xml:space="preserve"> </w:t>
-      </w:r>
-      <w:r>
-        <w:t>Например, если</w:t>
-      </w:r>
-      <w:r>
-        <w:rPr>
-          <w:spacing w:val="12"/>
-        </w:rPr>
-        <w:t xml:space="preserve"> </w:t>
-      </w:r>
-      <w:r>
-        <w:t>отключить</w:t>
-      </w:r>
-      <w:r>
-        <w:rPr>
-          <w:spacing w:val="14"/>
-        </w:rPr>
-        <w:t xml:space="preserve"> </w:t>
-      </w:r>
-      <w:r>
-        <w:t>коллизию</w:t>
-      </w:r>
-      <w:r>
-        <w:rPr>
-          <w:spacing w:val="14"/>
-        </w:rPr>
-        <w:t xml:space="preserve"> </w:t>
-      </w:r>
-      <w:r>
-        <w:t>в</w:t>
-      </w:r>
-      <w:r>
-        <w:rPr>
-          <w:spacing w:val="14"/>
-        </w:rPr>
-        <w:t xml:space="preserve"> </w:t>
-      </w:r>
-      <w:r>
-        <w:t>3D-шутере,</w:t>
-      </w:r>
-      <w:r>
-        <w:rPr>
-          <w:spacing w:val="12"/>
-        </w:rPr>
-        <w:t xml:space="preserve"> </w:t>
-      </w:r>
-      <w:r>
-        <w:t>игрок</w:t>
-      </w:r>
-      <w:r>
-        <w:rPr>
-          <w:spacing w:val="15"/>
-        </w:rPr>
-        <w:t xml:space="preserve"> </w:t>
-      </w:r>
-      <w:r>
-        <w:t>просто</w:t>
-      </w:r>
-      <w:r>
-        <w:rPr>
-          <w:spacing w:val="16"/>
-        </w:rPr>
-        <w:t xml:space="preserve"> </w:t>
-      </w:r>
-      <w:r>
-        <w:t>провалится</w:t>
-      </w:r>
-      <w:r>
-        <w:rPr>
-          <w:spacing w:val="15"/>
-        </w:rPr>
-        <w:t xml:space="preserve"> </w:t>
-      </w:r>
-      <w:r>
-        <w:t>под</w:t>
-      </w:r>
-      <w:r>
-        <w:rPr>
-          <w:spacing w:val="16"/>
-        </w:rPr>
-        <w:t xml:space="preserve"> </w:t>
-      </w:r>
-      <w:r>
-        <w:rPr>
-          <w:spacing w:val="-2"/>
-        </w:rPr>
-        <w:t>землю</w:t>
-      </w:r>
-      <w:r>
-        <w:t xml:space="preserve">, </w:t>
-      </w:r>
-      <w:r>
-        <w:t>персонаж</w:t>
-      </w:r>
-      <w:r>
-        <w:rPr>
-          <w:spacing w:val="-7"/>
-        </w:rPr>
-        <w:t xml:space="preserve"> </w:t>
-      </w:r>
-      <w:r>
-        <w:t>и</w:t>
-      </w:r>
-      <w:r>
-        <w:rPr>
-          <w:spacing w:val="-7"/>
-        </w:rPr>
-        <w:t xml:space="preserve"> </w:t>
-      </w:r>
-      <w:r>
-        <w:t>поверхность</w:t>
-      </w:r>
-      <w:r>
-        <w:rPr>
-          <w:spacing w:val="-9"/>
-        </w:rPr>
-        <w:t xml:space="preserve"> </w:t>
-      </w:r>
-      <w:r>
-        <w:t>не</w:t>
-      </w:r>
-      <w:r>
-        <w:rPr>
-          <w:spacing w:val="-8"/>
-        </w:rPr>
-        <w:t xml:space="preserve"> </w:t>
-      </w:r>
-      <w:r>
-        <w:t>будут</w:t>
-      </w:r>
-      <w:r>
-        <w:rPr>
-          <w:spacing w:val="-8"/>
-        </w:rPr>
-        <w:t xml:space="preserve"> </w:t>
-      </w:r>
-      <w:r>
-        <w:t>взаимодействовать,</w:t>
-      </w:r>
-      <w:r>
-        <w:rPr>
-          <w:spacing w:val="-8"/>
-        </w:rPr>
-        <w:t xml:space="preserve"> </w:t>
-      </w:r>
-      <w:r>
-        <w:t>то</w:t>
-      </w:r>
-      <w:r>
-        <w:rPr>
-          <w:spacing w:val="-9"/>
-        </w:rPr>
-        <w:t xml:space="preserve"> </w:t>
-      </w:r>
-      <w:r>
-        <w:t>есть</w:t>
-      </w:r>
-      <w:r>
-        <w:rPr>
-          <w:spacing w:val="-8"/>
-        </w:rPr>
-        <w:t xml:space="preserve"> </w:t>
-      </w:r>
-      <w:r>
-        <w:t xml:space="preserve">сталкиваться. </w:t>
-      </w:r>
-    </w:p>
-    <w:p>
-      <w:pPr>
-        <w:pStyle w:val="a2"/>
-        <w:tabs>
-          <w:tab w:val="left" w:pos="9540"/>
-        </w:tabs>
-        <w:ind w:right="100"/>
-      </w:pPr>
-      <w:r>
-        <w:t>Для</w:t>
-      </w:r>
-      <w:r>
-        <w:rPr>
-          <w:spacing w:val="27"/>
-        </w:rPr>
-        <w:t xml:space="preserve"> </w:t>
-      </w:r>
-      <w:r>
-        <w:t>того,</w:t>
-      </w:r>
-      <w:r>
-        <w:rPr>
-          <w:spacing w:val="24"/>
-        </w:rPr>
-        <w:t xml:space="preserve"> </w:t>
-      </w:r>
-      <w:r>
-        <w:t>чтобы</w:t>
-      </w:r>
-      <w:r>
-        <w:rPr>
-          <w:spacing w:val="26"/>
-        </w:rPr>
-        <w:t xml:space="preserve"> </w:t>
-      </w:r>
-      <w:r>
-        <w:t>пользователь/игрок</w:t>
-      </w:r>
-      <w:r>
-        <w:rPr>
-          <w:spacing w:val="25"/>
-        </w:rPr>
-        <w:t xml:space="preserve"> </w:t>
-      </w:r>
-      <w:r>
-        <w:t>не</w:t>
-      </w:r>
-      <w:r>
-        <w:rPr>
-          <w:spacing w:val="25"/>
-        </w:rPr>
-        <w:t xml:space="preserve"> </w:t>
-      </w:r>
-      <w:r>
-        <w:t>мог</w:t>
-      </w:r>
-      <w:r>
-        <w:rPr>
-          <w:spacing w:val="25"/>
-        </w:rPr>
-        <w:t xml:space="preserve"> </w:t>
-      </w:r>
-      <w:r>
-        <w:t>проходить</w:t>
-      </w:r>
-      <w:r>
-        <w:rPr>
-          <w:spacing w:val="26"/>
-        </w:rPr>
-        <w:t xml:space="preserve"> </w:t>
-      </w:r>
-      <w:r>
-        <w:t>сквозь</w:t>
-      </w:r>
-      <w:r>
-        <w:rPr>
-          <w:spacing w:val="26"/>
-        </w:rPr>
-        <w:t xml:space="preserve"> </w:t>
-      </w:r>
-      <w:r>
-        <w:t>дерево</w:t>
-      </w:r>
-      <w:r>
-        <w:rPr>
-          <w:spacing w:val="36"/>
-        </w:rPr>
-        <w:t xml:space="preserve">, </w:t>
-      </w:r>
-      <w:r>
-        <w:t>необходимо</w:t>
-      </w:r>
-      <w:r>
-        <w:rPr>
-          <w:spacing w:val="-10"/>
-        </w:rPr>
-        <w:t xml:space="preserve"> </w:t>
-      </w:r>
-      <w:r>
-        <w:t>на</w:t>
-      </w:r>
-      <w:r>
-        <w:rPr>
-          <w:spacing w:val="-6"/>
-        </w:rPr>
-        <w:t xml:space="preserve"> </w:t>
-      </w:r>
-      <w:r>
-        <w:t>созданный</w:t>
-      </w:r>
-      <w:r>
-        <w:rPr>
-          <w:spacing w:val="-5"/>
-        </w:rPr>
-        <w:t xml:space="preserve"> </w:t>
-      </w:r>
-      <w:r>
-        <w:t>объект</w:t>
-      </w:r>
-      <w:r>
-        <w:rPr>
-          <w:spacing w:val="-5"/>
-        </w:rPr>
-        <w:t xml:space="preserve"> </w:t>
-      </w:r>
-      <w:r>
-        <w:t>повесить</w:t>
-      </w:r>
-      <w:r>
-        <w:rPr>
-          <w:spacing w:val="-6"/>
-        </w:rPr>
-        <w:t xml:space="preserve"> </w:t>
-      </w:r>
-      <w:r>
-        <w:t>компонент</w:t>
-      </w:r>
-      <w:r>
-        <w:rPr>
-          <w:spacing w:val="-6"/>
-        </w:rPr>
-        <w:t xml:space="preserve"> </w:t>
-      </w:r>
-      <w:r>
-        <w:t>с</w:t>
-      </w:r>
-      <w:r>
-        <w:rPr>
-          <w:spacing w:val="-5"/>
-        </w:rPr>
-        <w:t xml:space="preserve"> </w:t>
-      </w:r>
-      <w:r>
-        <w:rPr>
-          <w:spacing w:val="-2"/>
-        </w:rPr>
-        <w:t>коллизией.</w:t>
-      </w:r>
-    </w:p>
-    <w:p>
-      <w:pPr>
-        <w:pStyle w:val="a2"/>
-        <w:tabs>
-          <w:tab w:val="left" w:pos="9540"/>
-        </w:tabs>
-        <w:ind w:right="100"/>
-      </w:pPr>
-      <w:r>
-        <w:t>Существует</w:t>
-      </w:r>
-      <w:r>
-        <w:rPr>
-          <w:spacing w:val="-10"/>
-        </w:rPr>
-        <w:t xml:space="preserve"> </w:t>
-      </w:r>
-      <w:r>
-        <w:t>несколько</w:t>
-      </w:r>
-      <w:r>
-        <w:rPr>
-          <w:spacing w:val="-6"/>
-        </w:rPr>
-        <w:t xml:space="preserve"> </w:t>
-      </w:r>
-      <w:r>
-        <w:t>типов</w:t>
-      </w:r>
-      <w:r>
-        <w:rPr>
-          <w:spacing w:val="-7"/>
-        </w:rPr>
-        <w:t xml:space="preserve"> </w:t>
-      </w:r>
-      <w:r>
-        <w:rPr>
-          <w:spacing w:val="-2"/>
-        </w:rPr>
-        <w:t>коллайдеров:</w:t>
-      </w:r>
-    </w:p>
-    <w:p>
-      <w:pPr>
-        <w:pStyle w:val="a2"/>
-        <w:tabs>
-          <w:tab w:val="left" w:pos="9540"/>
-        </w:tabs>
-        <w:ind w:right="100"/>
-      </w:pPr>
-      <w:r>
-        <w:t>Box</w:t>
-      </w:r>
-      <w:r>
-        <w:rPr>
-          <w:spacing w:val="-14"/>
-        </w:rPr>
-        <w:t xml:space="preserve"> </w:t>
-      </w:r>
-      <w:proofErr w:type="spellStart"/>
-      <w:r>
-        <w:t>Collider</w:t>
-      </w:r>
-      <w:proofErr w:type="spellEnd"/>
-      <w:r>
-        <w:rPr>
-          <w:spacing w:val="-14"/>
-        </w:rPr>
-        <w:t xml:space="preserve"> </w:t>
-      </w:r>
-      <w:r>
-        <w:t>(коллайдер</w:t>
-      </w:r>
-      <w:r>
-        <w:rPr>
-          <w:spacing w:val="-14"/>
-        </w:rPr>
-        <w:t xml:space="preserve"> </w:t>
-      </w:r>
-      <w:r>
-        <w:t>коробки)</w:t>
-      </w:r>
-      <w:r>
-        <w:rPr>
-          <w:spacing w:val="-13"/>
-        </w:rPr>
-        <w:t xml:space="preserve"> </w:t>
-      </w:r>
-      <w:r>
-        <w:t>–</w:t>
-      </w:r>
-      <w:r>
-        <w:rPr>
-          <w:spacing w:val="-14"/>
-        </w:rPr>
-        <w:t xml:space="preserve"> </w:t>
-      </w:r>
-      <w:r>
-        <w:t>это</w:t>
-      </w:r>
-      <w:r>
-        <w:rPr>
-          <w:spacing w:val="-14"/>
-        </w:rPr>
-        <w:t xml:space="preserve"> </w:t>
-      </w:r>
-      <w:r>
-        <w:t>коллайдер,</w:t>
-      </w:r>
-      <w:r>
-        <w:rPr>
-          <w:spacing w:val="-15"/>
-        </w:rPr>
-        <w:t xml:space="preserve"> </w:t>
-      </w:r>
-      <w:r>
-        <w:t>который</w:t>
-      </w:r>
-      <w:r>
-        <w:rPr>
-          <w:spacing w:val="-16"/>
-        </w:rPr>
-        <w:t xml:space="preserve"> </w:t>
-      </w:r>
-      <w:r>
-        <w:t>представляет собой параллелепипед с фиксированным размером и ориентацией. Он используется для объектов, которые могут быть описаны прямоугольником, такими как стены, полы, двери и другие предметы.</w:t>
-      </w:r>
-    </w:p>
-    <w:p>
-      <w:pPr>
-        <w:pStyle w:val="a2"/>
-        <w:tabs>
-          <w:tab w:val="left" w:pos="9540"/>
-        </w:tabs>
-        <w:ind w:right="100"/>
-      </w:pPr>
-      <w:proofErr w:type="spellStart"/>
-      <w:r>
-        <w:t>Sphere</w:t>
-      </w:r>
-      <w:proofErr w:type="spellEnd"/>
-      <w:r>
-        <w:t xml:space="preserve"> </w:t>
-      </w:r>
-      <w:proofErr w:type="spellStart"/>
-      <w:r>
-        <w:t>Collider</w:t>
-      </w:r>
-      <w:proofErr w:type="spellEnd"/>
-      <w:r>
-        <w:t xml:space="preserve"> (коллайдер сферы) </w:t>
-      </w:r>
-      <w:r>
-        <w:t>–</w:t>
-      </w:r>
-      <w:r>
-        <w:t xml:space="preserve"> это коллайдер, который представляет собой сферу с фиксированным радиусом. Он используется для объектов, которые имеют сферическую форму, таких как шары, головы персонажей и т.д.</w:t>
-      </w:r>
-    </w:p>
-    <w:p>
-      <w:pPr>
-        <w:pStyle w:val="a2"/>
-        <w:tabs>
-          <w:tab w:val="left" w:pos="9540"/>
-        </w:tabs>
-        <w:ind w:right="100"/>
-      </w:pPr>
-      <w:proofErr w:type="spellStart"/>
-      <w:r>
-        <w:t>Capsule</w:t>
-      </w:r>
-      <w:proofErr w:type="spellEnd"/>
-      <w:r>
-        <w:t xml:space="preserve"> </w:t>
-      </w:r>
-      <w:proofErr w:type="spellStart"/>
-      <w:r>
-        <w:t>Collider</w:t>
-      </w:r>
-      <w:proofErr w:type="spellEnd"/>
-      <w:r>
-        <w:t xml:space="preserve"> (коллайдер капсулы) </w:t>
-      </w:r>
-      <w:r>
-        <w:t>–</w:t>
-      </w:r>
-      <w:r>
-        <w:t xml:space="preserve"> это коллайдер, который представляет собой цилиндр, закрытый с двух концов полусферами. </w:t>
-      </w:r>
-      <w:proofErr w:type="spellStart"/>
-      <w:r>
-        <w:t>Ониспользуется</w:t>
-      </w:r>
-      <w:proofErr w:type="spellEnd"/>
-      <w:r>
-        <w:t xml:space="preserve"> для объектов, которые имеют форму капсулы, таких как </w:t>
-      </w:r>
-      <w:r>
-        <w:rPr>
-          <w:spacing w:val="-2"/>
-        </w:rPr>
-        <w:t>персонажи.</w:t>
-      </w:r>
-    </w:p>
-    <w:p>
-      <w:pPr>
-        <w:pStyle w:val="a2"/>
-        <w:tabs>
-          <w:tab w:val="left" w:pos="9540"/>
-        </w:tabs>
-        <w:ind w:right="100"/>
-      </w:pPr>
-      <w:proofErr w:type="spellStart"/>
-      <w:r>
-        <w:t>Mesh</w:t>
-      </w:r>
-      <w:proofErr w:type="spellEnd"/>
-      <w:r>
-        <w:rPr>
-          <w:spacing w:val="39"/>
-        </w:rPr>
-        <w:t xml:space="preserve"> </w:t>
-      </w:r>
-      <w:proofErr w:type="spellStart"/>
-      <w:r>
-        <w:t>Collider</w:t>
-      </w:r>
-      <w:proofErr w:type="spellEnd"/>
-      <w:r>
-        <w:rPr>
-          <w:spacing w:val="36"/>
-        </w:rPr>
-        <w:t xml:space="preserve"> </w:t>
-      </w:r>
-      <w:r>
-        <w:t>(коллайдер</w:t>
-      </w:r>
-      <w:r>
-        <w:rPr>
-          <w:spacing w:val="37"/>
-        </w:rPr>
-        <w:t xml:space="preserve"> </w:t>
-      </w:r>
-      <w:r>
-        <w:t>сетки)</w:t>
-      </w:r>
-      <w:r>
-        <w:rPr>
-          <w:spacing w:val="40"/>
-        </w:rPr>
-        <w:t xml:space="preserve"> </w:t>
-      </w:r>
-      <w:r>
-        <w:t>–</w:t>
-      </w:r>
-      <w:r>
-        <w:rPr>
-          <w:spacing w:val="38"/>
-        </w:rPr>
-        <w:t xml:space="preserve"> </w:t>
-      </w:r>
-      <w:r>
-        <w:t>это</w:t>
-      </w:r>
-      <w:r>
-        <w:rPr>
-          <w:spacing w:val="36"/>
-        </w:rPr>
-        <w:t xml:space="preserve"> </w:t>
-      </w:r>
-      <w:r>
-        <w:t>коллайдер,</w:t>
-      </w:r>
-      <w:r>
-        <w:rPr>
-          <w:spacing w:val="38"/>
-        </w:rPr>
-        <w:t xml:space="preserve"> </w:t>
-      </w:r>
-      <w:r>
-        <w:t>который</w:t>
-      </w:r>
-      <w:r>
-        <w:rPr>
-          <w:spacing w:val="37"/>
-        </w:rPr>
-        <w:t xml:space="preserve"> </w:t>
-      </w:r>
-      <w:r>
-        <w:t>использует форму</w:t>
-      </w:r>
-      <w:r>
-        <w:rPr>
-          <w:spacing w:val="80"/>
-        </w:rPr>
-        <w:t xml:space="preserve"> </w:t>
-      </w:r>
-      <w:r>
-        <w:t>сетки</w:t>
-      </w:r>
-      <w:r>
-        <w:rPr>
-          <w:spacing w:val="80"/>
-        </w:rPr>
-        <w:t xml:space="preserve"> </w:t>
-      </w:r>
-      <w:r>
-        <w:t>объекта</w:t>
-      </w:r>
-      <w:r>
-        <w:rPr>
-          <w:spacing w:val="80"/>
-        </w:rPr>
-        <w:t xml:space="preserve"> </w:t>
-      </w:r>
-      <w:r>
-        <w:t>для</w:t>
-      </w:r>
-      <w:r>
-        <w:rPr>
-          <w:spacing w:val="80"/>
-        </w:rPr>
-        <w:t xml:space="preserve"> </w:t>
-      </w:r>
-      <w:r>
-        <w:t>определения</w:t>
-      </w:r>
-      <w:r>
-        <w:rPr>
-          <w:spacing w:val="80"/>
-        </w:rPr>
-        <w:t xml:space="preserve"> </w:t>
-      </w:r>
-      <w:r>
-        <w:t>коллизий.</w:t>
-      </w:r>
-      <w:r>
-        <w:rPr>
-          <w:spacing w:val="80"/>
-        </w:rPr>
-        <w:t xml:space="preserve"> </w:t>
-      </w:r>
-      <w:r>
-        <w:t>Он</w:t>
-      </w:r>
-      <w:r>
-        <w:rPr>
-          <w:spacing w:val="80"/>
-        </w:rPr>
-        <w:t xml:space="preserve"> </w:t>
-      </w:r>
-      <w:r>
-        <w:t>используется</w:t>
-      </w:r>
-      <w:r>
-        <w:rPr>
-          <w:spacing w:val="80"/>
-        </w:rPr>
-        <w:t xml:space="preserve"> </w:t>
-      </w:r>
-      <w:r>
-        <w:t>для</w:t>
-      </w:r>
-      <w:r>
-        <w:rPr>
-          <w:spacing w:val="80"/>
-        </w:rPr>
-        <w:t xml:space="preserve"> </w:t>
-      </w:r>
-      <w:r>
-        <w:t>объектов,</w:t>
-      </w:r>
-      <w:r>
-        <w:rPr>
-          <w:spacing w:val="-3"/>
-        </w:rPr>
-        <w:t xml:space="preserve"> </w:t>
-      </w:r>
-      <w:r>
-        <w:t>которые</w:t>
-      </w:r>
-      <w:r>
-        <w:rPr>
-          <w:spacing w:val="-2"/>
-        </w:rPr>
-        <w:t xml:space="preserve"> </w:t>
-      </w:r>
-      <w:r>
-        <w:t>имеют</w:t>
-      </w:r>
-      <w:r>
-        <w:rPr>
-          <w:spacing w:val="-3"/>
-        </w:rPr>
-        <w:t xml:space="preserve"> </w:t>
-      </w:r>
-      <w:r>
-        <w:t>сложную</w:t>
-      </w:r>
-      <w:r>
-        <w:rPr>
-          <w:spacing w:val="-3"/>
-        </w:rPr>
-        <w:t xml:space="preserve"> </w:t>
-      </w:r>
-      <w:r>
-        <w:t>форму,</w:t>
-      </w:r>
-      <w:r>
-        <w:rPr>
-          <w:spacing w:val="-3"/>
-        </w:rPr>
-        <w:t xml:space="preserve"> </w:t>
-      </w:r>
-      <w:r>
-        <w:t>такие</w:t>
-      </w:r>
-      <w:r>
-        <w:rPr>
-          <w:spacing w:val="-2"/>
-        </w:rPr>
-        <w:t xml:space="preserve"> </w:t>
-      </w:r>
-      <w:r>
-        <w:t>как</w:t>
-      </w:r>
-      <w:r>
-        <w:rPr>
-          <w:spacing w:val="-5"/>
-        </w:rPr>
-        <w:t xml:space="preserve"> </w:t>
-      </w:r>
-      <w:r>
-        <w:t>скалы,</w:t>
-      </w:r>
-      <w:r>
-        <w:rPr>
-          <w:spacing w:val="-5"/>
-        </w:rPr>
-        <w:t xml:space="preserve"> </w:t>
-      </w:r>
-      <w:r>
-        <w:t>деревья</w:t>
-      </w:r>
-      <w:r>
-        <w:rPr>
-          <w:spacing w:val="-2"/>
-        </w:rPr>
-        <w:t xml:space="preserve"> </w:t>
-      </w:r>
-      <w:r>
-        <w:t>и</w:t>
-      </w:r>
-      <w:r>
-        <w:rPr>
-          <w:spacing w:val="-2"/>
-        </w:rPr>
-        <w:t xml:space="preserve"> </w:t>
-      </w:r>
-      <w:r>
-        <w:t xml:space="preserve">здания. </w:t>
-      </w:r>
-      <w:proofErr w:type="spellStart"/>
-      <w:r>
-        <w:rPr>
-          <w:spacing w:val="-2"/>
-        </w:rPr>
-        <w:t>Terrain</w:t>
-      </w:r>
-      <w:proofErr w:type="spellEnd"/>
-      <w:r>
-        <w:rPr>
-          <w:spacing w:val="-2"/>
-        </w:rPr>
-        <w:t xml:space="preserve"> </w:t>
-      </w:r>
-      <w:proofErr w:type="spellStart"/>
-      <w:r>
-        <w:rPr>
-          <w:spacing w:val="-2"/>
-        </w:rPr>
-        <w:t>Collider</w:t>
-      </w:r>
-      <w:proofErr w:type="spellEnd"/>
-      <w:r>
-        <w:rPr>
-          <w:spacing w:val="-2"/>
-        </w:rPr>
-        <w:t xml:space="preserve"> (коллайдер </w:t>
-      </w:r>
-      <w:proofErr w:type="spellStart"/>
-      <w:r>
-        <w:rPr>
-          <w:spacing w:val="-2"/>
-        </w:rPr>
-        <w:t>террейна</w:t>
-      </w:r>
-      <w:proofErr w:type="spellEnd"/>
-      <w:r>
-        <w:rPr>
-          <w:spacing w:val="-2"/>
-        </w:rPr>
-        <w:t>)</w:t>
-      </w:r>
-      <w:r>
-        <w:rPr>
-          <w:spacing w:val="-2"/>
-        </w:rPr>
-        <w:t xml:space="preserve"> </w:t>
-      </w:r>
-      <w:r>
-        <w:t xml:space="preserve">– </w:t>
-      </w:r>
-      <w:r>
-        <w:rPr>
-          <w:spacing w:val="-4"/>
-        </w:rPr>
-        <w:t xml:space="preserve">это </w:t>
-      </w:r>
-      <w:r>
-        <w:rPr>
-          <w:spacing w:val="-2"/>
-        </w:rPr>
-        <w:t>коллайдер,</w:t>
-      </w:r>
-      <w:r>
-        <w:t xml:space="preserve"> </w:t>
-      </w:r>
-      <w:r>
-        <w:rPr>
-          <w:spacing w:val="-2"/>
-        </w:rPr>
-        <w:t xml:space="preserve">который </w:t>
-      </w:r>
-      <w:r>
-        <w:t>используется</w:t>
-      </w:r>
-      <w:r>
-        <w:rPr>
-          <w:spacing w:val="-1"/>
-        </w:rPr>
-        <w:t xml:space="preserve"> </w:t>
-      </w:r>
-      <w:r>
-        <w:lastRenderedPageBreak/>
-        <w:t>для</w:t>
-      </w:r>
-      <w:r>
-        <w:rPr>
-          <w:spacing w:val="1"/>
-        </w:rPr>
-        <w:t xml:space="preserve"> </w:t>
-      </w:r>
-      <w:proofErr w:type="spellStart"/>
-      <w:r>
-        <w:t>террейна</w:t>
-      </w:r>
-      <w:proofErr w:type="spellEnd"/>
-      <w:r>
-        <w:rPr>
-          <w:spacing w:val="2"/>
-        </w:rPr>
-        <w:t xml:space="preserve"> </w:t>
-      </w:r>
-      <w:r>
-        <w:t>(ландшафта)</w:t>
-      </w:r>
-      <w:r>
-        <w:rPr>
-          <w:spacing w:val="-1"/>
-        </w:rPr>
-        <w:t xml:space="preserve"> </w:t>
-      </w:r>
-      <w:r>
-        <w:t>и</w:t>
-      </w:r>
-      <w:r>
-        <w:rPr>
-          <w:spacing w:val="2"/>
-        </w:rPr>
-        <w:t xml:space="preserve"> </w:t>
-      </w:r>
-      <w:r>
-        <w:t>определяет</w:t>
-      </w:r>
-      <w:r>
-        <w:rPr>
-          <w:spacing w:val="2"/>
-        </w:rPr>
-        <w:t xml:space="preserve"> </w:t>
-      </w:r>
-      <w:r>
-        <w:t>форму</w:t>
-      </w:r>
-      <w:r>
-        <w:rPr>
-          <w:spacing w:val="2"/>
-        </w:rPr>
-        <w:t xml:space="preserve"> </w:t>
-      </w:r>
-      <w:r>
-        <w:t>его</w:t>
-      </w:r>
-      <w:r>
-        <w:rPr>
-          <w:spacing w:val="1"/>
-        </w:rPr>
-        <w:t xml:space="preserve"> </w:t>
-      </w:r>
-      <w:r>
-        <w:rPr>
-          <w:spacing w:val="-2"/>
-        </w:rPr>
-        <w:t>поверхности</w:t>
-      </w:r>
-      <w:r>
-        <w:t xml:space="preserve"> для</w:t>
-      </w:r>
-      <w:r>
-        <w:rPr>
-          <w:spacing w:val="-6"/>
-        </w:rPr>
-        <w:t xml:space="preserve"> </w:t>
-      </w:r>
-      <w:r>
-        <w:t>обнаружения</w:t>
-      </w:r>
-      <w:r>
-        <w:rPr>
-          <w:spacing w:val="-6"/>
-        </w:rPr>
-        <w:t xml:space="preserve"> </w:t>
-      </w:r>
-      <w:r>
-        <w:rPr>
-          <w:spacing w:val="-2"/>
-        </w:rPr>
-        <w:t>коллизий.</w:t>
-      </w:r>
-    </w:p>
-    <w:p>
-      <w:pPr>
-        <w:pStyle w:val="a2"/>
-        <w:tabs>
-          <w:tab w:val="left" w:pos="9540"/>
-        </w:tabs>
-        <w:ind w:right="100"/>
-      </w:pPr>
-      <w:proofErr w:type="spellStart"/>
-      <w:r>
-        <w:t>Wheel</w:t>
-      </w:r>
-      <w:proofErr w:type="spellEnd"/>
-      <w:r>
-        <w:t xml:space="preserve"> </w:t>
-      </w:r>
-      <w:proofErr w:type="spellStart"/>
-      <w:r>
-        <w:t>Collider</w:t>
-      </w:r>
-      <w:proofErr w:type="spellEnd"/>
-      <w:r>
-        <w:t xml:space="preserve"> (коллайдер колеса) </w:t>
-      </w:r>
-      <w:r>
-        <w:t>–</w:t>
-      </w:r>
-      <w:r>
-        <w:t xml:space="preserve"> это коллайдер, который используется</w:t>
-      </w:r>
-      <w:r>
-        <w:rPr>
-          <w:spacing w:val="-13"/>
-        </w:rPr>
-        <w:t xml:space="preserve"> </w:t>
-      </w:r>
-      <w:r>
-        <w:t>для</w:t>
-      </w:r>
-      <w:r>
-        <w:rPr>
-          <w:spacing w:val="-11"/>
-        </w:rPr>
-        <w:t xml:space="preserve"> </w:t>
-      </w:r>
-      <w:r>
-        <w:t>симуляции</w:t>
-      </w:r>
-      <w:r>
-        <w:rPr>
-          <w:spacing w:val="-11"/>
-        </w:rPr>
-        <w:t xml:space="preserve"> </w:t>
-      </w:r>
-      <w:r>
-        <w:t>движения</w:t>
-      </w:r>
-      <w:r>
-        <w:rPr>
-          <w:spacing w:val="-13"/>
-        </w:rPr>
-        <w:t xml:space="preserve"> </w:t>
-      </w:r>
-      <w:r>
-        <w:t>колес.</w:t>
-      </w:r>
-      <w:r>
-        <w:rPr>
-          <w:spacing w:val="-14"/>
-        </w:rPr>
-        <w:t xml:space="preserve"> </w:t>
-      </w:r>
-      <w:r>
-        <w:t>Он</w:t>
-      </w:r>
-      <w:r>
-        <w:rPr>
-          <w:spacing w:val="-13"/>
-        </w:rPr>
-        <w:t xml:space="preserve"> </w:t>
-      </w:r>
-      <w:r>
-        <w:t>может</w:t>
-      </w:r>
-      <w:r>
-        <w:rPr>
-          <w:spacing w:val="-13"/>
-        </w:rPr>
-        <w:t xml:space="preserve"> </w:t>
-      </w:r>
-      <w:r>
-        <w:t>быть</w:t>
-      </w:r>
-      <w:r>
-        <w:rPr>
-          <w:spacing w:val="-12"/>
-        </w:rPr>
-        <w:t xml:space="preserve"> </w:t>
-      </w:r>
-      <w:r>
-        <w:t>использован</w:t>
-      </w:r>
-      <w:r>
-        <w:rPr>
-          <w:spacing w:val="-13"/>
-        </w:rPr>
-        <w:t xml:space="preserve"> </w:t>
-      </w:r>
-      <w:r>
-        <w:t xml:space="preserve">для </w:t>
-      </w:r>
-      <w:r>
-        <w:rPr>
-          <w:spacing w:val="-2"/>
-        </w:rPr>
-        <w:t>создания</w:t>
-      </w:r>
-      <w:r>
-        <w:rPr>
-          <w:spacing w:val="-7"/>
-        </w:rPr>
-        <w:t xml:space="preserve"> </w:t>
-      </w:r>
-      <w:r>
-        <w:rPr>
-          <w:spacing w:val="-2"/>
-        </w:rPr>
-        <w:t>реалистичной</w:t>
-      </w:r>
-      <w:r>
-        <w:rPr>
-          <w:spacing w:val="-3"/>
-        </w:rPr>
-        <w:t xml:space="preserve"> </w:t>
-      </w:r>
-      <w:r>
-        <w:rPr>
-          <w:spacing w:val="-2"/>
-        </w:rPr>
-        <w:t>физики</w:t>
-      </w:r>
-      <w:r>
-        <w:rPr>
-          <w:spacing w:val="-7"/>
-        </w:rPr>
-        <w:t xml:space="preserve"> </w:t>
-      </w:r>
-      <w:r>
-        <w:rPr>
-          <w:spacing w:val="-2"/>
-        </w:rPr>
-        <w:t>движения</w:t>
-      </w:r>
-      <w:r>
-        <w:rPr>
-          <w:spacing w:val="-3"/>
-        </w:rPr>
-        <w:t xml:space="preserve"> </w:t>
-      </w:r>
-      <w:r>
-        <w:rPr>
-          <w:spacing w:val="-2"/>
-        </w:rPr>
-        <w:t>автомобилей</w:t>
-      </w:r>
-      <w:r>
-        <w:rPr>
-          <w:spacing w:val="-5"/>
-        </w:rPr>
-        <w:t xml:space="preserve"> </w:t>
-      </w:r>
-      <w:r>
-        <w:rPr>
-          <w:spacing w:val="-2"/>
-        </w:rPr>
-        <w:t>и</w:t>
-      </w:r>
-      <w:r>
-        <w:rPr>
-          <w:spacing w:val="-3"/>
-        </w:rPr>
-        <w:t xml:space="preserve"> </w:t>
-      </w:r>
-      <w:r>
-        <w:rPr>
-          <w:spacing w:val="-2"/>
-        </w:rPr>
-        <w:t>других</w:t>
-      </w:r>
-      <w:r>
-        <w:rPr>
-          <w:spacing w:val="-3"/>
-        </w:rPr>
-        <w:t xml:space="preserve"> </w:t>
-      </w:r>
-      <w:r>
-        <w:rPr>
-          <w:spacing w:val="-2"/>
-        </w:rPr>
-        <w:t>транспортных средств.</w:t>
-      </w:r>
-    </w:p>
-    <w:p>
-      <w:pPr>
-        <w:pStyle w:val="a2"/>
-        <w:tabs>
-          <w:tab w:val="left" w:pos="9540"/>
-        </w:tabs>
-        <w:ind w:right="100"/>
-      </w:pPr>
-      <w:r>
-        <w:t xml:space="preserve">В рассматриваемом примере будет использоваться </w:t>
-      </w:r>
-      <w:proofErr w:type="spellStart"/>
-      <w:r>
-        <w:t>Mesh</w:t>
-      </w:r>
-      <w:proofErr w:type="spellEnd"/>
-      <w:r>
-        <w:t xml:space="preserve"> </w:t>
-      </w:r>
-      <w:proofErr w:type="spellStart"/>
-      <w:r>
-        <w:t>Collider</w:t>
-      </w:r>
-      <w:proofErr w:type="spellEnd"/>
-      <w:r>
-        <w:t>, который позволяет полностью повторить форму объекта.</w:t>
-      </w:r>
-    </w:p>
-    <w:p>
-      <w:pPr>
-        <w:pStyle w:val="a2"/>
-        <w:tabs>
-          <w:tab w:val="left" w:pos="9540"/>
-        </w:tabs>
-        <w:ind w:right="100"/>
-      </w:pPr>
-      <w:r>
-        <w:t xml:space="preserve">Для добавления компонента необходимо нажать на кнопку </w:t>
-      </w:r>
-      <w:proofErr w:type="spellStart"/>
-      <w:r>
-        <w:t>Add</w:t>
-      </w:r>
-      <w:proofErr w:type="spellEnd"/>
-      <w:r>
-        <w:t xml:space="preserve"> </w:t>
-      </w:r>
-      <w:proofErr w:type="spellStart"/>
-      <w:r>
-        <w:t>Component</w:t>
-      </w:r>
-      <w:proofErr w:type="spellEnd"/>
-      <w:r>
-        <w:t xml:space="preserve"> и найти в поиске подходящий компонент.</w:t>
+        <w:t>Для добавления компонента необходимо нажать на кнопку Add Component и найти в поиске подходящий компонент.</w:t>
       </w:r>
     </w:p>
     <w:p>
@@ -5852,8 +5377,8 @@
           <w:noProof/>
         </w:rPr>
         <w:drawing>
-          <wp:inline distT="0" distB="0" distL="0" distR="0" wp14:anchorId="2D5480AD" wp14:editId="541B551C">
-            <wp:extent cx="4081278" cy="2238375"/>
+          <wp:inline distT="0" distB="0" distL="0" distR="0" wp14:anchorId="2D5480AD" wp14:editId="1459FDD6">
+            <wp:extent cx="4458912" cy="2445488"/>
             <wp:effectExtent l="0" t="0" r="0" b="0"/>
             <wp:docPr id="14" name="Image 14 Copy 1"/>
             <wp:cNvGraphicFramePr>
@@ -5877,7 +5402,7 @@
                   <pic:spPr bwMode="auto">
                     <a:xfrm>
                       <a:off x="0" y="0"/>
-                      <a:ext cx="4153977" cy="2278247"/>
+                      <a:ext cx="4533544" cy="2486420"/>
                     </a:xfrm>
                     <a:prstGeom prst="rect">
                       <a:avLst/>
@@ -5919,51 +5444,7 @@
         <w:rPr>
           <w:rStyle w:val="a1"/>
         </w:rPr>
-        <w:t xml:space="preserve">Далее необходимо нажать кнопку </w:t>
-      </w:r>
-      <w:proofErr w:type="spellStart"/>
-      <w:r>
-        <w:rPr>
-          <w:rStyle w:val="a1"/>
-        </w:rPr>
-        <w:t>Mesh</w:t>
-      </w:r>
-      <w:proofErr w:type="spellEnd"/>
-      <w:r>
-        <w:rPr>
-          <w:rStyle w:val="a1"/>
-        </w:rPr>
-        <w:t xml:space="preserve"> </w:t>
-      </w:r>
-      <w:proofErr w:type="spellStart"/>
-      <w:r>
-        <w:rPr>
-          <w:rStyle w:val="a1"/>
-        </w:rPr>
-        <w:t>Collider</w:t>
-      </w:r>
-      <w:proofErr w:type="spellEnd"/>
-      <w:r>
-        <w:rPr>
-          <w:rStyle w:val="a1"/>
-        </w:rPr>
-        <w:t xml:space="preserve"> и компонент появляется на выбранном объекте. Теперь объект является частью физического мира </w:t>
-      </w:r>
-      <w:proofErr w:type="spellStart"/>
-      <w:proofErr w:type="gramStart"/>
-      <w:r>
-        <w:rPr>
-          <w:rStyle w:val="a1"/>
-        </w:rPr>
-        <w:t>Unity</w:t>
-      </w:r>
-      <w:proofErr w:type="spellEnd"/>
-      <w:proofErr w:type="gramEnd"/>
-      <w:r>
-        <w:rPr>
-          <w:rStyle w:val="a1"/>
-        </w:rPr>
-        <w:t xml:space="preserve"> и игрок не сможет пройти сквозь него.</w:t>
+        <w:t>Далее необходимо нажать кнопку Mesh Collider и компонент появляется на выбранном объекте. Теперь объект является частью физического мира Unity и игрок не сможет пройти сквозь него.</w:t>
       </w:r>
     </w:p>
     <w:p>
@@ -5986,9 +5467,9 @@
           <w:noProof/>
         </w:rPr>
         <w:drawing>
-          <wp:inline distT="0" distB="0" distL="0" distR="0" wp14:anchorId="2FD089C5" wp14:editId="1B8FADBD">
-            <wp:extent cx="3790950" cy="2093252"/>
-            <wp:effectExtent l="0" t="0" r="0" b="2540"/>
+          <wp:inline distT="0" distB="0" distL="0" distR="0" wp14:anchorId="2FD089C5" wp14:editId="20821F61">
+            <wp:extent cx="5019777" cy="2771775"/>
+            <wp:effectExtent l="0" t="0" r="9525" b="0"/>
             <wp:docPr id="15" name="Image 15"/>
             <wp:cNvGraphicFramePr>
               <a:graphicFrameLocks xmlns:a="http://schemas.openxmlformats.org/drawingml/2006/main" noChangeAspect="1"/>
@@ -6011,7 +5492,7 @@
                   <pic:spPr bwMode="auto">
                     <a:xfrm>
                       <a:off x="0" y="0"/>
-                      <a:ext cx="3831507" cy="2115646"/>
+                      <a:ext cx="5060372" cy="2794190"/>
                     </a:xfrm>
                     <a:prstGeom prst="rect">
                       <a:avLst/>
@@ -6068,15 +5549,7 @@
         <w:ind w:right="100"/>
       </w:pPr>
       <w:r>
-        <w:t xml:space="preserve">Сначала выбранный заранее пакет </w:t>
-      </w:r>
-      <w:proofErr w:type="spellStart"/>
-      <w:r>
-        <w:t>ассетов</w:t>
-      </w:r>
-      <w:proofErr w:type="spellEnd"/>
-      <w:r>
-        <w:t xml:space="preserve"> природных объектов был импортирован в движок (см. рис. </w:t>
+        <w:t xml:space="preserve">Сначала выбранный заранее пакет ассетов природных объектов был импортирован в движок (см. рис. </w:t>
       </w:r>
       <w:r>
         <w:t>4.</w:t>
@@ -6150,15 +5623,7 @@
         <w:jc w:val="center"/>
       </w:pPr>
       <w:r>
-        <w:t xml:space="preserve">Рисунок 4.17. </w:t>
-      </w:r>
-      <w:proofErr w:type="spellStart"/>
-      <w:r>
-        <w:t>Ассеты</w:t>
-      </w:r>
-      <w:proofErr w:type="spellEnd"/>
-      <w:r>
-        <w:t>, импортированные в движок</w:t>
+        <w:t>Рисунок 4.17. Ассеты, импортированные в движок</w:t>
       </w:r>
     </w:p>
     <w:p>
@@ -6170,45 +5635,13 @@
         <w:ind w:right="100"/>
       </w:pPr>
       <w:r>
-        <w:t xml:space="preserve">Далее выбранный </w:t>
-      </w:r>
-      <w:proofErr w:type="spellStart"/>
-      <w:r>
-        <w:t>ассет</w:t>
-      </w:r>
-      <w:proofErr w:type="spellEnd"/>
-      <w:r>
-        <w:t xml:space="preserve"> (ель) был внедрён вместо </w:t>
-      </w:r>
-      <w:proofErr w:type="spellStart"/>
-      <w:r>
-        <w:t>грейбокса</w:t>
-      </w:r>
-      <w:proofErr w:type="spellEnd"/>
-      <w:r>
-        <w:t xml:space="preserve"> дерева в прототип начальной локации к другим объектам, представленным на рисунке </w:t>
+        <w:t xml:space="preserve">Далее выбранный ассет (ель) был внедрён вместо грейбокса дерева в прототип начальной локации к другим объектам, представленным на рисунке </w:t>
       </w:r>
       <w:r>
         <w:t>4.</w:t>
       </w:r>
       <w:r>
-        <w:t xml:space="preserve">18, добавленным заранее на этапе </w:t>
-      </w:r>
-      <w:proofErr w:type="spellStart"/>
-      <w:r>
-        <w:t>грейбокс</w:t>
-      </w:r>
-      <w:proofErr w:type="spellEnd"/>
-      <w:r>
-        <w:t xml:space="preserve">-разработки. Затем для размещённого на карте </w:t>
-      </w:r>
-      <w:proofErr w:type="spellStart"/>
-      <w:r>
-        <w:t>ассет</w:t>
-      </w:r>
-      <w:proofErr w:type="spellEnd"/>
-      <w:r>
-        <w:t xml:space="preserve">-объекта была подобрана подходящая размерность и добавлен соответствующий коллайдер упрощенной формы </w:t>
+        <w:t xml:space="preserve">18, добавленным заранее на этапе грейбокс-разработки. Затем для размещённого на карте ассет-объекта была подобрана подходящая размерность и добавлен соответствующий коллайдер упрощенной формы </w:t>
       </w:r>
       <w:r>
         <w:rPr>
@@ -6299,16 +5732,8 @@
         <w:rPr>
           <w:color w:val="000000" w:themeColor="text1"/>
         </w:rPr>
-        <w:t xml:space="preserve">Рисунок 4.18. Прототип локации без добавления </w:t>
-      </w:r>
-      <w:proofErr w:type="spellStart"/>
-      <w:r>
-        <w:rPr>
-          <w:color w:val="000000" w:themeColor="text1"/>
-        </w:rPr>
-        <w:t>ассетов</w:t>
-      </w:r>
-      <w:proofErr w:type="spellEnd"/>
+        <w:t>Рисунок 4.18. Прототип локации без добавления ассетов</w:t>
+      </w:r>
     </w:p>
     <w:p>
       <w:pPr>
@@ -6380,15 +5805,7 @@
         <w:jc w:val="center"/>
       </w:pPr>
       <w:r>
-        <w:t xml:space="preserve">Рисунок 4.19. </w:t>
-      </w:r>
-      <w:proofErr w:type="spellStart"/>
-      <w:r>
-        <w:t>Ассет</w:t>
-      </w:r>
-      <w:proofErr w:type="spellEnd"/>
-      <w:r>
-        <w:t xml:space="preserve"> на карте</w:t>
+        <w:t>Рисунок 4.19. Ассет на карте</w:t>
       </w:r>
     </w:p>
     <w:p>
@@ -6421,31 +5838,7 @@
         <w:ind w:right="100"/>
       </w:pPr>
       <w:r>
-        <w:t xml:space="preserve">Выбранный пакет </w:t>
-      </w:r>
-      <w:proofErr w:type="spellStart"/>
-      <w:r>
-        <w:t>ассетов</w:t>
-      </w:r>
-      <w:proofErr w:type="spellEnd"/>
-      <w:r>
-        <w:t xml:space="preserve"> окружения (природных объектов) был импортирован в движок. Затем из этого пакета был выбран объект </w:t>
-      </w:r>
-      <w:proofErr w:type="spellStart"/>
-      <w:r>
-        <w:t>префаба</w:t>
-      </w:r>
-      <w:proofErr w:type="spellEnd"/>
-      <w:r>
-        <w:t xml:space="preserve"> дерева. Этот объект был перемещен на сцену и заменил соответствующий ему </w:t>
-      </w:r>
-      <w:proofErr w:type="spellStart"/>
-      <w:r>
-        <w:t>грейбокс</w:t>
-      </w:r>
-      <w:proofErr w:type="spellEnd"/>
-      <w:r>
-        <w:t xml:space="preserve"> объект, который входит в прототип начальной локации.</w:t>
+        <w:t>Выбранный пакет ассетов окружения (природных объектов) был импортирован в движок. Затем из этого пакета был выбран объект префаба дерева. Этот объект был перемещен на сцену и заменил соответствующий ему грейбокс объект, который входит в прототип начальной локации.</w:t>
       </w:r>
     </w:p>
     <w:p>
@@ -6507,7 +5900,6 @@
         <w:ind w:left="180" w:right="280" w:firstLine="0"/>
         <w:jc w:val="both"/>
       </w:pPr>
-      <w:proofErr w:type="spellStart"/>
       <w:r>
         <w:rPr>
           <w:sz w:val="28"/>
@@ -6516,7 +5908,6 @@
         </w:rPr>
         <w:t>Sketchfab</w:t>
       </w:r>
-      <w:proofErr w:type="spellEnd"/>
       <w:r>
         <w:rPr>
           <w:sz w:val="28"/>
@@ -6576,7 +5967,6 @@
         </w:rPr>
         <w:t>://</w:t>
       </w:r>
-      <w:proofErr w:type="spellStart"/>
       <w:r>
         <w:rPr>
           <w:sz w:val="28"/>
@@ -6585,7 +5975,6 @@
         </w:rPr>
         <w:t>sketchfab</w:t>
       </w:r>
-      <w:proofErr w:type="spellEnd"/>
       <w:r>
         <w:rPr>
           <w:sz w:val="28"/>
@@ -6648,23 +6037,7 @@
           <w:sz w:val="28"/>
           <w:szCs w:val="28"/>
         </w:rPr>
-        <w:t xml:space="preserve"> – Руководство: Импорт </w:t>
-      </w:r>
-      <w:proofErr w:type="spellStart"/>
-      <w:r>
-        <w:rPr>
-          <w:sz w:val="28"/>
-          <w:szCs w:val="28"/>
-        </w:rPr>
-        <w:t>ассетов</w:t>
-      </w:r>
-      <w:proofErr w:type="spellEnd"/>
-      <w:r>
-        <w:rPr>
-          <w:sz w:val="28"/>
-          <w:szCs w:val="28"/>
-        </w:rPr>
-        <w:t xml:space="preserve"> [Электронный ресурс] </w:t>
+        <w:t xml:space="preserve"> – Руководство: Импорт ассетов [Электронный ресурс] </w:t>
       </w:r>
       <w:r>
         <w:rPr>
@@ -6763,7 +6136,6 @@
         </w:rPr>
         <w:t>/</w:t>
       </w:r>
-      <w:proofErr w:type="spellStart"/>
       <w:r>
         <w:rPr>
           <w:sz w:val="28"/>
@@ -6772,7 +6144,6 @@
         </w:rPr>
         <w:t>ru</w:t>
       </w:r>
-      <w:proofErr w:type="spellEnd"/>
       <w:r>
         <w:rPr>
           <w:sz w:val="28"/>
@@ -6795,7 +6166,6 @@
         </w:rPr>
         <w:t>/</w:t>
       </w:r>
-      <w:proofErr w:type="spellStart"/>
       <w:r>
         <w:rPr>
           <w:sz w:val="28"/>
@@ -6804,7 +6174,6 @@
         </w:rPr>
         <w:t>ImportingAssets</w:t>
       </w:r>
-      <w:proofErr w:type="spellEnd"/>
       <w:r>
         <w:rPr>
           <w:sz w:val="28"/>
@@ -6832,7 +6201,7 @@
       <w:footerReference w:type="even" r:id="rId26"/>
       <w:footerReference w:type="default" r:id="rId27"/>
       <w:pgSz w:w="11906" w:h="16838"/>
-      <w:pgMar w:top="1134" w:right="851" w:bottom="1134" w:left="1701" w:header="0" w:footer="822" w:gutter="0"/>
+      <w:pgMar w:top="1134" w:right="140" w:bottom="1134" w:left="1701" w:header="0" w:footer="821" w:gutter="0"/>
       <w:pgNumType w:start="2"/>
       <w:cols w:space="720"/>
       <w:formProt w:val="0"/>

--- a/отчеты 3-5/Интегрирование ассетов в движок.docx
+++ b/отчеты 3-5/Интегрирование ассетов в движок.docx
@@ -81,7 +81,6 @@
             <w:pPr>
               <w:widowControl w:val="0"/>
               <w:spacing w:after="0" w:line="240" w:lineRule="atLeast"/>
-              <w:ind w:right="-3596"/>
               <w:jc w:val="center"/>
               <w:rPr>
                 <w:rFonts w:ascii="Times New Roman" w:eastAsia="Times New Roman" w:hAnsi="Times New Roman" w:cs="Times New Roman"/>
@@ -409,14 +408,33 @@
           <w:lang w:eastAsia="ru-RU"/>
         </w:rPr>
         <w:br/>
-        <w:t>на тему: «Интегрирование ассетов в игру/движок и настройка коллизий»</w:t>
+        <w:t xml:space="preserve">на тему: «Интегрирование </w:t>
+      </w:r>
+      <w:proofErr w:type="spellStart"/>
+      <w:r>
+        <w:rPr>
+          <w:rFonts w:ascii="Times New Roman" w:eastAsia="Times New Roman" w:hAnsi="Times New Roman" w:cs="Times New Roman"/>
+          <w:sz w:val="28"/>
+          <w:szCs w:val="20"/>
+          <w:lang w:eastAsia="ru-RU"/>
+        </w:rPr>
+        <w:t>ассетов</w:t>
+      </w:r>
+      <w:proofErr w:type="spellEnd"/>
+      <w:r>
+        <w:rPr>
+          <w:rFonts w:ascii="Times New Roman" w:eastAsia="Times New Roman" w:hAnsi="Times New Roman" w:cs="Times New Roman"/>
+          <w:sz w:val="28"/>
+          <w:szCs w:val="20"/>
+          <w:lang w:eastAsia="ru-RU"/>
+        </w:rPr>
+        <w:t xml:space="preserve"> в игру/движок и настройка коллизий»</w:t>
       </w:r>
     </w:p>
     <w:p>
       <w:pPr>
         <w:widowControl w:val="0"/>
         <w:spacing w:after="0" w:line="360" w:lineRule="auto"/>
-        <w:ind w:right="-1"/>
         <w:rPr>
           <w:rFonts w:ascii="Times New Roman" w:eastAsia="Times New Roman" w:hAnsi="Times New Roman" w:cs="Times New Roman"/>
           <w:sz w:val="28"/>
@@ -429,7 +447,6 @@
       <w:pPr>
         <w:widowControl w:val="0"/>
         <w:spacing w:after="0" w:line="360" w:lineRule="auto"/>
-        <w:ind w:right="-1"/>
         <w:rPr>
           <w:rFonts w:ascii="Times New Roman" w:eastAsia="Times New Roman" w:hAnsi="Times New Roman" w:cs="Times New Roman"/>
           <w:sz w:val="28"/>
@@ -442,7 +459,6 @@
       <w:pPr>
         <w:widowControl w:val="0"/>
         <w:spacing w:after="0" w:line="360" w:lineRule="auto"/>
-        <w:ind w:right="-1"/>
         <w:rPr>
           <w:rFonts w:ascii="Times New Roman" w:eastAsia="Times New Roman" w:hAnsi="Times New Roman" w:cs="Times New Roman"/>
           <w:sz w:val="28"/>
@@ -507,6 +523,7 @@
           <w:lang w:eastAsia="ru-RU"/>
         </w:rPr>
       </w:pPr>
+      <w:proofErr w:type="spellStart"/>
       <w:r>
         <w:rPr>
           <w:rFonts w:ascii="Times New Roman" w:eastAsia="Times New Roman" w:hAnsi="Times New Roman" w:cs="Times New Roman"/>
@@ -514,7 +531,17 @@
           <w:szCs w:val="20"/>
           <w:lang w:eastAsia="ru-RU"/>
         </w:rPr>
-        <w:t>Стасенок Юлия Анатольевна</w:t>
+        <w:t>Стасенок</w:t>
+      </w:r>
+      <w:proofErr w:type="spellEnd"/>
+      <w:r>
+        <w:rPr>
+          <w:rFonts w:ascii="Times New Roman" w:eastAsia="Times New Roman" w:hAnsi="Times New Roman" w:cs="Times New Roman"/>
+          <w:sz w:val="28"/>
+          <w:szCs w:val="20"/>
+          <w:lang w:eastAsia="ru-RU"/>
+        </w:rPr>
+        <w:t xml:space="preserve"> Юлия Анатольевна</w:t>
       </w:r>
     </w:p>
     <w:p>
@@ -740,8 +767,8 @@
       </w:pPr>
     </w:p>
     <w:bookmarkStart w:id="1" w:name="_Hlk196259071" w:displacedByCustomXml="next"/>
-    <w:bookmarkStart w:id="2" w:name="_Toc196256196" w:displacedByCustomXml="next"/>
-    <w:bookmarkStart w:id="3" w:name="_Toc193221076" w:displacedByCustomXml="next"/>
+    <w:bookmarkStart w:id="2" w:name="_Toc193221076" w:displacedByCustomXml="next"/>
+    <w:bookmarkStart w:id="3" w:name="_Toc196256196" w:displacedByCustomXml="next"/>
     <w:sdt>
       <w:sdtPr>
         <w:rPr>
@@ -765,8 +792,8 @@
       <w:sdtContent>
         <w:p>
           <w:pPr>
-            <w:pStyle w:val="TOCHeading"/>
-            <w:ind w:right="-427" w:hanging="993"/>
+            <w:pStyle w:val="af9"/>
+            <w:ind w:firstLine="0"/>
             <w:jc w:val="center"/>
           </w:pPr>
           <w:r>
@@ -775,18 +802,14 @@
         </w:p>
         <w:p>
           <w:pPr>
-            <w:pStyle w:val="TOC1"/>
-            <w:tabs>
-              <w:tab w:val="clear" w:pos="9448"/>
-              <w:tab w:val="right" w:leader="dot" w:pos="9875"/>
-            </w:tabs>
+            <w:pStyle w:val="12"/>
             <w:rPr>
               <w:rFonts w:asciiTheme="minorHAnsi" w:eastAsiaTheme="minorEastAsia" w:hAnsiTheme="minorHAnsi" w:cstheme="minorBidi"/>
               <w:noProof/>
               <w:kern w:val="2"/>
               <w:sz w:val="24"/>
               <w:szCs w:val="24"/>
-              <w:lang w:val="en-US"/>
+              <w:lang w:eastAsia="ru-RU"/>
               <w14:ligatures w14:val="standardContextual"/>
             </w:rPr>
           </w:pPr>
@@ -799,10 +822,10 @@
           <w:r>
             <w:fldChar w:fldCharType="separate"/>
           </w:r>
-          <w:hyperlink w:anchor="_Toc196264969" w:history="1">
+          <w:hyperlink w:anchor="_Toc196296829" w:history="1">
             <w:r>
               <w:rPr>
-                <w:rStyle w:val="Hyperlink"/>
+                <w:rStyle w:val="a3"/>
                 <w:noProof/>
               </w:rPr>
               <w:t>Цель работы</w:t>
@@ -826,7 +849,7 @@
                 <w:noProof/>
                 <w:webHidden/>
               </w:rPr>
-              <w:instrText xml:space="preserve"> PAGEREF _Toc196264969 \h </w:instrText>
+              <w:instrText xml:space="preserve"> PAGEREF _Toc196296829 \h </w:instrText>
             </w:r>
             <w:r>
               <w:rPr>
@@ -859,25 +882,21 @@
         </w:p>
         <w:p>
           <w:pPr>
-            <w:pStyle w:val="TOC1"/>
-            <w:tabs>
-              <w:tab w:val="clear" w:pos="9448"/>
-              <w:tab w:val="right" w:leader="dot" w:pos="9875"/>
-            </w:tabs>
+            <w:pStyle w:val="12"/>
             <w:rPr>
               <w:rFonts w:asciiTheme="minorHAnsi" w:eastAsiaTheme="minorEastAsia" w:hAnsiTheme="minorHAnsi" w:cstheme="minorBidi"/>
               <w:noProof/>
               <w:kern w:val="2"/>
               <w:sz w:val="24"/>
               <w:szCs w:val="24"/>
-              <w:lang w:val="en-US"/>
+              <w:lang w:eastAsia="ru-RU"/>
               <w14:ligatures w14:val="standardContextual"/>
             </w:rPr>
           </w:pPr>
-          <w:hyperlink w:anchor="_Toc196264970" w:history="1">
+          <w:hyperlink w:anchor="_Toc196296830" w:history="1">
             <w:r>
               <w:rPr>
-                <w:rStyle w:val="Hyperlink"/>
+                <w:rStyle w:val="a3"/>
                 <w:noProof/>
               </w:rPr>
               <w:t>Задание</w:t>
@@ -901,7 +920,7 @@
                 <w:noProof/>
                 <w:webHidden/>
               </w:rPr>
-              <w:instrText xml:space="preserve"> PAGEREF _Toc196264970 \h </w:instrText>
+              <w:instrText xml:space="preserve"> PAGEREF _Toc196296830 \h </w:instrText>
             </w:r>
             <w:r>
               <w:rPr>
@@ -934,25 +953,21 @@
         </w:p>
         <w:p>
           <w:pPr>
-            <w:pStyle w:val="TOC1"/>
-            <w:tabs>
-              <w:tab w:val="clear" w:pos="9448"/>
-              <w:tab w:val="right" w:leader="dot" w:pos="9875"/>
-            </w:tabs>
+            <w:pStyle w:val="12"/>
             <w:rPr>
               <w:rFonts w:asciiTheme="minorHAnsi" w:eastAsiaTheme="minorEastAsia" w:hAnsiTheme="minorHAnsi" w:cstheme="minorBidi"/>
               <w:noProof/>
               <w:kern w:val="2"/>
               <w:sz w:val="24"/>
               <w:szCs w:val="24"/>
-              <w:lang w:val="en-US"/>
+              <w:lang w:eastAsia="ru-RU"/>
               <w14:ligatures w14:val="standardContextual"/>
             </w:rPr>
           </w:pPr>
-          <w:hyperlink w:anchor="_Toc196264971" w:history="1">
+          <w:hyperlink w:anchor="_Toc196296831" w:history="1">
             <w:r>
               <w:rPr>
-                <w:rStyle w:val="Hyperlink"/>
+                <w:rStyle w:val="a3"/>
                 <w:noProof/>
               </w:rPr>
               <w:t>Теоретическая часть</w:t>
@@ -976,7 +991,7 @@
                 <w:noProof/>
                 <w:webHidden/>
               </w:rPr>
-              <w:instrText xml:space="preserve"> PAGEREF _Toc196264971 \h </w:instrText>
+              <w:instrText xml:space="preserve"> PAGEREF _Toc196296831 \h </w:instrText>
             </w:r>
             <w:r>
               <w:rPr>
@@ -1009,25 +1024,21 @@
         </w:p>
         <w:p>
           <w:pPr>
-            <w:pStyle w:val="TOC1"/>
-            <w:tabs>
-              <w:tab w:val="clear" w:pos="9448"/>
-              <w:tab w:val="right" w:leader="dot" w:pos="9875"/>
-            </w:tabs>
+            <w:pStyle w:val="12"/>
             <w:rPr>
               <w:rFonts w:asciiTheme="minorHAnsi" w:eastAsiaTheme="minorEastAsia" w:hAnsiTheme="minorHAnsi" w:cstheme="minorBidi"/>
               <w:noProof/>
               <w:kern w:val="2"/>
               <w:sz w:val="24"/>
               <w:szCs w:val="24"/>
-              <w:lang w:val="en-US"/>
+              <w:lang w:eastAsia="ru-RU"/>
               <w14:ligatures w14:val="standardContextual"/>
             </w:rPr>
           </w:pPr>
-          <w:hyperlink w:anchor="_Toc196264972" w:history="1">
+          <w:hyperlink w:anchor="_Toc196296832" w:history="1">
             <w:r>
               <w:rPr>
-                <w:rStyle w:val="Hyperlink"/>
+                <w:rStyle w:val="a3"/>
                 <w:noProof/>
               </w:rPr>
               <w:t>Ход работы</w:t>
@@ -1051,7 +1062,7 @@
                 <w:noProof/>
                 <w:webHidden/>
               </w:rPr>
-              <w:instrText xml:space="preserve"> PAGEREF _Toc196264972 \h </w:instrText>
+              <w:instrText xml:space="preserve"> PAGEREF _Toc196296832 \h </w:instrText>
             </w:r>
             <w:r>
               <w:rPr>
@@ -1084,25 +1095,21 @@
         </w:p>
         <w:p>
           <w:pPr>
-            <w:pStyle w:val="TOC1"/>
-            <w:tabs>
-              <w:tab w:val="clear" w:pos="9448"/>
-              <w:tab w:val="right" w:leader="dot" w:pos="9875"/>
-            </w:tabs>
+            <w:pStyle w:val="12"/>
             <w:rPr>
               <w:rFonts w:asciiTheme="minorHAnsi" w:eastAsiaTheme="minorEastAsia" w:hAnsiTheme="minorHAnsi" w:cstheme="minorBidi"/>
               <w:noProof/>
               <w:kern w:val="2"/>
               <w:sz w:val="24"/>
               <w:szCs w:val="24"/>
-              <w:lang w:val="en-US"/>
+              <w:lang w:eastAsia="ru-RU"/>
               <w14:ligatures w14:val="standardContextual"/>
             </w:rPr>
           </w:pPr>
-          <w:hyperlink w:anchor="_Toc196264973" w:history="1">
+          <w:hyperlink w:anchor="_Toc196296833" w:history="1">
             <w:r>
               <w:rPr>
-                <w:rStyle w:val="Hyperlink"/>
+                <w:rStyle w:val="a3"/>
                 <w:noProof/>
               </w:rPr>
               <w:t>Выводы</w:t>
@@ -1126,7 +1133,7 @@
                 <w:noProof/>
                 <w:webHidden/>
               </w:rPr>
-              <w:instrText xml:space="preserve"> PAGEREF _Toc196264973 \h </w:instrText>
+              <w:instrText xml:space="preserve"> PAGEREF _Toc196296833 \h </w:instrText>
             </w:r>
             <w:r>
               <w:rPr>
@@ -1159,25 +1166,21 @@
         </w:p>
         <w:p>
           <w:pPr>
-            <w:pStyle w:val="TOC1"/>
-            <w:tabs>
-              <w:tab w:val="clear" w:pos="9448"/>
-              <w:tab w:val="right" w:leader="dot" w:pos="9875"/>
-            </w:tabs>
+            <w:pStyle w:val="12"/>
             <w:rPr>
               <w:rFonts w:asciiTheme="minorHAnsi" w:eastAsiaTheme="minorEastAsia" w:hAnsiTheme="minorHAnsi" w:cstheme="minorBidi"/>
               <w:noProof/>
               <w:kern w:val="2"/>
               <w:sz w:val="24"/>
               <w:szCs w:val="24"/>
-              <w:lang w:val="en-US"/>
+              <w:lang w:eastAsia="ru-RU"/>
               <w14:ligatures w14:val="standardContextual"/>
             </w:rPr>
           </w:pPr>
-          <w:hyperlink w:anchor="_Toc196264974" w:history="1">
+          <w:hyperlink w:anchor="_Toc196296834" w:history="1">
             <w:r>
               <w:rPr>
-                <w:rStyle w:val="Hyperlink"/>
+                <w:rStyle w:val="a3"/>
                 <w:noProof/>
               </w:rPr>
               <w:t>Список используемых источников</w:t>
@@ -1201,7 +1204,7 @@
                 <w:noProof/>
                 <w:webHidden/>
               </w:rPr>
-              <w:instrText xml:space="preserve"> PAGEREF _Toc196264974 \h </w:instrText>
+              <w:instrText xml:space="preserve"> PAGEREF _Toc196296834 \h </w:instrText>
             </w:r>
             <w:r>
               <w:rPr>
@@ -1262,14 +1265,13 @@
     </w:p>
     <w:p>
       <w:pPr>
-        <w:pStyle w:val="a0"/>
+        <w:pStyle w:val="af"/>
         <w:tabs>
           <w:tab w:val="left" w:pos="9270"/>
         </w:tabs>
-        <w:ind w:right="10"/>
       </w:pPr>
       <w:bookmarkStart w:id="4" w:name="_Toc196256250"/>
-      <w:bookmarkStart w:id="5" w:name="_Toc196264969"/>
+      <w:bookmarkStart w:id="5" w:name="_Toc196296829"/>
       <w:r>
         <w:lastRenderedPageBreak/>
         <w:t>Цель работы</w:t>
@@ -1281,27 +1283,33 @@
     </w:p>
     <w:p>
       <w:pPr>
-        <w:pStyle w:val="a2"/>
+        <w:pStyle w:val="af1"/>
         <w:tabs>
           <w:tab w:val="left" w:pos="9270"/>
         </w:tabs>
-        <w:ind w:right="10"/>
-      </w:pPr>
-      <w:r>
-        <w:t>Цель работы состоит в том, чтобы интегрировать подготовленные ассеты в игру/движок и настроить для них коллизии.</w:t>
-      </w:r>
-    </w:p>
-    <w:p>
-      <w:pPr>
-        <w:pStyle w:val="a0"/>
+      </w:pPr>
+      <w:r>
+        <w:t xml:space="preserve">Цель работы состоит в том, чтобы интегрировать подготовленные </w:t>
+      </w:r>
+      <w:proofErr w:type="spellStart"/>
+      <w:r>
+        <w:t>ассеты</w:t>
+      </w:r>
+      <w:proofErr w:type="spellEnd"/>
+      <w:r>
+        <w:t xml:space="preserve"> в игру/движок и настроить для них коллизии.</w:t>
+      </w:r>
+    </w:p>
+    <w:p>
+      <w:pPr>
+        <w:pStyle w:val="af"/>
         <w:tabs>
           <w:tab w:val="left" w:pos="9270"/>
         </w:tabs>
-        <w:ind w:right="10"/>
       </w:pPr>
       <w:bookmarkStart w:id="6" w:name="_Toc196256197"/>
       <w:bookmarkStart w:id="7" w:name="_Toc196256251"/>
-      <w:bookmarkStart w:id="8" w:name="_Toc196264970"/>
+      <w:bookmarkStart w:id="8" w:name="_Toc196296830"/>
       <w:r>
         <w:t>Задание</w:t>
       </w:r>
@@ -1311,23 +1319,30 @@
     </w:p>
     <w:p>
       <w:pPr>
-        <w:pStyle w:val="a2"/>
+        <w:pStyle w:val="af1"/>
         <w:tabs>
           <w:tab w:val="left" w:pos="9270"/>
         </w:tabs>
-        <w:ind w:right="10"/>
-      </w:pPr>
-      <w:r>
-        <w:t xml:space="preserve">В ходе практического задания необходимо интегрировать в движок подобранный ассет и выполнить следующие пункты: </w:t>
-      </w:r>
-    </w:p>
-    <w:p>
-      <w:pPr>
-        <w:pStyle w:val="a2"/>
+      </w:pPr>
+      <w:r>
+        <w:t xml:space="preserve">В ходе практического задания необходимо интегрировать в движок подобранный </w:t>
+      </w:r>
+      <w:proofErr w:type="spellStart"/>
+      <w:r>
+        <w:t>ассет</w:t>
+      </w:r>
+      <w:proofErr w:type="spellEnd"/>
+      <w:r>
+        <w:t xml:space="preserve"> и выполнить следующие пункты: </w:t>
+      </w:r>
+    </w:p>
+    <w:p>
+      <w:pPr>
+        <w:pStyle w:val="af1"/>
         <w:tabs>
           <w:tab w:val="left" w:pos="9270"/>
         </w:tabs>
-        <w:ind w:right="10"/>
+        <w:ind w:left="1134" w:hanging="425"/>
       </w:pPr>
       <w:r>
         <w:t xml:space="preserve">1. изменить размерность созданной фигуры; </w:t>
@@ -1335,23 +1350,31 @@
     </w:p>
     <w:p>
       <w:pPr>
-        <w:pStyle w:val="a2"/>
+        <w:pStyle w:val="af1"/>
         <w:tabs>
           <w:tab w:val="left" w:pos="9270"/>
         </w:tabs>
-        <w:ind w:right="10"/>
-      </w:pPr>
-      <w:r>
-        <w:t xml:space="preserve">2. внедрить выбранный ассет; </w:t>
-      </w:r>
-    </w:p>
-    <w:p>
-      <w:pPr>
-        <w:pStyle w:val="a2"/>
+        <w:ind w:left="1134" w:hanging="425"/>
+      </w:pPr>
+      <w:r>
+        <w:t xml:space="preserve">2. внедрить выбранный </w:t>
+      </w:r>
+      <w:proofErr w:type="spellStart"/>
+      <w:r>
+        <w:t>ассет</w:t>
+      </w:r>
+      <w:proofErr w:type="spellEnd"/>
+      <w:r>
+        <w:t xml:space="preserve">; </w:t>
+      </w:r>
+    </w:p>
+    <w:p>
+      <w:pPr>
+        <w:pStyle w:val="af1"/>
         <w:tabs>
           <w:tab w:val="left" w:pos="9270"/>
         </w:tabs>
-        <w:ind w:right="10"/>
+        <w:ind w:left="1134" w:hanging="425"/>
       </w:pPr>
       <w:r>
         <w:t xml:space="preserve">3. добавить ещё один объект; </w:t>
@@ -1359,11 +1382,11 @@
     </w:p>
     <w:p>
       <w:pPr>
-        <w:pStyle w:val="a2"/>
+        <w:pStyle w:val="af1"/>
         <w:tabs>
           <w:tab w:val="left" w:pos="9270"/>
         </w:tabs>
-        <w:ind w:right="10"/>
+        <w:ind w:left="1134" w:hanging="425"/>
       </w:pPr>
       <w:r>
         <w:t xml:space="preserve">4. задать коллизию для объектов; </w:t>
@@ -1371,11 +1394,11 @@
     </w:p>
     <w:p>
       <w:pPr>
-        <w:pStyle w:val="a2"/>
+        <w:pStyle w:val="af1"/>
         <w:tabs>
           <w:tab w:val="left" w:pos="9270"/>
         </w:tabs>
-        <w:ind w:right="10"/>
+        <w:ind w:left="1134" w:hanging="425"/>
       </w:pPr>
       <w:r>
         <w:t>5. оформить документ, который включает:</w:t>
@@ -1383,15 +1406,16 @@
     </w:p>
     <w:p>
       <w:pPr>
-        <w:pStyle w:val="a2"/>
+        <w:pStyle w:val="af1"/>
         <w:numPr>
           <w:ilvl w:val="0"/>
           <w:numId w:val="2"/>
         </w:numPr>
         <w:tabs>
+          <w:tab w:val="num" w:pos="284"/>
           <w:tab w:val="left" w:pos="9270"/>
         </w:tabs>
-        <w:ind w:right="10"/>
+        <w:ind w:left="1842" w:hanging="425"/>
       </w:pPr>
       <w:r>
         <w:t xml:space="preserve">титульный лист; </w:t>
@@ -1399,15 +1423,16 @@
     </w:p>
     <w:p>
       <w:pPr>
-        <w:pStyle w:val="a2"/>
+        <w:pStyle w:val="af1"/>
         <w:numPr>
           <w:ilvl w:val="0"/>
           <w:numId w:val="2"/>
         </w:numPr>
         <w:tabs>
+          <w:tab w:val="num" w:pos="284"/>
           <w:tab w:val="left" w:pos="9270"/>
         </w:tabs>
-        <w:ind w:right="10"/>
+        <w:ind w:left="1842" w:hanging="425"/>
       </w:pPr>
       <w:r>
         <w:t xml:space="preserve">оглавление; </w:t>
@@ -1415,15 +1440,16 @@
     </w:p>
     <w:p>
       <w:pPr>
-        <w:pStyle w:val="a2"/>
+        <w:pStyle w:val="af1"/>
         <w:numPr>
           <w:ilvl w:val="0"/>
           <w:numId w:val="2"/>
         </w:numPr>
         <w:tabs>
+          <w:tab w:val="num" w:pos="284"/>
           <w:tab w:val="left" w:pos="9270"/>
         </w:tabs>
-        <w:ind w:right="10"/>
+        <w:ind w:left="1842" w:hanging="425"/>
       </w:pPr>
       <w:r>
         <w:t xml:space="preserve">цель работы; </w:t>
@@ -1431,15 +1457,16 @@
     </w:p>
     <w:p>
       <w:pPr>
-        <w:pStyle w:val="a2"/>
+        <w:pStyle w:val="af1"/>
         <w:numPr>
           <w:ilvl w:val="0"/>
           <w:numId w:val="2"/>
         </w:numPr>
         <w:tabs>
+          <w:tab w:val="num" w:pos="284"/>
           <w:tab w:val="left" w:pos="9270"/>
         </w:tabs>
-        <w:ind w:right="10"/>
+        <w:ind w:left="1842" w:hanging="425"/>
       </w:pPr>
       <w:r>
         <w:t xml:space="preserve">задание; </w:t>
@@ -1447,15 +1474,16 @@
     </w:p>
     <w:p>
       <w:pPr>
-        <w:pStyle w:val="a2"/>
+        <w:pStyle w:val="af1"/>
         <w:numPr>
           <w:ilvl w:val="0"/>
           <w:numId w:val="2"/>
         </w:numPr>
         <w:tabs>
+          <w:tab w:val="num" w:pos="284"/>
           <w:tab w:val="left" w:pos="9270"/>
         </w:tabs>
-        <w:ind w:right="10"/>
+        <w:ind w:left="1842" w:hanging="425"/>
       </w:pPr>
       <w:r>
         <w:t xml:space="preserve">основная часть (теоретическая часть, ход выполнения (с описанием каждой стадии); </w:t>
@@ -1463,15 +1491,16 @@
     </w:p>
     <w:p>
       <w:pPr>
-        <w:pStyle w:val="a2"/>
+        <w:pStyle w:val="af1"/>
         <w:numPr>
           <w:ilvl w:val="0"/>
           <w:numId w:val="2"/>
         </w:numPr>
         <w:tabs>
+          <w:tab w:val="num" w:pos="284"/>
           <w:tab w:val="left" w:pos="9270"/>
         </w:tabs>
-        <w:ind w:right="10"/>
+        <w:ind w:left="1842" w:hanging="425"/>
       </w:pPr>
       <w:r>
         <w:t xml:space="preserve">выводы; </w:t>
@@ -1479,15 +1508,16 @@
     </w:p>
     <w:p>
       <w:pPr>
-        <w:pStyle w:val="a2"/>
+        <w:pStyle w:val="af1"/>
         <w:numPr>
           <w:ilvl w:val="0"/>
           <w:numId w:val="2"/>
         </w:numPr>
         <w:tabs>
+          <w:tab w:val="num" w:pos="284"/>
           <w:tab w:val="left" w:pos="9270"/>
         </w:tabs>
-        <w:ind w:right="10"/>
+        <w:ind w:left="1842" w:hanging="425"/>
       </w:pPr>
       <w:r>
         <w:t>список источников.</w:t>
@@ -1495,16 +1525,15 @@
     </w:p>
     <w:p>
       <w:pPr>
-        <w:pStyle w:val="a0"/>
+        <w:pStyle w:val="af"/>
         <w:tabs>
           <w:tab w:val="left" w:pos="9270"/>
         </w:tabs>
-        <w:ind w:right="10"/>
       </w:pPr>
       <w:bookmarkStart w:id="9" w:name="_Toc193221077"/>
       <w:bookmarkStart w:id="10" w:name="_Toc196256198"/>
       <w:bookmarkStart w:id="11" w:name="_Toc196256252"/>
-      <w:bookmarkStart w:id="12" w:name="_Toc196264971"/>
+      <w:bookmarkStart w:id="12" w:name="_Toc196296831"/>
       <w:r>
         <w:t>Теоретическая часть</w:t>
       </w:r>
@@ -1515,11 +1544,10 @@
     </w:p>
     <w:p>
       <w:pPr>
-        <w:pStyle w:val="a2"/>
+        <w:pStyle w:val="af1"/>
         <w:tabs>
           <w:tab w:val="left" w:pos="9270"/>
         </w:tabs>
-        <w:ind w:right="10"/>
         <w:rPr>
           <w:szCs w:val="32"/>
         </w:rPr>
@@ -1542,9 +1570,11 @@
         </w:rPr>
         <w:t xml:space="preserve"> </w:t>
       </w:r>
+      <w:proofErr w:type="spellStart"/>
       <w:r>
         <w:t>ассета</w:t>
       </w:r>
+      <w:proofErr w:type="spellEnd"/>
       <w:r>
         <w:rPr>
           <w:spacing w:val="40"/>
@@ -1588,7 +1618,15 @@
         <w:t xml:space="preserve"> </w:t>
       </w:r>
       <w:r>
-        <w:t xml:space="preserve">Windows-Package Manager (см. рис. </w:t>
+        <w:t>Windows-</w:t>
+      </w:r>
+      <w:proofErr w:type="spellStart"/>
+      <w:r>
+        <w:t>Package</w:t>
+      </w:r>
+      <w:proofErr w:type="spellEnd"/>
+      <w:r>
+        <w:t xml:space="preserve"> Manager (см. рис. </w:t>
       </w:r>
       <w:r>
         <w:t>4.</w:t>
@@ -1599,8 +1637,8 @@
     </w:p>
     <w:p>
       <w:pPr>
-        <w:pStyle w:val="BodyText"/>
-        <w:ind w:right="280"/>
+        <w:pStyle w:val="af2"/>
+        <w:spacing w:after="0"/>
         <w:jc w:val="center"/>
         <w:rPr>
           <w:rFonts w:ascii="Times New Roman" w:hAnsi="Times New Roman"/>
@@ -1654,108 +1692,102 @@
     </w:p>
     <w:p>
       <w:pPr>
-        <w:pStyle w:val="BodyText"/>
-        <w:spacing w:before="166" w:after="0"/>
-        <w:ind w:right="100"/>
+        <w:pStyle w:val="af1"/>
+        <w:spacing w:before="120"/>
+        <w:ind w:firstLine="0"/>
         <w:jc w:val="center"/>
-        <w:rPr>
-          <w:rFonts w:ascii="Times New Roman" w:hAnsi="Times New Roman"/>
-          <w:sz w:val="28"/>
-          <w:szCs w:val="28"/>
-        </w:rPr>
-      </w:pPr>
-      <w:r>
-        <w:rPr>
-          <w:rFonts w:ascii="Times New Roman" w:hAnsi="Times New Roman"/>
-          <w:sz w:val="28"/>
-          <w:szCs w:val="28"/>
-        </w:rPr>
+      </w:pPr>
+      <w:r>
         <w:t>Рисунок</w:t>
       </w:r>
       <w:r>
         <w:rPr>
-          <w:rFonts w:ascii="Times New Roman" w:hAnsi="Times New Roman"/>
           <w:spacing w:val="-6"/>
-          <w:sz w:val="28"/>
-          <w:szCs w:val="28"/>
         </w:rPr>
         <w:t xml:space="preserve"> 4.</w:t>
       </w:r>
       <w:r>
-        <w:rPr>
-          <w:rFonts w:ascii="Times New Roman" w:hAnsi="Times New Roman"/>
-          <w:sz w:val="28"/>
-          <w:szCs w:val="28"/>
-        </w:rPr>
         <w:t>1.</w:t>
       </w:r>
       <w:r>
         <w:rPr>
-          <w:rFonts w:ascii="Times New Roman" w:hAnsi="Times New Roman"/>
           <w:spacing w:val="-5"/>
-          <w:sz w:val="28"/>
-          <w:szCs w:val="28"/>
-        </w:rPr>
-        <w:t xml:space="preserve"> </w:t>
-      </w:r>
-      <w:r>
-        <w:rPr>
-          <w:rFonts w:ascii="Times New Roman" w:hAnsi="Times New Roman"/>
-          <w:sz w:val="28"/>
-          <w:szCs w:val="28"/>
-        </w:rPr>
+        </w:rPr>
+        <w:t xml:space="preserve"> </w:t>
+      </w:r>
+      <w:r>
         <w:t>Настройка</w:t>
       </w:r>
       <w:r>
         <w:rPr>
-          <w:rFonts w:ascii="Times New Roman" w:hAnsi="Times New Roman"/>
           <w:spacing w:val="-4"/>
-          <w:sz w:val="28"/>
-          <w:szCs w:val="28"/>
-        </w:rPr>
-        <w:t xml:space="preserve"> </w:t>
-      </w:r>
-      <w:r>
-        <w:rPr>
-          <w:rFonts w:ascii="Times New Roman" w:hAnsi="Times New Roman"/>
+        </w:rPr>
+        <w:t xml:space="preserve"> </w:t>
+      </w:r>
+      <w:r>
+        <w:rPr>
           <w:spacing w:val="-2"/>
-          <w:sz w:val="28"/>
-          <w:szCs w:val="28"/>
         </w:rPr>
         <w:t>проекта</w:t>
       </w:r>
     </w:p>
     <w:p>
       <w:pPr>
-        <w:pStyle w:val="a2"/>
-        <w:ind w:right="10"/>
+        <w:pStyle w:val="af1"/>
       </w:pPr>
       <w:r>
         <w:lastRenderedPageBreak/>
-        <w:t>После открытия Package Manager на экране будут отображаться добавленные ранее ассеты.</w:t>
-      </w:r>
-    </w:p>
-    <w:p>
-      <w:pPr>
-        <w:pStyle w:val="a2"/>
-        <w:ind w:right="10"/>
+        <w:t xml:space="preserve">После открытия </w:t>
+      </w:r>
+      <w:proofErr w:type="spellStart"/>
+      <w:r>
+        <w:t>Package</w:t>
+      </w:r>
+      <w:proofErr w:type="spellEnd"/>
+      <w:r>
+        <w:t xml:space="preserve"> Manager на экране будут отображаться добавленные ранее </w:t>
+      </w:r>
+      <w:proofErr w:type="spellStart"/>
+      <w:r>
+        <w:t>ассеты</w:t>
+      </w:r>
+      <w:proofErr w:type="spellEnd"/>
+      <w:r>
+        <w:t>.</w:t>
+      </w:r>
+    </w:p>
+    <w:p>
+      <w:pPr>
+        <w:pStyle w:val="af1"/>
       </w:pPr>
       <w:r>
         <w:t>Если</w:t>
       </w:r>
       <w:r>
         <w:tab/>
-        <w:t>ранее ассеты не добавлялись, то необходимо выполнить следующие действия:</w:t>
-      </w:r>
-    </w:p>
-    <w:p>
-      <w:pPr>
-        <w:pStyle w:val="a2"/>
+        <w:t xml:space="preserve">ранее </w:t>
+      </w:r>
+      <w:proofErr w:type="spellStart"/>
+      <w:r>
+        <w:t>ассеты</w:t>
+      </w:r>
+      <w:proofErr w:type="spellEnd"/>
+      <w:r>
+        <w:t xml:space="preserve"> не добавлялись, то необходимо выполнить следующие действия:</w:t>
+      </w:r>
+    </w:p>
+    <w:p>
+      <w:pPr>
+        <w:pStyle w:val="af1"/>
         <w:numPr>
           <w:ilvl w:val="0"/>
           <w:numId w:val="3"/>
         </w:numPr>
-        <w:ind w:right="10"/>
+        <w:tabs>
+          <w:tab w:val="clear" w:pos="0"/>
+          <w:tab w:val="num" w:pos="284"/>
+        </w:tabs>
+        <w:ind w:left="1134" w:hanging="425"/>
       </w:pPr>
       <w:r>
         <w:rPr>
@@ -1768,16 +1800,30 @@
       </w:r>
       <w:r>
         <w:rPr>
-          <w:rStyle w:val="a1"/>
-        </w:rPr>
-        <w:t>страницу с подобранным ассетом (к примеру: https://assetstore.unity.com/packages/3d/vegetation/trees/free-trees-103208);</w:t>
-      </w:r>
-    </w:p>
-    <w:p>
-      <w:pPr>
-        <w:pStyle w:val="BodyText"/>
-        <w:ind w:left="1114" w:right="10"/>
-        <w:jc w:val="both"/>
+          <w:rStyle w:val="af0"/>
+        </w:rPr>
+        <w:t xml:space="preserve">страницу с подобранным </w:t>
+      </w:r>
+      <w:proofErr w:type="spellStart"/>
+      <w:r>
+        <w:rPr>
+          <w:rStyle w:val="af0"/>
+        </w:rPr>
+        <w:t>ассетом</w:t>
+      </w:r>
+      <w:proofErr w:type="spellEnd"/>
+      <w:r>
+        <w:rPr>
+          <w:rStyle w:val="af0"/>
+        </w:rPr>
+        <w:t xml:space="preserve"> (к примеру: https://assetstore.unity.com/packages/3d/vegetation/trees/free-trees-103208);</w:t>
+      </w:r>
+    </w:p>
+    <w:p>
+      <w:pPr>
+        <w:pStyle w:val="af2"/>
+        <w:spacing w:after="0"/>
+        <w:jc w:val="center"/>
         <w:rPr>
           <w:rFonts w:ascii="Times New Roman" w:hAnsi="Times New Roman"/>
           <w:sz w:val="28"/>
@@ -1830,85 +1876,59 @@
     </w:p>
     <w:p>
       <w:pPr>
-        <w:pStyle w:val="BodyText"/>
-        <w:spacing w:before="135" w:after="0"/>
-        <w:ind w:left="3" w:right="10"/>
+        <w:pStyle w:val="af1"/>
+        <w:spacing w:before="120"/>
+        <w:ind w:firstLine="0"/>
         <w:jc w:val="center"/>
-        <w:rPr>
-          <w:rFonts w:ascii="Times New Roman" w:hAnsi="Times New Roman"/>
-          <w:sz w:val="28"/>
-          <w:szCs w:val="28"/>
-        </w:rPr>
-      </w:pPr>
-      <w:r>
-        <w:rPr>
-          <w:rFonts w:ascii="Times New Roman" w:hAnsi="Times New Roman"/>
-          <w:sz w:val="28"/>
-          <w:szCs w:val="28"/>
-        </w:rPr>
+      </w:pPr>
+      <w:r>
         <w:t>Рисунок</w:t>
       </w:r>
       <w:r>
         <w:rPr>
-          <w:rFonts w:ascii="Times New Roman" w:hAnsi="Times New Roman"/>
           <w:spacing w:val="-6"/>
-          <w:sz w:val="28"/>
-          <w:szCs w:val="28"/>
         </w:rPr>
         <w:t xml:space="preserve"> 4.</w:t>
       </w:r>
       <w:r>
-        <w:rPr>
-          <w:rFonts w:ascii="Times New Roman" w:hAnsi="Times New Roman"/>
-          <w:sz w:val="28"/>
-          <w:szCs w:val="28"/>
-        </w:rPr>
         <w:t>2.</w:t>
       </w:r>
       <w:r>
         <w:rPr>
-          <w:rFonts w:ascii="Times New Roman" w:hAnsi="Times New Roman"/>
           <w:spacing w:val="-5"/>
-          <w:sz w:val="28"/>
-          <w:szCs w:val="28"/>
-        </w:rPr>
-        <w:t xml:space="preserve"> </w:t>
-      </w:r>
-      <w:r>
-        <w:rPr>
-          <w:rFonts w:ascii="Times New Roman" w:hAnsi="Times New Roman"/>
-          <w:sz w:val="28"/>
-          <w:szCs w:val="28"/>
-        </w:rPr>
+        </w:rPr>
+        <w:t xml:space="preserve"> </w:t>
+      </w:r>
+      <w:r>
         <w:t>Страница</w:t>
       </w:r>
       <w:r>
         <w:rPr>
-          <w:rFonts w:ascii="Times New Roman" w:hAnsi="Times New Roman"/>
           <w:spacing w:val="-3"/>
-          <w:sz w:val="28"/>
-          <w:szCs w:val="28"/>
-        </w:rPr>
-        <w:t xml:space="preserve"> </w:t>
-      </w:r>
-      <w:r>
-        <w:rPr>
-          <w:rFonts w:ascii="Times New Roman" w:hAnsi="Times New Roman"/>
+        </w:rPr>
+        <w:t xml:space="preserve"> </w:t>
+      </w:r>
+      <w:proofErr w:type="spellStart"/>
+      <w:r>
+        <w:rPr>
           <w:spacing w:val="-2"/>
-          <w:sz w:val="28"/>
-          <w:szCs w:val="28"/>
         </w:rPr>
         <w:t>ассета</w:t>
       </w:r>
-    </w:p>
-    <w:p>
-      <w:pPr>
-        <w:pStyle w:val="a2"/>
+      <w:proofErr w:type="spellEnd"/>
+    </w:p>
+    <w:p>
+      <w:pPr>
+        <w:pStyle w:val="af1"/>
         <w:numPr>
           <w:ilvl w:val="0"/>
           <w:numId w:val="3"/>
         </w:numPr>
-        <w:ind w:right="10"/>
+        <w:tabs>
+          <w:tab w:val="clear" w:pos="0"/>
+          <w:tab w:val="num" w:pos="142"/>
+        </w:tabs>
+        <w:ind w:left="1134" w:hanging="425"/>
       </w:pPr>
       <w:r>
         <w:t>нажать</w:t>
@@ -1928,9 +1948,11 @@
         </w:rPr>
         <w:t xml:space="preserve"> </w:t>
       </w:r>
+      <w:proofErr w:type="spellStart"/>
       <w:r>
         <w:t>Add</w:t>
       </w:r>
+      <w:proofErr w:type="spellEnd"/>
       <w:r>
         <w:rPr>
           <w:spacing w:val="80"/>
@@ -1955,9 +1977,11 @@
         </w:rPr>
         <w:t xml:space="preserve"> </w:t>
       </w:r>
+      <w:proofErr w:type="spellStart"/>
       <w:r>
         <w:t>Assets</w:t>
       </w:r>
+      <w:proofErr w:type="spellEnd"/>
       <w:r>
         <w:rPr>
           <w:spacing w:val="80"/>
@@ -1994,18 +2018,115 @@
     </w:p>
     <w:p>
       <w:pPr>
-        <w:pStyle w:val="ListParagraph"/>
+        <w:pStyle w:val="af1"/>
         <w:numPr>
           <w:ilvl w:val="0"/>
           <w:numId w:val="3"/>
         </w:numPr>
-        <w:tabs>
-          <w:tab w:val="left" w:pos="989"/>
-        </w:tabs>
-        <w:spacing w:after="0" w:line="317" w:lineRule="exact"/>
-        <w:ind w:left="989" w:right="10" w:hanging="279"/>
-        <w:contextualSpacing w:val="0"/>
-        <w:jc w:val="both"/>
+      </w:pPr>
+      <w:r>
+        <w:t>на</w:t>
+      </w:r>
+      <w:r>
+        <w:rPr>
+          <w:spacing w:val="-6"/>
+        </w:rPr>
+        <w:t xml:space="preserve"> </w:t>
+      </w:r>
+      <w:r>
+        <w:t>появившимся</w:t>
+      </w:r>
+      <w:r>
+        <w:rPr>
+          <w:spacing w:val="-7"/>
+        </w:rPr>
+        <w:t xml:space="preserve"> </w:t>
+      </w:r>
+      <w:r>
+        <w:t>блоке</w:t>
+      </w:r>
+      <w:r>
+        <w:rPr>
+          <w:spacing w:val="-4"/>
+        </w:rPr>
+        <w:t xml:space="preserve"> </w:t>
+      </w:r>
+      <w:r>
+        <w:t>нажать</w:t>
+      </w:r>
+      <w:r>
+        <w:rPr>
+          <w:spacing w:val="-5"/>
+        </w:rPr>
+        <w:t xml:space="preserve"> </w:t>
+      </w:r>
+      <w:r>
+        <w:t>кнопку</w:t>
+      </w:r>
+      <w:r>
+        <w:rPr>
+          <w:spacing w:val="-2"/>
+        </w:rPr>
+        <w:t xml:space="preserve"> </w:t>
+      </w:r>
+      <w:r>
+        <w:t>Open</w:t>
+      </w:r>
+      <w:r>
+        <w:rPr>
+          <w:spacing w:val="-3"/>
+        </w:rPr>
+        <w:t xml:space="preserve"> </w:t>
+      </w:r>
+      <w:proofErr w:type="spellStart"/>
+      <w:r>
+        <w:t>in</w:t>
+      </w:r>
+      <w:proofErr w:type="spellEnd"/>
+      <w:r>
+        <w:rPr>
+          <w:spacing w:val="-3"/>
+        </w:rPr>
+        <w:t xml:space="preserve"> </w:t>
+      </w:r>
+      <w:proofErr w:type="spellStart"/>
+      <w:r>
+        <w:t>Unity</w:t>
+      </w:r>
+      <w:proofErr w:type="spellEnd"/>
+      <w:r>
+        <w:rPr>
+          <w:spacing w:val="-3"/>
+        </w:rPr>
+        <w:t xml:space="preserve"> </w:t>
+      </w:r>
+      <w:r>
+        <w:t>(см.</w:t>
+      </w:r>
+      <w:r>
+        <w:rPr>
+          <w:spacing w:val="-9"/>
+        </w:rPr>
+        <w:t xml:space="preserve"> </w:t>
+      </w:r>
+      <w:r>
+        <w:t xml:space="preserve">рис. </w:t>
+      </w:r>
+      <w:r>
+        <w:t>4.</w:t>
+      </w:r>
+      <w:r>
+        <w:rPr>
+          <w:spacing w:val="-5"/>
+        </w:rPr>
+        <w:t>3);</w:t>
+      </w:r>
+    </w:p>
+    <w:p>
+      <w:pPr>
+        <w:pStyle w:val="af2"/>
+        <w:spacing w:after="0"/>
+        <w:jc w:val="center"/>
         <w:rPr>
           <w:rFonts w:ascii="Times New Roman" w:hAnsi="Times New Roman"/>
           <w:sz w:val="28"/>
@@ -2014,202 +2135,11 @@
       </w:pPr>
       <w:r>
         <w:rPr>
-          <w:rFonts w:ascii="Times New Roman" w:hAnsi="Times New Roman"/>
-          <w:sz w:val="28"/>
-          <w:szCs w:val="28"/>
-        </w:rPr>
-        <w:t>на</w:t>
-      </w:r>
-      <w:r>
-        <w:rPr>
-          <w:rFonts w:ascii="Times New Roman" w:hAnsi="Times New Roman"/>
-          <w:spacing w:val="-6"/>
-          <w:sz w:val="28"/>
-          <w:szCs w:val="28"/>
-        </w:rPr>
-        <w:t xml:space="preserve"> </w:t>
-      </w:r>
-      <w:r>
-        <w:rPr>
-          <w:rFonts w:ascii="Times New Roman" w:hAnsi="Times New Roman"/>
-          <w:sz w:val="28"/>
-          <w:szCs w:val="28"/>
-        </w:rPr>
-        <w:t>появившимся</w:t>
-      </w:r>
-      <w:r>
-        <w:rPr>
-          <w:rFonts w:ascii="Times New Roman" w:hAnsi="Times New Roman"/>
-          <w:spacing w:val="-7"/>
-          <w:sz w:val="28"/>
-          <w:szCs w:val="28"/>
-        </w:rPr>
-        <w:t xml:space="preserve"> </w:t>
-      </w:r>
-      <w:r>
-        <w:rPr>
-          <w:rFonts w:ascii="Times New Roman" w:hAnsi="Times New Roman"/>
-          <w:sz w:val="28"/>
-          <w:szCs w:val="28"/>
-        </w:rPr>
-        <w:t>блоке</w:t>
-      </w:r>
-      <w:r>
-        <w:rPr>
-          <w:rFonts w:ascii="Times New Roman" w:hAnsi="Times New Roman"/>
-          <w:spacing w:val="-4"/>
-          <w:sz w:val="28"/>
-          <w:szCs w:val="28"/>
-        </w:rPr>
-        <w:t xml:space="preserve"> </w:t>
-      </w:r>
-      <w:r>
-        <w:rPr>
-          <w:rFonts w:ascii="Times New Roman" w:hAnsi="Times New Roman"/>
-          <w:sz w:val="28"/>
-          <w:szCs w:val="28"/>
-        </w:rPr>
-        <w:t>нажать</w:t>
-      </w:r>
-      <w:r>
-        <w:rPr>
-          <w:rFonts w:ascii="Times New Roman" w:hAnsi="Times New Roman"/>
-          <w:spacing w:val="-5"/>
-          <w:sz w:val="28"/>
-          <w:szCs w:val="28"/>
-        </w:rPr>
-        <w:t xml:space="preserve"> </w:t>
-      </w:r>
-      <w:r>
-        <w:rPr>
-          <w:rFonts w:ascii="Times New Roman" w:hAnsi="Times New Roman"/>
-          <w:sz w:val="28"/>
-          <w:szCs w:val="28"/>
-        </w:rPr>
-        <w:t>кнопку</w:t>
-      </w:r>
-      <w:r>
-        <w:rPr>
-          <w:rFonts w:ascii="Times New Roman" w:hAnsi="Times New Roman"/>
-          <w:spacing w:val="-2"/>
-          <w:sz w:val="28"/>
-          <w:szCs w:val="28"/>
-        </w:rPr>
-        <w:t xml:space="preserve"> </w:t>
-      </w:r>
-      <w:r>
-        <w:rPr>
-          <w:rFonts w:ascii="Times New Roman" w:hAnsi="Times New Roman"/>
-          <w:sz w:val="28"/>
-          <w:szCs w:val="28"/>
-        </w:rPr>
-        <w:t>Open</w:t>
-      </w:r>
-      <w:r>
-        <w:rPr>
-          <w:rFonts w:ascii="Times New Roman" w:hAnsi="Times New Roman"/>
-          <w:spacing w:val="-3"/>
-          <w:sz w:val="28"/>
-          <w:szCs w:val="28"/>
-        </w:rPr>
-        <w:t xml:space="preserve"> </w:t>
-      </w:r>
-      <w:r>
-        <w:rPr>
-          <w:rFonts w:ascii="Times New Roman" w:hAnsi="Times New Roman"/>
-          <w:sz w:val="28"/>
-          <w:szCs w:val="28"/>
-        </w:rPr>
-        <w:t>in</w:t>
-      </w:r>
-      <w:r>
-        <w:rPr>
-          <w:rFonts w:ascii="Times New Roman" w:hAnsi="Times New Roman"/>
-          <w:spacing w:val="-3"/>
-          <w:sz w:val="28"/>
-          <w:szCs w:val="28"/>
-        </w:rPr>
-        <w:t xml:space="preserve"> </w:t>
-      </w:r>
-      <w:r>
-        <w:rPr>
-          <w:rFonts w:ascii="Times New Roman" w:hAnsi="Times New Roman"/>
-          <w:sz w:val="28"/>
-          <w:szCs w:val="28"/>
-        </w:rPr>
-        <w:t>Unity</w:t>
-      </w:r>
-      <w:r>
-        <w:rPr>
-          <w:rFonts w:ascii="Times New Roman" w:hAnsi="Times New Roman"/>
-          <w:spacing w:val="-3"/>
-          <w:sz w:val="28"/>
-          <w:szCs w:val="28"/>
-        </w:rPr>
-        <w:t xml:space="preserve"> </w:t>
-      </w:r>
-      <w:r>
-        <w:rPr>
-          <w:rFonts w:ascii="Times New Roman" w:hAnsi="Times New Roman"/>
-          <w:sz w:val="28"/>
-          <w:szCs w:val="28"/>
-        </w:rPr>
-        <w:t>(см.</w:t>
-      </w:r>
-      <w:r>
-        <w:rPr>
-          <w:rFonts w:ascii="Times New Roman" w:hAnsi="Times New Roman"/>
-          <w:spacing w:val="-9"/>
-          <w:sz w:val="28"/>
-          <w:szCs w:val="28"/>
-        </w:rPr>
-        <w:t xml:space="preserve"> </w:t>
-      </w:r>
-      <w:r>
-        <w:rPr>
-          <w:rFonts w:ascii="Times New Roman" w:hAnsi="Times New Roman"/>
-          <w:sz w:val="28"/>
-          <w:szCs w:val="28"/>
-        </w:rPr>
-        <w:t xml:space="preserve">рис. </w:t>
-      </w:r>
-      <w:r>
-        <w:rPr>
-          <w:rFonts w:ascii="Times New Roman" w:hAnsi="Times New Roman"/>
-          <w:sz w:val="28"/>
-          <w:szCs w:val="28"/>
-        </w:rPr>
-        <w:t>4.</w:t>
-      </w:r>
-      <w:r>
-        <w:rPr>
-          <w:rFonts w:ascii="Times New Roman" w:hAnsi="Times New Roman"/>
-          <w:spacing w:val="-5"/>
-          <w:sz w:val="28"/>
-          <w:szCs w:val="28"/>
-        </w:rPr>
-        <w:t>3);</w:t>
-      </w:r>
-    </w:p>
-    <w:p>
-      <w:pPr>
-        <w:pStyle w:val="BodyText"/>
-        <w:spacing w:before="137" w:after="0"/>
-        <w:ind w:right="10"/>
-        <w:jc w:val="center"/>
-        <w:rPr>
-          <w:rFonts w:ascii="Times New Roman" w:hAnsi="Times New Roman"/>
-          <w:sz w:val="28"/>
-          <w:szCs w:val="28"/>
-        </w:rPr>
-      </w:pPr>
-      <w:r>
-        <w:rPr>
           <w:noProof/>
         </w:rPr>
         <w:drawing>
-          <wp:inline distT="0" distB="0" distL="0" distR="0" wp14:anchorId="05CAB361" wp14:editId="763E7F04">
-            <wp:extent cx="5399259" cy="2913797"/>
+          <wp:inline distT="0" distB="0" distL="0" distR="0" wp14:anchorId="05CAB361" wp14:editId="225391A4">
+            <wp:extent cx="4905375" cy="2647264"/>
             <wp:effectExtent l="0" t="0" r="0" b="1270"/>
             <wp:docPr id="4" name="Image 4"/>
             <wp:cNvGraphicFramePr>
@@ -2239,7 +2169,7 @@
                   <pic:spPr bwMode="auto">
                     <a:xfrm>
                       <a:off x="0" y="0"/>
-                      <a:ext cx="5436026" cy="2933639"/>
+                      <a:ext cx="4943841" cy="2668023"/>
                     </a:xfrm>
                     <a:prstGeom prst="rect">
                       <a:avLst/>
@@ -2255,9 +2185,8 @@
     </w:p>
     <w:p>
       <w:pPr>
-        <w:pStyle w:val="BodyText"/>
-        <w:spacing w:before="137" w:after="0"/>
-        <w:ind w:right="10"/>
+        <w:pStyle w:val="af2"/>
+        <w:spacing w:before="120" w:after="0"/>
         <w:jc w:val="center"/>
         <w:rPr>
           <w:rFonts w:ascii="Times New Roman" w:hAnsi="Times New Roman"/>
@@ -2316,6 +2245,7 @@
         </w:rPr>
         <w:t xml:space="preserve"> </w:t>
       </w:r>
+      <w:proofErr w:type="spellStart"/>
       <w:r>
         <w:rPr>
           <w:rFonts w:ascii="Times New Roman" w:hAnsi="Times New Roman"/>
@@ -2325,14 +2255,19 @@
         </w:rPr>
         <w:t>ассет</w:t>
       </w:r>
-    </w:p>
-    <w:p>
-      <w:pPr>
-        <w:pStyle w:val="a2"/>
+      <w:proofErr w:type="spellEnd"/>
+    </w:p>
+    <w:p>
+      <w:pPr>
+        <w:pStyle w:val="af1"/>
         <w:numPr>
           <w:ilvl w:val="0"/>
           <w:numId w:val="3"/>
         </w:numPr>
+        <w:tabs>
+          <w:tab w:val="clear" w:pos="0"/>
+        </w:tabs>
+        <w:ind w:left="1134" w:hanging="425"/>
       </w:pPr>
       <w:r>
         <w:lastRenderedPageBreak/>
@@ -2345,16 +2280,28 @@
         <w:t>Unity</w:t>
       </w:r>
       <w:r>
-        <w:t xml:space="preserve"> автоматически откроется это окно;</w:t>
-      </w:r>
-    </w:p>
-    <w:p>
-      <w:pPr>
-        <w:pStyle w:val="a2"/>
+        <w:t xml:space="preserve"> автоматически откроется это окно</w:t>
+      </w:r>
+      <w:r>
+        <w:t xml:space="preserve"> (</w:t>
+      </w:r>
+      <w:r>
+        <w:t>см. рис. 4.4</w:t>
+      </w:r>
+      <w:r>
+        <w:t>)</w:t>
+      </w:r>
+      <w:r>
+        <w:t>;</w:t>
+      </w:r>
+    </w:p>
+    <w:p>
+      <w:pPr>
+        <w:pStyle w:val="af1"/>
         <w:tabs>
           <w:tab w:val="left" w:pos="9540"/>
         </w:tabs>
-        <w:ind w:right="100" w:firstLine="0"/>
+        <w:ind w:firstLine="0"/>
         <w:jc w:val="center"/>
       </w:pPr>
       <w:r>
@@ -2409,11 +2356,12 @@
     </w:p>
     <w:p>
       <w:pPr>
-        <w:pStyle w:val="a2"/>
+        <w:pStyle w:val="af1"/>
         <w:tabs>
           <w:tab w:val="left" w:pos="9540"/>
         </w:tabs>
-        <w:ind w:right="100" w:firstLine="0"/>
+        <w:spacing w:before="120"/>
+        <w:ind w:firstLine="0"/>
         <w:jc w:val="center"/>
       </w:pPr>
       <w:r>
@@ -2421,22 +2369,45 @@
       </w:r>
       <w:r>
         <w:rPr>
-          <w:rStyle w:val="a1"/>
-        </w:rPr>
-        <w:t>исунок 4.4. Добавление ассета в Unity</w:t>
-      </w:r>
-    </w:p>
-    <w:p>
-      <w:pPr>
-        <w:pStyle w:val="a2"/>
+          <w:rStyle w:val="af0"/>
+        </w:rPr>
+        <w:t xml:space="preserve">исунок 4.4. Добавление </w:t>
+      </w:r>
+      <w:proofErr w:type="spellStart"/>
+      <w:r>
+        <w:rPr>
+          <w:rStyle w:val="af0"/>
+        </w:rPr>
+        <w:t>ассета</w:t>
+      </w:r>
+      <w:proofErr w:type="spellEnd"/>
+      <w:r>
+        <w:rPr>
+          <w:rStyle w:val="af0"/>
+        </w:rPr>
+        <w:t xml:space="preserve"> в </w:t>
+      </w:r>
+      <w:proofErr w:type="spellStart"/>
+      <w:r>
+        <w:rPr>
+          <w:rStyle w:val="af0"/>
+        </w:rPr>
+        <w:t>Unity</w:t>
+      </w:r>
+      <w:proofErr w:type="spellEnd"/>
+    </w:p>
+    <w:p>
+      <w:pPr>
+        <w:pStyle w:val="af1"/>
         <w:numPr>
           <w:ilvl w:val="0"/>
           <w:numId w:val="3"/>
         </w:numPr>
         <w:tabs>
+          <w:tab w:val="clear" w:pos="0"/>
           <w:tab w:val="left" w:pos="9540"/>
         </w:tabs>
-        <w:ind w:right="100"/>
+        <w:ind w:left="1134" w:hanging="425"/>
       </w:pPr>
       <w:r>
         <w:t>нажать</w:t>
@@ -2465,9 +2436,11 @@
         </w:rPr>
         <w:t xml:space="preserve"> </w:t>
       </w:r>
+      <w:proofErr w:type="spellStart"/>
       <w:r>
         <w:t>Download</w:t>
       </w:r>
+      <w:proofErr w:type="spellEnd"/>
       <w:r>
         <w:rPr>
           <w:spacing w:val="-5"/>
@@ -2501,14 +2474,37 @@
     </w:p>
     <w:p>
       <w:pPr>
-        <w:pStyle w:val="a2"/>
+        <w:pStyle w:val="af1"/>
         <w:tabs>
           <w:tab w:val="left" w:pos="9540"/>
         </w:tabs>
-        <w:ind w:right="100"/>
-      </w:pPr>
-      <w:r>
-        <w:t xml:space="preserve">Если необходимый ассет был ранее установлен в Unity, то нужно найти его в списке и нажатием выбрать его. После этого нажать на кнопку Download и произвести скачивание. На рисунке </w:t>
+      </w:pPr>
+      <w:r>
+        <w:t xml:space="preserve">Если необходимый </w:t>
+      </w:r>
+      <w:proofErr w:type="spellStart"/>
+      <w:r>
+        <w:t>ассет</w:t>
+      </w:r>
+      <w:proofErr w:type="spellEnd"/>
+      <w:r>
+        <w:t xml:space="preserve"> был ранее установлен в </w:t>
+      </w:r>
+      <w:proofErr w:type="spellStart"/>
+      <w:r>
+        <w:t>Unity</w:t>
+      </w:r>
+      <w:proofErr w:type="spellEnd"/>
+      <w:r>
+        <w:t xml:space="preserve">, то нужно найти его в списке и нажатием выбрать его. После этого нажать на кнопку </w:t>
+      </w:r>
+      <w:proofErr w:type="spellStart"/>
+      <w:r>
+        <w:t>Download</w:t>
+      </w:r>
+      <w:proofErr w:type="spellEnd"/>
+      <w:r>
+        <w:t xml:space="preserve"> и произвести скачивание. На рисунке </w:t>
       </w:r>
       <w:r>
         <w:t>4.</w:t>
@@ -2517,16 +2513,24 @@
         <w:t>5</w:t>
       </w:r>
       <w:r>
-        <w:t xml:space="preserve"> представлен скриншот добавления ассета.</w:t>
-      </w:r>
-    </w:p>
-    <w:p>
-      <w:pPr>
-        <w:pStyle w:val="a2"/>
+        <w:t xml:space="preserve"> представлен скриншот добавления </w:t>
+      </w:r>
+      <w:proofErr w:type="spellStart"/>
+      <w:r>
+        <w:t>ассета</w:t>
+      </w:r>
+      <w:proofErr w:type="spellEnd"/>
+      <w:r>
+        <w:t>.</w:t>
+      </w:r>
+    </w:p>
+    <w:p>
+      <w:pPr>
+        <w:pStyle w:val="af1"/>
         <w:tabs>
           <w:tab w:val="left" w:pos="9540"/>
         </w:tabs>
-        <w:ind w:right="100"/>
+        <w:ind w:firstLine="0"/>
         <w:jc w:val="center"/>
       </w:pPr>
       <w:r>
@@ -2534,8 +2538,8 @@
           <w:noProof/>
         </w:rPr>
         <w:drawing>
-          <wp:inline distT="0" distB="0" distL="0" distR="0" wp14:anchorId="5E0B1479" wp14:editId="15B87462">
-            <wp:extent cx="5121910" cy="2877185"/>
+          <wp:inline distT="0" distB="0" distL="0" distR="0" wp14:anchorId="5E0B1479" wp14:editId="0F45361D">
+            <wp:extent cx="4886325" cy="2744847"/>
             <wp:effectExtent l="0" t="0" r="0" b="0"/>
             <wp:docPr id="6" name="Image 6"/>
             <wp:cNvGraphicFramePr>
@@ -2559,7 +2563,7 @@
                   <pic:spPr bwMode="auto">
                     <a:xfrm>
                       <a:off x="0" y="0"/>
-                      <a:ext cx="5121910" cy="2877185"/>
+                      <a:ext cx="4888319" cy="2745967"/>
                     </a:xfrm>
                     <a:prstGeom prst="rect">
                       <a:avLst/>
@@ -2575,11 +2579,11 @@
     </w:p>
     <w:p>
       <w:pPr>
-        <w:pStyle w:val="Caption"/>
+        <w:pStyle w:val="af4"/>
         <w:tabs>
           <w:tab w:val="left" w:pos="9540"/>
         </w:tabs>
-        <w:ind w:right="100"/>
+        <w:spacing w:after="120"/>
         <w:jc w:val="center"/>
         <w:rPr>
           <w:rFonts w:ascii="Times New Roman" w:hAnsi="Times New Roman" w:cs="Times New Roman"/>
@@ -2599,16 +2603,28 @@
           <w:sz w:val="28"/>
           <w:szCs w:val="28"/>
         </w:rPr>
-        <w:t>Рисунок 4.5. Добавление ассета</w:t>
-      </w:r>
-    </w:p>
-    <w:p>
-      <w:pPr>
-        <w:pStyle w:val="a2"/>
+        <w:t xml:space="preserve">Рисунок 4.5. Добавление </w:t>
+      </w:r>
+      <w:proofErr w:type="spellStart"/>
+      <w:r>
+        <w:rPr>
+          <w:rFonts w:ascii="Times New Roman" w:hAnsi="Times New Roman" w:cs="Times New Roman"/>
+          <w:i w:val="0"/>
+          <w:iCs w:val="0"/>
+          <w:color w:val="000000" w:themeColor="text1"/>
+          <w:sz w:val="28"/>
+          <w:szCs w:val="28"/>
+        </w:rPr>
+        <w:t>ассета</w:t>
+      </w:r>
+      <w:proofErr w:type="spellEnd"/>
+    </w:p>
+    <w:p>
+      <w:pPr>
+        <w:pStyle w:val="af1"/>
         <w:tabs>
           <w:tab w:val="left" w:pos="9540"/>
         </w:tabs>
-        <w:ind w:right="100"/>
       </w:pPr>
       <w:r>
         <w:lastRenderedPageBreak/>
@@ -2666,7 +2682,15 @@
         <w:t xml:space="preserve"> </w:t>
       </w:r>
       <w:r>
-        <w:t>кнопка import,</w:t>
+        <w:t xml:space="preserve">кнопка </w:t>
+      </w:r>
+      <w:proofErr w:type="spellStart"/>
+      <w:r>
+        <w:t>import</w:t>
+      </w:r>
+      <w:proofErr w:type="spellEnd"/>
+      <w:r>
+        <w:t>,</w:t>
       </w:r>
       <w:r>
         <w:rPr>
@@ -2675,7 +2699,15 @@
         <w:t xml:space="preserve"> </w:t>
       </w:r>
       <w:r>
-        <w:t xml:space="preserve">после нажатия на данную кнопку будет открыто окно для переноса ассета в папку проекта (см. рис. </w:t>
+        <w:t xml:space="preserve">после нажатия на данную кнопку будет открыто окно для переноса </w:t>
+      </w:r>
+      <w:proofErr w:type="spellStart"/>
+      <w:r>
+        <w:t>ассета</w:t>
+      </w:r>
+      <w:proofErr w:type="spellEnd"/>
+      <w:r>
+        <w:t xml:space="preserve"> в папку проекта (см. рис. </w:t>
       </w:r>
       <w:r>
         <w:t>4.</w:t>
@@ -2686,11 +2718,11 @@
     </w:p>
     <w:p>
       <w:pPr>
-        <w:pStyle w:val="BodyText"/>
+        <w:pStyle w:val="af2"/>
         <w:tabs>
           <w:tab w:val="left" w:pos="9540"/>
         </w:tabs>
-        <w:ind w:left="1" w:right="100"/>
+        <w:spacing w:after="0"/>
         <w:jc w:val="center"/>
         <w:rPr>
           <w:rFonts w:ascii="Times New Roman" w:hAnsi="Times New Roman"/>
@@ -2744,11 +2776,12 @@
     </w:p>
     <w:p>
       <w:pPr>
-        <w:pStyle w:val="a2"/>
+        <w:pStyle w:val="af1"/>
         <w:tabs>
           <w:tab w:val="left" w:pos="9540"/>
         </w:tabs>
-        <w:ind w:right="100" w:firstLine="0"/>
+        <w:spacing w:before="120"/>
+        <w:ind w:firstLine="0"/>
         <w:jc w:val="center"/>
       </w:pPr>
       <w:r>
@@ -2778,9 +2811,11 @@
         </w:rPr>
         <w:t xml:space="preserve"> </w:t>
       </w:r>
+      <w:proofErr w:type="spellStart"/>
       <w:r>
         <w:t>ассета</w:t>
       </w:r>
+      <w:proofErr w:type="spellEnd"/>
       <w:r>
         <w:rPr>
           <w:spacing w:val="-3"/>
@@ -2814,14 +2849,21 @@
     </w:p>
     <w:p>
       <w:pPr>
-        <w:pStyle w:val="a2"/>
+        <w:pStyle w:val="af1"/>
         <w:tabs>
           <w:tab w:val="left" w:pos="9540"/>
         </w:tabs>
-        <w:ind w:right="100"/>
-      </w:pPr>
-      <w:r>
-        <w:t xml:space="preserve">После импорта файловой директиве проекта появится папка с добавленным ассетом (см. рис. </w:t>
+      </w:pPr>
+      <w:r>
+        <w:t xml:space="preserve">После импорта файловой директиве проекта появится папка с добавленным </w:t>
+      </w:r>
+      <w:proofErr w:type="spellStart"/>
+      <w:r>
+        <w:t>ассетом</w:t>
+      </w:r>
+      <w:proofErr w:type="spellEnd"/>
+      <w:r>
+        <w:t xml:space="preserve"> (см. рис. </w:t>
       </w:r>
       <w:r>
         <w:t>4.</w:t>
@@ -2832,7 +2874,7 @@
     </w:p>
     <w:p>
       <w:pPr>
-        <w:pStyle w:val="BodyText"/>
+        <w:pStyle w:val="af2"/>
         <w:tabs>
           <w:tab w:val="left" w:pos="1686"/>
           <w:tab w:val="left" w:pos="2935"/>
@@ -2843,8 +2885,7 @@
           <w:tab w:val="left" w:pos="9231"/>
           <w:tab w:val="left" w:pos="9540"/>
         </w:tabs>
-        <w:spacing w:before="161" w:after="0" w:line="360" w:lineRule="auto"/>
-        <w:ind w:right="100"/>
+        <w:spacing w:after="0" w:line="360" w:lineRule="auto"/>
         <w:jc w:val="center"/>
         <w:rPr>
           <w:spacing w:val="-2"/>
@@ -2896,11 +2937,11 @@
     </w:p>
     <w:p>
       <w:pPr>
-        <w:pStyle w:val="a2"/>
+        <w:pStyle w:val="af1"/>
         <w:tabs>
           <w:tab w:val="left" w:pos="9540"/>
         </w:tabs>
-        <w:ind w:right="100" w:firstLine="0"/>
+        <w:ind w:firstLine="0"/>
         <w:jc w:val="center"/>
         <w:rPr>
           <w:i/>
@@ -2913,14 +2954,21 @@
     </w:p>
     <w:p>
       <w:pPr>
-        <w:pStyle w:val="a2"/>
+        <w:pStyle w:val="af1"/>
         <w:tabs>
           <w:tab w:val="left" w:pos="9540"/>
         </w:tabs>
-        <w:ind w:right="100"/>
-      </w:pPr>
-      <w:r>
-        <w:t>Далее, при помощи правой кнопки мыши на окно Hierarchy вызывается окно</w:t>
+      </w:pPr>
+      <w:r>
+        <w:t xml:space="preserve">Далее, при помощи правой кнопки мыши на окно </w:t>
+      </w:r>
+      <w:proofErr w:type="spellStart"/>
+      <w:r>
+        <w:t>Hierarchy</w:t>
+      </w:r>
+      <w:proofErr w:type="spellEnd"/>
+      <w:r>
+        <w:t xml:space="preserve"> вызывается окно</w:t>
       </w:r>
       <w:r>
         <w:rPr>
@@ -3001,7 +3049,15 @@
         <w:t xml:space="preserve"> </w:t>
       </w:r>
       <w:r>
-        <w:t xml:space="preserve">3D Object – Cube (см. рис. </w:t>
+        <w:t xml:space="preserve">3D Object – </w:t>
+      </w:r>
+      <w:proofErr w:type="spellStart"/>
+      <w:r>
+        <w:t>Cube</w:t>
+      </w:r>
+      <w:proofErr w:type="spellEnd"/>
+      <w:r>
+        <w:t xml:space="preserve"> (см. рис. </w:t>
       </w:r>
       <w:r>
         <w:t>4.</w:t>
@@ -3009,15 +3065,17 @@
       <w:r>
         <w:t>8). Данная комбинация действий создаст на представленной сцене куб 1x1x1</w:t>
       </w:r>
-    </w:p>
-    <w:p>
-      <w:pPr>
-        <w:pStyle w:val="BodyText"/>
+      <w:r>
+        <w:t>.</w:t>
+      </w:r>
+    </w:p>
+    <w:p>
+      <w:pPr>
+        <w:pStyle w:val="af2"/>
         <w:tabs>
           <w:tab w:val="left" w:pos="9540"/>
         </w:tabs>
-        <w:spacing w:line="240" w:lineRule="auto"/>
-        <w:ind w:right="100"/>
+        <w:spacing w:after="0" w:line="240" w:lineRule="auto"/>
         <w:jc w:val="center"/>
         <w:rPr>
           <w:rFonts w:ascii="Times New Roman" w:hAnsi="Times New Roman"/>
@@ -3088,12 +3146,11 @@
     </w:p>
     <w:p>
       <w:pPr>
-        <w:pStyle w:val="BodyText"/>
+        <w:pStyle w:val="af2"/>
         <w:tabs>
           <w:tab w:val="left" w:pos="9540"/>
         </w:tabs>
-        <w:spacing w:line="240" w:lineRule="auto"/>
-        <w:ind w:right="100"/>
+        <w:spacing w:before="120" w:after="0" w:line="240" w:lineRule="auto"/>
         <w:jc w:val="center"/>
         <w:rPr>
           <w:rFonts w:ascii="Times New Roman" w:hAnsi="Times New Roman"/>
@@ -3112,21 +3169,44 @@
     </w:p>
     <w:p>
       <w:pPr>
-        <w:pStyle w:val="a2"/>
+        <w:pStyle w:val="af1"/>
         <w:tabs>
           <w:tab w:val="left" w:pos="9540"/>
         </w:tabs>
-        <w:ind w:right="100"/>
       </w:pPr>
       <w:r>
         <w:lastRenderedPageBreak/>
-        <w:t xml:space="preserve">Далее при помощи панели Inspector, необходимо изменить размерность созданной фигуры. Для создания пола, необходимо в панели Inspector (поля настройки </w:t>
+        <w:t xml:space="preserve">Далее при помощи панели </w:t>
+      </w:r>
+      <w:proofErr w:type="spellStart"/>
+      <w:r>
+        <w:t>Inspector</w:t>
+      </w:r>
+      <w:proofErr w:type="spellEnd"/>
+      <w:r>
+        <w:t xml:space="preserve">, необходимо изменить размерность созданной фигуры. Для создания пола, необходимо в панели </w:t>
+      </w:r>
+      <w:proofErr w:type="spellStart"/>
+      <w:r>
+        <w:t>Inspector</w:t>
+      </w:r>
+      <w:proofErr w:type="spellEnd"/>
+      <w:r>
+        <w:t xml:space="preserve"> (поля настройки </w:t>
       </w:r>
       <w:r>
         <w:t>–</w:t>
       </w:r>
       <w:r>
-        <w:t xml:space="preserve"> Scale) установить значения 10 x 0.1 x 10 (см. рис. </w:t>
+        <w:t xml:space="preserve"> </w:t>
+      </w:r>
+      <w:proofErr w:type="spellStart"/>
+      <w:r>
+        <w:t>Scale</w:t>
+      </w:r>
+      <w:proofErr w:type="spellEnd"/>
+      <w:r>
+        <w:t xml:space="preserve">) установить значения 10 x 0.1 x 10 (см. рис. </w:t>
       </w:r>
       <w:r>
         <w:t>4.</w:t>
@@ -3137,11 +3217,11 @@
     </w:p>
     <w:p>
       <w:pPr>
-        <w:pStyle w:val="BodyText"/>
+        <w:pStyle w:val="af2"/>
         <w:tabs>
           <w:tab w:val="left" w:pos="9540"/>
         </w:tabs>
-        <w:ind w:right="100"/>
+        <w:spacing w:after="0"/>
         <w:jc w:val="center"/>
         <w:rPr>
           <w:rFonts w:ascii="Times New Roman" w:hAnsi="Times New Roman"/>
@@ -3195,11 +3275,12 @@
     </w:p>
     <w:p>
       <w:pPr>
-        <w:pStyle w:val="a2"/>
+        <w:pStyle w:val="af1"/>
         <w:tabs>
           <w:tab w:val="left" w:pos="9540"/>
         </w:tabs>
-        <w:ind w:right="100" w:firstLine="0"/>
+        <w:spacing w:before="120"/>
+        <w:ind w:firstLine="0"/>
         <w:jc w:val="center"/>
       </w:pPr>
       <w:r>
@@ -3229,20 +3310,21 @@
         </w:rPr>
         <w:t xml:space="preserve"> </w:t>
       </w:r>
+      <w:proofErr w:type="spellStart"/>
       <w:r>
         <w:rPr>
           <w:spacing w:val="-2"/>
         </w:rPr>
         <w:t>Inspector</w:t>
       </w:r>
-    </w:p>
-    <w:p>
-      <w:pPr>
-        <w:pStyle w:val="a2"/>
+      <w:proofErr w:type="spellEnd"/>
+    </w:p>
+    <w:p>
+      <w:pPr>
+        <w:pStyle w:val="af1"/>
         <w:tabs>
           <w:tab w:val="left" w:pos="9540"/>
         </w:tabs>
-        <w:ind w:right="100"/>
       </w:pPr>
       <w:r>
         <w:t>В случае, когда объект создается таким образом, автоматические создается</w:t>
@@ -3317,16 +3399,24 @@
         <w:t xml:space="preserve"> </w:t>
       </w:r>
       <w:r>
-        <w:t>Box Collider. Данный компонент позволяет другим физическим объектам понимать, что это твердое тело и нельзя проходить сквозь него.</w:t>
-      </w:r>
-    </w:p>
-    <w:p>
-      <w:pPr>
-        <w:pStyle w:val="BodyText"/>
+        <w:t xml:space="preserve">Box </w:t>
+      </w:r>
+      <w:proofErr w:type="spellStart"/>
+      <w:r>
+        <w:t>Collider</w:t>
+      </w:r>
+      <w:proofErr w:type="spellEnd"/>
+      <w:r>
+        <w:t>. Данный компонент позволяет другим физическим объектам понимать, что это твердое тело и нельзя проходить сквозь него.</w:t>
+      </w:r>
+    </w:p>
+    <w:p>
+      <w:pPr>
+        <w:pStyle w:val="af2"/>
         <w:tabs>
           <w:tab w:val="left" w:pos="9540"/>
         </w:tabs>
-        <w:ind w:right="100"/>
+        <w:spacing w:after="0"/>
         <w:jc w:val="center"/>
         <w:rPr>
           <w:rFonts w:ascii="Times New Roman" w:hAnsi="Times New Roman"/>
@@ -3380,11 +3470,11 @@
     </w:p>
     <w:p>
       <w:pPr>
-        <w:pStyle w:val="BodyText"/>
+        <w:pStyle w:val="af2"/>
         <w:tabs>
           <w:tab w:val="left" w:pos="9540"/>
         </w:tabs>
-        <w:ind w:right="100"/>
+        <w:spacing w:before="120" w:after="0"/>
         <w:jc w:val="center"/>
         <w:rPr>
           <w:rFonts w:ascii="Times New Roman" w:hAnsi="Times New Roman"/>
@@ -3494,6 +3584,7 @@
         </w:rPr>
         <w:t xml:space="preserve"> </w:t>
       </w:r>
+      <w:proofErr w:type="spellStart"/>
       <w:r>
         <w:rPr>
           <w:rFonts w:ascii="Times New Roman" w:hAnsi="Times New Roman" w:cs="Times New Roman"/>
@@ -3503,24 +3594,40 @@
         </w:rPr>
         <w:t>Collider</w:t>
       </w:r>
-    </w:p>
-    <w:p>
-      <w:pPr>
-        <w:pStyle w:val="a2"/>
+      <w:proofErr w:type="spellEnd"/>
+    </w:p>
+    <w:p>
+      <w:pPr>
+        <w:pStyle w:val="af1"/>
         <w:tabs>
           <w:tab w:val="left" w:pos="9540"/>
         </w:tabs>
-        <w:ind w:right="100"/>
       </w:pPr>
       <w:r>
         <w:lastRenderedPageBreak/>
-        <w:t xml:space="preserve">Далее при помощи мышки переносится объект из папки Prefabs на созданное пространство пола (см. рис. </w:t>
+        <w:t xml:space="preserve">Далее при помощи мышки переносится объект из папки </w:t>
+      </w:r>
+      <w:proofErr w:type="spellStart"/>
+      <w:r>
+        <w:t>Prefabs</w:t>
+      </w:r>
+      <w:proofErr w:type="spellEnd"/>
+      <w:r>
+        <w:t xml:space="preserve"> на созданное пространство пола (см. рис. </w:t>
       </w:r>
       <w:r>
         <w:t>4.</w:t>
       </w:r>
       <w:r>
-        <w:t>11). Папка Prefabs является универсальной</w:t>
+        <w:t xml:space="preserve">11). Папка </w:t>
+      </w:r>
+      <w:proofErr w:type="spellStart"/>
+      <w:r>
+        <w:t>Prefabs</w:t>
+      </w:r>
+      <w:proofErr w:type="spellEnd"/>
+      <w:r>
+        <w:t xml:space="preserve"> является универсальной</w:t>
       </w:r>
       <w:r>
         <w:rPr>
@@ -3546,8 +3653,13 @@
         </w:rPr>
         <w:t xml:space="preserve"> </w:t>
       </w:r>
-      <w:r>
-        <w:t>ассетов,</w:t>
+      <w:proofErr w:type="spellStart"/>
+      <w:r>
+        <w:t>ассетов</w:t>
+      </w:r>
+      <w:proofErr w:type="spellEnd"/>
+      <w:r>
+        <w:t>,</w:t>
       </w:r>
       <w:r>
         <w:rPr>
@@ -3606,12 +3718,11 @@
     </w:p>
     <w:p>
       <w:pPr>
-        <w:pStyle w:val="BodyText"/>
+        <w:pStyle w:val="af2"/>
         <w:tabs>
           <w:tab w:val="left" w:pos="9540"/>
         </w:tabs>
-        <w:spacing w:line="0" w:lineRule="atLeast"/>
-        <w:ind w:right="100"/>
+        <w:spacing w:after="0" w:line="0" w:lineRule="atLeast"/>
         <w:jc w:val="center"/>
         <w:rPr>
           <w:rFonts w:ascii="Times New Roman" w:hAnsi="Times New Roman"/>
@@ -3665,223 +3776,98 @@
     </w:p>
     <w:p>
       <w:pPr>
-        <w:pStyle w:val="BodyText"/>
+        <w:pStyle w:val="af1"/>
+        <w:spacing w:before="120"/>
+        <w:ind w:firstLine="0"/>
+        <w:jc w:val="center"/>
+      </w:pPr>
+      <w:r>
+        <w:t>Рисунок</w:t>
+      </w:r>
+      <w:r>
+        <w:rPr>
+          <w:spacing w:val="-6"/>
+        </w:rPr>
+        <w:t xml:space="preserve"> 4.</w:t>
+      </w:r>
+      <w:r>
+        <w:t>11.</w:t>
+      </w:r>
+      <w:r>
+        <w:rPr>
+          <w:spacing w:val="-7"/>
+        </w:rPr>
+        <w:t xml:space="preserve"> </w:t>
+      </w:r>
+      <w:r>
+        <w:t>Папка</w:t>
+      </w:r>
+      <w:r>
+        <w:rPr>
+          <w:spacing w:val="-3"/>
+        </w:rPr>
+        <w:t xml:space="preserve"> </w:t>
+      </w:r>
+      <w:proofErr w:type="spellStart"/>
+      <w:r>
+        <w:t>Prefabs</w:t>
+      </w:r>
+      <w:proofErr w:type="spellEnd"/>
+      <w:r>
+        <w:rPr>
+          <w:spacing w:val="-3"/>
+        </w:rPr>
+        <w:t xml:space="preserve"> </w:t>
+      </w:r>
+      <w:r>
+        <w:t>и</w:t>
+      </w:r>
+      <w:r>
+        <w:rPr>
+          <w:spacing w:val="-2"/>
+        </w:rPr>
+        <w:t xml:space="preserve"> </w:t>
+      </w:r>
+      <w:proofErr w:type="spellStart"/>
+      <w:r>
+        <w:rPr>
+          <w:spacing w:val="-2"/>
+        </w:rPr>
+        <w:t>ассет</w:t>
+      </w:r>
+      <w:proofErr w:type="spellEnd"/>
+    </w:p>
+    <w:p>
+      <w:pPr>
+        <w:pStyle w:val="af1"/>
+      </w:pPr>
+      <w:r>
+        <w:t xml:space="preserve">После нажатия на добавленный объект в окне </w:t>
+      </w:r>
+      <w:proofErr w:type="spellStart"/>
+      <w:r>
+        <w:t>Hierarchy</w:t>
+      </w:r>
+      <w:proofErr w:type="spellEnd"/>
+      <w:r>
+        <w:t xml:space="preserve"> или в окне </w:t>
+      </w:r>
+      <w:proofErr w:type="spellStart"/>
+      <w:r>
+        <w:t>Scene</w:t>
+      </w:r>
+      <w:proofErr w:type="spellEnd"/>
+      <w:r>
+        <w:t>, объект будет выделен и теперь можно добавлять на него компоненты.</w:t>
+      </w:r>
+    </w:p>
+    <w:p>
+      <w:pPr>
+        <w:pStyle w:val="af2"/>
         <w:tabs>
           <w:tab w:val="left" w:pos="9540"/>
         </w:tabs>
-        <w:spacing w:before="195" w:after="0" w:line="240" w:lineRule="auto"/>
-        <w:ind w:right="100"/>
-        <w:jc w:val="center"/>
-        <w:rPr>
-          <w:rFonts w:ascii="Times New Roman" w:hAnsi="Times New Roman"/>
-          <w:sz w:val="28"/>
-          <w:szCs w:val="28"/>
-        </w:rPr>
-      </w:pPr>
-      <w:r>
-        <w:rPr>
-          <w:rFonts w:ascii="Times New Roman" w:hAnsi="Times New Roman"/>
-          <w:sz w:val="28"/>
-          <w:szCs w:val="28"/>
-        </w:rPr>
-        <w:t>Рисунок</w:t>
-      </w:r>
-      <w:r>
-        <w:rPr>
-          <w:rFonts w:ascii="Times New Roman" w:hAnsi="Times New Roman"/>
-          <w:spacing w:val="-6"/>
-          <w:sz w:val="28"/>
-          <w:szCs w:val="28"/>
-        </w:rPr>
-        <w:t xml:space="preserve"> 4.</w:t>
-      </w:r>
-      <w:r>
-        <w:rPr>
-          <w:rFonts w:ascii="Times New Roman" w:hAnsi="Times New Roman"/>
-          <w:sz w:val="28"/>
-          <w:szCs w:val="28"/>
-        </w:rPr>
-        <w:t>11.</w:t>
-      </w:r>
-      <w:r>
-        <w:rPr>
-          <w:rFonts w:ascii="Times New Roman" w:hAnsi="Times New Roman"/>
-          <w:spacing w:val="-7"/>
-          <w:sz w:val="28"/>
-          <w:szCs w:val="28"/>
-        </w:rPr>
-        <w:t xml:space="preserve"> </w:t>
-      </w:r>
-      <w:r>
-        <w:rPr>
-          <w:rFonts w:ascii="Times New Roman" w:hAnsi="Times New Roman"/>
-          <w:sz w:val="28"/>
-          <w:szCs w:val="28"/>
-        </w:rPr>
-        <w:t>Папка</w:t>
-      </w:r>
-      <w:r>
-        <w:rPr>
-          <w:rFonts w:ascii="Times New Roman" w:hAnsi="Times New Roman"/>
-          <w:spacing w:val="-3"/>
-          <w:sz w:val="28"/>
-          <w:szCs w:val="28"/>
-        </w:rPr>
-        <w:t xml:space="preserve"> </w:t>
-      </w:r>
-      <w:r>
-        <w:rPr>
-          <w:rFonts w:ascii="Times New Roman" w:hAnsi="Times New Roman"/>
-          <w:sz w:val="28"/>
-          <w:szCs w:val="28"/>
-        </w:rPr>
-        <w:t>Prefabs</w:t>
-      </w:r>
-      <w:r>
-        <w:rPr>
-          <w:rFonts w:ascii="Times New Roman" w:hAnsi="Times New Roman"/>
-          <w:spacing w:val="-3"/>
-          <w:sz w:val="28"/>
-          <w:szCs w:val="28"/>
-        </w:rPr>
-        <w:t xml:space="preserve"> </w:t>
-      </w:r>
-      <w:r>
-        <w:rPr>
-          <w:rFonts w:ascii="Times New Roman" w:hAnsi="Times New Roman"/>
-          <w:sz w:val="28"/>
-          <w:szCs w:val="28"/>
-        </w:rPr>
-        <w:t>и</w:t>
-      </w:r>
-      <w:r>
-        <w:rPr>
-          <w:rFonts w:ascii="Times New Roman" w:hAnsi="Times New Roman"/>
-          <w:spacing w:val="-2"/>
-          <w:sz w:val="28"/>
-          <w:szCs w:val="28"/>
-        </w:rPr>
-        <w:t xml:space="preserve"> ассет</w:t>
-      </w:r>
-    </w:p>
-    <w:p>
-      <w:pPr>
-        <w:pStyle w:val="a2"/>
-        <w:tabs>
-          <w:tab w:val="left" w:pos="9540"/>
-        </w:tabs>
-        <w:ind w:right="100"/>
-      </w:pPr>
-      <w:r>
-        <w:t>После</w:t>
-      </w:r>
-      <w:r>
-        <w:rPr>
-          <w:spacing w:val="-18"/>
-        </w:rPr>
-        <w:t xml:space="preserve"> </w:t>
-      </w:r>
-      <w:r>
-        <w:t>нажатия</w:t>
-      </w:r>
-      <w:r>
-        <w:rPr>
-          <w:spacing w:val="-17"/>
-        </w:rPr>
-        <w:t xml:space="preserve"> </w:t>
-      </w:r>
-      <w:r>
-        <w:t>на</w:t>
-      </w:r>
-      <w:r>
-        <w:rPr>
-          <w:spacing w:val="-18"/>
-        </w:rPr>
-        <w:t xml:space="preserve"> </w:t>
-      </w:r>
-      <w:r>
-        <w:t>добавленный</w:t>
-      </w:r>
-      <w:r>
-        <w:rPr>
-          <w:spacing w:val="-17"/>
-        </w:rPr>
-        <w:t xml:space="preserve"> </w:t>
-      </w:r>
-      <w:r>
-        <w:t>объект</w:t>
-      </w:r>
-      <w:r>
-        <w:rPr>
-          <w:spacing w:val="-18"/>
-        </w:rPr>
-        <w:t xml:space="preserve"> </w:t>
-      </w:r>
-      <w:r>
-        <w:t>в</w:t>
-      </w:r>
-      <w:r>
-        <w:rPr>
-          <w:spacing w:val="-17"/>
-        </w:rPr>
-        <w:t xml:space="preserve"> </w:t>
-      </w:r>
-      <w:r>
-        <w:t>окне</w:t>
-      </w:r>
-      <w:r>
-        <w:rPr>
-          <w:spacing w:val="-18"/>
-        </w:rPr>
-        <w:t xml:space="preserve"> </w:t>
-      </w:r>
-      <w:r>
-        <w:t>Hierarchy</w:t>
-      </w:r>
-      <w:r>
-        <w:rPr>
-          <w:spacing w:val="-17"/>
-        </w:rPr>
-        <w:t xml:space="preserve"> </w:t>
-      </w:r>
-      <w:r>
-        <w:t>или</w:t>
-      </w:r>
-      <w:r>
-        <w:rPr>
-          <w:spacing w:val="-18"/>
-        </w:rPr>
-        <w:t xml:space="preserve"> </w:t>
-      </w:r>
-      <w:r>
-        <w:t>в</w:t>
-      </w:r>
-      <w:r>
-        <w:rPr>
-          <w:spacing w:val="-17"/>
-        </w:rPr>
-        <w:t xml:space="preserve"> </w:t>
-      </w:r>
-      <w:r>
-        <w:t>окне</w:t>
-      </w:r>
-      <w:r>
-        <w:rPr>
-          <w:spacing w:val="-18"/>
-        </w:rPr>
-        <w:t xml:space="preserve"> </w:t>
-      </w:r>
-      <w:r>
-        <w:t>Scene, объект будет выделен и теперь можно добавлять на него компоненты.</w:t>
-      </w:r>
-    </w:p>
-    <w:p>
-      <w:pPr>
-        <w:pStyle w:val="BodyText"/>
-        <w:tabs>
-          <w:tab w:val="left" w:pos="9540"/>
-        </w:tabs>
-        <w:ind w:left="1" w:right="100"/>
+        <w:spacing w:after="0"/>
         <w:jc w:val="center"/>
         <w:rPr>
           <w:rFonts w:ascii="Times New Roman" w:hAnsi="Times New Roman"/>
@@ -3935,1441 +3921,1566 @@
     </w:p>
     <w:p>
       <w:pPr>
-        <w:pStyle w:val="BodyText"/>
+        <w:pStyle w:val="af1"/>
+        <w:spacing w:before="120"/>
+        <w:ind w:firstLine="0"/>
+        <w:jc w:val="center"/>
+      </w:pPr>
+      <w:r>
+        <w:t>Рисунок</w:t>
+      </w:r>
+      <w:r>
+        <w:rPr>
+          <w:spacing w:val="-8"/>
+        </w:rPr>
+        <w:t xml:space="preserve"> 4.</w:t>
+      </w:r>
+      <w:r>
+        <w:t>12.</w:t>
+      </w:r>
+      <w:r>
+        <w:rPr>
+          <w:spacing w:val="-7"/>
+        </w:rPr>
+        <w:t xml:space="preserve"> </w:t>
+      </w:r>
+      <w:r>
+        <w:t>Настройка</w:t>
+      </w:r>
+      <w:r>
+        <w:rPr>
+          <w:spacing w:val="-5"/>
+        </w:rPr>
+        <w:t xml:space="preserve"> </w:t>
+      </w:r>
+      <w:r>
+        <w:rPr>
+          <w:spacing w:val="-2"/>
+        </w:rPr>
+        <w:t>объекта</w:t>
+      </w:r>
+    </w:p>
+    <w:p>
+      <w:pPr>
+        <w:pStyle w:val="af1"/>
         <w:tabs>
           <w:tab w:val="left" w:pos="9540"/>
         </w:tabs>
-        <w:ind w:left="1" w:right="100"/>
-        <w:jc w:val="center"/>
-        <w:rPr>
-          <w:rFonts w:ascii="Times New Roman" w:hAnsi="Times New Roman"/>
-          <w:sz w:val="28"/>
-          <w:szCs w:val="28"/>
-        </w:rPr>
-      </w:pPr>
-      <w:r>
-        <w:rPr>
-          <w:rFonts w:ascii="Times New Roman" w:hAnsi="Times New Roman"/>
-          <w:sz w:val="28"/>
-          <w:szCs w:val="28"/>
-        </w:rPr>
-        <w:t>Рисунок</w:t>
-      </w:r>
-      <w:r>
-        <w:rPr>
-          <w:rFonts w:ascii="Times New Roman" w:hAnsi="Times New Roman"/>
+      </w:pPr>
+      <w:r>
+        <w:t xml:space="preserve">В </w:t>
+      </w:r>
+      <w:proofErr w:type="spellStart"/>
+      <w:r>
+        <w:t>Unity</w:t>
+      </w:r>
+      <w:proofErr w:type="spellEnd"/>
+      <w:r>
+        <w:t xml:space="preserve"> используется встроенный физический движок </w:t>
+      </w:r>
+      <w:proofErr w:type="spellStart"/>
+      <w:r>
+        <w:t>PhysX</w:t>
+      </w:r>
+      <w:proofErr w:type="spellEnd"/>
+      <w:r>
+        <w:t xml:space="preserve"> для 3D и Box 2D для 2D, который имитирует силы, гравитацию и столкновения.</w:t>
+      </w:r>
+    </w:p>
+    <w:p>
+      <w:pPr>
+        <w:pStyle w:val="af1"/>
+        <w:tabs>
+          <w:tab w:val="left" w:pos="9540"/>
+        </w:tabs>
+      </w:pPr>
+      <w:r>
+        <w:t>Для того чтобы объект участвовал в физической симуляции, к нему добавляют</w:t>
+      </w:r>
+      <w:r>
+        <w:rPr>
+          <w:spacing w:val="-5"/>
+        </w:rPr>
+        <w:t xml:space="preserve"> </w:t>
+      </w:r>
+      <w:proofErr w:type="spellStart"/>
+      <w:r>
+        <w:t>Rigidbody</w:t>
+      </w:r>
+      <w:proofErr w:type="spellEnd"/>
+      <w:r>
+        <w:rPr>
+          <w:spacing w:val="-3"/>
+        </w:rPr>
+        <w:t xml:space="preserve"> </w:t>
+      </w:r>
+      <w:r>
+        <w:t>(динамический</w:t>
+      </w:r>
+      <w:r>
+        <w:rPr>
+          <w:spacing w:val="-3"/>
+        </w:rPr>
+        <w:t xml:space="preserve"> </w:t>
+      </w:r>
+      <w:r>
+        <w:t>или</w:t>
+      </w:r>
+      <w:r>
+        <w:rPr>
+          <w:spacing w:val="-3"/>
+        </w:rPr>
+        <w:t xml:space="preserve"> </w:t>
+      </w:r>
+      <w:r>
+        <w:t>кинематический) и</w:t>
+      </w:r>
+      <w:r>
+        <w:rPr>
+          <w:spacing w:val="-3"/>
+        </w:rPr>
+        <w:t xml:space="preserve"> </w:t>
+      </w:r>
+      <w:proofErr w:type="spellStart"/>
+      <w:r>
+        <w:t>Collider</w:t>
+      </w:r>
+      <w:proofErr w:type="spellEnd"/>
+      <w:r>
+        <w:rPr>
+          <w:spacing w:val="-2"/>
+        </w:rPr>
+        <w:t xml:space="preserve"> </w:t>
+      </w:r>
+      <w:r>
+        <w:t xml:space="preserve">который задаёт форму для столкновений. Есть примитивные формы (Box, </w:t>
+      </w:r>
+      <w:proofErr w:type="spellStart"/>
+      <w:r>
+        <w:t>Sphere</w:t>
+      </w:r>
+      <w:proofErr w:type="spellEnd"/>
+      <w:r>
+        <w:t xml:space="preserve">, </w:t>
+      </w:r>
+      <w:proofErr w:type="spellStart"/>
+      <w:r>
+        <w:lastRenderedPageBreak/>
+        <w:t>Capsule</w:t>
+      </w:r>
+      <w:proofErr w:type="spellEnd"/>
+      <w:r>
+        <w:t>) и сложные (</w:t>
+      </w:r>
+      <w:proofErr w:type="spellStart"/>
+      <w:r>
+        <w:t>MeshCollider</w:t>
+      </w:r>
+      <w:proofErr w:type="spellEnd"/>
+      <w:r>
+        <w:t xml:space="preserve">). Если </w:t>
+      </w:r>
+      <w:proofErr w:type="spellStart"/>
+      <w:r>
+        <w:t>Rigidbody</w:t>
+      </w:r>
+      <w:proofErr w:type="spellEnd"/>
+      <w:r>
+        <w:t xml:space="preserve"> отсутствует, объект считается статичным и может взаимодействовать только с динамическими </w:t>
+      </w:r>
+      <w:r>
+        <w:rPr>
+          <w:spacing w:val="-2"/>
+        </w:rPr>
+        <w:t>телами.</w:t>
+      </w:r>
+    </w:p>
+    <w:p>
+      <w:pPr>
+        <w:pStyle w:val="af1"/>
+        <w:tabs>
+          <w:tab w:val="left" w:pos="9540"/>
+        </w:tabs>
+      </w:pPr>
+      <w:r>
+        <w:t>Все эти концепции позволяют создавать как простые, так и весьма сложные физические взаимодействия в игре.</w:t>
+      </w:r>
+    </w:p>
+    <w:p>
+      <w:pPr>
+        <w:pStyle w:val="af1"/>
+        <w:tabs>
+          <w:tab w:val="left" w:pos="9540"/>
+        </w:tabs>
+      </w:pPr>
+      <w:r>
+        <w:rPr>
+          <w:bCs/>
+        </w:rPr>
+        <w:t>Коллизия</w:t>
+      </w:r>
+      <w:r>
+        <w:rPr>
+          <w:b/>
+        </w:rPr>
+        <w:t xml:space="preserve"> </w:t>
+      </w:r>
+      <w:r>
+        <w:t>— это упрощённая геометрия объекта, которая позволяет взаимодействовать</w:t>
+      </w:r>
+      <w:r>
+        <w:rPr>
+          <w:spacing w:val="-4"/>
+        </w:rPr>
+        <w:t xml:space="preserve"> </w:t>
+      </w:r>
+      <w:r>
+        <w:t>с</w:t>
+      </w:r>
+      <w:r>
+        <w:rPr>
+          <w:spacing w:val="-2"/>
+        </w:rPr>
+        <w:t xml:space="preserve"> </w:t>
+      </w:r>
+      <w:r>
+        <w:t>другими</w:t>
+      </w:r>
+      <w:r>
+        <w:rPr>
+          <w:spacing w:val="-1"/>
+        </w:rPr>
+        <w:t xml:space="preserve"> </w:t>
+      </w:r>
+      <w:r>
+        <w:t>объектами:</w:t>
+      </w:r>
+      <w:r>
+        <w:rPr>
+          <w:spacing w:val="-1"/>
+        </w:rPr>
+        <w:t xml:space="preserve"> </w:t>
+      </w:r>
+      <w:r>
+        <w:t>столкновения,</w:t>
+      </w:r>
+      <w:r>
+        <w:rPr>
+          <w:spacing w:val="-2"/>
+        </w:rPr>
+        <w:t xml:space="preserve"> </w:t>
+      </w:r>
+      <w:r>
+        <w:t>выстрелы,</w:t>
+      </w:r>
+      <w:r>
+        <w:rPr>
+          <w:spacing w:val="-2"/>
+        </w:rPr>
+        <w:t xml:space="preserve"> </w:t>
+      </w:r>
+      <w:r>
+        <w:t>навигация ИИ</w:t>
+      </w:r>
+      <w:r>
+        <w:rPr>
+          <w:spacing w:val="-7"/>
+        </w:rPr>
+        <w:t xml:space="preserve"> </w:t>
+      </w:r>
+      <w:r>
+        <w:t>(противники</w:t>
+      </w:r>
+      <w:r>
+        <w:rPr>
+          <w:spacing w:val="-5"/>
+        </w:rPr>
+        <w:t xml:space="preserve"> </w:t>
+      </w:r>
+      <w:r>
+        <w:t>должны</w:t>
+      </w:r>
+      <w:r>
+        <w:rPr>
+          <w:spacing w:val="-7"/>
+        </w:rPr>
+        <w:t xml:space="preserve"> </w:t>
+      </w:r>
+      <w:r>
+        <w:t>обходить</w:t>
+      </w:r>
+      <w:r>
+        <w:rPr>
+          <w:spacing w:val="-7"/>
+        </w:rPr>
+        <w:t xml:space="preserve"> </w:t>
+      </w:r>
+      <w:r>
+        <w:t>объекты</w:t>
+      </w:r>
+      <w:r>
+        <w:rPr>
+          <w:spacing w:val="-5"/>
+        </w:rPr>
+        <w:t xml:space="preserve"> </w:t>
+      </w:r>
+      <w:r>
+        <w:t>с</w:t>
+      </w:r>
+      <w:r>
+        <w:rPr>
+          <w:spacing w:val="-5"/>
+        </w:rPr>
+        <w:t xml:space="preserve"> </w:t>
+      </w:r>
+      <w:r>
+        <w:t>коллизией)</w:t>
+      </w:r>
+      <w:r>
+        <w:rPr>
+          <w:spacing w:val="-5"/>
+        </w:rPr>
+        <w:t xml:space="preserve"> </w:t>
+      </w:r>
+      <w:r>
+        <w:t>и</w:t>
+      </w:r>
+      <w:r>
+        <w:rPr>
+          <w:spacing w:val="-7"/>
+        </w:rPr>
+        <w:t xml:space="preserve"> </w:t>
+      </w:r>
+      <w:r>
+        <w:t>прочее.</w:t>
+      </w:r>
+      <w:r>
+        <w:rPr>
+          <w:spacing w:val="-6"/>
+        </w:rPr>
+        <w:t xml:space="preserve"> </w:t>
+      </w:r>
+      <w:r>
+        <w:t>Например, если</w:t>
+      </w:r>
+      <w:r>
+        <w:rPr>
+          <w:spacing w:val="12"/>
+        </w:rPr>
+        <w:t xml:space="preserve"> </w:t>
+      </w:r>
+      <w:r>
+        <w:t>отключить</w:t>
+      </w:r>
+      <w:r>
+        <w:rPr>
+          <w:spacing w:val="14"/>
+        </w:rPr>
+        <w:t xml:space="preserve"> </w:t>
+      </w:r>
+      <w:r>
+        <w:t>коллизию</w:t>
+      </w:r>
+      <w:r>
+        <w:rPr>
+          <w:spacing w:val="14"/>
+        </w:rPr>
+        <w:t xml:space="preserve"> </w:t>
+      </w:r>
+      <w:r>
+        <w:t>в</w:t>
+      </w:r>
+      <w:r>
+        <w:rPr>
+          <w:spacing w:val="14"/>
+        </w:rPr>
+        <w:t xml:space="preserve"> </w:t>
+      </w:r>
+      <w:r>
+        <w:t>3D-шутере,</w:t>
+      </w:r>
+      <w:r>
+        <w:rPr>
+          <w:spacing w:val="12"/>
+        </w:rPr>
+        <w:t xml:space="preserve"> </w:t>
+      </w:r>
+      <w:r>
+        <w:t>игрок</w:t>
+      </w:r>
+      <w:r>
+        <w:rPr>
+          <w:spacing w:val="15"/>
+        </w:rPr>
+        <w:t xml:space="preserve"> </w:t>
+      </w:r>
+      <w:r>
+        <w:t>просто</w:t>
+      </w:r>
+      <w:r>
+        <w:rPr>
+          <w:spacing w:val="16"/>
+        </w:rPr>
+        <w:t xml:space="preserve"> </w:t>
+      </w:r>
+      <w:r>
+        <w:t>провалится</w:t>
+      </w:r>
+      <w:r>
+        <w:rPr>
+          <w:spacing w:val="15"/>
+        </w:rPr>
+        <w:t xml:space="preserve"> </w:t>
+      </w:r>
+      <w:r>
+        <w:t>под</w:t>
+      </w:r>
+      <w:r>
+        <w:rPr>
+          <w:spacing w:val="16"/>
+        </w:rPr>
+        <w:t xml:space="preserve"> </w:t>
+      </w:r>
+      <w:r>
+        <w:rPr>
+          <w:spacing w:val="-2"/>
+        </w:rPr>
+        <w:t>землю</w:t>
+      </w:r>
+      <w:r>
+        <w:t xml:space="preserve">, </w:t>
+      </w:r>
+      <w:r>
+        <w:t>персонаж</w:t>
+      </w:r>
+      <w:r>
+        <w:rPr>
+          <w:spacing w:val="-7"/>
+        </w:rPr>
+        <w:t xml:space="preserve"> </w:t>
+      </w:r>
+      <w:r>
+        <w:t>и</w:t>
+      </w:r>
+      <w:r>
+        <w:rPr>
+          <w:spacing w:val="-7"/>
+        </w:rPr>
+        <w:t xml:space="preserve"> </w:t>
+      </w:r>
+      <w:r>
+        <w:t>поверхность</w:t>
+      </w:r>
+      <w:r>
+        <w:rPr>
+          <w:spacing w:val="-9"/>
+        </w:rPr>
+        <w:t xml:space="preserve"> </w:t>
+      </w:r>
+      <w:r>
+        <w:t>не</w:t>
+      </w:r>
+      <w:r>
+        <w:rPr>
           <w:spacing w:val="-8"/>
-          <w:sz w:val="28"/>
-          <w:szCs w:val="28"/>
-        </w:rPr>
-        <w:t xml:space="preserve"> 4.</w:t>
-      </w:r>
-      <w:r>
-        <w:rPr>
-          <w:rFonts w:ascii="Times New Roman" w:hAnsi="Times New Roman"/>
-          <w:sz w:val="28"/>
-          <w:szCs w:val="28"/>
-        </w:rPr>
-        <w:t>12.</w:t>
-      </w:r>
-      <w:r>
-        <w:rPr>
-          <w:rFonts w:ascii="Times New Roman" w:hAnsi="Times New Roman"/>
+        </w:rPr>
+        <w:t xml:space="preserve"> </w:t>
+      </w:r>
+      <w:r>
+        <w:t>будут</w:t>
+      </w:r>
+      <w:r>
+        <w:rPr>
+          <w:spacing w:val="-8"/>
+        </w:rPr>
+        <w:t xml:space="preserve"> </w:t>
+      </w:r>
+      <w:r>
+        <w:t>взаимодействовать,</w:t>
+      </w:r>
+      <w:r>
+        <w:rPr>
+          <w:spacing w:val="-8"/>
+        </w:rPr>
+        <w:t xml:space="preserve"> </w:t>
+      </w:r>
+      <w:r>
+        <w:t>то</w:t>
+      </w:r>
+      <w:r>
+        <w:rPr>
+          <w:spacing w:val="-9"/>
+        </w:rPr>
+        <w:t xml:space="preserve"> </w:t>
+      </w:r>
+      <w:r>
+        <w:t>есть</w:t>
+      </w:r>
+      <w:r>
+        <w:rPr>
+          <w:spacing w:val="-8"/>
+        </w:rPr>
+        <w:t xml:space="preserve"> </w:t>
+      </w:r>
+      <w:r>
+        <w:t xml:space="preserve">сталкиваться. </w:t>
+      </w:r>
+    </w:p>
+    <w:p>
+      <w:pPr>
+        <w:pStyle w:val="af1"/>
+        <w:tabs>
+          <w:tab w:val="left" w:pos="9540"/>
+        </w:tabs>
+      </w:pPr>
+      <w:r>
+        <w:t>Для</w:t>
+      </w:r>
+      <w:r>
+        <w:rPr>
+          <w:spacing w:val="27"/>
+        </w:rPr>
+        <w:t xml:space="preserve"> </w:t>
+      </w:r>
+      <w:r>
+        <w:t>того,</w:t>
+      </w:r>
+      <w:r>
+        <w:rPr>
+          <w:spacing w:val="24"/>
+        </w:rPr>
+        <w:t xml:space="preserve"> </w:t>
+      </w:r>
+      <w:r>
+        <w:t>чтобы</w:t>
+      </w:r>
+      <w:r>
+        <w:rPr>
+          <w:spacing w:val="26"/>
+        </w:rPr>
+        <w:t xml:space="preserve"> </w:t>
+      </w:r>
+      <w:r>
+        <w:t>пользователь/игрок</w:t>
+      </w:r>
+      <w:r>
+        <w:rPr>
+          <w:spacing w:val="25"/>
+        </w:rPr>
+        <w:t xml:space="preserve"> </w:t>
+      </w:r>
+      <w:r>
+        <w:t>не</w:t>
+      </w:r>
+      <w:r>
+        <w:rPr>
+          <w:spacing w:val="25"/>
+        </w:rPr>
+        <w:t xml:space="preserve"> </w:t>
+      </w:r>
+      <w:r>
+        <w:t>мог</w:t>
+      </w:r>
+      <w:r>
+        <w:rPr>
+          <w:spacing w:val="25"/>
+        </w:rPr>
+        <w:t xml:space="preserve"> </w:t>
+      </w:r>
+      <w:r>
+        <w:t>проходить</w:t>
+      </w:r>
+      <w:r>
+        <w:rPr>
+          <w:spacing w:val="26"/>
+        </w:rPr>
+        <w:t xml:space="preserve"> </w:t>
+      </w:r>
+      <w:r>
+        <w:t>сквозь</w:t>
+      </w:r>
+      <w:r>
+        <w:rPr>
+          <w:spacing w:val="26"/>
+        </w:rPr>
+        <w:t xml:space="preserve"> </w:t>
+      </w:r>
+      <w:r>
+        <w:t>дерево</w:t>
+      </w:r>
+      <w:r>
+        <w:rPr>
+          <w:spacing w:val="36"/>
+        </w:rPr>
+        <w:t xml:space="preserve">, </w:t>
+      </w:r>
+      <w:r>
+        <w:t>необходимо</w:t>
+      </w:r>
+      <w:r>
+        <w:rPr>
+          <w:spacing w:val="-10"/>
+        </w:rPr>
+        <w:t xml:space="preserve"> </w:t>
+      </w:r>
+      <w:r>
+        <w:t>на</w:t>
+      </w:r>
+      <w:r>
+        <w:rPr>
+          <w:spacing w:val="-6"/>
+        </w:rPr>
+        <w:t xml:space="preserve"> </w:t>
+      </w:r>
+      <w:r>
+        <w:t>созданный</w:t>
+      </w:r>
+      <w:r>
+        <w:rPr>
+          <w:spacing w:val="-5"/>
+        </w:rPr>
+        <w:t xml:space="preserve"> </w:t>
+      </w:r>
+      <w:r>
+        <w:t>объект</w:t>
+      </w:r>
+      <w:r>
+        <w:rPr>
+          <w:spacing w:val="-5"/>
+        </w:rPr>
+        <w:t xml:space="preserve"> </w:t>
+      </w:r>
+      <w:r>
+        <w:t>повесить</w:t>
+      </w:r>
+      <w:r>
+        <w:rPr>
+          <w:spacing w:val="-6"/>
+        </w:rPr>
+        <w:t xml:space="preserve"> </w:t>
+      </w:r>
+      <w:r>
+        <w:t>компонент</w:t>
+      </w:r>
+      <w:r>
+        <w:rPr>
+          <w:spacing w:val="-6"/>
+        </w:rPr>
+        <w:t xml:space="preserve"> </w:t>
+      </w:r>
+      <w:r>
+        <w:t>с</w:t>
+      </w:r>
+      <w:r>
+        <w:rPr>
+          <w:spacing w:val="-5"/>
+        </w:rPr>
+        <w:t xml:space="preserve"> </w:t>
+      </w:r>
+      <w:r>
+        <w:rPr>
+          <w:spacing w:val="-2"/>
+        </w:rPr>
+        <w:t>коллизией.</w:t>
+      </w:r>
+    </w:p>
+    <w:p>
+      <w:pPr>
+        <w:pStyle w:val="af1"/>
+        <w:tabs>
+          <w:tab w:val="left" w:pos="9540"/>
+        </w:tabs>
+      </w:pPr>
+      <w:r>
+        <w:t>Существует</w:t>
+      </w:r>
+      <w:r>
+        <w:rPr>
+          <w:spacing w:val="-10"/>
+        </w:rPr>
+        <w:t xml:space="preserve"> </w:t>
+      </w:r>
+      <w:r>
+        <w:t>несколько</w:t>
+      </w:r>
+      <w:r>
+        <w:rPr>
+          <w:spacing w:val="-6"/>
+        </w:rPr>
+        <w:t xml:space="preserve"> </w:t>
+      </w:r>
+      <w:r>
+        <w:t>типов</w:t>
+      </w:r>
+      <w:r>
+        <w:rPr>
           <w:spacing w:val="-7"/>
-          <w:sz w:val="28"/>
-          <w:szCs w:val="28"/>
-        </w:rPr>
-        <w:t xml:space="preserve"> </w:t>
-      </w:r>
-      <w:r>
-        <w:rPr>
-          <w:rFonts w:ascii="Times New Roman" w:hAnsi="Times New Roman"/>
-          <w:sz w:val="28"/>
-          <w:szCs w:val="28"/>
-        </w:rPr>
-        <w:t>Настройка</w:t>
-      </w:r>
-      <w:r>
-        <w:rPr>
-          <w:rFonts w:ascii="Times New Roman" w:hAnsi="Times New Roman"/>
+        </w:rPr>
+        <w:t xml:space="preserve"> </w:t>
+      </w:r>
+      <w:r>
+        <w:rPr>
+          <w:spacing w:val="-2"/>
+        </w:rPr>
+        <w:t>коллайдеров:</w:t>
+      </w:r>
+    </w:p>
+    <w:p>
+      <w:pPr>
+        <w:pStyle w:val="af1"/>
+        <w:tabs>
+          <w:tab w:val="left" w:pos="9540"/>
+        </w:tabs>
+      </w:pPr>
+      <w:r>
+        <w:t>Box</w:t>
+      </w:r>
+      <w:r>
+        <w:rPr>
+          <w:spacing w:val="-14"/>
+        </w:rPr>
+        <w:t xml:space="preserve"> </w:t>
+      </w:r>
+      <w:proofErr w:type="spellStart"/>
+      <w:r>
+        <w:t>Collider</w:t>
+      </w:r>
+      <w:proofErr w:type="spellEnd"/>
+      <w:r>
+        <w:rPr>
+          <w:spacing w:val="-14"/>
+        </w:rPr>
+        <w:t xml:space="preserve"> </w:t>
+      </w:r>
+      <w:r>
+        <w:t>(коллайдер</w:t>
+      </w:r>
+      <w:r>
+        <w:rPr>
+          <w:spacing w:val="-14"/>
+        </w:rPr>
+        <w:t xml:space="preserve"> </w:t>
+      </w:r>
+      <w:r>
+        <w:t>коробки)</w:t>
+      </w:r>
+      <w:r>
+        <w:rPr>
+          <w:spacing w:val="-13"/>
+        </w:rPr>
+        <w:t xml:space="preserve"> </w:t>
+      </w:r>
+      <w:r>
+        <w:t>–</w:t>
+      </w:r>
+      <w:r>
+        <w:rPr>
+          <w:spacing w:val="-14"/>
+        </w:rPr>
+        <w:t xml:space="preserve"> </w:t>
+      </w:r>
+      <w:r>
+        <w:t>это</w:t>
+      </w:r>
+      <w:r>
+        <w:rPr>
+          <w:spacing w:val="-14"/>
+        </w:rPr>
+        <w:t xml:space="preserve"> </w:t>
+      </w:r>
+      <w:r>
+        <w:t>коллайдер,</w:t>
+      </w:r>
+      <w:r>
+        <w:rPr>
+          <w:spacing w:val="-15"/>
+        </w:rPr>
+        <w:t xml:space="preserve"> </w:t>
+      </w:r>
+      <w:r>
+        <w:t>который</w:t>
+      </w:r>
+      <w:r>
+        <w:rPr>
+          <w:spacing w:val="-16"/>
+        </w:rPr>
+        <w:t xml:space="preserve"> </w:t>
+      </w:r>
+      <w:r>
+        <w:t>представляет собой параллелепипед с фиксированным размером и ориентацией. Он используется для объектов, которые могут быть описаны прямоугольником, такими как стены, полы, двери и другие предметы.</w:t>
+      </w:r>
+    </w:p>
+    <w:p>
+      <w:pPr>
+        <w:pStyle w:val="af1"/>
+        <w:tabs>
+          <w:tab w:val="left" w:pos="9540"/>
+        </w:tabs>
+      </w:pPr>
+      <w:proofErr w:type="spellStart"/>
+      <w:r>
+        <w:t>Sphere</w:t>
+      </w:r>
+      <w:proofErr w:type="spellEnd"/>
+      <w:r>
+        <w:t xml:space="preserve"> </w:t>
+      </w:r>
+      <w:proofErr w:type="spellStart"/>
+      <w:r>
+        <w:t>Collider</w:t>
+      </w:r>
+      <w:proofErr w:type="spellEnd"/>
+      <w:r>
+        <w:t xml:space="preserve"> (коллайдер сферы) </w:t>
+      </w:r>
+      <w:r>
+        <w:t>–</w:t>
+      </w:r>
+      <w:r>
+        <w:t xml:space="preserve"> это коллайдер, который представляет собой сферу с фиксированным радиусом. Он используется для объектов, которые имеют сферическую форму, таких как шары, головы персонажей и т.д.</w:t>
+      </w:r>
+    </w:p>
+    <w:p>
+      <w:pPr>
+        <w:pStyle w:val="af1"/>
+        <w:tabs>
+          <w:tab w:val="left" w:pos="9540"/>
+        </w:tabs>
+      </w:pPr>
+      <w:proofErr w:type="spellStart"/>
+      <w:r>
+        <w:t>Capsule</w:t>
+      </w:r>
+      <w:proofErr w:type="spellEnd"/>
+      <w:r>
+        <w:t xml:space="preserve"> </w:t>
+      </w:r>
+      <w:proofErr w:type="spellStart"/>
+      <w:r>
+        <w:t>Collider</w:t>
+      </w:r>
+      <w:proofErr w:type="spellEnd"/>
+      <w:r>
+        <w:t xml:space="preserve"> (коллайдер капсулы) </w:t>
+      </w:r>
+      <w:r>
+        <w:t>–</w:t>
+      </w:r>
+      <w:r>
+        <w:t xml:space="preserve"> это коллайдер, который представляет собой цилиндр, закрытый с двух концов полусферами. </w:t>
+      </w:r>
+      <w:proofErr w:type="spellStart"/>
+      <w:r>
+        <w:t>Ониспользуется</w:t>
+      </w:r>
+      <w:proofErr w:type="spellEnd"/>
+      <w:r>
+        <w:t xml:space="preserve"> для объектов, которые имеют форму капсулы, таких как </w:t>
+      </w:r>
+      <w:r>
+        <w:rPr>
+          <w:spacing w:val="-2"/>
+        </w:rPr>
+        <w:t>персонажи.</w:t>
+      </w:r>
+    </w:p>
+    <w:p>
+      <w:pPr>
+        <w:pStyle w:val="af1"/>
+        <w:tabs>
+          <w:tab w:val="left" w:pos="9540"/>
+        </w:tabs>
+      </w:pPr>
+      <w:proofErr w:type="spellStart"/>
+      <w:r>
+        <w:t>Mesh</w:t>
+      </w:r>
+      <w:proofErr w:type="spellEnd"/>
+      <w:r>
+        <w:rPr>
+          <w:spacing w:val="39"/>
+        </w:rPr>
+        <w:t xml:space="preserve"> </w:t>
+      </w:r>
+      <w:proofErr w:type="spellStart"/>
+      <w:r>
+        <w:t>Collider</w:t>
+      </w:r>
+      <w:proofErr w:type="spellEnd"/>
+      <w:r>
+        <w:rPr>
+          <w:spacing w:val="36"/>
+        </w:rPr>
+        <w:t xml:space="preserve"> </w:t>
+      </w:r>
+      <w:r>
+        <w:t>(коллайдер</w:t>
+      </w:r>
+      <w:r>
+        <w:rPr>
+          <w:spacing w:val="37"/>
+        </w:rPr>
+        <w:t xml:space="preserve"> </w:t>
+      </w:r>
+      <w:r>
+        <w:t>сетки)</w:t>
+      </w:r>
+      <w:r>
+        <w:rPr>
+          <w:spacing w:val="40"/>
+        </w:rPr>
+        <w:t xml:space="preserve"> </w:t>
+      </w:r>
+      <w:r>
+        <w:t>–</w:t>
+      </w:r>
+      <w:r>
+        <w:rPr>
+          <w:spacing w:val="38"/>
+        </w:rPr>
+        <w:t xml:space="preserve"> </w:t>
+      </w:r>
+      <w:r>
+        <w:t>это</w:t>
+      </w:r>
+      <w:r>
+        <w:rPr>
+          <w:spacing w:val="36"/>
+        </w:rPr>
+        <w:t xml:space="preserve"> </w:t>
+      </w:r>
+      <w:r>
+        <w:t>коллайдер,</w:t>
+      </w:r>
+      <w:r>
+        <w:rPr>
+          <w:spacing w:val="38"/>
+        </w:rPr>
+        <w:t xml:space="preserve"> </w:t>
+      </w:r>
+      <w:r>
+        <w:t>который</w:t>
+      </w:r>
+      <w:r>
+        <w:rPr>
+          <w:spacing w:val="37"/>
+        </w:rPr>
+        <w:t xml:space="preserve"> </w:t>
+      </w:r>
+      <w:r>
+        <w:t>использует форму</w:t>
+      </w:r>
+      <w:r>
+        <w:rPr>
+          <w:spacing w:val="80"/>
+        </w:rPr>
+        <w:t xml:space="preserve"> </w:t>
+      </w:r>
+      <w:r>
+        <w:t>сетки</w:t>
+      </w:r>
+      <w:r>
+        <w:rPr>
+          <w:spacing w:val="80"/>
+        </w:rPr>
+        <w:t xml:space="preserve"> </w:t>
+      </w:r>
+      <w:r>
+        <w:t>объекта</w:t>
+      </w:r>
+      <w:r>
+        <w:rPr>
+          <w:spacing w:val="80"/>
+        </w:rPr>
+        <w:t xml:space="preserve"> </w:t>
+      </w:r>
+      <w:r>
+        <w:t>для</w:t>
+      </w:r>
+      <w:r>
+        <w:rPr>
+          <w:spacing w:val="80"/>
+        </w:rPr>
+        <w:t xml:space="preserve"> </w:t>
+      </w:r>
+      <w:r>
+        <w:t>определения</w:t>
+      </w:r>
+      <w:r>
+        <w:rPr>
+          <w:spacing w:val="80"/>
+        </w:rPr>
+        <w:t xml:space="preserve"> </w:t>
+      </w:r>
+      <w:r>
+        <w:t>коллизий.</w:t>
+      </w:r>
+      <w:r>
+        <w:rPr>
+          <w:spacing w:val="80"/>
+        </w:rPr>
+        <w:t xml:space="preserve"> </w:t>
+      </w:r>
+      <w:r>
+        <w:t>Он</w:t>
+      </w:r>
+      <w:r>
+        <w:rPr>
+          <w:spacing w:val="80"/>
+        </w:rPr>
+        <w:t xml:space="preserve"> </w:t>
+      </w:r>
+      <w:r>
+        <w:t>используется</w:t>
+      </w:r>
+      <w:r>
+        <w:rPr>
+          <w:spacing w:val="80"/>
+        </w:rPr>
+        <w:t xml:space="preserve"> </w:t>
+      </w:r>
+      <w:r>
+        <w:t>для</w:t>
+      </w:r>
+      <w:r>
+        <w:rPr>
+          <w:spacing w:val="80"/>
+        </w:rPr>
+        <w:t xml:space="preserve"> </w:t>
+      </w:r>
+      <w:r>
+        <w:t>объектов,</w:t>
+      </w:r>
+      <w:r>
+        <w:rPr>
+          <w:spacing w:val="-3"/>
+        </w:rPr>
+        <w:t xml:space="preserve"> </w:t>
+      </w:r>
+      <w:r>
+        <w:t>которые</w:t>
+      </w:r>
+      <w:r>
+        <w:rPr>
+          <w:spacing w:val="-2"/>
+        </w:rPr>
+        <w:t xml:space="preserve"> </w:t>
+      </w:r>
+      <w:r>
+        <w:t>имеют</w:t>
+      </w:r>
+      <w:r>
+        <w:rPr>
+          <w:spacing w:val="-3"/>
+        </w:rPr>
+        <w:t xml:space="preserve"> </w:t>
+      </w:r>
+      <w:r>
+        <w:t>сложную</w:t>
+      </w:r>
+      <w:r>
+        <w:rPr>
+          <w:spacing w:val="-3"/>
+        </w:rPr>
+        <w:t xml:space="preserve"> </w:t>
+      </w:r>
+      <w:r>
+        <w:t>форму,</w:t>
+      </w:r>
+      <w:r>
+        <w:rPr>
+          <w:spacing w:val="-3"/>
+        </w:rPr>
+        <w:t xml:space="preserve"> </w:t>
+      </w:r>
+      <w:r>
+        <w:t>такие</w:t>
+      </w:r>
+      <w:r>
+        <w:rPr>
+          <w:spacing w:val="-2"/>
+        </w:rPr>
+        <w:t xml:space="preserve"> </w:t>
+      </w:r>
+      <w:r>
+        <w:t>как</w:t>
+      </w:r>
+      <w:r>
+        <w:rPr>
           <w:spacing w:val="-5"/>
-          <w:sz w:val="28"/>
-          <w:szCs w:val="28"/>
-        </w:rPr>
-        <w:t xml:space="preserve"> </w:t>
-      </w:r>
-      <w:r>
-        <w:rPr>
-          <w:rFonts w:ascii="Times New Roman" w:hAnsi="Times New Roman"/>
+        </w:rPr>
+        <w:t xml:space="preserve"> </w:t>
+      </w:r>
+      <w:r>
+        <w:t>скалы,</w:t>
+      </w:r>
+      <w:r>
+        <w:rPr>
+          <w:spacing w:val="-5"/>
+        </w:rPr>
+        <w:t xml:space="preserve"> </w:t>
+      </w:r>
+      <w:r>
+        <w:t>деревья</w:t>
+      </w:r>
+      <w:r>
+        <w:rPr>
           <w:spacing w:val="-2"/>
-          <w:sz w:val="28"/>
-          <w:szCs w:val="28"/>
-        </w:rPr>
-        <w:t>объекта</w:t>
-      </w:r>
-    </w:p>
-    <w:p>
-      <w:pPr>
-        <w:pStyle w:val="a2"/>
+        </w:rPr>
+        <w:t xml:space="preserve"> </w:t>
+      </w:r>
+      <w:r>
+        <w:t>и</w:t>
+      </w:r>
+      <w:r>
+        <w:rPr>
+          <w:spacing w:val="-2"/>
+        </w:rPr>
+        <w:t xml:space="preserve"> </w:t>
+      </w:r>
+      <w:r>
+        <w:t xml:space="preserve">здания. </w:t>
+      </w:r>
+      <w:proofErr w:type="spellStart"/>
+      <w:r>
+        <w:rPr>
+          <w:spacing w:val="-2"/>
+        </w:rPr>
+        <w:t>Terrain</w:t>
+      </w:r>
+      <w:proofErr w:type="spellEnd"/>
+      <w:r>
+        <w:rPr>
+          <w:spacing w:val="-2"/>
+        </w:rPr>
+        <w:t xml:space="preserve"> </w:t>
+      </w:r>
+      <w:proofErr w:type="spellStart"/>
+      <w:r>
+        <w:rPr>
+          <w:spacing w:val="-2"/>
+        </w:rPr>
+        <w:t>Collider</w:t>
+      </w:r>
+      <w:proofErr w:type="spellEnd"/>
+      <w:r>
+        <w:rPr>
+          <w:spacing w:val="-2"/>
+        </w:rPr>
+        <w:t xml:space="preserve"> (коллайдер </w:t>
+      </w:r>
+      <w:proofErr w:type="spellStart"/>
+      <w:r>
+        <w:rPr>
+          <w:spacing w:val="-2"/>
+        </w:rPr>
+        <w:t>террейна</w:t>
+      </w:r>
+      <w:proofErr w:type="spellEnd"/>
+      <w:r>
+        <w:rPr>
+          <w:spacing w:val="-2"/>
+        </w:rPr>
+        <w:t>)</w:t>
+      </w:r>
+      <w:r>
+        <w:rPr>
+          <w:spacing w:val="-2"/>
+        </w:rPr>
+        <w:t xml:space="preserve"> </w:t>
+      </w:r>
+      <w:r>
+        <w:t xml:space="preserve">– </w:t>
+      </w:r>
+      <w:r>
+        <w:rPr>
+          <w:spacing w:val="-4"/>
+        </w:rPr>
+        <w:t xml:space="preserve">это </w:t>
+      </w:r>
+      <w:r>
+        <w:rPr>
+          <w:spacing w:val="-2"/>
+        </w:rPr>
+        <w:t>коллайдер,</w:t>
+      </w:r>
+      <w:r>
+        <w:t xml:space="preserve"> </w:t>
+      </w:r>
+      <w:r>
+        <w:rPr>
+          <w:spacing w:val="-2"/>
+        </w:rPr>
+        <w:t xml:space="preserve">который </w:t>
+      </w:r>
+      <w:r>
+        <w:t>используется</w:t>
+      </w:r>
+      <w:r>
+        <w:rPr>
+          <w:spacing w:val="-1"/>
+        </w:rPr>
+        <w:t xml:space="preserve"> </w:t>
+      </w:r>
+      <w:r>
+        <w:lastRenderedPageBreak/>
+        <w:t>для</w:t>
+      </w:r>
+      <w:r>
+        <w:rPr>
+          <w:spacing w:val="1"/>
+        </w:rPr>
+        <w:t xml:space="preserve"> </w:t>
+      </w:r>
+      <w:proofErr w:type="spellStart"/>
+      <w:r>
+        <w:t>террейна</w:t>
+      </w:r>
+      <w:proofErr w:type="spellEnd"/>
+      <w:r>
+        <w:rPr>
+          <w:spacing w:val="2"/>
+        </w:rPr>
+        <w:t xml:space="preserve"> </w:t>
+      </w:r>
+      <w:r>
+        <w:t>(ландшафта)</w:t>
+      </w:r>
+      <w:r>
+        <w:rPr>
+          <w:spacing w:val="-1"/>
+        </w:rPr>
+        <w:t xml:space="preserve"> </w:t>
+      </w:r>
+      <w:r>
+        <w:t>и</w:t>
+      </w:r>
+      <w:r>
+        <w:rPr>
+          <w:spacing w:val="2"/>
+        </w:rPr>
+        <w:t xml:space="preserve"> </w:t>
+      </w:r>
+      <w:r>
+        <w:t>определяет</w:t>
+      </w:r>
+      <w:r>
+        <w:rPr>
+          <w:spacing w:val="2"/>
+        </w:rPr>
+        <w:t xml:space="preserve"> </w:t>
+      </w:r>
+      <w:r>
+        <w:t>форму</w:t>
+      </w:r>
+      <w:r>
+        <w:rPr>
+          <w:spacing w:val="2"/>
+        </w:rPr>
+        <w:t xml:space="preserve"> </w:t>
+      </w:r>
+      <w:r>
+        <w:t>его</w:t>
+      </w:r>
+      <w:r>
+        <w:rPr>
+          <w:spacing w:val="1"/>
+        </w:rPr>
+        <w:t xml:space="preserve"> </w:t>
+      </w:r>
+      <w:r>
+        <w:rPr>
+          <w:spacing w:val="-2"/>
+        </w:rPr>
+        <w:t>поверхности</w:t>
+      </w:r>
+      <w:r>
+        <w:t xml:space="preserve"> для</w:t>
+      </w:r>
+      <w:r>
+        <w:rPr>
+          <w:spacing w:val="-6"/>
+        </w:rPr>
+        <w:t xml:space="preserve"> </w:t>
+      </w:r>
+      <w:r>
+        <w:t>обнаружения</w:t>
+      </w:r>
+      <w:r>
+        <w:rPr>
+          <w:spacing w:val="-6"/>
+        </w:rPr>
+        <w:t xml:space="preserve"> </w:t>
+      </w:r>
+      <w:r>
+        <w:rPr>
+          <w:spacing w:val="-2"/>
+        </w:rPr>
+        <w:t>коллизий.</w:t>
+      </w:r>
+    </w:p>
+    <w:p>
+      <w:pPr>
+        <w:pStyle w:val="af1"/>
         <w:tabs>
           <w:tab w:val="left" w:pos="9540"/>
         </w:tabs>
-        <w:ind w:right="100"/>
-      </w:pPr>
-      <w:r>
-        <w:t>В Unity используется встроенный физический движок PhysX для 3D и Box 2D для 2D, который имитирует силы, гравитацию и столкновения.</w:t>
-      </w:r>
-    </w:p>
-    <w:p>
-      <w:pPr>
-        <w:pStyle w:val="a2"/>
+      </w:pPr>
+      <w:proofErr w:type="spellStart"/>
+      <w:r>
+        <w:t>Wheel</w:t>
+      </w:r>
+      <w:proofErr w:type="spellEnd"/>
+      <w:r>
+        <w:t xml:space="preserve"> </w:t>
+      </w:r>
+      <w:proofErr w:type="spellStart"/>
+      <w:r>
+        <w:t>Collider</w:t>
+      </w:r>
+      <w:proofErr w:type="spellEnd"/>
+      <w:r>
+        <w:t xml:space="preserve"> (коллайдер колеса) </w:t>
+      </w:r>
+      <w:r>
+        <w:t>–</w:t>
+      </w:r>
+      <w:r>
+        <w:t xml:space="preserve"> это коллайдер, который используется</w:t>
+      </w:r>
+      <w:r>
+        <w:rPr>
+          <w:spacing w:val="-13"/>
+        </w:rPr>
+        <w:t xml:space="preserve"> </w:t>
+      </w:r>
+      <w:r>
+        <w:t>для</w:t>
+      </w:r>
+      <w:r>
+        <w:rPr>
+          <w:spacing w:val="-11"/>
+        </w:rPr>
+        <w:t xml:space="preserve"> </w:t>
+      </w:r>
+      <w:r>
+        <w:t>симуляции</w:t>
+      </w:r>
+      <w:r>
+        <w:rPr>
+          <w:spacing w:val="-11"/>
+        </w:rPr>
+        <w:t xml:space="preserve"> </w:t>
+      </w:r>
+      <w:r>
+        <w:t>движения</w:t>
+      </w:r>
+      <w:r>
+        <w:rPr>
+          <w:spacing w:val="-13"/>
+        </w:rPr>
+        <w:t xml:space="preserve"> </w:t>
+      </w:r>
+      <w:r>
+        <w:t>колес.</w:t>
+      </w:r>
+      <w:r>
+        <w:rPr>
+          <w:spacing w:val="-14"/>
+        </w:rPr>
+        <w:t xml:space="preserve"> </w:t>
+      </w:r>
+      <w:r>
+        <w:t>Он</w:t>
+      </w:r>
+      <w:r>
+        <w:rPr>
+          <w:spacing w:val="-13"/>
+        </w:rPr>
+        <w:t xml:space="preserve"> </w:t>
+      </w:r>
+      <w:r>
+        <w:t>может</w:t>
+      </w:r>
+      <w:r>
+        <w:rPr>
+          <w:spacing w:val="-13"/>
+        </w:rPr>
+        <w:t xml:space="preserve"> </w:t>
+      </w:r>
+      <w:r>
+        <w:t>быть</w:t>
+      </w:r>
+      <w:r>
+        <w:rPr>
+          <w:spacing w:val="-12"/>
+        </w:rPr>
+        <w:t xml:space="preserve"> </w:t>
+      </w:r>
+      <w:r>
+        <w:t>использован</w:t>
+      </w:r>
+      <w:r>
+        <w:rPr>
+          <w:spacing w:val="-13"/>
+        </w:rPr>
+        <w:t xml:space="preserve"> </w:t>
+      </w:r>
+      <w:r>
+        <w:t xml:space="preserve">для </w:t>
+      </w:r>
+      <w:r>
+        <w:rPr>
+          <w:spacing w:val="-2"/>
+        </w:rPr>
+        <w:t>создания</w:t>
+      </w:r>
+      <w:r>
+        <w:rPr>
+          <w:spacing w:val="-7"/>
+        </w:rPr>
+        <w:t xml:space="preserve"> </w:t>
+      </w:r>
+      <w:r>
+        <w:rPr>
+          <w:spacing w:val="-2"/>
+        </w:rPr>
+        <w:t>реалистичной</w:t>
+      </w:r>
+      <w:r>
+        <w:rPr>
+          <w:spacing w:val="-3"/>
+        </w:rPr>
+        <w:t xml:space="preserve"> </w:t>
+      </w:r>
+      <w:r>
+        <w:rPr>
+          <w:spacing w:val="-2"/>
+        </w:rPr>
+        <w:t>физики</w:t>
+      </w:r>
+      <w:r>
+        <w:rPr>
+          <w:spacing w:val="-7"/>
+        </w:rPr>
+        <w:t xml:space="preserve"> </w:t>
+      </w:r>
+      <w:r>
+        <w:rPr>
+          <w:spacing w:val="-2"/>
+        </w:rPr>
+        <w:t>движения</w:t>
+      </w:r>
+      <w:r>
+        <w:rPr>
+          <w:spacing w:val="-3"/>
+        </w:rPr>
+        <w:t xml:space="preserve"> </w:t>
+      </w:r>
+      <w:r>
+        <w:rPr>
+          <w:spacing w:val="-2"/>
+        </w:rPr>
+        <w:t>автомобилей</w:t>
+      </w:r>
+      <w:r>
+        <w:rPr>
+          <w:spacing w:val="-5"/>
+        </w:rPr>
+        <w:t xml:space="preserve"> </w:t>
+      </w:r>
+      <w:r>
+        <w:rPr>
+          <w:spacing w:val="-2"/>
+        </w:rPr>
+        <w:t>и</w:t>
+      </w:r>
+      <w:r>
+        <w:rPr>
+          <w:spacing w:val="-3"/>
+        </w:rPr>
+        <w:t xml:space="preserve"> </w:t>
+      </w:r>
+      <w:r>
+        <w:rPr>
+          <w:spacing w:val="-2"/>
+        </w:rPr>
+        <w:t>других</w:t>
+      </w:r>
+      <w:r>
+        <w:rPr>
+          <w:spacing w:val="-3"/>
+        </w:rPr>
+        <w:t xml:space="preserve"> </w:t>
+      </w:r>
+      <w:r>
+        <w:rPr>
+          <w:spacing w:val="-2"/>
+        </w:rPr>
+        <w:t>транспортных средств.</w:t>
+      </w:r>
+    </w:p>
+    <w:p>
+      <w:pPr>
+        <w:pStyle w:val="af1"/>
         <w:tabs>
           <w:tab w:val="left" w:pos="9540"/>
         </w:tabs>
-        <w:ind w:right="100"/>
-      </w:pPr>
-      <w:r>
-        <w:t>Для того чтобы объект участвовал в физической симуляции, к нему добавляют</w:t>
-      </w:r>
-      <w:r>
-        <w:rPr>
-          <w:spacing w:val="-5"/>
-        </w:rPr>
-        <w:t xml:space="preserve"> </w:t>
-      </w:r>
-      <w:r>
-        <w:t>Rigidbody</w:t>
-      </w:r>
-      <w:r>
-        <w:rPr>
-          <w:spacing w:val="-3"/>
-        </w:rPr>
-        <w:t xml:space="preserve"> </w:t>
-      </w:r>
-      <w:r>
-        <w:t>(динамический</w:t>
-      </w:r>
-      <w:r>
-        <w:rPr>
-          <w:spacing w:val="-3"/>
-        </w:rPr>
-        <w:t xml:space="preserve"> </w:t>
-      </w:r>
-      <w:r>
-        <w:t>или</w:t>
-      </w:r>
-      <w:r>
-        <w:rPr>
-          <w:spacing w:val="-3"/>
-        </w:rPr>
-        <w:t xml:space="preserve"> </w:t>
-      </w:r>
-      <w:r>
-        <w:t>кинематический) и</w:t>
-      </w:r>
-      <w:r>
-        <w:rPr>
-          <w:spacing w:val="-3"/>
-        </w:rPr>
-        <w:t xml:space="preserve"> </w:t>
-      </w:r>
+      </w:pPr>
+      <w:r>
+        <w:t xml:space="preserve">В рассматриваемом примере будет использоваться </w:t>
+      </w:r>
+      <w:proofErr w:type="spellStart"/>
+      <w:r>
+        <w:t>Mesh</w:t>
+      </w:r>
+      <w:proofErr w:type="spellEnd"/>
+      <w:r>
+        <w:t xml:space="preserve"> </w:t>
+      </w:r>
+      <w:proofErr w:type="spellStart"/>
       <w:r>
         <w:t>Collider</w:t>
       </w:r>
-      <w:r>
-        <w:rPr>
-          <w:spacing w:val="-2"/>
-        </w:rPr>
-        <w:t xml:space="preserve"> </w:t>
-      </w:r>
-      <w:r>
-        <w:t xml:space="preserve">который задаёт форму для столкновений. Есть примитивные формы (Box, Sphere, Capsule) и </w:t>
-      </w:r>
-      <w:r>
-        <w:lastRenderedPageBreak/>
-        <w:t xml:space="preserve">сложные (MeshCollider). Если Rigidbody отсутствует, объект считается статичным и может взаимодействовать только с динамическими </w:t>
-      </w:r>
-      <w:r>
-        <w:rPr>
-          <w:spacing w:val="-2"/>
-        </w:rPr>
-        <w:t>телами.</w:t>
-      </w:r>
-    </w:p>
-    <w:p>
-      <w:pPr>
-        <w:pStyle w:val="a2"/>
+      <w:proofErr w:type="spellEnd"/>
+      <w:r>
+        <w:t>, который позволяет полностью повторить форму объекта.</w:t>
+      </w:r>
+    </w:p>
+    <w:p>
+      <w:pPr>
+        <w:pStyle w:val="af1"/>
         <w:tabs>
           <w:tab w:val="left" w:pos="9540"/>
         </w:tabs>
-        <w:ind w:right="100"/>
-      </w:pPr>
-      <w:r>
-        <w:t>Все эти концепции позволяют создавать как простые, так и весьма сложные физические взаимодействия в игре.</w:t>
-      </w:r>
-    </w:p>
-    <w:p>
-      <w:pPr>
-        <w:pStyle w:val="a2"/>
+      </w:pPr>
+      <w:r>
+        <w:t xml:space="preserve">Для добавления компонента необходимо нажать на кнопку </w:t>
+      </w:r>
+      <w:proofErr w:type="spellStart"/>
+      <w:r>
+        <w:t>Add</w:t>
+      </w:r>
+      <w:proofErr w:type="spellEnd"/>
+      <w:r>
+        <w:t xml:space="preserve"> </w:t>
+      </w:r>
+      <w:proofErr w:type="spellStart"/>
+      <w:r>
+        <w:t>Component</w:t>
+      </w:r>
+      <w:proofErr w:type="spellEnd"/>
+      <w:r>
+        <w:t xml:space="preserve"> и найти в поиске подходящий компонент.</w:t>
+      </w:r>
+    </w:p>
+    <w:p>
+      <w:pPr>
+        <w:pStyle w:val="af1"/>
         <w:tabs>
           <w:tab w:val="left" w:pos="9540"/>
         </w:tabs>
-        <w:ind w:right="100"/>
-      </w:pPr>
-      <w:r>
-        <w:rPr>
-          <w:bCs/>
-        </w:rPr>
-        <w:t>Коллизия</w:t>
-      </w:r>
-      <w:r>
-        <w:rPr>
-          <w:b/>
-        </w:rPr>
-        <w:t xml:space="preserve"> </w:t>
-      </w:r>
-      <w:r>
-        <w:t>— это упрощённая геометрия объекта, которая позволяет взаимодействовать</w:t>
-      </w:r>
-      <w:r>
-        <w:rPr>
-          <w:spacing w:val="-4"/>
-        </w:rPr>
-        <w:t xml:space="preserve"> </w:t>
-      </w:r>
-      <w:r>
-        <w:t>с</w:t>
-      </w:r>
-      <w:r>
-        <w:rPr>
-          <w:spacing w:val="-2"/>
-        </w:rPr>
-        <w:t xml:space="preserve"> </w:t>
-      </w:r>
-      <w:r>
-        <w:t>другими</w:t>
-      </w:r>
-      <w:r>
-        <w:rPr>
-          <w:spacing w:val="-1"/>
-        </w:rPr>
-        <w:t xml:space="preserve"> </w:t>
-      </w:r>
-      <w:r>
-        <w:t>объектами:</w:t>
-      </w:r>
-      <w:r>
-        <w:rPr>
-          <w:spacing w:val="-1"/>
-        </w:rPr>
-        <w:t xml:space="preserve"> </w:t>
-      </w:r>
-      <w:r>
-        <w:t>столкновения,</w:t>
-      </w:r>
-      <w:r>
-        <w:rPr>
-          <w:spacing w:val="-2"/>
-        </w:rPr>
-        <w:t xml:space="preserve"> </w:t>
-      </w:r>
-      <w:r>
-        <w:t>выстрелы,</w:t>
-      </w:r>
-      <w:r>
-        <w:rPr>
-          <w:spacing w:val="-2"/>
-        </w:rPr>
-        <w:t xml:space="preserve"> </w:t>
-      </w:r>
-      <w:r>
-        <w:t>навигация ИИ</w:t>
-      </w:r>
-      <w:r>
-        <w:rPr>
-          <w:spacing w:val="-7"/>
-        </w:rPr>
-        <w:t xml:space="preserve"> </w:t>
-      </w:r>
-      <w:r>
-        <w:t>(противники</w:t>
-      </w:r>
-      <w:r>
-        <w:rPr>
-          <w:spacing w:val="-5"/>
-        </w:rPr>
-        <w:t xml:space="preserve"> </w:t>
-      </w:r>
-      <w:r>
-        <w:t>должны</w:t>
-      </w:r>
-      <w:r>
-        <w:rPr>
-          <w:spacing w:val="-7"/>
-        </w:rPr>
-        <w:t xml:space="preserve"> </w:t>
-      </w:r>
-      <w:r>
-        <w:t>обходить</w:t>
-      </w:r>
-      <w:r>
-        <w:rPr>
-          <w:spacing w:val="-7"/>
-        </w:rPr>
-        <w:t xml:space="preserve"> </w:t>
-      </w:r>
-      <w:r>
-        <w:t>объекты</w:t>
-      </w:r>
-      <w:r>
-        <w:rPr>
-          <w:spacing w:val="-5"/>
-        </w:rPr>
-        <w:t xml:space="preserve"> </w:t>
-      </w:r>
-      <w:r>
-        <w:t>с</w:t>
-      </w:r>
-      <w:r>
-        <w:rPr>
-          <w:spacing w:val="-5"/>
-        </w:rPr>
-        <w:t xml:space="preserve"> </w:t>
-      </w:r>
-      <w:r>
-        <w:t>коллизией)</w:t>
-      </w:r>
-      <w:r>
-        <w:rPr>
-          <w:spacing w:val="-5"/>
-        </w:rPr>
-        <w:t xml:space="preserve"> </w:t>
-      </w:r>
-      <w:r>
-        <w:t>и</w:t>
-      </w:r>
-      <w:r>
-        <w:rPr>
-          <w:spacing w:val="-7"/>
-        </w:rPr>
-        <w:t xml:space="preserve"> </w:t>
-      </w:r>
-      <w:r>
-        <w:t>прочее.</w:t>
-      </w:r>
-      <w:r>
-        <w:rPr>
-          <w:spacing w:val="-6"/>
-        </w:rPr>
-        <w:t xml:space="preserve"> </w:t>
-      </w:r>
-      <w:r>
-        <w:t>Например, если</w:t>
-      </w:r>
-      <w:r>
-        <w:rPr>
-          <w:spacing w:val="12"/>
-        </w:rPr>
-        <w:t xml:space="preserve"> </w:t>
-      </w:r>
-      <w:r>
-        <w:t>отключить</w:t>
-      </w:r>
-      <w:r>
-        <w:rPr>
-          <w:spacing w:val="14"/>
-        </w:rPr>
-        <w:t xml:space="preserve"> </w:t>
-      </w:r>
-      <w:r>
-        <w:t>коллизию</w:t>
-      </w:r>
-      <w:r>
-        <w:rPr>
-          <w:spacing w:val="14"/>
-        </w:rPr>
-        <w:t xml:space="preserve"> </w:t>
-      </w:r>
-      <w:r>
-        <w:t>в</w:t>
-      </w:r>
-      <w:r>
-        <w:rPr>
-          <w:spacing w:val="14"/>
-        </w:rPr>
-        <w:t xml:space="preserve"> </w:t>
-      </w:r>
-      <w:r>
-        <w:t>3D-шутере,</w:t>
-      </w:r>
-      <w:r>
-        <w:rPr>
-          <w:spacing w:val="12"/>
-        </w:rPr>
-        <w:t xml:space="preserve"> </w:t>
-      </w:r>
-      <w:r>
-        <w:t>игрок</w:t>
-      </w:r>
-      <w:r>
-        <w:rPr>
-          <w:spacing w:val="15"/>
-        </w:rPr>
-        <w:t xml:space="preserve"> </w:t>
-      </w:r>
-      <w:r>
-        <w:t>просто</w:t>
-      </w:r>
-      <w:r>
-        <w:rPr>
-          <w:spacing w:val="16"/>
-        </w:rPr>
-        <w:t xml:space="preserve"> </w:t>
-      </w:r>
-      <w:r>
-        <w:t>провалится</w:t>
-      </w:r>
-      <w:r>
-        <w:rPr>
-          <w:spacing w:val="15"/>
-        </w:rPr>
-        <w:t xml:space="preserve"> </w:t>
-      </w:r>
-      <w:r>
-        <w:t>под</w:t>
-      </w:r>
-      <w:r>
-        <w:rPr>
-          <w:spacing w:val="16"/>
-        </w:rPr>
-        <w:t xml:space="preserve"> </w:t>
-      </w:r>
-      <w:r>
-        <w:rPr>
-          <w:spacing w:val="-2"/>
-        </w:rPr>
-        <w:t>землю</w:t>
-      </w:r>
-      <w:r>
-        <w:t xml:space="preserve">, </w:t>
-      </w:r>
-      <w:r>
-        <w:t>персонаж</w:t>
-      </w:r>
-      <w:r>
-        <w:rPr>
-          <w:spacing w:val="-7"/>
-        </w:rPr>
-        <w:t xml:space="preserve"> </w:t>
-      </w:r>
-      <w:r>
-        <w:t>и</w:t>
-      </w:r>
-      <w:r>
-        <w:rPr>
-          <w:spacing w:val="-7"/>
-        </w:rPr>
-        <w:t xml:space="preserve"> </w:t>
-      </w:r>
-      <w:r>
-        <w:t>поверхность</w:t>
-      </w:r>
-      <w:r>
-        <w:rPr>
-          <w:spacing w:val="-9"/>
-        </w:rPr>
-        <w:t xml:space="preserve"> </w:t>
-      </w:r>
-      <w:r>
-        <w:t>не</w:t>
-      </w:r>
-      <w:r>
-        <w:rPr>
-          <w:spacing w:val="-8"/>
-        </w:rPr>
-        <w:t xml:space="preserve"> </w:t>
-      </w:r>
-      <w:r>
-        <w:t>будут</w:t>
-      </w:r>
-      <w:r>
-        <w:rPr>
-          <w:spacing w:val="-8"/>
-        </w:rPr>
-        <w:t xml:space="preserve"> </w:t>
-      </w:r>
-      <w:r>
-        <w:t>взаимодействовать,</w:t>
-      </w:r>
-      <w:r>
-        <w:rPr>
-          <w:spacing w:val="-8"/>
-        </w:rPr>
-        <w:t xml:space="preserve"> </w:t>
-      </w:r>
-      <w:r>
-        <w:t>то</w:t>
-      </w:r>
-      <w:r>
-        <w:rPr>
-          <w:spacing w:val="-9"/>
-        </w:rPr>
-        <w:t xml:space="preserve"> </w:t>
-      </w:r>
-      <w:r>
-        <w:t>есть</w:t>
-      </w:r>
-      <w:r>
-        <w:rPr>
-          <w:spacing w:val="-8"/>
-        </w:rPr>
-        <w:t xml:space="preserve"> </w:t>
-      </w:r>
-      <w:r>
-        <w:t xml:space="preserve">сталкиваться. </w:t>
-      </w:r>
-    </w:p>
-    <w:p>
-      <w:pPr>
-        <w:pStyle w:val="a2"/>
-        <w:tabs>
-          <w:tab w:val="left" w:pos="9540"/>
-        </w:tabs>
-        <w:ind w:right="100"/>
-      </w:pPr>
-      <w:r>
-        <w:t>Для</w:t>
-      </w:r>
-      <w:r>
-        <w:rPr>
-          <w:spacing w:val="27"/>
-        </w:rPr>
-        <w:t xml:space="preserve"> </w:t>
-      </w:r>
-      <w:r>
-        <w:t>того,</w:t>
-      </w:r>
-      <w:r>
-        <w:rPr>
-          <w:spacing w:val="24"/>
-        </w:rPr>
-        <w:t xml:space="preserve"> </w:t>
-      </w:r>
-      <w:r>
-        <w:t>чтобы</w:t>
-      </w:r>
-      <w:r>
-        <w:rPr>
-          <w:spacing w:val="26"/>
-        </w:rPr>
-        <w:t xml:space="preserve"> </w:t>
-      </w:r>
-      <w:r>
-        <w:t>пользователь/игрок</w:t>
-      </w:r>
-      <w:r>
-        <w:rPr>
-          <w:spacing w:val="25"/>
-        </w:rPr>
-        <w:t xml:space="preserve"> </w:t>
-      </w:r>
-      <w:r>
-        <w:t>не</w:t>
-      </w:r>
-      <w:r>
-        <w:rPr>
-          <w:spacing w:val="25"/>
-        </w:rPr>
-        <w:t xml:space="preserve"> </w:t>
-      </w:r>
-      <w:r>
-        <w:t>мог</w:t>
-      </w:r>
-      <w:r>
-        <w:rPr>
-          <w:spacing w:val="25"/>
-        </w:rPr>
-        <w:t xml:space="preserve"> </w:t>
-      </w:r>
-      <w:r>
-        <w:t>проходить</w:t>
-      </w:r>
-      <w:r>
-        <w:rPr>
-          <w:spacing w:val="26"/>
-        </w:rPr>
-        <w:t xml:space="preserve"> </w:t>
-      </w:r>
-      <w:r>
-        <w:t>сквозь</w:t>
-      </w:r>
-      <w:r>
-        <w:rPr>
-          <w:spacing w:val="26"/>
-        </w:rPr>
-        <w:t xml:space="preserve"> </w:t>
-      </w:r>
-      <w:r>
-        <w:t>дерево</w:t>
-      </w:r>
-      <w:r>
-        <w:rPr>
-          <w:spacing w:val="36"/>
-        </w:rPr>
-        <w:t xml:space="preserve">, </w:t>
-      </w:r>
-      <w:r>
-        <w:t>необходимо</w:t>
-      </w:r>
-      <w:r>
-        <w:rPr>
-          <w:spacing w:val="-10"/>
-        </w:rPr>
-        <w:t xml:space="preserve"> </w:t>
-      </w:r>
-      <w:r>
-        <w:t>на</w:t>
-      </w:r>
-      <w:r>
-        <w:rPr>
-          <w:spacing w:val="-6"/>
-        </w:rPr>
-        <w:t xml:space="preserve"> </w:t>
-      </w:r>
-      <w:r>
-        <w:t>созданный</w:t>
-      </w:r>
-      <w:r>
-        <w:rPr>
-          <w:spacing w:val="-5"/>
-        </w:rPr>
-        <w:t xml:space="preserve"> </w:t>
-      </w:r>
-      <w:r>
-        <w:t>объект</w:t>
-      </w:r>
-      <w:r>
-        <w:rPr>
-          <w:spacing w:val="-5"/>
-        </w:rPr>
-        <w:t xml:space="preserve"> </w:t>
-      </w:r>
-      <w:r>
-        <w:t>повесить</w:t>
-      </w:r>
-      <w:r>
-        <w:rPr>
-          <w:spacing w:val="-6"/>
-        </w:rPr>
-        <w:t xml:space="preserve"> </w:t>
-      </w:r>
-      <w:r>
-        <w:t>компонент</w:t>
-      </w:r>
-      <w:r>
-        <w:rPr>
-          <w:spacing w:val="-6"/>
-        </w:rPr>
-        <w:t xml:space="preserve"> </w:t>
-      </w:r>
-      <w:r>
-        <w:t>с</w:t>
-      </w:r>
-      <w:r>
-        <w:rPr>
-          <w:spacing w:val="-5"/>
-        </w:rPr>
-        <w:t xml:space="preserve"> </w:t>
-      </w:r>
-      <w:r>
-        <w:rPr>
-          <w:spacing w:val="-2"/>
-        </w:rPr>
-        <w:t>коллизией.</w:t>
-      </w:r>
-    </w:p>
-    <w:p>
-      <w:pPr>
-        <w:pStyle w:val="a2"/>
-        <w:tabs>
-          <w:tab w:val="left" w:pos="9540"/>
-        </w:tabs>
-        <w:ind w:right="100"/>
-      </w:pPr>
-      <w:r>
-        <w:t>Существует</w:t>
-      </w:r>
-      <w:r>
-        <w:rPr>
-          <w:spacing w:val="-10"/>
-        </w:rPr>
-        <w:t xml:space="preserve"> </w:t>
-      </w:r>
-      <w:r>
-        <w:t>несколько</w:t>
-      </w:r>
-      <w:r>
-        <w:rPr>
-          <w:spacing w:val="-6"/>
-        </w:rPr>
-        <w:t xml:space="preserve"> </w:t>
-      </w:r>
-      <w:r>
-        <w:t>типов</w:t>
-      </w:r>
-      <w:r>
-        <w:rPr>
-          <w:spacing w:val="-7"/>
-        </w:rPr>
-        <w:t xml:space="preserve"> </w:t>
-      </w:r>
-      <w:r>
-        <w:rPr>
-          <w:spacing w:val="-2"/>
-        </w:rPr>
-        <w:t>коллайдеров:</w:t>
-      </w:r>
-    </w:p>
-    <w:p>
-      <w:pPr>
-        <w:pStyle w:val="a2"/>
-        <w:tabs>
-          <w:tab w:val="left" w:pos="9540"/>
-        </w:tabs>
-        <w:ind w:right="100"/>
-      </w:pPr>
-      <w:r>
-        <w:t>Box</w:t>
-      </w:r>
-      <w:r>
-        <w:rPr>
-          <w:spacing w:val="-14"/>
-        </w:rPr>
-        <w:t xml:space="preserve"> </w:t>
-      </w:r>
-      <w:r>
-        <w:t>Collider</w:t>
-      </w:r>
-      <w:r>
-        <w:rPr>
-          <w:spacing w:val="-14"/>
-        </w:rPr>
-        <w:t xml:space="preserve"> </w:t>
-      </w:r>
-      <w:r>
-        <w:t>(коллайдер</w:t>
-      </w:r>
-      <w:r>
-        <w:rPr>
-          <w:spacing w:val="-14"/>
-        </w:rPr>
-        <w:t xml:space="preserve"> </w:t>
-      </w:r>
-      <w:r>
-        <w:t>коробки)</w:t>
-      </w:r>
-      <w:r>
-        <w:rPr>
-          <w:spacing w:val="-13"/>
-        </w:rPr>
-        <w:t xml:space="preserve"> </w:t>
-      </w:r>
-      <w:r>
-        <w:t>–</w:t>
-      </w:r>
-      <w:r>
-        <w:rPr>
-          <w:spacing w:val="-14"/>
-        </w:rPr>
-        <w:t xml:space="preserve"> </w:t>
-      </w:r>
-      <w:r>
-        <w:t>это</w:t>
-      </w:r>
-      <w:r>
-        <w:rPr>
-          <w:spacing w:val="-14"/>
-        </w:rPr>
-        <w:t xml:space="preserve"> </w:t>
-      </w:r>
-      <w:r>
-        <w:t>коллайдер,</w:t>
-      </w:r>
-      <w:r>
-        <w:rPr>
-          <w:spacing w:val="-15"/>
-        </w:rPr>
-        <w:t xml:space="preserve"> </w:t>
-      </w:r>
-      <w:r>
-        <w:t>который</w:t>
-      </w:r>
-      <w:r>
-        <w:rPr>
-          <w:spacing w:val="-16"/>
-        </w:rPr>
-        <w:t xml:space="preserve"> </w:t>
-      </w:r>
-      <w:r>
-        <w:t>представляет собой параллелепипед с фиксированным размером и ориентацией. Он используется для объектов, которые могут быть описаны прямоугольником, такими как стены, полы, двери и другие предметы.</w:t>
-      </w:r>
-    </w:p>
-    <w:p>
-      <w:pPr>
-        <w:pStyle w:val="a2"/>
-        <w:tabs>
-          <w:tab w:val="left" w:pos="9540"/>
-        </w:tabs>
-        <w:ind w:right="100"/>
-      </w:pPr>
-      <w:r>
-        <w:t xml:space="preserve">Sphere Collider (коллайдер сферы) </w:t>
-      </w:r>
-      <w:r>
-        <w:t>–</w:t>
-      </w:r>
-      <w:r>
-        <w:t xml:space="preserve"> это коллайдер, который представляет собой сферу с фиксированным радиусом. Он используется для объектов, которые имеют сферическую форму, таких как шары, головы персонажей и т.д.</w:t>
-      </w:r>
-    </w:p>
-    <w:p>
-      <w:pPr>
-        <w:pStyle w:val="a2"/>
-        <w:tabs>
-          <w:tab w:val="left" w:pos="9540"/>
-        </w:tabs>
-        <w:ind w:right="100"/>
-      </w:pPr>
-      <w:r>
-        <w:t xml:space="preserve">Capsule Collider (коллайдер капсулы) </w:t>
-      </w:r>
-      <w:r>
-        <w:t>–</w:t>
-      </w:r>
-      <w:r>
-        <w:t xml:space="preserve"> это коллайдер, который представляет собой цилиндр, закрытый с двух концов полусферами. Ониспользуется для объектов, которые имеют форму капсулы, таких как </w:t>
-      </w:r>
-      <w:r>
-        <w:rPr>
-          <w:spacing w:val="-2"/>
-        </w:rPr>
-        <w:t>персонажи.</w:t>
-      </w:r>
-    </w:p>
-    <w:p>
-      <w:pPr>
-        <w:pStyle w:val="a2"/>
-        <w:tabs>
-          <w:tab w:val="left" w:pos="9540"/>
-        </w:tabs>
-        <w:ind w:right="100"/>
-      </w:pPr>
-      <w:r>
-        <w:t>Mesh</w:t>
-      </w:r>
-      <w:r>
-        <w:rPr>
-          <w:spacing w:val="39"/>
-        </w:rPr>
-        <w:t xml:space="preserve"> </w:t>
-      </w:r>
-      <w:r>
-        <w:t>Collider</w:t>
-      </w:r>
-      <w:r>
-        <w:rPr>
-          <w:spacing w:val="36"/>
-        </w:rPr>
-        <w:t xml:space="preserve"> </w:t>
-      </w:r>
-      <w:r>
-        <w:t>(коллайдер</w:t>
-      </w:r>
-      <w:r>
-        <w:rPr>
-          <w:spacing w:val="37"/>
-        </w:rPr>
-        <w:t xml:space="preserve"> </w:t>
-      </w:r>
-      <w:r>
-        <w:t>сетки)</w:t>
-      </w:r>
-      <w:r>
-        <w:rPr>
-          <w:spacing w:val="40"/>
-        </w:rPr>
-        <w:t xml:space="preserve"> </w:t>
-      </w:r>
-      <w:r>
-        <w:t>–</w:t>
-      </w:r>
-      <w:r>
-        <w:rPr>
-          <w:spacing w:val="38"/>
-        </w:rPr>
-        <w:t xml:space="preserve"> </w:t>
-      </w:r>
-      <w:r>
-        <w:t>это</w:t>
-      </w:r>
-      <w:r>
-        <w:rPr>
-          <w:spacing w:val="36"/>
-        </w:rPr>
-        <w:t xml:space="preserve"> </w:t>
-      </w:r>
-      <w:r>
-        <w:t>коллайдер,</w:t>
-      </w:r>
-      <w:r>
-        <w:rPr>
-          <w:spacing w:val="38"/>
-        </w:rPr>
-        <w:t xml:space="preserve"> </w:t>
-      </w:r>
-      <w:r>
-        <w:t>который</w:t>
-      </w:r>
-      <w:r>
-        <w:rPr>
-          <w:spacing w:val="37"/>
-        </w:rPr>
-        <w:t xml:space="preserve"> </w:t>
-      </w:r>
-      <w:r>
-        <w:t>использует форму</w:t>
-      </w:r>
-      <w:r>
-        <w:rPr>
-          <w:spacing w:val="80"/>
-        </w:rPr>
-        <w:t xml:space="preserve"> </w:t>
-      </w:r>
-      <w:r>
-        <w:t>сетки</w:t>
-      </w:r>
-      <w:r>
-        <w:rPr>
-          <w:spacing w:val="80"/>
-        </w:rPr>
-        <w:t xml:space="preserve"> </w:t>
-      </w:r>
-      <w:r>
-        <w:t>объекта</w:t>
-      </w:r>
-      <w:r>
-        <w:rPr>
-          <w:spacing w:val="80"/>
-        </w:rPr>
-        <w:t xml:space="preserve"> </w:t>
-      </w:r>
-      <w:r>
-        <w:t>для</w:t>
-      </w:r>
-      <w:r>
-        <w:rPr>
-          <w:spacing w:val="80"/>
-        </w:rPr>
-        <w:t xml:space="preserve"> </w:t>
-      </w:r>
-      <w:r>
-        <w:t>определения</w:t>
-      </w:r>
-      <w:r>
-        <w:rPr>
-          <w:spacing w:val="80"/>
-        </w:rPr>
-        <w:t xml:space="preserve"> </w:t>
-      </w:r>
-      <w:r>
-        <w:t>коллизий.</w:t>
-      </w:r>
-      <w:r>
-        <w:rPr>
-          <w:spacing w:val="80"/>
-        </w:rPr>
-        <w:t xml:space="preserve"> </w:t>
-      </w:r>
-      <w:r>
-        <w:t>Он</w:t>
-      </w:r>
-      <w:r>
-        <w:rPr>
-          <w:spacing w:val="80"/>
-        </w:rPr>
-        <w:t xml:space="preserve"> </w:t>
-      </w:r>
-      <w:r>
-        <w:t>используется</w:t>
-      </w:r>
-      <w:r>
-        <w:rPr>
-          <w:spacing w:val="80"/>
-        </w:rPr>
-        <w:t xml:space="preserve"> </w:t>
-      </w:r>
-      <w:r>
-        <w:t>для</w:t>
-      </w:r>
-      <w:r>
-        <w:rPr>
-          <w:spacing w:val="80"/>
-        </w:rPr>
-        <w:t xml:space="preserve"> </w:t>
-      </w:r>
-      <w:r>
-        <w:t>объектов,</w:t>
-      </w:r>
-      <w:r>
-        <w:rPr>
-          <w:spacing w:val="-3"/>
-        </w:rPr>
-        <w:t xml:space="preserve"> </w:t>
-      </w:r>
-      <w:r>
-        <w:t>которые</w:t>
-      </w:r>
-      <w:r>
-        <w:rPr>
-          <w:spacing w:val="-2"/>
-        </w:rPr>
-        <w:t xml:space="preserve"> </w:t>
-      </w:r>
-      <w:r>
-        <w:t>имеют</w:t>
-      </w:r>
-      <w:r>
-        <w:rPr>
-          <w:spacing w:val="-3"/>
-        </w:rPr>
-        <w:t xml:space="preserve"> </w:t>
-      </w:r>
-      <w:r>
-        <w:t>сложную</w:t>
-      </w:r>
-      <w:r>
-        <w:rPr>
-          <w:spacing w:val="-3"/>
-        </w:rPr>
-        <w:t xml:space="preserve"> </w:t>
-      </w:r>
-      <w:r>
-        <w:t>форму,</w:t>
-      </w:r>
-      <w:r>
-        <w:rPr>
-          <w:spacing w:val="-3"/>
-        </w:rPr>
-        <w:t xml:space="preserve"> </w:t>
-      </w:r>
-      <w:r>
-        <w:t>такие</w:t>
-      </w:r>
-      <w:r>
-        <w:rPr>
-          <w:spacing w:val="-2"/>
-        </w:rPr>
-        <w:t xml:space="preserve"> </w:t>
-      </w:r>
-      <w:r>
-        <w:t>как</w:t>
-      </w:r>
-      <w:r>
-        <w:rPr>
-          <w:spacing w:val="-5"/>
-        </w:rPr>
-        <w:t xml:space="preserve"> </w:t>
-      </w:r>
-      <w:r>
-        <w:t>скалы,</w:t>
-      </w:r>
-      <w:r>
-        <w:rPr>
-          <w:spacing w:val="-5"/>
-        </w:rPr>
-        <w:t xml:space="preserve"> </w:t>
-      </w:r>
-      <w:r>
-        <w:t>деревья</w:t>
-      </w:r>
-      <w:r>
-        <w:rPr>
-          <w:spacing w:val="-2"/>
-        </w:rPr>
-        <w:t xml:space="preserve"> </w:t>
-      </w:r>
-      <w:r>
-        <w:t>и</w:t>
-      </w:r>
-      <w:r>
-        <w:rPr>
-          <w:spacing w:val="-2"/>
-        </w:rPr>
-        <w:t xml:space="preserve"> </w:t>
-      </w:r>
-      <w:r>
-        <w:t xml:space="preserve">здания. </w:t>
-      </w:r>
-      <w:r>
-        <w:rPr>
-          <w:spacing w:val="-2"/>
-        </w:rPr>
-        <w:t>Terrain Collider (коллайдер террейна)</w:t>
-      </w:r>
-      <w:r>
-        <w:rPr>
-          <w:spacing w:val="-2"/>
-        </w:rPr>
-        <w:t xml:space="preserve"> </w:t>
-      </w:r>
-      <w:r>
-        <w:t xml:space="preserve">– </w:t>
-      </w:r>
-      <w:r>
-        <w:rPr>
-          <w:spacing w:val="-4"/>
-        </w:rPr>
-        <w:t xml:space="preserve">это </w:t>
-      </w:r>
-      <w:r>
-        <w:rPr>
-          <w:spacing w:val="-2"/>
-        </w:rPr>
-        <w:t>коллайдер,</w:t>
-      </w:r>
-      <w:r>
-        <w:t xml:space="preserve"> </w:t>
-      </w:r>
-      <w:r>
-        <w:rPr>
-          <w:spacing w:val="-2"/>
-        </w:rPr>
-        <w:t xml:space="preserve">который </w:t>
-      </w:r>
-      <w:r>
-        <w:t>используется</w:t>
-      </w:r>
-      <w:r>
-        <w:rPr>
-          <w:spacing w:val="-1"/>
-        </w:rPr>
-        <w:t xml:space="preserve"> </w:t>
-      </w:r>
-      <w:r>
-        <w:t>для</w:t>
-      </w:r>
-      <w:r>
-        <w:rPr>
-          <w:spacing w:val="1"/>
-        </w:rPr>
-        <w:t xml:space="preserve"> </w:t>
-      </w:r>
-      <w:r>
-        <w:t>террейна</w:t>
-      </w:r>
-      <w:r>
-        <w:rPr>
-          <w:spacing w:val="2"/>
-        </w:rPr>
-        <w:t xml:space="preserve"> </w:t>
-      </w:r>
-      <w:r>
-        <w:t>(ландшафта)</w:t>
-      </w:r>
-      <w:r>
-        <w:rPr>
-          <w:spacing w:val="-1"/>
-        </w:rPr>
-        <w:t xml:space="preserve"> </w:t>
-      </w:r>
-      <w:r>
-        <w:t>и</w:t>
-      </w:r>
-      <w:r>
-        <w:rPr>
-          <w:spacing w:val="2"/>
-        </w:rPr>
-        <w:t xml:space="preserve"> </w:t>
-      </w:r>
-      <w:r>
-        <w:t>определяет</w:t>
-      </w:r>
-      <w:r>
-        <w:rPr>
-          <w:spacing w:val="2"/>
-        </w:rPr>
-        <w:t xml:space="preserve"> </w:t>
-      </w:r>
-      <w:r>
-        <w:t>форму</w:t>
-      </w:r>
-      <w:r>
-        <w:rPr>
-          <w:spacing w:val="2"/>
-        </w:rPr>
-        <w:t xml:space="preserve"> </w:t>
-      </w:r>
-      <w:r>
-        <w:t>его</w:t>
-      </w:r>
-      <w:r>
-        <w:rPr>
-          <w:spacing w:val="1"/>
-        </w:rPr>
-        <w:t xml:space="preserve"> </w:t>
-      </w:r>
-      <w:r>
-        <w:rPr>
-          <w:spacing w:val="-2"/>
-        </w:rPr>
-        <w:t>поверхности</w:t>
-      </w:r>
-      <w:r>
-        <w:t xml:space="preserve"> для</w:t>
-      </w:r>
-      <w:r>
-        <w:rPr>
-          <w:spacing w:val="-6"/>
-        </w:rPr>
-        <w:t xml:space="preserve"> </w:t>
-      </w:r>
-      <w:r>
-        <w:t>обнаружения</w:t>
-      </w:r>
-      <w:r>
-        <w:rPr>
-          <w:spacing w:val="-6"/>
-        </w:rPr>
-        <w:t xml:space="preserve"> </w:t>
-      </w:r>
-      <w:r>
-        <w:rPr>
-          <w:spacing w:val="-2"/>
-        </w:rPr>
-        <w:t>коллизий.</w:t>
-      </w:r>
-    </w:p>
-    <w:p>
-      <w:pPr>
-        <w:pStyle w:val="a2"/>
-        <w:tabs>
-          <w:tab w:val="left" w:pos="9540"/>
-        </w:tabs>
-        <w:ind w:right="100"/>
-      </w:pPr>
-      <w:r>
-        <w:lastRenderedPageBreak/>
-        <w:t xml:space="preserve">Wheel Collider (коллайдер колеса) </w:t>
-      </w:r>
-      <w:r>
-        <w:t>–</w:t>
-      </w:r>
-      <w:r>
-        <w:t xml:space="preserve"> это коллайдер, который используется</w:t>
-      </w:r>
-      <w:r>
-        <w:rPr>
-          <w:spacing w:val="-13"/>
-        </w:rPr>
-        <w:t xml:space="preserve"> </w:t>
-      </w:r>
-      <w:r>
-        <w:t>для</w:t>
-      </w:r>
-      <w:r>
-        <w:rPr>
-          <w:spacing w:val="-11"/>
-        </w:rPr>
-        <w:t xml:space="preserve"> </w:t>
-      </w:r>
-      <w:r>
-        <w:t>симуляции</w:t>
-      </w:r>
-      <w:r>
-        <w:rPr>
-          <w:spacing w:val="-11"/>
-        </w:rPr>
-        <w:t xml:space="preserve"> </w:t>
-      </w:r>
-      <w:r>
-        <w:t>движения</w:t>
-      </w:r>
-      <w:r>
-        <w:rPr>
-          <w:spacing w:val="-13"/>
-        </w:rPr>
-        <w:t xml:space="preserve"> </w:t>
-      </w:r>
-      <w:r>
-        <w:t>колес.</w:t>
-      </w:r>
-      <w:r>
-        <w:rPr>
-          <w:spacing w:val="-14"/>
-        </w:rPr>
-        <w:t xml:space="preserve"> </w:t>
-      </w:r>
-      <w:r>
-        <w:t>Он</w:t>
-      </w:r>
-      <w:r>
-        <w:rPr>
-          <w:spacing w:val="-13"/>
-        </w:rPr>
-        <w:t xml:space="preserve"> </w:t>
-      </w:r>
-      <w:r>
-        <w:t>может</w:t>
-      </w:r>
-      <w:r>
-        <w:rPr>
-          <w:spacing w:val="-13"/>
-        </w:rPr>
-        <w:t xml:space="preserve"> </w:t>
-      </w:r>
-      <w:r>
-        <w:t>быть</w:t>
-      </w:r>
-      <w:r>
-        <w:rPr>
-          <w:spacing w:val="-12"/>
-        </w:rPr>
-        <w:t xml:space="preserve"> </w:t>
-      </w:r>
-      <w:r>
-        <w:t>использован</w:t>
-      </w:r>
-      <w:r>
-        <w:rPr>
-          <w:spacing w:val="-13"/>
-        </w:rPr>
-        <w:t xml:space="preserve"> </w:t>
-      </w:r>
-      <w:r>
-        <w:t xml:space="preserve">для </w:t>
-      </w:r>
-      <w:r>
-        <w:rPr>
-          <w:spacing w:val="-2"/>
-        </w:rPr>
-        <w:t>создания</w:t>
-      </w:r>
-      <w:r>
-        <w:rPr>
-          <w:spacing w:val="-7"/>
-        </w:rPr>
-        <w:t xml:space="preserve"> </w:t>
-      </w:r>
-      <w:r>
-        <w:rPr>
-          <w:spacing w:val="-2"/>
-        </w:rPr>
-        <w:t>реалистичной</w:t>
-      </w:r>
-      <w:r>
-        <w:rPr>
-          <w:spacing w:val="-3"/>
-        </w:rPr>
-        <w:t xml:space="preserve"> </w:t>
-      </w:r>
-      <w:r>
-        <w:rPr>
-          <w:spacing w:val="-2"/>
-        </w:rPr>
-        <w:t>физики</w:t>
-      </w:r>
-      <w:r>
-        <w:rPr>
-          <w:spacing w:val="-7"/>
-        </w:rPr>
-        <w:t xml:space="preserve"> </w:t>
-      </w:r>
-      <w:r>
-        <w:rPr>
-          <w:spacing w:val="-2"/>
-        </w:rPr>
-        <w:t>движения</w:t>
-      </w:r>
-      <w:r>
-        <w:rPr>
-          <w:spacing w:val="-3"/>
-        </w:rPr>
-        <w:t xml:space="preserve"> </w:t>
-      </w:r>
-      <w:r>
-        <w:rPr>
-          <w:spacing w:val="-2"/>
-        </w:rPr>
-        <w:t>автомобилей</w:t>
-      </w:r>
-      <w:r>
-        <w:rPr>
-          <w:spacing w:val="-5"/>
-        </w:rPr>
-        <w:t xml:space="preserve"> </w:t>
-      </w:r>
-      <w:r>
-        <w:rPr>
-          <w:spacing w:val="-2"/>
-        </w:rPr>
-        <w:t>и</w:t>
-      </w:r>
-      <w:r>
-        <w:rPr>
-          <w:spacing w:val="-3"/>
-        </w:rPr>
-        <w:t xml:space="preserve"> </w:t>
-      </w:r>
-      <w:r>
-        <w:rPr>
-          <w:spacing w:val="-2"/>
-        </w:rPr>
-        <w:t>других</w:t>
-      </w:r>
-      <w:r>
-        <w:rPr>
-          <w:spacing w:val="-3"/>
-        </w:rPr>
-        <w:t xml:space="preserve"> </w:t>
-      </w:r>
-      <w:r>
-        <w:rPr>
-          <w:spacing w:val="-2"/>
-        </w:rPr>
-        <w:t>транспортных средств.</w:t>
-      </w:r>
-    </w:p>
-    <w:p>
-      <w:pPr>
-        <w:pStyle w:val="a2"/>
-        <w:tabs>
-          <w:tab w:val="left" w:pos="9540"/>
-        </w:tabs>
-        <w:ind w:right="100"/>
-      </w:pPr>
-      <w:r>
-        <w:t>В рассматриваемом примере будет использоваться Mesh Collider, который позволяет полностью повторить форму объекта.</w:t>
-      </w:r>
-    </w:p>
-    <w:p>
-      <w:pPr>
-        <w:pStyle w:val="a2"/>
-        <w:tabs>
-          <w:tab w:val="left" w:pos="9540"/>
-        </w:tabs>
-        <w:ind w:right="100"/>
-      </w:pPr>
-      <w:r>
-        <w:t>Для добавления компонента необходимо нажать на кнопку Add Component и найти в поиске подходящий компонент.</w:t>
-      </w:r>
-    </w:p>
-    <w:p>
-      <w:pPr>
-        <w:pStyle w:val="a2"/>
-        <w:tabs>
-          <w:tab w:val="left" w:pos="9540"/>
-        </w:tabs>
-        <w:ind w:right="100" w:firstLine="0"/>
+        <w:ind w:firstLine="0"/>
         <w:jc w:val="center"/>
       </w:pPr>
       <w:r>
@@ -5418,44 +5529,84 @@
     </w:p>
     <w:p>
       <w:pPr>
-        <w:pStyle w:val="a2"/>
+        <w:pStyle w:val="af1"/>
+        <w:ind w:firstLine="0"/>
+        <w:jc w:val="center"/>
+      </w:pPr>
+      <w:r>
+        <w:t>Рисунок 4.15. Добавление компонента</w:t>
+      </w:r>
+    </w:p>
+    <w:p>
+      <w:pPr>
+        <w:pStyle w:val="af1"/>
         <w:tabs>
           <w:tab w:val="left" w:pos="9540"/>
         </w:tabs>
-        <w:ind w:right="100" w:firstLine="0"/>
+        <w:rPr>
+          <w:rStyle w:val="af0"/>
+        </w:rPr>
+      </w:pPr>
+      <w:r>
+        <w:rPr>
+          <w:rStyle w:val="af0"/>
+        </w:rPr>
+        <w:t xml:space="preserve">Далее необходимо нажать кнопку </w:t>
+      </w:r>
+      <w:proofErr w:type="spellStart"/>
+      <w:r>
+        <w:rPr>
+          <w:rStyle w:val="af0"/>
+        </w:rPr>
+        <w:t>Mesh</w:t>
+      </w:r>
+      <w:proofErr w:type="spellEnd"/>
+      <w:r>
+        <w:rPr>
+          <w:rStyle w:val="af0"/>
+        </w:rPr>
+        <w:t xml:space="preserve"> </w:t>
+      </w:r>
+      <w:proofErr w:type="spellStart"/>
+      <w:r>
+        <w:rPr>
+          <w:rStyle w:val="af0"/>
+        </w:rPr>
+        <w:t>Collider</w:t>
+      </w:r>
+      <w:proofErr w:type="spellEnd"/>
+      <w:r>
+        <w:rPr>
+          <w:rStyle w:val="af0"/>
+        </w:rPr>
+        <w:t xml:space="preserve"> и компонент появляется на выбранном объекте. Теперь объект является частью физического мира </w:t>
+      </w:r>
+      <w:proofErr w:type="spellStart"/>
+      <w:proofErr w:type="gramStart"/>
+      <w:r>
+        <w:rPr>
+          <w:rStyle w:val="af0"/>
+        </w:rPr>
+        <w:t>Unity</w:t>
+      </w:r>
+      <w:proofErr w:type="spellEnd"/>
+      <w:proofErr w:type="gramEnd"/>
+      <w:r>
+        <w:rPr>
+          <w:rStyle w:val="af0"/>
+        </w:rPr>
+        <w:t xml:space="preserve"> и игрок не сможет пройти сквозь него.</w:t>
+      </w:r>
+    </w:p>
+    <w:p>
+      <w:pPr>
+        <w:pStyle w:val="af2"/>
+        <w:tabs>
+          <w:tab w:val="left" w:pos="9540"/>
+        </w:tabs>
+        <w:spacing w:after="0" w:line="360" w:lineRule="auto"/>
+        <w:ind w:hanging="2"/>
         <w:jc w:val="center"/>
-      </w:pPr>
-      <w:r>
-        <w:t>Рисунок 4.15. Добавление компонента</w:t>
-      </w:r>
-    </w:p>
-    <w:p>
-      <w:pPr>
-        <w:pStyle w:val="a2"/>
-        <w:tabs>
-          <w:tab w:val="left" w:pos="9540"/>
-        </w:tabs>
-        <w:ind w:right="100"/>
-        <w:rPr>
-          <w:rStyle w:val="a1"/>
-        </w:rPr>
-      </w:pPr>
-      <w:r>
-        <w:rPr>
-          <w:rStyle w:val="a1"/>
-        </w:rPr>
-        <w:t>Далее необходимо нажать кнопку Mesh Collider и компонент появляется на выбранном объекте. Теперь объект является частью физического мира Unity и игрок не сможет пройти сквозь него.</w:t>
-      </w:r>
-    </w:p>
-    <w:p>
-      <w:pPr>
-        <w:pStyle w:val="BodyText"/>
-        <w:tabs>
-          <w:tab w:val="left" w:pos="9540"/>
-        </w:tabs>
-        <w:spacing w:before="160" w:after="0" w:line="360" w:lineRule="auto"/>
-        <w:ind w:left="2" w:right="100" w:hanging="2"/>
-        <w:jc w:val="center"/>
         <w:rPr>
           <w:rFonts w:ascii="Times New Roman" w:hAnsi="Times New Roman"/>
           <w:sz w:val="28"/>
@@ -5467,9 +5618,9 @@
           <w:noProof/>
         </w:rPr>
         <w:drawing>
-          <wp:inline distT="0" distB="0" distL="0" distR="0" wp14:anchorId="2FD089C5" wp14:editId="20821F61">
-            <wp:extent cx="5019777" cy="2771775"/>
-            <wp:effectExtent l="0" t="0" r="9525" b="0"/>
+          <wp:inline distT="0" distB="0" distL="0" distR="0" wp14:anchorId="2FD089C5" wp14:editId="56D49857">
+            <wp:extent cx="3209925" cy="1772428"/>
+            <wp:effectExtent l="0" t="0" r="0" b="0"/>
             <wp:docPr id="15" name="Image 15"/>
             <wp:cNvGraphicFramePr>
               <a:graphicFrameLocks xmlns:a="http://schemas.openxmlformats.org/drawingml/2006/main" noChangeAspect="1"/>
@@ -5492,7 +5643,7 @@
                   <pic:spPr bwMode="auto">
                     <a:xfrm>
                       <a:off x="0" y="0"/>
-                      <a:ext cx="5060372" cy="2794190"/>
+                      <a:ext cx="3255452" cy="1797567"/>
                     </a:xfrm>
                     <a:prstGeom prst="rect">
                       <a:avLst/>
@@ -5508,11 +5659,11 @@
     </w:p>
     <w:p>
       <w:pPr>
-        <w:pStyle w:val="a2"/>
+        <w:pStyle w:val="af1"/>
         <w:tabs>
           <w:tab w:val="left" w:pos="9540"/>
         </w:tabs>
-        <w:ind w:right="100" w:firstLine="0"/>
+        <w:ind w:firstLine="0"/>
         <w:jc w:val="center"/>
       </w:pPr>
       <w:r>
@@ -5521,16 +5672,15 @@
     </w:p>
     <w:p>
       <w:pPr>
-        <w:pStyle w:val="a0"/>
+        <w:pStyle w:val="af"/>
         <w:tabs>
           <w:tab w:val="left" w:pos="9540"/>
         </w:tabs>
-        <w:ind w:right="100"/>
       </w:pPr>
       <w:bookmarkStart w:id="13" w:name="_Toc193221078"/>
       <w:bookmarkStart w:id="14" w:name="_Toc196256199"/>
       <w:bookmarkStart w:id="15" w:name="_Toc196256253"/>
-      <w:bookmarkStart w:id="16" w:name="_Toc196264972"/>
+      <w:bookmarkStart w:id="16" w:name="_Toc196296832"/>
       <w:r>
         <w:lastRenderedPageBreak/>
         <w:t>Ход работы</w:t>
@@ -5542,14 +5692,21 @@
     </w:p>
     <w:p>
       <w:pPr>
-        <w:pStyle w:val="a2"/>
+        <w:pStyle w:val="af1"/>
         <w:tabs>
           <w:tab w:val="left" w:pos="9540"/>
         </w:tabs>
-        <w:ind w:right="100"/>
-      </w:pPr>
-      <w:r>
-        <w:t xml:space="preserve">Сначала выбранный заранее пакет ассетов природных объектов был импортирован в движок (см. рис. </w:t>
+      </w:pPr>
+      <w:r>
+        <w:t xml:space="preserve">Сначала выбранный заранее пакет </w:t>
+      </w:r>
+      <w:proofErr w:type="spellStart"/>
+      <w:r>
+        <w:t>ассетов</w:t>
+      </w:r>
+      <w:proofErr w:type="spellEnd"/>
+      <w:r>
+        <w:t xml:space="preserve"> природных объектов был импортирован в движок (см. рис. </w:t>
       </w:r>
       <w:r>
         <w:t>4.</w:t>
@@ -5563,7 +5720,6 @@
         <w:tabs>
           <w:tab w:val="left" w:pos="9540"/>
         </w:tabs>
-        <w:ind w:right="100"/>
         <w:jc w:val="center"/>
         <w:rPr>
           <w:rFonts w:ascii="Times New Roman" w:hAnsi="Times New Roman" w:cs="Times New Roman"/>
@@ -5615,33 +5771,75 @@
     </w:p>
     <w:p>
       <w:pPr>
-        <w:pStyle w:val="a2"/>
+        <w:pStyle w:val="af1"/>
         <w:tabs>
           <w:tab w:val="left" w:pos="9540"/>
         </w:tabs>
-        <w:ind w:right="100" w:firstLine="0"/>
+        <w:ind w:firstLine="0"/>
         <w:jc w:val="center"/>
       </w:pPr>
       <w:r>
-        <w:t>Рисунок 4.17. Ассеты, импортированные в движок</w:t>
-      </w:r>
-    </w:p>
-    <w:p>
-      <w:pPr>
-        <w:pStyle w:val="a2"/>
+        <w:t xml:space="preserve">Рисунок 4.17. </w:t>
+      </w:r>
+      <w:proofErr w:type="spellStart"/>
+      <w:r>
+        <w:t>Ассеты</w:t>
+      </w:r>
+      <w:proofErr w:type="spellEnd"/>
+      <w:r>
+        <w:t>, импортированные в движок</w:t>
+      </w:r>
+    </w:p>
+    <w:p>
+      <w:pPr>
+        <w:pStyle w:val="af1"/>
         <w:tabs>
           <w:tab w:val="left" w:pos="9540"/>
         </w:tabs>
-        <w:ind w:right="100"/>
-      </w:pPr>
-      <w:r>
-        <w:t xml:space="preserve">Далее выбранный ассет (ель) был внедрён вместо грейбокса дерева в прототип начальной локации к другим объектам, представленным на рисунке </w:t>
+      </w:pPr>
+      <w:r>
+        <w:t xml:space="preserve">Далее выбранный </w:t>
+      </w:r>
+      <w:proofErr w:type="spellStart"/>
+      <w:r>
+        <w:t>ассет</w:t>
+      </w:r>
+      <w:proofErr w:type="spellEnd"/>
+      <w:r>
+        <w:t xml:space="preserve"> (ель) был внедрён вместо </w:t>
+      </w:r>
+      <w:proofErr w:type="spellStart"/>
+      <w:r>
+        <w:t>грейбокса</w:t>
+      </w:r>
+      <w:proofErr w:type="spellEnd"/>
+      <w:r>
+        <w:t xml:space="preserve"> дерева в прототип начальной локации к другим объектам, представленным на рисунке </w:t>
       </w:r>
       <w:r>
         <w:t>4.</w:t>
       </w:r>
       <w:r>
-        <w:t xml:space="preserve">18, добавленным заранее на этапе грейбокс-разработки. Затем для размещённого на карте ассет-объекта была подобрана подходящая размерность и добавлен соответствующий коллайдер упрощенной формы </w:t>
+        <w:t xml:space="preserve">18, добавленным заранее на этапе </w:t>
+      </w:r>
+      <w:proofErr w:type="spellStart"/>
+      <w:r>
+        <w:t>грейбокс</w:t>
+      </w:r>
+      <w:proofErr w:type="spellEnd"/>
+      <w:r>
+        <w:t xml:space="preserve">-разработки. Затем для размещённого на карте </w:t>
+      </w:r>
+      <w:proofErr w:type="spellStart"/>
+      <w:r>
+        <w:t>ассет</w:t>
+      </w:r>
+      <w:proofErr w:type="spellEnd"/>
+      <w:r>
+        <w:t xml:space="preserve">-объекта была подобрана подходящая размерность и добавлен соответствующий коллайдер упрощенной формы </w:t>
+      </w:r>
+      <w:r>
+        <w:br/>
       </w:r>
       <w:r>
         <w:rPr>
@@ -5667,12 +5865,12 @@
     </w:p>
     <w:p>
       <w:pPr>
-        <w:pStyle w:val="a2"/>
+        <w:pStyle w:val="af1"/>
         <w:keepNext/>
         <w:tabs>
           <w:tab w:val="left" w:pos="9540"/>
         </w:tabs>
-        <w:ind w:right="100" w:firstLine="0"/>
+        <w:ind w:firstLine="0"/>
         <w:jc w:val="center"/>
       </w:pPr>
       <w:r>
@@ -5721,19 +5919,27 @@
     </w:p>
     <w:p>
       <w:pPr>
-        <w:pStyle w:val="a2"/>
+        <w:pStyle w:val="af1"/>
         <w:tabs>
           <w:tab w:val="left" w:pos="9540"/>
         </w:tabs>
-        <w:ind w:right="100" w:firstLine="0"/>
+        <w:ind w:firstLine="0"/>
         <w:jc w:val="center"/>
       </w:pPr>
       <w:r>
         <w:rPr>
           <w:color w:val="000000" w:themeColor="text1"/>
         </w:rPr>
-        <w:t>Рисунок 4.18. Прототип локации без добавления ассетов</w:t>
-      </w:r>
+        <w:t xml:space="preserve">Рисунок 4.18. Прототип локации без добавления </w:t>
+      </w:r>
+      <w:proofErr w:type="spellStart"/>
+      <w:r>
+        <w:rPr>
+          <w:color w:val="000000" w:themeColor="text1"/>
+        </w:rPr>
+        <w:t>ассетов</w:t>
+      </w:r>
+      <w:proofErr w:type="spellEnd"/>
     </w:p>
     <w:p>
       <w:pPr>
@@ -5741,7 +5947,6 @@
           <w:tab w:val="left" w:pos="9540"/>
         </w:tabs>
         <w:spacing w:after="0" w:line="360" w:lineRule="auto"/>
-        <w:ind w:right="100"/>
         <w:jc w:val="center"/>
         <w:rPr>
           <w:rFonts w:ascii="Times New Roman" w:hAnsi="Times New Roman"/>
@@ -5797,29 +6002,36 @@
     </w:p>
     <w:p>
       <w:pPr>
-        <w:pStyle w:val="a2"/>
+        <w:pStyle w:val="af1"/>
         <w:tabs>
           <w:tab w:val="left" w:pos="9540"/>
         </w:tabs>
-        <w:ind w:right="100" w:firstLine="0"/>
+        <w:ind w:firstLine="0"/>
         <w:jc w:val="center"/>
       </w:pPr>
       <w:r>
-        <w:t>Рисунок 4.19. Ассет на карте</w:t>
-      </w:r>
-    </w:p>
-    <w:p>
-      <w:pPr>
-        <w:pStyle w:val="a0"/>
+        <w:t xml:space="preserve">Рисунок 4.19. </w:t>
+      </w:r>
+      <w:proofErr w:type="spellStart"/>
+      <w:r>
+        <w:t>Ассет</w:t>
+      </w:r>
+      <w:proofErr w:type="spellEnd"/>
+      <w:r>
+        <w:t xml:space="preserve"> на карте</w:t>
+      </w:r>
+    </w:p>
+    <w:p>
+      <w:pPr>
+        <w:pStyle w:val="af"/>
         <w:tabs>
           <w:tab w:val="left" w:pos="9540"/>
         </w:tabs>
-        <w:ind w:right="100"/>
       </w:pPr>
       <w:bookmarkStart w:id="17" w:name="_Toc193221079"/>
       <w:bookmarkStart w:id="18" w:name="_Toc196256200"/>
       <w:bookmarkStart w:id="19" w:name="_Toc196256254"/>
-      <w:bookmarkStart w:id="20" w:name="_Toc196264973"/>
+      <w:bookmarkStart w:id="20" w:name="_Toc196296833"/>
       <w:r>
         <w:lastRenderedPageBreak/>
         <w:t>Выводы</w:t>
@@ -5831,23 +6043,45 @@
     </w:p>
     <w:p>
       <w:pPr>
-        <w:pStyle w:val="a2"/>
+        <w:pStyle w:val="af1"/>
         <w:tabs>
           <w:tab w:val="left" w:pos="9540"/>
         </w:tabs>
-        <w:ind w:right="100"/>
-      </w:pPr>
-      <w:r>
-        <w:t>Выбранный пакет ассетов окружения (природных объектов) был импортирован в движок. Затем из этого пакета был выбран объект префаба дерева. Этот объект был перемещен на сцену и заменил соответствующий ему грейбокс объект, который входит в прототип начальной локации.</w:t>
-      </w:r>
-    </w:p>
-    <w:p>
-      <w:pPr>
-        <w:pStyle w:val="a2"/>
+      </w:pPr>
+      <w:r>
+        <w:t xml:space="preserve">Выбранный пакет </w:t>
+      </w:r>
+      <w:proofErr w:type="spellStart"/>
+      <w:r>
+        <w:t>ассетов</w:t>
+      </w:r>
+      <w:proofErr w:type="spellEnd"/>
+      <w:r>
+        <w:t xml:space="preserve"> окружения (природных объектов) был импортирован в движок. Затем из этого пакета был выбран объект </w:t>
+      </w:r>
+      <w:proofErr w:type="spellStart"/>
+      <w:r>
+        <w:t>префаба</w:t>
+      </w:r>
+      <w:proofErr w:type="spellEnd"/>
+      <w:r>
+        <w:t xml:space="preserve"> дерева. Этот объект был перемещен на сцену и заменил соответствующий ему </w:t>
+      </w:r>
+      <w:proofErr w:type="spellStart"/>
+      <w:r>
+        <w:t>грейбокс</w:t>
+      </w:r>
+      <w:proofErr w:type="spellEnd"/>
+      <w:r>
+        <w:t xml:space="preserve"> объект, который входит в прототип начальной локации.</w:t>
+      </w:r>
+    </w:p>
+    <w:p>
+      <w:pPr>
+        <w:pStyle w:val="af1"/>
         <w:tabs>
           <w:tab w:val="left" w:pos="9540"/>
         </w:tabs>
-        <w:ind w:right="100"/>
       </w:pPr>
       <w:r>
         <w:t>Далее для соответствия размерности был изменен масштаб добавленного объекта, а для физического взаимодействия с ним был добавлен коллайдер.</w:t>
@@ -5859,7 +6093,6 @@
           <w:tab w:val="left" w:pos="9540"/>
         </w:tabs>
         <w:spacing w:after="0" w:line="240" w:lineRule="auto"/>
-        <w:ind w:right="100"/>
         <w:rPr>
           <w:rFonts w:ascii="Times New Roman" w:hAnsi="Times New Roman" w:cs="Times New Roman"/>
           <w:sz w:val="28"/>
@@ -5872,14 +6105,14 @@
     </w:p>
     <w:p>
       <w:pPr>
-        <w:pStyle w:val="Heading1"/>
-        <w:ind w:right="280" w:firstLine="0"/>
+        <w:pStyle w:val="1"/>
+        <w:ind w:firstLine="0"/>
         <w:jc w:val="center"/>
       </w:pPr>
       <w:bookmarkStart w:id="21" w:name="_Toc193221080"/>
       <w:bookmarkStart w:id="22" w:name="_Toc196256201"/>
       <w:bookmarkStart w:id="23" w:name="_Toc196256255"/>
-      <w:bookmarkStart w:id="24" w:name="_Toc196264974"/>
+      <w:bookmarkStart w:id="24" w:name="_Toc196296834"/>
       <w:r>
         <w:lastRenderedPageBreak/>
         <w:t>Список используемых источников</w:t>
@@ -5897,9 +6130,10 @@
           <w:numId w:val="1"/>
         </w:numPr>
         <w:spacing w:after="0" w:line="360" w:lineRule="auto"/>
-        <w:ind w:left="180" w:right="280" w:firstLine="0"/>
+        <w:ind w:left="1134" w:hanging="425"/>
         <w:jc w:val="both"/>
       </w:pPr>
+      <w:proofErr w:type="spellStart"/>
       <w:r>
         <w:rPr>
           <w:sz w:val="28"/>
@@ -5908,6 +6142,7 @@
         </w:rPr>
         <w:t>Sketchfab</w:t>
       </w:r>
+      <w:proofErr w:type="spellEnd"/>
       <w:r>
         <w:rPr>
           <w:sz w:val="28"/>
@@ -5967,6 +6202,7 @@
         </w:rPr>
         <w:t>://</w:t>
       </w:r>
+      <w:proofErr w:type="spellStart"/>
       <w:r>
         <w:rPr>
           <w:sz w:val="28"/>
@@ -5975,6 +6211,7 @@
         </w:rPr>
         <w:t>sketchfab</w:t>
       </w:r>
+      <w:proofErr w:type="spellEnd"/>
       <w:r>
         <w:rPr>
           <w:sz w:val="28"/>
@@ -6021,7 +6258,7 @@
           <w:numId w:val="1"/>
         </w:numPr>
         <w:spacing w:after="0" w:line="360" w:lineRule="auto"/>
-        <w:ind w:left="180" w:right="280" w:firstLine="0"/>
+        <w:ind w:left="1134" w:hanging="425"/>
         <w:jc w:val="both"/>
       </w:pPr>
       <w:r>
@@ -6037,7 +6274,23 @@
           <w:sz w:val="28"/>
           <w:szCs w:val="28"/>
         </w:rPr>
-        <w:t xml:space="preserve"> – Руководство: Импорт ассетов [Электронный ресурс] </w:t>
+        <w:t xml:space="preserve"> – Руководство: Импорт </w:t>
+      </w:r>
+      <w:proofErr w:type="spellStart"/>
+      <w:r>
+        <w:rPr>
+          <w:sz w:val="28"/>
+          <w:szCs w:val="28"/>
+        </w:rPr>
+        <w:t>ассетов</w:t>
+      </w:r>
+      <w:proofErr w:type="spellEnd"/>
+      <w:r>
+        <w:rPr>
+          <w:sz w:val="28"/>
+          <w:szCs w:val="28"/>
+        </w:rPr>
+        <w:t xml:space="preserve"> [Электронный ресурс] </w:t>
       </w:r>
       <w:r>
         <w:rPr>
@@ -6136,6 +6389,7 @@
         </w:rPr>
         <w:t>/</w:t>
       </w:r>
+      <w:proofErr w:type="spellStart"/>
       <w:r>
         <w:rPr>
           <w:sz w:val="28"/>
@@ -6144,6 +6398,7 @@
         </w:rPr>
         <w:t>ru</w:t>
       </w:r>
+      <w:proofErr w:type="spellEnd"/>
       <w:r>
         <w:rPr>
           <w:sz w:val="28"/>
@@ -6166,6 +6421,7 @@
         </w:rPr>
         <w:t>/</w:t>
       </w:r>
+      <w:proofErr w:type="spellStart"/>
       <w:r>
         <w:rPr>
           <w:sz w:val="28"/>
@@ -6174,6 +6430,7 @@
         </w:rPr>
         <w:t>ImportingAssets</w:t>
       </w:r>
+      <w:proofErr w:type="spellEnd"/>
       <w:r>
         <w:rPr>
           <w:sz w:val="28"/>
@@ -6201,7 +6458,7 @@
       <w:footerReference w:type="even" r:id="rId26"/>
       <w:footerReference w:type="default" r:id="rId27"/>
       <w:pgSz w:w="11906" w:h="16838"/>
-      <w:pgMar w:top="1134" w:right="140" w:bottom="1134" w:left="1701" w:header="0" w:footer="821" w:gutter="0"/>
+      <w:pgMar w:top="1134" w:right="850" w:bottom="1134" w:left="1701" w:header="0" w:footer="821" w:gutter="0"/>
       <w:pgNumType w:start="2"/>
       <w:cols w:space="720"/>
       <w:formProt w:val="0"/>
@@ -6240,7 +6497,7 @@
 <w:ftr xmlns:wpc="http://schemas.microsoft.com/office/word/2010/wordprocessingCanvas" xmlns:cx="http://schemas.microsoft.com/office/drawing/2014/chartex" xmlns:cx1="http://schemas.microsoft.com/office/drawing/2015/9/8/chartex" xmlns:cx2="http://schemas.microsoft.com/office/drawing/2015/10/21/chartex" xmlns:cx3="http://schemas.microsoft.com/office/drawing/2016/5/9/chartex" xmlns:cx4="http://schemas.microsoft.com/office/drawing/2016/5/10/chartex" xmlns:cx5="http://schemas.microsoft.com/office/drawing/2016/5/11/chartex" xmlns:cx6="http://schemas.microsoft.com/office/drawing/2016/5/12/chartex" xmlns:cx7="http://schemas.microsoft.com/office/drawing/2016/5/13/chartex" xmlns:cx8="http://schemas.microsoft.com/office/drawing/2016/5/14/chartex" xmlns:mc="http://schemas.openxmlformats.org/markup-compatibility/2006" xmlns:aink="http://schemas.microsoft.com/office/drawing/2016/ink" xmlns:am3d="http://schemas.microsoft.com/office/drawing/2017/model3d" xmlns:o="urn:schemas-microsoft-com:office:office" xmlns:oel="http://schemas.microsoft.com/office/2019/extlst" xmlns:r="http://schemas.openxmlformats.org/officeDocument/2006/relationships" xmlns:m="http://schemas.openxmlformats.org/officeDocument/2006/math" xmlns:v="urn:schemas-microsoft-com:vml" xmlns:wp14="http://schemas.microsoft.com/office/word/2010/wordprocessingDrawing" xmlns:wp="http://schemas.openxmlformats.org/drawingml/2006/wordprocessingDrawing" xmlns:w10="urn:schemas-microsoft-com:office:word" xmlns:w="http://schemas.openxmlformats.org/wordprocessingml/2006/main" xmlns:w14="http://schemas.microsoft.com/office/word/2010/wordml" xmlns:w15="http://schemas.microsoft.com/office/word/2012/wordml" xmlns:w16cex="http://schemas.microsoft.com/office/word/2018/wordml/cex" xmlns:w16cid="http://schemas.microsoft.com/office/word/2016/wordml/cid" xmlns:w16="http://schemas.microsoft.com/office/word/2018/wordml" xmlns:w16du="http://schemas.microsoft.com/office/word/2023/wordml/word16du" xmlns:w16sdtdh="http://schemas.microsoft.com/office/word/2020/wordml/sdtdatahash" xmlns:w16sdtfl="http://schemas.microsoft.com/office/word/2024/wordml/sdtformatlock" xmlns:w16se="http://schemas.microsoft.com/office/word/2015/wordml/symex" xmlns:wpg="http://schemas.microsoft.com/office/word/2010/wordprocessingGroup" xmlns:wpi="http://schemas.microsoft.com/office/word/2010/wordprocessingInk" xmlns:wne="http://schemas.microsoft.com/office/word/2006/wordml" xmlns:wps="http://schemas.microsoft.com/office/word/2010/wordprocessingShape" mc:Ignorable="w14 w15 w16se w16cid w16 w16cex w16sdtdh w16sdtfl w16du wp14">
   <w:p>
     <w:pPr>
-      <w:pStyle w:val="Footer"/>
+      <w:pStyle w:val="a7"/>
     </w:pPr>
   </w:p>
 </w:ftr>
@@ -6250,7 +6507,7 @@
 <w:ftr xmlns:wpc="http://schemas.microsoft.com/office/word/2010/wordprocessingCanvas" xmlns:cx="http://schemas.microsoft.com/office/drawing/2014/chartex" xmlns:cx1="http://schemas.microsoft.com/office/drawing/2015/9/8/chartex" xmlns:cx2="http://schemas.microsoft.com/office/drawing/2015/10/21/chartex" xmlns:cx3="http://schemas.microsoft.com/office/drawing/2016/5/9/chartex" xmlns:cx4="http://schemas.microsoft.com/office/drawing/2016/5/10/chartex" xmlns:cx5="http://schemas.microsoft.com/office/drawing/2016/5/11/chartex" xmlns:cx6="http://schemas.microsoft.com/office/drawing/2016/5/12/chartex" xmlns:cx7="http://schemas.microsoft.com/office/drawing/2016/5/13/chartex" xmlns:cx8="http://schemas.microsoft.com/office/drawing/2016/5/14/chartex" xmlns:mc="http://schemas.openxmlformats.org/markup-compatibility/2006" xmlns:aink="http://schemas.microsoft.com/office/drawing/2016/ink" xmlns:am3d="http://schemas.microsoft.com/office/drawing/2017/model3d" xmlns:o="urn:schemas-microsoft-com:office:office" xmlns:oel="http://schemas.microsoft.com/office/2019/extlst" xmlns:r="http://schemas.openxmlformats.org/officeDocument/2006/relationships" xmlns:m="http://schemas.openxmlformats.org/officeDocument/2006/math" xmlns:v="urn:schemas-microsoft-com:vml" xmlns:wp14="http://schemas.microsoft.com/office/word/2010/wordprocessingDrawing" xmlns:wp="http://schemas.openxmlformats.org/drawingml/2006/wordprocessingDrawing" xmlns:w10="urn:schemas-microsoft-com:office:word" xmlns:w="http://schemas.openxmlformats.org/wordprocessingml/2006/main" xmlns:w14="http://schemas.microsoft.com/office/word/2010/wordml" xmlns:w15="http://schemas.microsoft.com/office/word/2012/wordml" xmlns:w16cex="http://schemas.microsoft.com/office/word/2018/wordml/cex" xmlns:w16cid="http://schemas.microsoft.com/office/word/2016/wordml/cid" xmlns:w16="http://schemas.microsoft.com/office/word/2018/wordml" xmlns:w16du="http://schemas.microsoft.com/office/word/2023/wordml/word16du" xmlns:w16sdtdh="http://schemas.microsoft.com/office/word/2020/wordml/sdtdatahash" xmlns:w16sdtfl="http://schemas.microsoft.com/office/word/2024/wordml/sdtformatlock" xmlns:w16se="http://schemas.microsoft.com/office/word/2015/wordml/symex" xmlns:wpg="http://schemas.microsoft.com/office/word/2010/wordprocessingGroup" xmlns:wpi="http://schemas.microsoft.com/office/word/2010/wordprocessingInk" xmlns:wne="http://schemas.microsoft.com/office/word/2006/wordml" xmlns:wps="http://schemas.microsoft.com/office/word/2010/wordprocessingShape" mc:Ignorable="w14 w15 w16se w16cid w16 w16cex w16sdtdh w16sdtfl w16du wp14">
   <w:p>
     <w:pPr>
-      <w:pStyle w:val="a2"/>
+      <w:pStyle w:val="af1"/>
     </w:pPr>
     <w:r>
       <w:rPr>
@@ -6259,16 +6516,16 @@
       <mc:AlternateContent>
         <mc:Choice Requires="wps">
           <w:drawing>
-            <wp:anchor distT="0" distB="0" distL="0" distR="0" simplePos="0" relativeHeight="251657728" behindDoc="1" locked="0" layoutInCell="0" allowOverlap="1" wp14:anchorId="479516B2" wp14:editId="294F4D07">
+            <wp:anchor distT="0" distB="0" distL="0" distR="0" simplePos="0" relativeHeight="251657728" behindDoc="1" locked="0" layoutInCell="0" allowOverlap="1" wp14:anchorId="479516B2" wp14:editId="59188B15">
               <wp:simplePos x="0" y="0"/>
               <wp:positionH relativeFrom="page">
-                <wp:posOffset>3969385</wp:posOffset>
+                <wp:posOffset>3971925</wp:posOffset>
               </wp:positionH>
               <wp:positionV relativeFrom="page">
-                <wp:posOffset>10034905</wp:posOffset>
+                <wp:posOffset>10039350</wp:posOffset>
               </wp:positionV>
-              <wp:extent cx="178435" cy="222885"/>
-              <wp:effectExtent l="0" t="0" r="0" b="0"/>
+              <wp:extent cx="247650" cy="232410"/>
+              <wp:effectExtent l="0" t="0" r="0" b="15240"/>
               <wp:wrapNone/>
               <wp:docPr id="19" name="Textbox 7"/>
               <wp:cNvGraphicFramePr>
@@ -6283,7 +6540,7 @@
                     <wps:spPr>
                       <a:xfrm>
                         <a:off x="0" y="0"/>
-                        <a:ext cx="178435" cy="222885"/>
+                        <a:ext cx="247650" cy="232410"/>
                       </a:xfrm>
                       <a:prstGeom prst="rect">
                         <a:avLst/>
@@ -6309,7 +6566,7 @@
                       <w:txbxContent>
                         <w:p>
                           <w:pPr>
-                            <w:pStyle w:val="BodyText"/>
+                            <w:pStyle w:val="af2"/>
                             <w:spacing w:before="9" w:after="0"/>
                             <w:ind w:left="60"/>
                             <w:rPr>
@@ -6367,7 +6624,7 @@
                         </w:p>
                       </w:txbxContent>
                     </wps:txbx>
-                    <wps:bodyPr lIns="0" tIns="0" rIns="0" bIns="0" anchor="t">
+                    <wps:bodyPr wrap="square" lIns="0" tIns="0" rIns="0" bIns="0" anchor="t">
                       <a:noAutofit/>
                     </wps:bodyPr>
                   </wps:wsp>
@@ -6384,12 +6641,12 @@
         </mc:Choice>
         <mc:Fallback>
           <w:pict>
-            <v:rect w14:anchorId="479516B2" id="Textbox 7" o:spid="_x0000_s1026" style="position:absolute;left:0;text-align:left;margin-left:312.55pt;margin-top:790.15pt;width:14.05pt;height:17.55pt;z-index:-251658752;visibility:visible;mso-wrap-style:square;mso-width-percent:0;mso-height-percent:0;mso-wrap-distance-left:0;mso-wrap-distance-top:0;mso-wrap-distance-right:0;mso-wrap-distance-bottom:0;mso-position-horizontal:absolute;mso-position-horizontal-relative:page;mso-position-vertical:absolute;mso-position-vertical-relative:page;mso-width-percent:0;mso-height-percent:0;mso-width-relative:page;mso-height-relative:page;v-text-anchor:top" o:gfxdata="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" o:allowincell="f" filled="f" stroked="f" strokeweight="0">
+            <v:rect w14:anchorId="479516B2" id="Textbox 7" o:spid="_x0000_s1026" style="position:absolute;left:0;text-align:left;margin-left:312.75pt;margin-top:790.5pt;width:19.5pt;height:18.3pt;z-index:-251658752;visibility:visible;mso-wrap-style:square;mso-width-percent:0;mso-height-percent:0;mso-wrap-distance-left:0;mso-wrap-distance-top:0;mso-wrap-distance-right:0;mso-wrap-distance-bottom:0;mso-position-horizontal:absolute;mso-position-horizontal-relative:page;mso-position-vertical:absolute;mso-position-vertical-relative:page;mso-width-percent:0;mso-height-percent:0;mso-width-relative:page;mso-height-relative:page;v-text-anchor:top" o:gfxdata="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" o:allowincell="f" filled="f" stroked="f" strokeweight="0">
               <v:textbox inset="0,0,0,0">
                 <w:txbxContent>
                   <w:p>
                     <w:pPr>
-                      <w:pStyle w:val="BodyText"/>
+                      <w:pStyle w:val="af2"/>
                       <w:spacing w:before="9" w:after="0"/>
                       <w:ind w:left="60"/>
                       <w:rPr>
@@ -6498,9 +6755,9 @@
       <w:lvlJc w:val="left"/>
       <w:pPr>
         <w:tabs>
-          <w:tab w:val="num" w:pos="0"/>
-        </w:tabs>
-        <w:ind w:left="1429" w:hanging="360"/>
+          <w:tab w:val="num" w:pos="1694"/>
+        </w:tabs>
+        <w:ind w:left="3123" w:hanging="360"/>
       </w:pPr>
       <w:rPr>
         <w:rFonts w:ascii="Symbol" w:hAnsi="Symbol" w:cs="Symbol" w:hint="default"/>
@@ -6513,9 +6770,9 @@
       <w:lvlJc w:val="left"/>
       <w:pPr>
         <w:tabs>
-          <w:tab w:val="num" w:pos="0"/>
-        </w:tabs>
-        <w:ind w:left="2149" w:hanging="360"/>
+          <w:tab w:val="num" w:pos="1694"/>
+        </w:tabs>
+        <w:ind w:left="3843" w:hanging="360"/>
       </w:pPr>
       <w:rPr>
         <w:rFonts w:ascii="Courier New" w:hAnsi="Courier New" w:cs="Courier New" w:hint="default"/>
@@ -6528,9 +6785,9 @@
       <w:lvlJc w:val="left"/>
       <w:pPr>
         <w:tabs>
-          <w:tab w:val="num" w:pos="0"/>
-        </w:tabs>
-        <w:ind w:left="2869" w:hanging="360"/>
+          <w:tab w:val="num" w:pos="1694"/>
+        </w:tabs>
+        <w:ind w:left="4563" w:hanging="360"/>
       </w:pPr>
       <w:rPr>
         <w:rFonts w:ascii="Wingdings" w:hAnsi="Wingdings" w:cs="Wingdings" w:hint="default"/>
@@ -6543,9 +6800,9 @@
       <w:lvlJc w:val="left"/>
       <w:pPr>
         <w:tabs>
-          <w:tab w:val="num" w:pos="0"/>
-        </w:tabs>
-        <w:ind w:left="3589" w:hanging="360"/>
+          <w:tab w:val="num" w:pos="1694"/>
+        </w:tabs>
+        <w:ind w:left="5283" w:hanging="360"/>
       </w:pPr>
       <w:rPr>
         <w:rFonts w:ascii="Symbol" w:hAnsi="Symbol" w:cs="Symbol" w:hint="default"/>
@@ -6558,9 +6815,9 @@
       <w:lvlJc w:val="left"/>
       <w:pPr>
         <w:tabs>
-          <w:tab w:val="num" w:pos="0"/>
-        </w:tabs>
-        <w:ind w:left="4309" w:hanging="360"/>
+          <w:tab w:val="num" w:pos="1694"/>
+        </w:tabs>
+        <w:ind w:left="6003" w:hanging="360"/>
       </w:pPr>
       <w:rPr>
         <w:rFonts w:ascii="Courier New" w:hAnsi="Courier New" w:cs="Courier New" w:hint="default"/>
@@ -6573,9 +6830,9 @@
       <w:lvlJc w:val="left"/>
       <w:pPr>
         <w:tabs>
-          <w:tab w:val="num" w:pos="0"/>
-        </w:tabs>
-        <w:ind w:left="5029" w:hanging="360"/>
+          <w:tab w:val="num" w:pos="1694"/>
+        </w:tabs>
+        <w:ind w:left="6723" w:hanging="360"/>
       </w:pPr>
       <w:rPr>
         <w:rFonts w:ascii="Wingdings" w:hAnsi="Wingdings" w:cs="Wingdings" w:hint="default"/>
@@ -6588,9 +6845,9 @@
       <w:lvlJc w:val="left"/>
       <w:pPr>
         <w:tabs>
-          <w:tab w:val="num" w:pos="0"/>
-        </w:tabs>
-        <w:ind w:left="5749" w:hanging="360"/>
+          <w:tab w:val="num" w:pos="1694"/>
+        </w:tabs>
+        <w:ind w:left="7443" w:hanging="360"/>
       </w:pPr>
       <w:rPr>
         <w:rFonts w:ascii="Symbol" w:hAnsi="Symbol" w:cs="Symbol" w:hint="default"/>
@@ -6603,9 +6860,9 @@
       <w:lvlJc w:val="left"/>
       <w:pPr>
         <w:tabs>
-          <w:tab w:val="num" w:pos="0"/>
-        </w:tabs>
-        <w:ind w:left="6469" w:hanging="360"/>
+          <w:tab w:val="num" w:pos="1694"/>
+        </w:tabs>
+        <w:ind w:left="8163" w:hanging="360"/>
       </w:pPr>
       <w:rPr>
         <w:rFonts w:ascii="Courier New" w:hAnsi="Courier New" w:cs="Courier New" w:hint="default"/>
@@ -6618,9 +6875,9 @@
       <w:lvlJc w:val="left"/>
       <w:pPr>
         <w:tabs>
-          <w:tab w:val="num" w:pos="0"/>
-        </w:tabs>
-        <w:ind w:left="7189" w:hanging="360"/>
+          <w:tab w:val="num" w:pos="1694"/>
+        </w:tabs>
+        <w:ind w:left="8883" w:hanging="360"/>
       </w:pPr>
       <w:rPr>
         <w:rFonts w:ascii="Wingdings" w:hAnsi="Wingdings" w:cs="Wingdings" w:hint="default"/>
@@ -7390,7 +7647,7 @@
     <w:lsdException w:name="Unresolved Mention" w:semiHidden="1" w:unhideWhenUsed="1"/>
     <w:lsdException w:name="Smart Link" w:semiHidden="1" w:unhideWhenUsed="1"/>
   </w:latentStyles>
-  <w:style w:type="paragraph" w:default="1" w:styleId="Normal">
+  <w:style w:type="paragraph" w:default="1" w:styleId="a">
     <w:name w:val="Normal"/>
     <w:qFormat/>
     <w:rsid w:val="007F30B1"/>
@@ -7398,11 +7655,11 @@
       <w:spacing w:after="160" w:line="259" w:lineRule="auto"/>
     </w:pPr>
   </w:style>
-  <w:style w:type="paragraph" w:styleId="Heading1">
+  <w:style w:type="paragraph" w:styleId="1">
     <w:name w:val="heading 1"/>
-    <w:basedOn w:val="Normal"/>
-    <w:next w:val="Normal"/>
-    <w:link w:val="Heading1Char"/>
+    <w:basedOn w:val="a"/>
+    <w:next w:val="a"/>
+    <w:link w:val="10"/>
     <w:uiPriority w:val="9"/>
     <w:qFormat/>
     <w:rsid w:val="00881661"/>
@@ -7421,11 +7678,11 @@
       <w:szCs w:val="32"/>
     </w:rPr>
   </w:style>
-  <w:style w:type="paragraph" w:styleId="Heading2">
+  <w:style w:type="paragraph" w:styleId="2">
     <w:name w:val="heading 2"/>
-    <w:basedOn w:val="Normal"/>
-    <w:next w:val="Normal"/>
-    <w:link w:val="Heading2Char"/>
+    <w:basedOn w:val="a"/>
+    <w:next w:val="a"/>
+    <w:link w:val="20"/>
     <w:uiPriority w:val="9"/>
     <w:unhideWhenUsed/>
     <w:qFormat/>
@@ -7443,13 +7700,13 @@
       <w:szCs w:val="26"/>
     </w:rPr>
   </w:style>
-  <w:style w:type="character" w:default="1" w:styleId="DefaultParagraphFont">
+  <w:style w:type="character" w:default="1" w:styleId="a0">
     <w:name w:val="Default Paragraph Font"/>
     <w:uiPriority w:val="1"/>
     <w:semiHidden/>
     <w:unhideWhenUsed/>
   </w:style>
-  <w:style w:type="table" w:default="1" w:styleId="TableNormal">
+  <w:style w:type="table" w:default="1" w:styleId="a1">
     <w:name w:val="Normal Table"/>
     <w:uiPriority w:val="99"/>
     <w:semiHidden/>
@@ -7464,15 +7721,15 @@
       </w:tblCellMar>
     </w:tblPr>
   </w:style>
-  <w:style w:type="numbering" w:default="1" w:styleId="NoList">
+  <w:style w:type="numbering" w:default="1" w:styleId="a2">
     <w:name w:val="No List"/>
     <w:uiPriority w:val="99"/>
     <w:semiHidden/>
     <w:unhideWhenUsed/>
   </w:style>
-  <w:style w:type="character" w:styleId="Hyperlink">
+  <w:style w:type="character" w:styleId="a3">
     <w:name w:val="Hyperlink"/>
-    <w:basedOn w:val="DefaultParagraphFont"/>
+    <w:basedOn w:val="a0"/>
     <w:uiPriority w:val="99"/>
     <w:unhideWhenUsed/>
     <w:rsid w:val="00C54BD8"/>
@@ -7481,25 +7738,25 @@
       <w:u w:val="single"/>
     </w:rPr>
   </w:style>
-  <w:style w:type="character" w:customStyle="1" w:styleId="HeaderChar">
-    <w:name w:val="Header Char"/>
-    <w:basedOn w:val="DefaultParagraphFont"/>
-    <w:link w:val="Header"/>
+  <w:style w:type="character" w:customStyle="1" w:styleId="a4">
+    <w:name w:val="Верхний колонтитул Знак"/>
+    <w:basedOn w:val="a0"/>
+    <w:link w:val="a5"/>
     <w:uiPriority w:val="99"/>
     <w:qFormat/>
     <w:rsid w:val="00706303"/>
   </w:style>
-  <w:style w:type="character" w:customStyle="1" w:styleId="FooterChar">
-    <w:name w:val="Footer Char"/>
-    <w:basedOn w:val="DefaultParagraphFont"/>
-    <w:link w:val="Footer"/>
+  <w:style w:type="character" w:customStyle="1" w:styleId="a6">
+    <w:name w:val="Нижний колонтитул Знак"/>
+    <w:basedOn w:val="a0"/>
+    <w:link w:val="a7"/>
     <w:uiPriority w:val="99"/>
     <w:qFormat/>
     <w:rsid w:val="00706303"/>
   </w:style>
-  <w:style w:type="character" w:styleId="Strong">
+  <w:style w:type="character" w:styleId="a8">
     <w:name w:val="Strong"/>
-    <w:basedOn w:val="DefaultParagraphFont"/>
+    <w:basedOn w:val="a0"/>
     <w:uiPriority w:val="22"/>
     <w:qFormat/>
     <w:rsid w:val="00C33A61"/>
@@ -7508,10 +7765,10 @@
       <w:bCs/>
     </w:rPr>
   </w:style>
-  <w:style w:type="character" w:customStyle="1" w:styleId="TitleChar">
-    <w:name w:val="Title Char"/>
-    <w:basedOn w:val="DefaultParagraphFont"/>
-    <w:link w:val="Title"/>
+  <w:style w:type="character" w:customStyle="1" w:styleId="a9">
+    <w:name w:val="Заголовок Знак"/>
+    <w:basedOn w:val="a0"/>
+    <w:link w:val="aa"/>
     <w:uiPriority w:val="10"/>
     <w:qFormat/>
     <w:rsid w:val="00860128"/>
@@ -7523,10 +7780,10 @@
       <w:szCs w:val="56"/>
     </w:rPr>
   </w:style>
-  <w:style w:type="character" w:customStyle="1" w:styleId="Heading1Char">
-    <w:name w:val="Heading 1 Char"/>
-    <w:basedOn w:val="DefaultParagraphFont"/>
-    <w:link w:val="Heading1"/>
+  <w:style w:type="character" w:customStyle="1" w:styleId="10">
+    <w:name w:val="Заголовок 1 Знак"/>
+    <w:basedOn w:val="a0"/>
+    <w:link w:val="1"/>
     <w:uiPriority w:val="9"/>
     <w:qFormat/>
     <w:rsid w:val="00881661"/>
@@ -7537,9 +7794,9 @@
       <w:szCs w:val="32"/>
     </w:rPr>
   </w:style>
-  <w:style w:type="character" w:styleId="FollowedHyperlink">
+  <w:style w:type="character" w:styleId="ab">
     <w:name w:val="FollowedHyperlink"/>
-    <w:basedOn w:val="DefaultParagraphFont"/>
+    <w:basedOn w:val="a0"/>
     <w:uiPriority w:val="99"/>
     <w:semiHidden/>
     <w:unhideWhenUsed/>
@@ -7549,9 +7806,9 @@
       <w:u w:val="single"/>
     </w:rPr>
   </w:style>
-  <w:style w:type="character" w:customStyle="1" w:styleId="1">
+  <w:style w:type="character" w:customStyle="1" w:styleId="11">
     <w:name w:val="Неразрешенное упоминание1"/>
-    <w:basedOn w:val="DefaultParagraphFont"/>
+    <w:basedOn w:val="a0"/>
     <w:uiPriority w:val="99"/>
     <w:semiHidden/>
     <w:unhideWhenUsed/>
@@ -7562,10 +7819,10 @@
       <w:shd w:val="clear" w:color="auto" w:fill="E1DFDD"/>
     </w:rPr>
   </w:style>
-  <w:style w:type="character" w:customStyle="1" w:styleId="Heading2Char">
-    <w:name w:val="Heading 2 Char"/>
-    <w:basedOn w:val="DefaultParagraphFont"/>
-    <w:link w:val="Heading2"/>
+  <w:style w:type="character" w:customStyle="1" w:styleId="20">
+    <w:name w:val="Заголовок 2 Знак"/>
+    <w:basedOn w:val="a0"/>
+    <w:link w:val="2"/>
     <w:uiPriority w:val="9"/>
     <w:qFormat/>
     <w:rsid w:val="008251F7"/>
@@ -7576,10 +7833,10 @@
       <w:szCs w:val="26"/>
     </w:rPr>
   </w:style>
-  <w:style w:type="character" w:customStyle="1" w:styleId="BalloonTextChar">
-    <w:name w:val="Balloon Text Char"/>
-    <w:basedOn w:val="DefaultParagraphFont"/>
-    <w:link w:val="BalloonText"/>
+  <w:style w:type="character" w:customStyle="1" w:styleId="ac">
+    <w:name w:val="Текст выноски Знак"/>
+    <w:basedOn w:val="a0"/>
+    <w:link w:val="ad"/>
     <w:uiPriority w:val="99"/>
     <w:semiHidden/>
     <w:qFormat/>
@@ -7605,10 +7862,10 @@
     <w:name w:val="Numbering Symbols"/>
     <w:qFormat/>
   </w:style>
-  <w:style w:type="character" w:customStyle="1" w:styleId="a">
+  <w:style w:type="character" w:customStyle="1" w:styleId="ae">
     <w:name w:val="Гост Заголовок Знак"/>
-    <w:basedOn w:val="DefaultParagraphFont"/>
-    <w:link w:val="a0"/>
+    <w:basedOn w:val="a0"/>
+    <w:link w:val="af"/>
     <w:qFormat/>
     <w:rsid w:val="00AC54FD"/>
     <w:rPr>
@@ -7619,10 +7876,10 @@
       <w:szCs w:val="32"/>
     </w:rPr>
   </w:style>
-  <w:style w:type="character" w:customStyle="1" w:styleId="a1">
+  <w:style w:type="character" w:customStyle="1" w:styleId="af0">
     <w:name w:val="ГОСТ Обычный текст Знак"/>
-    <w:basedOn w:val="DefaultParagraphFont"/>
-    <w:link w:val="a2"/>
+    <w:basedOn w:val="a0"/>
+    <w:link w:val="af1"/>
     <w:qFormat/>
     <w:rsid w:val="00AC54FD"/>
     <w:rPr>
@@ -7633,8 +7890,8 @@
   </w:style>
   <w:style w:type="paragraph" w:customStyle="1" w:styleId="Heading">
     <w:name w:val="Heading"/>
-    <w:basedOn w:val="Normal"/>
-    <w:next w:val="BodyText"/>
+    <w:basedOn w:val="a"/>
+    <w:next w:val="af2"/>
     <w:qFormat/>
     <w:pPr>
       <w:keepNext/>
@@ -7646,24 +7903,24 @@
       <w:szCs w:val="28"/>
     </w:rPr>
   </w:style>
-  <w:style w:type="paragraph" w:styleId="BodyText">
+  <w:style w:type="paragraph" w:styleId="af2">
     <w:name w:val="Body Text"/>
-    <w:basedOn w:val="Normal"/>
+    <w:basedOn w:val="a"/>
     <w:pPr>
       <w:spacing w:after="140" w:line="276" w:lineRule="auto"/>
     </w:pPr>
   </w:style>
-  <w:style w:type="paragraph" w:styleId="List">
+  <w:style w:type="paragraph" w:styleId="af3">
     <w:name w:val="List"/>
-    <w:basedOn w:val="BodyText"/>
+    <w:basedOn w:val="af2"/>
     <w:rPr>
       <w:rFonts w:cs="Lucida Sans"/>
     </w:rPr>
   </w:style>
-  <w:style w:type="paragraph" w:styleId="Caption">
+  <w:style w:type="paragraph" w:styleId="af4">
     <w:name w:val="caption"/>
-    <w:basedOn w:val="Normal"/>
-    <w:next w:val="Normal"/>
+    <w:basedOn w:val="a"/>
+    <w:next w:val="a"/>
     <w:uiPriority w:val="35"/>
     <w:unhideWhenUsed/>
     <w:qFormat/>
@@ -7681,7 +7938,7 @@
   </w:style>
   <w:style w:type="paragraph" w:customStyle="1" w:styleId="Index">
     <w:name w:val="Index"/>
-    <w:basedOn w:val="Normal"/>
+    <w:basedOn w:val="a"/>
     <w:qFormat/>
     <w:pPr>
       <w:suppressLineNumbers/>
@@ -7692,13 +7949,13 @@
   </w:style>
   <w:style w:type="paragraph" w:customStyle="1" w:styleId="HeaderandFooter">
     <w:name w:val="Header and Footer"/>
-    <w:basedOn w:val="Normal"/>
+    <w:basedOn w:val="a"/>
     <w:qFormat/>
   </w:style>
-  <w:style w:type="paragraph" w:styleId="Header">
+  <w:style w:type="paragraph" w:styleId="a5">
     <w:name w:val="header"/>
-    <w:basedOn w:val="Normal"/>
-    <w:link w:val="HeaderChar"/>
+    <w:basedOn w:val="a"/>
+    <w:link w:val="a4"/>
     <w:uiPriority w:val="99"/>
     <w:unhideWhenUsed/>
     <w:rsid w:val="00706303"/>
@@ -7710,10 +7967,10 @@
       <w:spacing w:after="0" w:line="240" w:lineRule="auto"/>
     </w:pPr>
   </w:style>
-  <w:style w:type="paragraph" w:styleId="Footer">
+  <w:style w:type="paragraph" w:styleId="a7">
     <w:name w:val="footer"/>
-    <w:basedOn w:val="Normal"/>
-    <w:link w:val="FooterChar"/>
+    <w:basedOn w:val="a"/>
+    <w:link w:val="a6"/>
     <w:uiPriority w:val="99"/>
     <w:unhideWhenUsed/>
     <w:rsid w:val="00706303"/>
@@ -7725,9 +7982,9 @@
       <w:spacing w:after="0" w:line="240" w:lineRule="auto"/>
     </w:pPr>
   </w:style>
-  <w:style w:type="paragraph" w:styleId="ListParagraph">
+  <w:style w:type="paragraph" w:styleId="af5">
     <w:name w:val="List Paragraph"/>
-    <w:basedOn w:val="Normal"/>
+    <w:basedOn w:val="a"/>
     <w:uiPriority w:val="34"/>
     <w:qFormat/>
     <w:rsid w:val="0056259A"/>
@@ -7736,9 +7993,9 @@
       <w:contextualSpacing/>
     </w:pPr>
   </w:style>
-  <w:style w:type="paragraph" w:styleId="NormalWeb">
+  <w:style w:type="paragraph" w:styleId="af6">
     <w:name w:val="Normal (Web)"/>
-    <w:basedOn w:val="Normal"/>
+    <w:basedOn w:val="a"/>
     <w:uiPriority w:val="99"/>
     <w:semiHidden/>
     <w:unhideWhenUsed/>
@@ -7754,17 +8011,17 @@
       <w:lang w:eastAsia="ru-RU"/>
     </w:rPr>
   </w:style>
-  <w:style w:type="paragraph" w:styleId="NoSpacing">
+  <w:style w:type="paragraph" w:styleId="af7">
     <w:name w:val="No Spacing"/>
     <w:uiPriority w:val="1"/>
     <w:qFormat/>
     <w:rsid w:val="00860128"/>
   </w:style>
-  <w:style w:type="paragraph" w:styleId="Title">
+  <w:style w:type="paragraph" w:styleId="aa">
     <w:name w:val="Title"/>
-    <w:basedOn w:val="Normal"/>
-    <w:next w:val="Normal"/>
-    <w:link w:val="TitleChar"/>
+    <w:basedOn w:val="a"/>
+    <w:next w:val="a"/>
+    <w:link w:val="a9"/>
     <w:uiPriority w:val="10"/>
     <w:qFormat/>
     <w:rsid w:val="00860128"/>
@@ -7780,14 +8037,14 @@
       <w:szCs w:val="56"/>
     </w:rPr>
   </w:style>
-  <w:style w:type="paragraph" w:styleId="IndexHeading">
+  <w:style w:type="paragraph" w:styleId="af8">
     <w:name w:val="index heading"/>
     <w:basedOn w:val="Heading"/>
   </w:style>
-  <w:style w:type="paragraph" w:styleId="TOCHeading">
+  <w:style w:type="paragraph" w:styleId="af9">
     <w:name w:val="TOC Heading"/>
-    <w:basedOn w:val="Heading1"/>
-    <w:next w:val="Normal"/>
+    <w:basedOn w:val="1"/>
+    <w:next w:val="a"/>
     <w:uiPriority w:val="39"/>
     <w:unhideWhenUsed/>
     <w:qFormat/>
@@ -7799,37 +8056,33 @@
       <w:lang w:eastAsia="ru-RU"/>
     </w:rPr>
   </w:style>
-  <w:style w:type="paragraph" w:styleId="TOC1">
+  <w:style w:type="paragraph" w:styleId="12">
     <w:name w:val="toc 1"/>
-    <w:basedOn w:val="a2"/>
-    <w:next w:val="Normal"/>
+    <w:basedOn w:val="af1"/>
+    <w:next w:val="a"/>
     <w:autoRedefine/>
     <w:uiPriority w:val="39"/>
     <w:unhideWhenUsed/>
-    <w:rsid w:val="007746F7"/>
+    <w:rsid w:val="00AC020C"/>
     <w:pPr>
       <w:tabs>
         <w:tab w:val="right" w:leader="dot" w:pos="9448"/>
       </w:tabs>
-      <w:spacing w:after="100"/>
-      <w:ind w:right="190" w:firstLine="0"/>
+      <w:ind w:firstLine="0"/>
     </w:pPr>
   </w:style>
-  <w:style w:type="paragraph" w:styleId="TOC2">
+  <w:style w:type="paragraph" w:styleId="21">
     <w:name w:val="toc 2"/>
-    <w:basedOn w:val="a2"/>
-    <w:next w:val="Normal"/>
+    <w:basedOn w:val="af1"/>
+    <w:next w:val="a"/>
     <w:autoRedefine/>
     <w:uiPriority w:val="39"/>
     <w:unhideWhenUsed/>
-    <w:rsid w:val="00101A13"/>
-    <w:pPr>
-      <w:spacing w:after="100"/>
-    </w:pPr>
+    <w:rsid w:val="004E0ADA"/>
   </w:style>
   <w:style w:type="paragraph" w:customStyle="1" w:styleId="paragraph">
     <w:name w:val="paragraph"/>
-    <w:basedOn w:val="Normal"/>
+    <w:basedOn w:val="a"/>
     <w:qFormat/>
     <w:rsid w:val="00AC51A2"/>
     <w:pPr>
@@ -7860,10 +8113,10 @@
       <w:lang w:eastAsia="ru-RU"/>
     </w:rPr>
   </w:style>
-  <w:style w:type="paragraph" w:styleId="BalloonText">
+  <w:style w:type="paragraph" w:styleId="ad">
     <w:name w:val="Balloon Text"/>
-    <w:basedOn w:val="Normal"/>
-    <w:link w:val="BalloonTextChar"/>
+    <w:basedOn w:val="a"/>
+    <w:link w:val="ac"/>
     <w:uiPriority w:val="99"/>
     <w:semiHidden/>
     <w:unhideWhenUsed/>
@@ -7880,14 +8133,14 @@
   </w:style>
   <w:style w:type="paragraph" w:customStyle="1" w:styleId="Figure">
     <w:name w:val="Figure"/>
-    <w:basedOn w:val="Caption"/>
+    <w:basedOn w:val="af4"/>
     <w:qFormat/>
   </w:style>
-  <w:style w:type="paragraph" w:customStyle="1" w:styleId="a0">
+  <w:style w:type="paragraph" w:customStyle="1" w:styleId="af">
     <w:name w:val="Гост Заголовок"/>
-    <w:basedOn w:val="Heading1"/>
-    <w:next w:val="Heading1"/>
-    <w:link w:val="a"/>
+    <w:basedOn w:val="1"/>
+    <w:next w:val="1"/>
+    <w:link w:val="ae"/>
     <w:qFormat/>
     <w:rsid w:val="00AC54FD"/>
     <w:pPr>
@@ -7899,10 +8152,10 @@
       <w:bCs/>
     </w:rPr>
   </w:style>
-  <w:style w:type="paragraph" w:customStyle="1" w:styleId="2">
+  <w:style w:type="paragraph" w:customStyle="1" w:styleId="22">
     <w:name w:val="Гост Заголовок 2"/>
-    <w:basedOn w:val="Normal"/>
-    <w:next w:val="Normal"/>
+    <w:basedOn w:val="a"/>
+    <w:next w:val="a"/>
     <w:uiPriority w:val="9"/>
     <w:unhideWhenUsed/>
     <w:qFormat/>
@@ -7920,10 +8173,10 @@
       <w:szCs w:val="26"/>
     </w:rPr>
   </w:style>
-  <w:style w:type="paragraph" w:customStyle="1" w:styleId="a2">
+  <w:style w:type="paragraph" w:customStyle="1" w:styleId="af1">
     <w:name w:val="ГОСТ Обычный текст"/>
-    <w:basedOn w:val="Normal"/>
-    <w:link w:val="a1"/>
+    <w:basedOn w:val="a"/>
+    <w:link w:val="af0"/>
     <w:qFormat/>
     <w:rsid w:val="00AC54FD"/>
     <w:pPr>
@@ -7940,12 +8193,12 @@
   </w:style>
   <w:style w:type="paragraph" w:customStyle="1" w:styleId="FrameContents">
     <w:name w:val="Frame Contents"/>
-    <w:basedOn w:val="Normal"/>
+    <w:basedOn w:val="a"/>
     <w:qFormat/>
   </w:style>
-  <w:style w:type="table" w:styleId="TableGrid">
+  <w:style w:type="table" w:styleId="afa">
     <w:name w:val="Table Grid"/>
-    <w:basedOn w:val="TableNormal"/>
+    <w:basedOn w:val="a1"/>
     <w:uiPriority w:val="39"/>
     <w:rsid w:val="00E13F9F"/>
     <w:tblPr>

--- a/отчеты 3-5/Интегрирование ассетов в движок.docx
+++ b/отчеты 3-5/Интегрирование ассетов в движок.docx
@@ -767,8 +767,8 @@
       </w:pPr>
     </w:p>
     <w:bookmarkStart w:id="1" w:name="_Hlk196259071" w:displacedByCustomXml="next"/>
-    <w:bookmarkStart w:id="2" w:name="_Toc193221076" w:displacedByCustomXml="next"/>
-    <w:bookmarkStart w:id="3" w:name="_Toc196256196" w:displacedByCustomXml="next"/>
+    <w:bookmarkStart w:id="2" w:name="_Toc196256196" w:displacedByCustomXml="next"/>
+    <w:bookmarkStart w:id="3" w:name="_Toc193221076" w:displacedByCustomXml="next"/>
     <w:sdt>
       <w:sdtPr>
         <w:rPr>
@@ -1340,9 +1340,9 @@
       <w:pPr>
         <w:pStyle w:val="af1"/>
         <w:tabs>
+          <w:tab w:val="left" w:pos="993"/>
           <w:tab w:val="left" w:pos="9270"/>
         </w:tabs>
-        <w:ind w:left="1134" w:hanging="425"/>
       </w:pPr>
       <w:r>
         <w:t xml:space="preserve">1. изменить размерность созданной фигуры; </w:t>
@@ -1352,9 +1352,9 @@
       <w:pPr>
         <w:pStyle w:val="af1"/>
         <w:tabs>
+          <w:tab w:val="left" w:pos="993"/>
           <w:tab w:val="left" w:pos="9270"/>
         </w:tabs>
-        <w:ind w:left="1134" w:hanging="425"/>
       </w:pPr>
       <w:r>
         <w:t xml:space="preserve">2. внедрить выбранный </w:t>
@@ -1372,9 +1372,9 @@
       <w:pPr>
         <w:pStyle w:val="af1"/>
         <w:tabs>
+          <w:tab w:val="left" w:pos="993"/>
           <w:tab w:val="left" w:pos="9270"/>
         </w:tabs>
-        <w:ind w:left="1134" w:hanging="425"/>
       </w:pPr>
       <w:r>
         <w:t xml:space="preserve">3. добавить ещё один объект; </w:t>
@@ -1384,9 +1384,9 @@
       <w:pPr>
         <w:pStyle w:val="af1"/>
         <w:tabs>
+          <w:tab w:val="left" w:pos="993"/>
           <w:tab w:val="left" w:pos="9270"/>
         </w:tabs>
-        <w:ind w:left="1134" w:hanging="425"/>
       </w:pPr>
       <w:r>
         <w:t xml:space="preserve">4. задать коллизию для объектов; </w:t>
@@ -1396,9 +1396,9 @@
       <w:pPr>
         <w:pStyle w:val="af1"/>
         <w:tabs>
+          <w:tab w:val="left" w:pos="993"/>
           <w:tab w:val="left" w:pos="9270"/>
         </w:tabs>
-        <w:ind w:left="1134" w:hanging="425"/>
       </w:pPr>
       <w:r>
         <w:t>5. оформить документ, который включает:</w:t>
@@ -1415,7 +1415,7 @@
           <w:tab w:val="num" w:pos="284"/>
           <w:tab w:val="left" w:pos="9270"/>
         </w:tabs>
-        <w:ind w:left="1842" w:hanging="425"/>
+        <w:ind w:left="709" w:firstLine="708"/>
       </w:pPr>
       <w:r>
         <w:t xml:space="preserve">титульный лист; </w:t>
@@ -1432,7 +1432,7 @@
           <w:tab w:val="num" w:pos="284"/>
           <w:tab w:val="left" w:pos="9270"/>
         </w:tabs>
-        <w:ind w:left="1842" w:hanging="425"/>
+        <w:ind w:left="709" w:firstLine="708"/>
       </w:pPr>
       <w:r>
         <w:t xml:space="preserve">оглавление; </w:t>
@@ -1449,7 +1449,7 @@
           <w:tab w:val="num" w:pos="284"/>
           <w:tab w:val="left" w:pos="9270"/>
         </w:tabs>
-        <w:ind w:left="1842" w:hanging="425"/>
+        <w:ind w:left="709" w:firstLine="708"/>
       </w:pPr>
       <w:r>
         <w:t xml:space="preserve">цель работы; </w:t>
@@ -1466,7 +1466,7 @@
           <w:tab w:val="num" w:pos="284"/>
           <w:tab w:val="left" w:pos="9270"/>
         </w:tabs>
-        <w:ind w:left="1842" w:hanging="425"/>
+        <w:ind w:left="709" w:firstLine="708"/>
       </w:pPr>
       <w:r>
         <w:t xml:space="preserve">задание; </w:t>
@@ -1483,7 +1483,7 @@
           <w:tab w:val="num" w:pos="284"/>
           <w:tab w:val="left" w:pos="9270"/>
         </w:tabs>
-        <w:ind w:left="1842" w:hanging="425"/>
+        <w:ind w:left="709" w:firstLine="708"/>
       </w:pPr>
       <w:r>
         <w:t xml:space="preserve">основная часть (теоретическая часть, ход выполнения (с описанием каждой стадии); </w:t>
@@ -1500,7 +1500,7 @@
           <w:tab w:val="num" w:pos="284"/>
           <w:tab w:val="left" w:pos="9270"/>
         </w:tabs>
-        <w:ind w:left="1842" w:hanging="425"/>
+        <w:ind w:left="709" w:firstLine="708"/>
       </w:pPr>
       <w:r>
         <w:t xml:space="preserve">выводы; </w:t>
@@ -1517,7 +1517,7 @@
           <w:tab w:val="num" w:pos="284"/>
           <w:tab w:val="left" w:pos="9270"/>
         </w:tabs>
-        <w:ind w:left="1842" w:hanging="425"/>
+        <w:ind w:left="709" w:firstLine="708"/>
       </w:pPr>
       <w:r>
         <w:t>список источников.</w:t>
@@ -1785,9 +1785,9 @@
         </w:numPr>
         <w:tabs>
           <w:tab w:val="clear" w:pos="0"/>
-          <w:tab w:val="num" w:pos="284"/>
-        </w:tabs>
-        <w:ind w:left="1134" w:hanging="425"/>
+          <w:tab w:val="num" w:pos="993"/>
+        </w:tabs>
+        <w:ind w:left="0" w:firstLine="709"/>
       </w:pPr>
       <w:r>
         <w:rPr>
@@ -1796,7 +1796,7 @@
         <w:t>открыть</w:t>
       </w:r>
       <w:r>
-        <w:tab/>
+        <w:t xml:space="preserve"> </w:t>
       </w:r>
       <w:r>
         <w:rPr>
@@ -1816,7 +1816,19 @@
         <w:rPr>
           <w:rStyle w:val="af0"/>
         </w:rPr>
-        <w:t xml:space="preserve"> (к примеру: https://assetstore.unity.com/packages/3d/vegetation/trees/free-trees-103208);</w:t>
+        <w:t xml:space="preserve"> (к </w:t>
+      </w:r>
+      <w:r>
+        <w:rPr>
+          <w:rStyle w:val="af0"/>
+        </w:rPr>
+        <w:t>примеру: https://assetstore.unity.com/packages/3d/vegetation/trees/free-trees-103208</w:t>
+      </w:r>
+      <w:r>
+        <w:rPr>
+          <w:rStyle w:val="af0"/>
+        </w:rPr>
+        <w:t>);</w:t>
       </w:r>
     </w:p>
     <w:p>
@@ -1926,9 +1938,9 @@
         </w:numPr>
         <w:tabs>
           <w:tab w:val="clear" w:pos="0"/>
-          <w:tab w:val="num" w:pos="142"/>
-        </w:tabs>
-        <w:ind w:left="1134" w:hanging="425"/>
+          <w:tab w:val="num" w:pos="993"/>
+        </w:tabs>
+        <w:ind w:left="0" w:firstLine="709"/>
       </w:pPr>
       <w:r>
         <w:t>нажать</w:t>
@@ -2023,6 +2035,11 @@
           <w:ilvl w:val="0"/>
           <w:numId w:val="3"/>
         </w:numPr>
+        <w:tabs>
+          <w:tab w:val="clear" w:pos="0"/>
+          <w:tab w:val="num" w:pos="993"/>
+        </w:tabs>
+        <w:ind w:left="0" w:firstLine="708"/>
       </w:pPr>
       <w:r>
         <w:t>на</w:t>
@@ -2138,9 +2155,9 @@
           <w:noProof/>
         </w:rPr>
         <w:drawing>
-          <wp:inline distT="0" distB="0" distL="0" distR="0" wp14:anchorId="05CAB361" wp14:editId="225391A4">
-            <wp:extent cx="4905375" cy="2647264"/>
-            <wp:effectExtent l="0" t="0" r="0" b="1270"/>
+          <wp:inline distT="0" distB="0" distL="0" distR="0" wp14:anchorId="05CAB361" wp14:editId="7F2383D4">
+            <wp:extent cx="5201014" cy="2806811"/>
+            <wp:effectExtent l="0" t="0" r="0" b="0"/>
             <wp:docPr id="4" name="Image 4"/>
             <wp:cNvGraphicFramePr>
               <a:graphicFrameLocks xmlns:a="http://schemas.openxmlformats.org/drawingml/2006/main" noChangeAspect="1"/>
@@ -2169,7 +2186,7 @@
                   <pic:spPr bwMode="auto">
                     <a:xfrm>
                       <a:off x="0" y="0"/>
-                      <a:ext cx="4943841" cy="2668023"/>
+                      <a:ext cx="5246831" cy="2831537"/>
                     </a:xfrm>
                     <a:prstGeom prst="rect">
                       <a:avLst/>
@@ -2266,8 +2283,9 @@
         </w:numPr>
         <w:tabs>
           <w:tab w:val="clear" w:pos="0"/>
-        </w:tabs>
-        <w:ind w:left="1134" w:hanging="425"/>
+          <w:tab w:val="left" w:pos="993"/>
+        </w:tabs>
+        <w:ind w:left="0" w:firstLine="709"/>
       </w:pPr>
       <w:r>
         <w:lastRenderedPageBreak/>
@@ -2405,9 +2423,10 @@
         </w:numPr>
         <w:tabs>
           <w:tab w:val="clear" w:pos="0"/>
+          <w:tab w:val="left" w:pos="993"/>
           <w:tab w:val="left" w:pos="9540"/>
         </w:tabs>
-        <w:ind w:left="1134" w:hanging="425"/>
+        <w:ind w:left="0" w:firstLine="709"/>
       </w:pPr>
       <w:r>
         <w:t>нажать</w:t>
@@ -6129,8 +6148,12 @@
           <w:ilvl w:val="0"/>
           <w:numId w:val="1"/>
         </w:numPr>
+        <w:tabs>
+          <w:tab w:val="clear" w:pos="720"/>
+          <w:tab w:val="num" w:pos="993"/>
+        </w:tabs>
         <w:spacing w:after="0" w:line="360" w:lineRule="auto"/>
-        <w:ind w:left="1134" w:hanging="425"/>
+        <w:ind w:left="0" w:firstLine="709"/>
         <w:jc w:val="both"/>
       </w:pPr>
       <w:proofErr w:type="spellStart"/>
@@ -6257,8 +6280,12 @@
           <w:ilvl w:val="0"/>
           <w:numId w:val="1"/>
         </w:numPr>
+        <w:tabs>
+          <w:tab w:val="clear" w:pos="720"/>
+          <w:tab w:val="num" w:pos="993"/>
+        </w:tabs>
         <w:spacing w:after="0" w:line="360" w:lineRule="auto"/>
-        <w:ind w:left="1134" w:hanging="425"/>
+        <w:ind w:left="0" w:firstLine="709"/>
         <w:jc w:val="both"/>
       </w:pPr>
       <w:r>
